--- a/Tugas_Minggu_4_Workshop_Desain_REST_API_Kelompok_3.docx
+++ b/Tugas_Minggu_4_Workshop_Desain_REST_API_Kelompok_3.docx
@@ -213,7 +213,7 @@
           <w:color w:val="1E3A8A"/>
           <w:sz w:val="22"/>
         </w:rPr>
-        <w:t>20.1 Aktivitas 1 – Pemodelan Resource (15 menit)</w:t>
+        <w:t>20.1 Aktivitas 1 – Pemodelan Resource (Koreksi &amp; Sinkronisasi Total)</w:t>
       </w:r>
     </w:p>
     <w:tbl>
@@ -223,16 +223,17 @@
         <w:tblLook w:firstColumn="1" w:firstRow="1" w:lastColumn="0" w:lastRow="0" w:noHBand="0" w:noVBand="1" w:val="04A0"/>
       </w:tblPr>
       <w:tblGrid>
-        <w:gridCol w:w="2102"/>
-        <w:gridCol w:w="2102"/>
-        <w:gridCol w:w="2102"/>
-        <w:gridCol w:w="2102"/>
-        <w:gridCol w:w="2102"/>
+        <w:gridCol w:w="1752"/>
+        <w:gridCol w:w="1752"/>
+        <w:gridCol w:w="1752"/>
+        <w:gridCol w:w="1752"/>
+        <w:gridCol w:w="1752"/>
+        <w:gridCol w:w="1752"/>
       </w:tblGrid>
       <w:tr>
         <w:tc>
           <w:tcPr>
-            <w:tcW w:type="dxa" w:w="2102"/>
+            <w:tcW w:type="dxa" w:w="1752"/>
             <w:shd w:fill="1E3A8A"/>
           </w:tcPr>
           <w:p>
@@ -243,7 +244,7 @@
               <w:rPr>
                 <w:b/>
                 <w:color w:val="FFFFFF"/>
-                <w:sz w:val="15"/>
+                <w:sz w:val="14"/>
               </w:rPr>
               <w:t>No</w:t>
             </w:r>
@@ -251,7 +252,7 @@
         </w:tc>
         <w:tc>
           <w:tcPr>
-            <w:tcW w:type="dxa" w:w="2102"/>
+            <w:tcW w:type="dxa" w:w="1752"/>
             <w:shd w:fill="1E3A8A"/>
           </w:tcPr>
           <w:p>
@@ -262,15 +263,15 @@
               <w:rPr>
                 <w:b/>
                 <w:color w:val="FFFFFF"/>
-                <w:sz w:val="15"/>
-              </w:rPr>
-              <w:t>Resource (Jamak)</w:t>
-            </w:r>
-          </w:p>
-        </w:tc>
-        <w:tc>
-          <w:tcPr>
-            <w:tcW w:type="dxa" w:w="2102"/>
+                <w:sz w:val="14"/>
+              </w:rPr>
+              <w:t>Resource URI</w:t>
+            </w:r>
+          </w:p>
+        </w:tc>
+        <w:tc>
+          <w:tcPr>
+            <w:tcW w:type="dxa" w:w="1752"/>
             <w:shd w:fill="1E3A8A"/>
           </w:tcPr>
           <w:p>
@@ -281,15 +282,15 @@
               <w:rPr>
                 <w:b/>
                 <w:color w:val="FFFFFF"/>
-                <w:sz w:val="15"/>
-              </w:rPr>
-              <w:t>Atribut Utama</w:t>
-            </w:r>
-          </w:p>
-        </w:tc>
-        <w:tc>
-          <w:tcPr>
-            <w:tcW w:type="dxa" w:w="2102"/>
+                <w:sz w:val="14"/>
+              </w:rPr>
+              <w:t>Tabel DB</w:t>
+            </w:r>
+          </w:p>
+        </w:tc>
+        <w:tc>
+          <w:tcPr>
+            <w:tcW w:type="dxa" w:w="1752"/>
             <w:shd w:fill="1E3A8A"/>
           </w:tcPr>
           <w:p>
@@ -300,15 +301,15 @@
               <w:rPr>
                 <w:b/>
                 <w:color w:val="FFFFFF"/>
-                <w:sz w:val="15"/>
-              </w:rPr>
-              <w:t>Relasi Antar Entitas</w:t>
-            </w:r>
-          </w:p>
-        </w:tc>
-        <w:tc>
-          <w:tcPr>
-            <w:tcW w:type="dxa" w:w="2102"/>
+                <w:sz w:val="14"/>
+              </w:rPr>
+              <w:t>Atribut Utama</w:t>
+            </w:r>
+          </w:p>
+        </w:tc>
+        <w:tc>
+          <w:tcPr>
+            <w:tcW w:type="dxa" w:w="1752"/>
             <w:shd w:fill="1E3A8A"/>
           </w:tcPr>
           <w:p>
@@ -319,7 +320,26 @@
               <w:rPr>
                 <w:b/>
                 <w:color w:val="FFFFFF"/>
-                <w:sz w:val="15"/>
+                <w:sz w:val="14"/>
+              </w:rPr>
+              <w:t>Relasi Antar Entitas</w:t>
+            </w:r>
+          </w:p>
+        </w:tc>
+        <w:tc>
+          <w:tcPr>
+            <w:tcW w:type="dxa" w:w="1752"/>
+            <w:shd w:fill="1E3A8A"/>
+          </w:tcPr>
+          <w:p>
+            <w:pPr>
+              <w:spacing w:after="20" w:before="20"/>
+            </w:pPr>
+            <w:r>
+              <w:rPr>
+                <w:b/>
+                <w:color w:val="FFFFFF"/>
+                <w:sz w:val="14"/>
               </w:rPr>
               <w:t>Jenis Resource</w:t>
             </w:r>
@@ -329,7 +349,7 @@
       <w:tr>
         <w:tc>
           <w:tcPr>
-            <w:tcW w:type="dxa" w:w="2102"/>
+            <w:tcW w:type="dxa" w:w="1752"/>
             <w:shd w:fill="FFFFFF"/>
           </w:tcPr>
           <w:p>
@@ -338,7 +358,7 @@
             </w:pPr>
             <w:r>
               <w:rPr>
-                <w:sz w:val="15"/>
+                <w:sz w:val="14"/>
               </w:rPr>
               <w:t>1</w:t>
             </w:r>
@@ -346,7 +366,7 @@
         </w:tc>
         <w:tc>
           <w:tcPr>
-            <w:tcW w:type="dxa" w:w="2102"/>
+            <w:tcW w:type="dxa" w:w="1752"/>
             <w:shd w:fill="FFFFFF"/>
           </w:tcPr>
           <w:p>
@@ -355,15 +375,15 @@
             </w:pPr>
             <w:r>
               <w:rPr>
-                <w:sz w:val="15"/>
-              </w:rPr>
-              <w:t>venues</w:t>
-            </w:r>
-          </w:p>
-        </w:tc>
-        <w:tc>
-          <w:tcPr>
-            <w:tcW w:type="dxa" w:w="2102"/>
+                <w:sz w:val="14"/>
+              </w:rPr>
+              <w:t>users</w:t>
+            </w:r>
+          </w:p>
+        </w:tc>
+        <w:tc>
+          <w:tcPr>
+            <w:tcW w:type="dxa" w:w="1752"/>
             <w:shd w:fill="FFFFFF"/>
           </w:tcPr>
           <w:p>
@@ -372,15 +392,15 @@
             </w:pPr>
             <w:r>
               <w:rPr>
-                <w:sz w:val="15"/>
-              </w:rPr>
-              <w:t>id, owner_id, name, slug, address, city, phone, dp_percent, cancel_free_hours, cancel_refund_percent, is_active</w:t>
-            </w:r>
-          </w:p>
-        </w:tc>
-        <w:tc>
-          <w:tcPr>
-            <w:tcW w:type="dxa" w:w="2102"/>
+                <w:sz w:val="14"/>
+              </w:rPr>
+              <w:t>users</w:t>
+            </w:r>
+          </w:p>
+        </w:tc>
+        <w:tc>
+          <w:tcPr>
+            <w:tcW w:type="dxa" w:w="1752"/>
             <w:shd w:fill="FFFFFF"/>
           </w:tcPr>
           <w:p>
@@ -389,17 +409,34 @@
             </w:pPr>
             <w:r>
               <w:rPr>
-                <w:sz w:val="15"/>
-              </w:rPr>
-              <w:t>1 : N ke courts</w:t>
+                <w:sz w:val="14"/>
+              </w:rPr>
+              <w:t>id, name, email, phone, role, status, email_verified_at, created_at</w:t>
+            </w:r>
+          </w:p>
+        </w:tc>
+        <w:tc>
+          <w:tcPr>
+            <w:tcW w:type="dxa" w:w="1752"/>
+            <w:shd w:fill="FFFFFF"/>
+          </w:tcPr>
+          <w:p>
+            <w:pPr>
+              <w:spacing w:after="20" w:before="20"/>
+            </w:pPr>
+            <w:r>
+              <w:rPr>
+                <w:sz w:val="14"/>
+              </w:rPr>
+              <w:t>1 : N ke venues (pengelola)</w:t>
               <w:br/>
-              <w:t>N : 1 ke users (owner)</w:t>
-            </w:r>
-          </w:p>
-        </w:tc>
-        <w:tc>
-          <w:tcPr>
-            <w:tcW w:type="dxa" w:w="2102"/>
+              <w:t>1 : N ke bookings (penyewa)</w:t>
+            </w:r>
+          </w:p>
+        </w:tc>
+        <w:tc>
+          <w:tcPr>
+            <w:tcW w:type="dxa" w:w="1752"/>
             <w:shd w:fill="FFFFFF"/>
           </w:tcPr>
           <w:p>
@@ -408,7 +445,7 @@
             </w:pPr>
             <w:r>
               <w:rPr>
-                <w:sz w:val="15"/>
+                <w:sz w:val="14"/>
               </w:rPr>
               <w:t>Collection</w:t>
             </w:r>
@@ -418,7 +455,7 @@
       <w:tr>
         <w:tc>
           <w:tcPr>
-            <w:tcW w:type="dxa" w:w="2102"/>
+            <w:tcW w:type="dxa" w:w="1752"/>
             <w:shd w:fill="F8FAFC"/>
           </w:tcPr>
           <w:p>
@@ -427,7 +464,7 @@
             </w:pPr>
             <w:r>
               <w:rPr>
-                <w:sz w:val="15"/>
+                <w:sz w:val="14"/>
               </w:rPr>
               <w:t>2</w:t>
             </w:r>
@@ -435,7 +472,7 @@
         </w:tc>
         <w:tc>
           <w:tcPr>
-            <w:tcW w:type="dxa" w:w="2102"/>
+            <w:tcW w:type="dxa" w:w="1752"/>
             <w:shd w:fill="F8FAFC"/>
           </w:tcPr>
           <w:p>
@@ -444,7 +481,113 @@
             </w:pPr>
             <w:r>
               <w:rPr>
-                <w:sz w:val="15"/>
+                <w:sz w:val="14"/>
+              </w:rPr>
+              <w:t>venues</w:t>
+            </w:r>
+          </w:p>
+        </w:tc>
+        <w:tc>
+          <w:tcPr>
+            <w:tcW w:type="dxa" w:w="1752"/>
+            <w:shd w:fill="F8FAFC"/>
+          </w:tcPr>
+          <w:p>
+            <w:pPr>
+              <w:spacing w:after="20" w:before="20"/>
+            </w:pPr>
+            <w:r>
+              <w:rPr>
+                <w:sz w:val="14"/>
+              </w:rPr>
+              <w:t>venues</w:t>
+            </w:r>
+          </w:p>
+        </w:tc>
+        <w:tc>
+          <w:tcPr>
+            <w:tcW w:type="dxa" w:w="1752"/>
+            <w:shd w:fill="F8FAFC"/>
+          </w:tcPr>
+          <w:p>
+            <w:pPr>
+              <w:spacing w:after="20" w:before="20"/>
+            </w:pPr>
+            <w:r>
+              <w:rPr>
+                <w:sz w:val="14"/>
+              </w:rPr>
+              <w:t>id, owner_id, name, slug, address, city, phone, dp_percent, cancel_free_hours, cancel_refund_percent, is_active</w:t>
+            </w:r>
+          </w:p>
+        </w:tc>
+        <w:tc>
+          <w:tcPr>
+            <w:tcW w:type="dxa" w:w="1752"/>
+            <w:shd w:fill="F8FAFC"/>
+          </w:tcPr>
+          <w:p>
+            <w:pPr>
+              <w:spacing w:after="20" w:before="20"/>
+            </w:pPr>
+            <w:r>
+              <w:rPr>
+                <w:sz w:val="14"/>
+              </w:rPr>
+              <w:t>N : 1 ke users (owner)</w:t>
+              <w:br/>
+              <w:t>1 : N ke courts</w:t>
+            </w:r>
+          </w:p>
+        </w:tc>
+        <w:tc>
+          <w:tcPr>
+            <w:tcW w:type="dxa" w:w="1752"/>
+            <w:shd w:fill="F8FAFC"/>
+          </w:tcPr>
+          <w:p>
+            <w:pPr>
+              <w:spacing w:after="20" w:before="20"/>
+            </w:pPr>
+            <w:r>
+              <w:rPr>
+                <w:sz w:val="14"/>
+              </w:rPr>
+              <w:t>Collection</w:t>
+            </w:r>
+          </w:p>
+        </w:tc>
+      </w:tr>
+      <w:tr>
+        <w:tc>
+          <w:tcPr>
+            <w:tcW w:type="dxa" w:w="1752"/>
+            <w:shd w:fill="FFFFFF"/>
+          </w:tcPr>
+          <w:p>
+            <w:pPr>
+              <w:spacing w:after="20" w:before="20"/>
+            </w:pPr>
+            <w:r>
+              <w:rPr>
+                <w:sz w:val="14"/>
+              </w:rPr>
+              <w:t>3</w:t>
+            </w:r>
+          </w:p>
+        </w:tc>
+        <w:tc>
+          <w:tcPr>
+            <w:tcW w:type="dxa" w:w="1752"/>
+            <w:shd w:fill="FFFFFF"/>
+          </w:tcPr>
+          <w:p>
+            <w:pPr>
+              <w:spacing w:after="20" w:before="20"/>
+            </w:pPr>
+            <w:r>
+              <w:rPr>
+                <w:sz w:val="14"/>
               </w:rPr>
               <w:t>courts</w:t>
             </w:r>
@@ -452,52 +595,69 @@
         </w:tc>
         <w:tc>
           <w:tcPr>
-            <w:tcW w:type="dxa" w:w="2102"/>
-            <w:shd w:fill="F8FAFC"/>
-          </w:tcPr>
-          <w:p>
-            <w:pPr>
-              <w:spacing w:after="20" w:before="20"/>
-            </w:pPr>
-            <w:r>
-              <w:rPr>
-                <w:sz w:val="15"/>
-              </w:rPr>
-              <w:t>id, venue_id, name, sport_type, surface, capacity_players, is_active</w:t>
-            </w:r>
-          </w:p>
-        </w:tc>
-        <w:tc>
-          <w:tcPr>
-            <w:tcW w:type="dxa" w:w="2102"/>
-            <w:shd w:fill="F8FAFC"/>
-          </w:tcPr>
-          <w:p>
-            <w:pPr>
-              <w:spacing w:after="20" w:before="20"/>
-            </w:pPr>
-            <w:r>
-              <w:rPr>
-                <w:sz w:val="15"/>
+            <w:tcW w:type="dxa" w:w="1752"/>
+            <w:shd w:fill="FFFFFF"/>
+          </w:tcPr>
+          <w:p>
+            <w:pPr>
+              <w:spacing w:after="20" w:before="20"/>
+            </w:pPr>
+            <w:r>
+              <w:rPr>
+                <w:sz w:val="14"/>
+              </w:rPr>
+              <w:t>courts</w:t>
+            </w:r>
+          </w:p>
+        </w:tc>
+        <w:tc>
+          <w:tcPr>
+            <w:tcW w:type="dxa" w:w="1752"/>
+            <w:shd w:fill="FFFFFF"/>
+          </w:tcPr>
+          <w:p>
+            <w:pPr>
+              <w:spacing w:after="20" w:before="20"/>
+            </w:pPr>
+            <w:r>
+              <w:rPr>
+                <w:sz w:val="14"/>
+              </w:rPr>
+              <w:t>id, venue_id, name, sport_type, is_active, created_at</w:t>
+            </w:r>
+          </w:p>
+        </w:tc>
+        <w:tc>
+          <w:tcPr>
+            <w:tcW w:type="dxa" w:w="1752"/>
+            <w:shd w:fill="FFFFFF"/>
+          </w:tcPr>
+          <w:p>
+            <w:pPr>
+              <w:spacing w:after="20" w:before="20"/>
+            </w:pPr>
+            <w:r>
+              <w:rPr>
+                <w:sz w:val="14"/>
               </w:rPr>
               <w:t>N : 1 ke venues</w:t>
               <w:br/>
-              <w:t>1 : N ke court_prices, operating_hours, bookings</w:t>
-            </w:r>
-          </w:p>
-        </w:tc>
-        <w:tc>
-          <w:tcPr>
-            <w:tcW w:type="dxa" w:w="2102"/>
-            <w:shd w:fill="F8FAFC"/>
-          </w:tcPr>
-          <w:p>
-            <w:pPr>
-              <w:spacing w:after="20" w:before="20"/>
-            </w:pPr>
-            <w:r>
-              <w:rPr>
-                <w:sz w:val="15"/>
+              <w:t>1 : N ke prices, operating-hours, blocks, bookings</w:t>
+            </w:r>
+          </w:p>
+        </w:tc>
+        <w:tc>
+          <w:tcPr>
+            <w:tcW w:type="dxa" w:w="1752"/>
+            <w:shd w:fill="FFFFFF"/>
+          </w:tcPr>
+          <w:p>
+            <w:pPr>
+              <w:spacing w:after="20" w:before="20"/>
+            </w:pPr>
+            <w:r>
+              <w:rPr>
+                <w:sz w:val="14"/>
               </w:rPr>
               <w:t>Sub-resource / Collection</w:t>
             </w:r>
@@ -507,33 +667,50 @@
       <w:tr>
         <w:tc>
           <w:tcPr>
-            <w:tcW w:type="dxa" w:w="2102"/>
-            <w:shd w:fill="FFFFFF"/>
-          </w:tcPr>
-          <w:p>
-            <w:pPr>
-              <w:spacing w:after="20" w:before="20"/>
-            </w:pPr>
-            <w:r>
-              <w:rPr>
-                <w:sz w:val="15"/>
-              </w:rPr>
-              <w:t>3</w:t>
-            </w:r>
-          </w:p>
-        </w:tc>
-        <w:tc>
-          <w:tcPr>
-            <w:tcW w:type="dxa" w:w="2102"/>
-            <w:shd w:fill="FFFFFF"/>
-          </w:tcPr>
-          <w:p>
-            <w:pPr>
-              <w:spacing w:after="20" w:before="20"/>
-            </w:pPr>
-            <w:r>
-              <w:rPr>
-                <w:sz w:val="15"/>
+            <w:tcW w:type="dxa" w:w="1752"/>
+            <w:shd w:fill="F8FAFC"/>
+          </w:tcPr>
+          <w:p>
+            <w:pPr>
+              <w:spacing w:after="20" w:before="20"/>
+            </w:pPr>
+            <w:r>
+              <w:rPr>
+                <w:sz w:val="14"/>
+              </w:rPr>
+              <w:t>4</w:t>
+            </w:r>
+          </w:p>
+        </w:tc>
+        <w:tc>
+          <w:tcPr>
+            <w:tcW w:type="dxa" w:w="1752"/>
+            <w:shd w:fill="F8FAFC"/>
+          </w:tcPr>
+          <w:p>
+            <w:pPr>
+              <w:spacing w:after="20" w:before="20"/>
+            </w:pPr>
+            <w:r>
+              <w:rPr>
+                <w:sz w:val="14"/>
+              </w:rPr>
+              <w:t>prices</w:t>
+            </w:r>
+          </w:p>
+        </w:tc>
+        <w:tc>
+          <w:tcPr>
+            <w:tcW w:type="dxa" w:w="1752"/>
+            <w:shd w:fill="F8FAFC"/>
+          </w:tcPr>
+          <w:p>
+            <w:pPr>
+              <w:spacing w:after="20" w:before="20"/>
+            </w:pPr>
+            <w:r>
+              <w:rPr>
+                <w:sz w:val="14"/>
               </w:rPr>
               <w:t>court_prices</w:t>
             </w:r>
@@ -541,33 +718,33 @@
         </w:tc>
         <w:tc>
           <w:tcPr>
-            <w:tcW w:type="dxa" w:w="2102"/>
-            <w:shd w:fill="FFFFFF"/>
-          </w:tcPr>
-          <w:p>
-            <w:pPr>
-              <w:spacing w:after="20" w:before="20"/>
-            </w:pPr>
-            <w:r>
-              <w:rPr>
-                <w:sz w:val="15"/>
-              </w:rPr>
-              <w:t>id, court_id, day_type, start_time, end_time, price, label</w:t>
-            </w:r>
-          </w:p>
-        </w:tc>
-        <w:tc>
-          <w:tcPr>
-            <w:tcW w:type="dxa" w:w="2102"/>
-            <w:shd w:fill="FFFFFF"/>
-          </w:tcPr>
-          <w:p>
-            <w:pPr>
-              <w:spacing w:after="20" w:before="20"/>
-            </w:pPr>
-            <w:r>
-              <w:rPr>
-                <w:sz w:val="15"/>
+            <w:tcW w:type="dxa" w:w="1752"/>
+            <w:shd w:fill="F8FAFC"/>
+          </w:tcPr>
+          <w:p>
+            <w:pPr>
+              <w:spacing w:after="20" w:before="20"/>
+            </w:pPr>
+            <w:r>
+              <w:rPr>
+                <w:sz w:val="14"/>
+              </w:rPr>
+              <w:t>id, court_id, day_type, start_time, end_time, price</w:t>
+            </w:r>
+          </w:p>
+        </w:tc>
+        <w:tc>
+          <w:tcPr>
+            <w:tcW w:type="dxa" w:w="1752"/>
+            <w:shd w:fill="F8FAFC"/>
+          </w:tcPr>
+          <w:p>
+            <w:pPr>
+              <w:spacing w:after="20" w:before="20"/>
+            </w:pPr>
+            <w:r>
+              <w:rPr>
+                <w:sz w:val="14"/>
               </w:rPr>
               <w:t>N : 1 ke courts</w:t>
             </w:r>
@@ -575,16 +752,16 @@
         </w:tc>
         <w:tc>
           <w:tcPr>
-            <w:tcW w:type="dxa" w:w="2102"/>
-            <w:shd w:fill="FFFFFF"/>
-          </w:tcPr>
-          <w:p>
-            <w:pPr>
-              <w:spacing w:after="20" w:before="20"/>
-            </w:pPr>
-            <w:r>
-              <w:rPr>
-                <w:sz w:val="15"/>
+            <w:tcW w:type="dxa" w:w="1752"/>
+            <w:shd w:fill="F8FAFC"/>
+          </w:tcPr>
+          <w:p>
+            <w:pPr>
+              <w:spacing w:after="20" w:before="20"/>
+            </w:pPr>
+            <w:r>
+              <w:rPr>
+                <w:sz w:val="14"/>
               </w:rPr>
               <w:t>Sub-resource</w:t>
             </w:r>
@@ -594,33 +771,50 @@
       <w:tr>
         <w:tc>
           <w:tcPr>
-            <w:tcW w:type="dxa" w:w="2102"/>
-            <w:shd w:fill="F8FAFC"/>
-          </w:tcPr>
-          <w:p>
-            <w:pPr>
-              <w:spacing w:after="20" w:before="20"/>
-            </w:pPr>
-            <w:r>
-              <w:rPr>
-                <w:sz w:val="15"/>
-              </w:rPr>
-              <w:t>4</w:t>
-            </w:r>
-          </w:p>
-        </w:tc>
-        <w:tc>
-          <w:tcPr>
-            <w:tcW w:type="dxa" w:w="2102"/>
-            <w:shd w:fill="F8FAFC"/>
-          </w:tcPr>
-          <w:p>
-            <w:pPr>
-              <w:spacing w:after="20" w:before="20"/>
-            </w:pPr>
-            <w:r>
-              <w:rPr>
-                <w:sz w:val="15"/>
+            <w:tcW w:type="dxa" w:w="1752"/>
+            <w:shd w:fill="FFFFFF"/>
+          </w:tcPr>
+          <w:p>
+            <w:pPr>
+              <w:spacing w:after="20" w:before="20"/>
+            </w:pPr>
+            <w:r>
+              <w:rPr>
+                <w:sz w:val="14"/>
+              </w:rPr>
+              <w:t>5</w:t>
+            </w:r>
+          </w:p>
+        </w:tc>
+        <w:tc>
+          <w:tcPr>
+            <w:tcW w:type="dxa" w:w="1752"/>
+            <w:shd w:fill="FFFFFF"/>
+          </w:tcPr>
+          <w:p>
+            <w:pPr>
+              <w:spacing w:after="20" w:before="20"/>
+            </w:pPr>
+            <w:r>
+              <w:rPr>
+                <w:sz w:val="14"/>
+              </w:rPr>
+              <w:t>operating-hours</w:t>
+            </w:r>
+          </w:p>
+        </w:tc>
+        <w:tc>
+          <w:tcPr>
+            <w:tcW w:type="dxa" w:w="1752"/>
+            <w:shd w:fill="FFFFFF"/>
+          </w:tcPr>
+          <w:p>
+            <w:pPr>
+              <w:spacing w:after="20" w:before="20"/>
+            </w:pPr>
+            <w:r>
+              <w:rPr>
+                <w:sz w:val="14"/>
               </w:rPr>
               <w:t>operating_hours</w:t>
             </w:r>
@@ -628,33 +822,33 @@
         </w:tc>
         <w:tc>
           <w:tcPr>
-            <w:tcW w:type="dxa" w:w="2102"/>
-            <w:shd w:fill="F8FAFC"/>
-          </w:tcPr>
-          <w:p>
-            <w:pPr>
-              <w:spacing w:after="20" w:before="20"/>
-            </w:pPr>
-            <w:r>
-              <w:rPr>
-                <w:sz w:val="15"/>
-              </w:rPr>
-              <w:t>id, court_id, day_of_week, open_time, close_time, is_closed</w:t>
-            </w:r>
-          </w:p>
-        </w:tc>
-        <w:tc>
-          <w:tcPr>
-            <w:tcW w:type="dxa" w:w="2102"/>
-            <w:shd w:fill="F8FAFC"/>
-          </w:tcPr>
-          <w:p>
-            <w:pPr>
-              <w:spacing w:after="20" w:before="20"/>
-            </w:pPr>
-            <w:r>
-              <w:rPr>
-                <w:sz w:val="15"/>
+            <w:tcW w:type="dxa" w:w="1752"/>
+            <w:shd w:fill="FFFFFF"/>
+          </w:tcPr>
+          <w:p>
+            <w:pPr>
+              <w:spacing w:after="20" w:before="20"/>
+            </w:pPr>
+            <w:r>
+              <w:rPr>
+                <w:sz w:val="14"/>
+              </w:rPr>
+              <w:t>id, court_id, day_of_week, open_time, close_time, slot_duration_minutes</w:t>
+            </w:r>
+          </w:p>
+        </w:tc>
+        <w:tc>
+          <w:tcPr>
+            <w:tcW w:type="dxa" w:w="1752"/>
+            <w:shd w:fill="FFFFFF"/>
+          </w:tcPr>
+          <w:p>
+            <w:pPr>
+              <w:spacing w:after="20" w:before="20"/>
+            </w:pPr>
+            <w:r>
+              <w:rPr>
+                <w:sz w:val="14"/>
               </w:rPr>
               <w:t>N : 1 ke courts</w:t>
             </w:r>
@@ -662,16 +856,16 @@
         </w:tc>
         <w:tc>
           <w:tcPr>
-            <w:tcW w:type="dxa" w:w="2102"/>
-            <w:shd w:fill="F8FAFC"/>
-          </w:tcPr>
-          <w:p>
-            <w:pPr>
-              <w:spacing w:after="20" w:before="20"/>
-            </w:pPr>
-            <w:r>
-              <w:rPr>
-                <w:sz w:val="15"/>
+            <w:tcW w:type="dxa" w:w="1752"/>
+            <w:shd w:fill="FFFFFF"/>
+          </w:tcPr>
+          <w:p>
+            <w:pPr>
+              <w:spacing w:after="20" w:before="20"/>
+            </w:pPr>
+            <w:r>
+              <w:rPr>
+                <w:sz w:val="14"/>
               </w:rPr>
               <w:t>Sub-resource</w:t>
             </w:r>
@@ -681,33 +875,50 @@
       <w:tr>
         <w:tc>
           <w:tcPr>
-            <w:tcW w:type="dxa" w:w="2102"/>
-            <w:shd w:fill="FFFFFF"/>
-          </w:tcPr>
-          <w:p>
-            <w:pPr>
-              <w:spacing w:after="20" w:before="20"/>
-            </w:pPr>
-            <w:r>
-              <w:rPr>
-                <w:sz w:val="15"/>
-              </w:rPr>
-              <w:t>5</w:t>
-            </w:r>
-          </w:p>
-        </w:tc>
-        <w:tc>
-          <w:tcPr>
-            <w:tcW w:type="dxa" w:w="2102"/>
-            <w:shd w:fill="FFFFFF"/>
-          </w:tcPr>
-          <w:p>
-            <w:pPr>
-              <w:spacing w:after="20" w:before="20"/>
-            </w:pPr>
-            <w:r>
-              <w:rPr>
-                <w:sz w:val="15"/>
+            <w:tcW w:type="dxa" w:w="1752"/>
+            <w:shd w:fill="F8FAFC"/>
+          </w:tcPr>
+          <w:p>
+            <w:pPr>
+              <w:spacing w:after="20" w:before="20"/>
+            </w:pPr>
+            <w:r>
+              <w:rPr>
+                <w:sz w:val="14"/>
+              </w:rPr>
+              <w:t>6</w:t>
+            </w:r>
+          </w:p>
+        </w:tc>
+        <w:tc>
+          <w:tcPr>
+            <w:tcW w:type="dxa" w:w="1752"/>
+            <w:shd w:fill="F8FAFC"/>
+          </w:tcPr>
+          <w:p>
+            <w:pPr>
+              <w:spacing w:after="20" w:before="20"/>
+            </w:pPr>
+            <w:r>
+              <w:rPr>
+                <w:sz w:val="14"/>
+              </w:rPr>
+              <w:t>blocks</w:t>
+            </w:r>
+          </w:p>
+        </w:tc>
+        <w:tc>
+          <w:tcPr>
+            <w:tcW w:type="dxa" w:w="1752"/>
+            <w:shd w:fill="F8FAFC"/>
+          </w:tcPr>
+          <w:p>
+            <w:pPr>
+              <w:spacing w:after="20" w:before="20"/>
+            </w:pPr>
+            <w:r>
+              <w:rPr>
+                <w:sz w:val="14"/>
               </w:rPr>
               <w:t>schedule_blocks</w:t>
             </w:r>
@@ -715,52 +926,50 @@
         </w:tc>
         <w:tc>
           <w:tcPr>
-            <w:tcW w:type="dxa" w:w="2102"/>
-            <w:shd w:fill="FFFFFF"/>
-          </w:tcPr>
-          <w:p>
-            <w:pPr>
-              <w:spacing w:after="20" w:before="20"/>
-            </w:pPr>
-            <w:r>
-              <w:rPr>
-                <w:sz w:val="15"/>
-              </w:rPr>
-              <w:t>id, court_id, start_at, end_at, block_type, reason, created_by</w:t>
-            </w:r>
-          </w:p>
-        </w:tc>
-        <w:tc>
-          <w:tcPr>
-            <w:tcW w:type="dxa" w:w="2102"/>
-            <w:shd w:fill="FFFFFF"/>
-          </w:tcPr>
-          <w:p>
-            <w:pPr>
-              <w:spacing w:after="20" w:before="20"/>
-            </w:pPr>
-            <w:r>
-              <w:rPr>
-                <w:sz w:val="15"/>
+            <w:tcW w:type="dxa" w:w="1752"/>
+            <w:shd w:fill="F8FAFC"/>
+          </w:tcPr>
+          <w:p>
+            <w:pPr>
+              <w:spacing w:after="20" w:before="20"/>
+            </w:pPr>
+            <w:r>
+              <w:rPr>
+                <w:sz w:val="14"/>
+              </w:rPr>
+              <w:t>id, court_id, start_at, end_at, reason, created_at</w:t>
+            </w:r>
+          </w:p>
+        </w:tc>
+        <w:tc>
+          <w:tcPr>
+            <w:tcW w:type="dxa" w:w="1752"/>
+            <w:shd w:fill="F8FAFC"/>
+          </w:tcPr>
+          <w:p>
+            <w:pPr>
+              <w:spacing w:after="20" w:before="20"/>
+            </w:pPr>
+            <w:r>
+              <w:rPr>
+                <w:sz w:val="14"/>
               </w:rPr>
               <w:t>N : 1 ke courts</w:t>
-              <w:br/>
-              <w:t>N : 1 ke users</w:t>
-            </w:r>
-          </w:p>
-        </w:tc>
-        <w:tc>
-          <w:tcPr>
-            <w:tcW w:type="dxa" w:w="2102"/>
-            <w:shd w:fill="FFFFFF"/>
-          </w:tcPr>
-          <w:p>
-            <w:pPr>
-              <w:spacing w:after="20" w:before="20"/>
-            </w:pPr>
-            <w:r>
-              <w:rPr>
-                <w:sz w:val="15"/>
+            </w:r>
+          </w:p>
+        </w:tc>
+        <w:tc>
+          <w:tcPr>
+            <w:tcW w:type="dxa" w:w="1752"/>
+            <w:shd w:fill="F8FAFC"/>
+          </w:tcPr>
+          <w:p>
+            <w:pPr>
+              <w:spacing w:after="20" w:before="20"/>
+            </w:pPr>
+            <w:r>
+              <w:rPr>
+                <w:sz w:val="14"/>
               </w:rPr>
               <w:t>Sub-resource</w:t>
             </w:r>
@@ -770,7 +979,111 @@
       <w:tr>
         <w:tc>
           <w:tcPr>
-            <w:tcW w:type="dxa" w:w="2102"/>
+            <w:tcW w:type="dxa" w:w="1752"/>
+            <w:shd w:fill="FFFFFF"/>
+          </w:tcPr>
+          <w:p>
+            <w:pPr>
+              <w:spacing w:after="20" w:before="20"/>
+            </w:pPr>
+            <w:r>
+              <w:rPr>
+                <w:sz w:val="14"/>
+              </w:rPr>
+              <w:t>7</w:t>
+            </w:r>
+          </w:p>
+        </w:tc>
+        <w:tc>
+          <w:tcPr>
+            <w:tcW w:type="dxa" w:w="1752"/>
+            <w:shd w:fill="FFFFFF"/>
+          </w:tcPr>
+          <w:p>
+            <w:pPr>
+              <w:spacing w:after="20" w:before="20"/>
+            </w:pPr>
+            <w:r>
+              <w:rPr>
+                <w:sz w:val="14"/>
+              </w:rPr>
+              <w:t>availability</w:t>
+            </w:r>
+          </w:p>
+        </w:tc>
+        <w:tc>
+          <w:tcPr>
+            <w:tcW w:type="dxa" w:w="1752"/>
+            <w:shd w:fill="FFFFFF"/>
+          </w:tcPr>
+          <w:p>
+            <w:pPr>
+              <w:spacing w:after="20" w:before="20"/>
+            </w:pPr>
+            <w:r>
+              <w:rPr>
+                <w:sz w:val="14"/>
+              </w:rPr>
+              <w:t>(Kalkulasi)</w:t>
+            </w:r>
+          </w:p>
+        </w:tc>
+        <w:tc>
+          <w:tcPr>
+            <w:tcW w:type="dxa" w:w="1752"/>
+            <w:shd w:fill="FFFFFF"/>
+          </w:tcPr>
+          <w:p>
+            <w:pPr>
+              <w:spacing w:after="20" w:before="20"/>
+            </w:pPr>
+            <w:r>
+              <w:rPr>
+                <w:sz w:val="14"/>
+              </w:rPr>
+              <w:t>court_id, play_date, slots [slot_time, status, price]</w:t>
+            </w:r>
+          </w:p>
+        </w:tc>
+        <w:tc>
+          <w:tcPr>
+            <w:tcW w:type="dxa" w:w="1752"/>
+            <w:shd w:fill="FFFFFF"/>
+          </w:tcPr>
+          <w:p>
+            <w:pPr>
+              <w:spacing w:after="20" w:before="20"/>
+            </w:pPr>
+            <w:r>
+              <w:rPr>
+                <w:sz w:val="14"/>
+              </w:rPr>
+              <w:t>Turunan dari courts (kalkulasi slot &amp; blokir)</w:t>
+            </w:r>
+          </w:p>
+        </w:tc>
+        <w:tc>
+          <w:tcPr>
+            <w:tcW w:type="dxa" w:w="1752"/>
+            <w:shd w:fill="FFFFFF"/>
+          </w:tcPr>
+          <w:p>
+            <w:pPr>
+              <w:spacing w:after="20" w:before="20"/>
+            </w:pPr>
+            <w:r>
+              <w:rPr>
+                <w:sz w:val="14"/>
+              </w:rPr>
+              <w:t>Sub-resource (Virtual / Read-Only)</w:t>
+            </w:r>
+          </w:p>
+        </w:tc>
+      </w:tr>
+      <w:tr>
+        <w:tc>
+          <w:tcPr>
+            <w:tcW w:type="dxa" w:w="1752"/>
             <w:shd w:fill="F8FAFC"/>
           </w:tcPr>
           <w:p>
@@ -779,15 +1092,15 @@
             </w:pPr>
             <w:r>
               <w:rPr>
-                <w:sz w:val="15"/>
-              </w:rPr>
-              <w:t>6</w:t>
-            </w:r>
-          </w:p>
-        </w:tc>
-        <w:tc>
-          <w:tcPr>
-            <w:tcW w:type="dxa" w:w="2102"/>
+                <w:sz w:val="14"/>
+              </w:rPr>
+              <w:t>8</w:t>
+            </w:r>
+          </w:p>
+        </w:tc>
+        <w:tc>
+          <w:tcPr>
+            <w:tcW w:type="dxa" w:w="1752"/>
             <w:shd w:fill="F8FAFC"/>
           </w:tcPr>
           <w:p>
@@ -796,7 +1109,7 @@
             </w:pPr>
             <w:r>
               <w:rPr>
-                <w:sz w:val="15"/>
+                <w:sz w:val="14"/>
               </w:rPr>
               <w:t>bookings</w:t>
             </w:r>
@@ -804,7 +1117,7 @@
         </w:tc>
         <w:tc>
           <w:tcPr>
-            <w:tcW w:type="dxa" w:w="2102"/>
+            <w:tcW w:type="dxa" w:w="1752"/>
             <w:shd w:fill="F8FAFC"/>
           </w:tcPr>
           <w:p>
@@ -813,15 +1126,15 @@
             </w:pPr>
             <w:r>
               <w:rPr>
-                <w:sz w:val="15"/>
-              </w:rPr>
-              <w:t>id, code, user_id, court_id, play_date, total_price, dp_amount, status, expires_at</w:t>
-            </w:r>
-          </w:p>
-        </w:tc>
-        <w:tc>
-          <w:tcPr>
-            <w:tcW w:type="dxa" w:w="2102"/>
+                <w:sz w:val="14"/>
+              </w:rPr>
+              <w:t>bookings</w:t>
+            </w:r>
+          </w:p>
+        </w:tc>
+        <w:tc>
+          <w:tcPr>
+            <w:tcW w:type="dxa" w:w="1752"/>
             <w:shd w:fill="F8FAFC"/>
           </w:tcPr>
           <w:p>
@@ -830,7 +1143,24 @@
             </w:pPr>
             <w:r>
               <w:rPr>
-                <w:sz w:val="15"/>
+                <w:sz w:val="14"/>
+              </w:rPr>
+              <w:t>id, code, user_id, court_id, total_price, dp_amount, status, expires_at, cancelled_at, refund_amount</w:t>
+            </w:r>
+          </w:p>
+        </w:tc>
+        <w:tc>
+          <w:tcPr>
+            <w:tcW w:type="dxa" w:w="1752"/>
+            <w:shd w:fill="F8FAFC"/>
+          </w:tcPr>
+          <w:p>
+            <w:pPr>
+              <w:spacing w:after="20" w:before="20"/>
+            </w:pPr>
+            <w:r>
+              <w:rPr>
+                <w:sz w:val="14"/>
               </w:rPr>
               <w:t>N : 1 ke users, N : 1 ke courts</w:t>
               <w:br/>
@@ -840,7 +1170,7 @@
         </w:tc>
         <w:tc>
           <w:tcPr>
-            <w:tcW w:type="dxa" w:w="2102"/>
+            <w:tcW w:type="dxa" w:w="1752"/>
             <w:shd w:fill="F8FAFC"/>
           </w:tcPr>
           <w:p>
@@ -849,7 +1179,7 @@
             </w:pPr>
             <w:r>
               <w:rPr>
-                <w:sz w:val="15"/>
+                <w:sz w:val="14"/>
               </w:rPr>
               <w:t>Collection</w:t>
             </w:r>
@@ -859,7 +1189,7 @@
       <w:tr>
         <w:tc>
           <w:tcPr>
-            <w:tcW w:type="dxa" w:w="2102"/>
+            <w:tcW w:type="dxa" w:w="1752"/>
             <w:shd w:fill="FFFFFF"/>
           </w:tcPr>
           <w:p>
@@ -868,15 +1198,15 @@
             </w:pPr>
             <w:r>
               <w:rPr>
-                <w:sz w:val="15"/>
-              </w:rPr>
-              <w:t>7</w:t>
-            </w:r>
-          </w:p>
-        </w:tc>
-        <w:tc>
-          <w:tcPr>
-            <w:tcW w:type="dxa" w:w="2102"/>
+                <w:sz w:val="14"/>
+              </w:rPr>
+              <w:t>9</w:t>
+            </w:r>
+          </w:p>
+        </w:tc>
+        <w:tc>
+          <w:tcPr>
+            <w:tcW w:type="dxa" w:w="1752"/>
             <w:shd w:fill="FFFFFF"/>
           </w:tcPr>
           <w:p>
@@ -885,7 +1215,7 @@
             </w:pPr>
             <w:r>
               <w:rPr>
-                <w:sz w:val="15"/>
+                <w:sz w:val="14"/>
               </w:rPr>
               <w:t>payments</w:t>
             </w:r>
@@ -893,7 +1223,7 @@
         </w:tc>
         <w:tc>
           <w:tcPr>
-            <w:tcW w:type="dxa" w:w="2102"/>
+            <w:tcW w:type="dxa" w:w="1752"/>
             <w:shd w:fill="FFFFFF"/>
           </w:tcPr>
           <w:p>
@@ -902,15 +1232,15 @@
             </w:pPr>
             <w:r>
               <w:rPr>
-                <w:sz w:val="15"/>
-              </w:rPr>
-              <w:t>id, booking_id, order_id, type, amount, status, snap_token, redirect_url</w:t>
-            </w:r>
-          </w:p>
-        </w:tc>
-        <w:tc>
-          <w:tcPr>
-            <w:tcW w:type="dxa" w:w="2102"/>
+                <w:sz w:val="14"/>
+              </w:rPr>
+              <w:t>payments</w:t>
+            </w:r>
+          </w:p>
+        </w:tc>
+        <w:tc>
+          <w:tcPr>
+            <w:tcW w:type="dxa" w:w="1752"/>
             <w:shd w:fill="FFFFFF"/>
           </w:tcPr>
           <w:p>
@@ -919,7 +1249,24 @@
             </w:pPr>
             <w:r>
               <w:rPr>
-                <w:sz w:val="15"/>
+                <w:sz w:val="14"/>
+              </w:rPr>
+              <w:t>id, booking_id, order_id, type, amount, status, payment_type, snap_token, snap_redirect_url, paid_at</w:t>
+            </w:r>
+          </w:p>
+        </w:tc>
+        <w:tc>
+          <w:tcPr>
+            <w:tcW w:type="dxa" w:w="1752"/>
+            <w:shd w:fill="FFFFFF"/>
+          </w:tcPr>
+          <w:p>
+            <w:pPr>
+              <w:spacing w:after="20" w:before="20"/>
+            </w:pPr>
+            <w:r>
+              <w:rPr>
+                <w:sz w:val="14"/>
               </w:rPr>
               <w:t>N : 1 ke bookings</w:t>
             </w:r>
@@ -927,7 +1274,7 @@
         </w:tc>
         <w:tc>
           <w:tcPr>
-            <w:tcW w:type="dxa" w:w="2102"/>
+            <w:tcW w:type="dxa" w:w="1752"/>
             <w:shd w:fill="FFFFFF"/>
           </w:tcPr>
           <w:p>
@@ -936,7 +1283,7 @@
             </w:pPr>
             <w:r>
               <w:rPr>
-                <w:sz w:val="15"/>
+                <w:sz w:val="14"/>
               </w:rPr>
               <w:t>Sub-resource / Collection</w:t>
             </w:r>
@@ -946,7 +1293,7 @@
       <w:tr>
         <w:tc>
           <w:tcPr>
-            <w:tcW w:type="dxa" w:w="2102"/>
+            <w:tcW w:type="dxa" w:w="1752"/>
             <w:shd w:fill="F8FAFC"/>
           </w:tcPr>
           <w:p>
@@ -955,15 +1302,15 @@
             </w:pPr>
             <w:r>
               <w:rPr>
-                <w:sz w:val="15"/>
-              </w:rPr>
-              <w:t>8</w:t>
-            </w:r>
-          </w:p>
-        </w:tc>
-        <w:tc>
-          <w:tcPr>
-            <w:tcW w:type="dxa" w:w="2102"/>
+                <w:sz w:val="14"/>
+              </w:rPr>
+              <w:t>10</w:t>
+            </w:r>
+          </w:p>
+        </w:tc>
+        <w:tc>
+          <w:tcPr>
+            <w:tcW w:type="dxa" w:w="1752"/>
             <w:shd w:fill="F8FAFC"/>
           </w:tcPr>
           <w:p>
@@ -972,15 +1319,15 @@
             </w:pPr>
             <w:r>
               <w:rPr>
-                <w:sz w:val="15"/>
-              </w:rPr>
-              <w:t>me</w:t>
-            </w:r>
-          </w:p>
-        </w:tc>
-        <w:tc>
-          <w:tcPr>
-            <w:tcW w:type="dxa" w:w="2102"/>
+                <w:sz w:val="14"/>
+              </w:rPr>
+              <w:t>booking_slots</w:t>
+            </w:r>
+          </w:p>
+        </w:tc>
+        <w:tc>
+          <w:tcPr>
+            <w:tcW w:type="dxa" w:w="1752"/>
             <w:shd w:fill="F8FAFC"/>
           </w:tcPr>
           <w:p>
@@ -989,15 +1336,15 @@
             </w:pPr>
             <w:r>
               <w:rPr>
-                <w:sz w:val="15"/>
-              </w:rPr>
-              <w:t>id, name, email, phone, role, status, created_at</w:t>
-            </w:r>
-          </w:p>
-        </w:tc>
-        <w:tc>
-          <w:tcPr>
-            <w:tcW w:type="dxa" w:w="2102"/>
+                <w:sz w:val="14"/>
+              </w:rPr>
+              <w:t>booking_slots</w:t>
+            </w:r>
+          </w:p>
+        </w:tc>
+        <w:tc>
+          <w:tcPr>
+            <w:tcW w:type="dxa" w:w="1752"/>
             <w:shd w:fill="F8FAFC"/>
           </w:tcPr>
           <w:p>
@@ -1006,15 +1353,15 @@
             </w:pPr>
             <w:r>
               <w:rPr>
-                <w:sz w:val="15"/>
-              </w:rPr>
-              <w:t>N/A (merujuk ke pengguna login)</w:t>
-            </w:r>
-          </w:p>
-        </w:tc>
-        <w:tc>
-          <w:tcPr>
-            <w:tcW w:type="dxa" w:w="2102"/>
+                <w:sz w:val="14"/>
+              </w:rPr>
+              <w:t>id, booking_id, court_id, slot_start, slot_end, price</w:t>
+            </w:r>
+          </w:p>
+        </w:tc>
+        <w:tc>
+          <w:tcPr>
+            <w:tcW w:type="dxa" w:w="1752"/>
             <w:shd w:fill="F8FAFC"/>
           </w:tcPr>
           <w:p>
@@ -1023,77 +1370,7 @@
             </w:pPr>
             <w:r>
               <w:rPr>
-                <w:sz w:val="15"/>
-              </w:rPr>
-              <w:t>Singleton</w:t>
-            </w:r>
-          </w:p>
-        </w:tc>
-      </w:tr>
-      <w:tr>
-        <w:tc>
-          <w:tcPr>
-            <w:tcW w:type="dxa" w:w="2102"/>
-            <w:shd w:fill="FFFFFF"/>
-          </w:tcPr>
-          <w:p>
-            <w:pPr>
-              <w:spacing w:after="20" w:before="20"/>
-            </w:pPr>
-            <w:r>
-              <w:rPr>
-                <w:sz w:val="15"/>
-              </w:rPr>
-              <w:t>9</w:t>
-            </w:r>
-          </w:p>
-        </w:tc>
-        <w:tc>
-          <w:tcPr>
-            <w:tcW w:type="dxa" w:w="2102"/>
-            <w:shd w:fill="FFFFFF"/>
-          </w:tcPr>
-          <w:p>
-            <w:pPr>
-              <w:spacing w:after="20" w:before="20"/>
-            </w:pPr>
-            <w:r>
-              <w:rPr>
-                <w:sz w:val="15"/>
-              </w:rPr>
-              <w:t>booking_slots</w:t>
-            </w:r>
-          </w:p>
-        </w:tc>
-        <w:tc>
-          <w:tcPr>
-            <w:tcW w:type="dxa" w:w="2102"/>
-            <w:shd w:fill="FFFFFF"/>
-          </w:tcPr>
-          <w:p>
-            <w:pPr>
-              <w:spacing w:after="20" w:before="20"/>
-            </w:pPr>
-            <w:r>
-              <w:rPr>
-                <w:sz w:val="15"/>
-              </w:rPr>
-              <w:t>id, booking_id, court_id, slot_start, slot_end</w:t>
-            </w:r>
-          </w:p>
-        </w:tc>
-        <w:tc>
-          <w:tcPr>
-            <w:tcW w:type="dxa" w:w="2102"/>
-            <w:shd w:fill="FFFFFF"/>
-          </w:tcPr>
-          <w:p>
-            <w:pPr>
-              <w:spacing w:after="20" w:before="20"/>
-            </w:pPr>
-            <w:r>
-              <w:rPr>
-                <w:sz w:val="15"/>
+                <w:sz w:val="14"/>
               </w:rPr>
               <w:t>N : 1 ke bookings</w:t>
               <w:br/>
@@ -1103,7 +1380,26 @@
         </w:tc>
         <w:tc>
           <w:tcPr>
-            <w:tcW w:type="dxa" w:w="2102"/>
+            <w:tcW w:type="dxa" w:w="1752"/>
+            <w:shd w:fill="F8FAFC"/>
+          </w:tcPr>
+          <w:p>
+            <w:pPr>
+              <w:spacing w:after="20" w:before="20"/>
+            </w:pPr>
+            <w:r>
+              <w:rPr>
+                <w:sz w:val="14"/>
+              </w:rPr>
+              <w:t>Internal Engine (Anti Double Booking)</w:t>
+            </w:r>
+          </w:p>
+        </w:tc>
+      </w:tr>
+      <w:tr>
+        <w:tc>
+          <w:tcPr>
+            <w:tcW w:type="dxa" w:w="1752"/>
             <w:shd w:fill="FFFFFF"/>
           </w:tcPr>
           <w:p>
@@ -1112,9 +1408,94 @@
             </w:pPr>
             <w:r>
               <w:rPr>
-                <w:sz w:val="15"/>
-              </w:rPr>
-              <w:t>Internal Engine (Anti-Collision)</w:t>
+                <w:sz w:val="14"/>
+              </w:rPr>
+              <w:t>11</w:t>
+            </w:r>
+          </w:p>
+        </w:tc>
+        <w:tc>
+          <w:tcPr>
+            <w:tcW w:type="dxa" w:w="1752"/>
+            <w:shd w:fill="FFFFFF"/>
+          </w:tcPr>
+          <w:p>
+            <w:pPr>
+              <w:spacing w:after="20" w:before="20"/>
+            </w:pPr>
+            <w:r>
+              <w:rPr>
+                <w:sz w:val="14"/>
+              </w:rPr>
+              <w:t>me</w:t>
+            </w:r>
+          </w:p>
+        </w:tc>
+        <w:tc>
+          <w:tcPr>
+            <w:tcW w:type="dxa" w:w="1752"/>
+            <w:shd w:fill="FFFFFF"/>
+          </w:tcPr>
+          <w:p>
+            <w:pPr>
+              <w:spacing w:after="20" w:before="20"/>
+            </w:pPr>
+            <w:r>
+              <w:rPr>
+                <w:sz w:val="14"/>
+              </w:rPr>
+              <w:t>users</w:t>
+            </w:r>
+          </w:p>
+        </w:tc>
+        <w:tc>
+          <w:tcPr>
+            <w:tcW w:type="dxa" w:w="1752"/>
+            <w:shd w:fill="FFFFFF"/>
+          </w:tcPr>
+          <w:p>
+            <w:pPr>
+              <w:spacing w:after="20" w:before="20"/>
+            </w:pPr>
+            <w:r>
+              <w:rPr>
+                <w:sz w:val="14"/>
+              </w:rPr>
+              <w:t>id, name, email, phone, role, status</w:t>
+            </w:r>
+          </w:p>
+        </w:tc>
+        <w:tc>
+          <w:tcPr>
+            <w:tcW w:type="dxa" w:w="1752"/>
+            <w:shd w:fill="FFFFFF"/>
+          </w:tcPr>
+          <w:p>
+            <w:pPr>
+              <w:spacing w:after="20" w:before="20"/>
+            </w:pPr>
+            <w:r>
+              <w:rPr>
+                <w:sz w:val="14"/>
+              </w:rPr>
+              <w:t>N/A (merujuk ke pengguna login)</w:t>
+            </w:r>
+          </w:p>
+        </w:tc>
+        <w:tc>
+          <w:tcPr>
+            <w:tcW w:type="dxa" w:w="1752"/>
+            <w:shd w:fill="FFFFFF"/>
+          </w:tcPr>
+          <w:p>
+            <w:pPr>
+              <w:spacing w:after="20" w:before="20"/>
+            </w:pPr>
+            <w:r>
+              <w:rPr>
+                <w:sz w:val="14"/>
+              </w:rPr>
+              <w:t>Singleton</w:t>
             </w:r>
           </w:p>
         </w:tc>
@@ -1164,7 +1545,7 @@
               <w:rPr>
                 <w:b/>
                 <w:color w:val="FFFFFF"/>
-                <w:sz w:val="14"/>
+                <w:sz w:val="13"/>
               </w:rPr>
               <w:t>No</w:t>
             </w:r>
@@ -1183,7 +1564,7 @@
               <w:rPr>
                 <w:b/>
                 <w:color w:val="FFFFFF"/>
-                <w:sz w:val="14"/>
+                <w:sz w:val="13"/>
               </w:rPr>
               <w:t>Method</w:t>
             </w:r>
@@ -1202,7 +1583,7 @@
               <w:rPr>
                 <w:b/>
                 <w:color w:val="FFFFFF"/>
-                <w:sz w:val="14"/>
+                <w:sz w:val="13"/>
               </w:rPr>
               <w:t>Endpoint (/api/v1)</w:t>
             </w:r>
@@ -1221,7 +1602,7 @@
               <w:rPr>
                 <w:b/>
                 <w:color w:val="FFFFFF"/>
-                <w:sz w:val="14"/>
+                <w:sz w:val="13"/>
               </w:rPr>
               <w:t>Fungsi &amp; Deskripsi Operasi</w:t>
             </w:r>
@@ -1240,7 +1621,7 @@
               <w:rPr>
                 <w:b/>
                 <w:color w:val="FFFFFF"/>
-                <w:sz w:val="14"/>
+                <w:sz w:val="13"/>
               </w:rPr>
               <w:t>Aktor</w:t>
             </w:r>
@@ -1259,7 +1640,7 @@
               <w:rPr>
                 <w:b/>
                 <w:color w:val="FFFFFF"/>
-                <w:sz w:val="14"/>
+                <w:sz w:val="13"/>
               </w:rPr>
               <w:t>Sukses</w:t>
             </w:r>
@@ -1278,7 +1659,7 @@
               <w:rPr>
                 <w:b/>
                 <w:color w:val="FFFFFF"/>
-                <w:sz w:val="14"/>
+                <w:sz w:val="13"/>
               </w:rPr>
               <w:t>Status Gagal Relevan</w:t>
             </w:r>
@@ -1297,7 +1678,7 @@
             </w:pPr>
             <w:r>
               <w:rPr>
-                <w:sz w:val="14"/>
+                <w:sz w:val="13"/>
               </w:rPr>
               <w:t>1</w:t>
             </w:r>
@@ -1314,7 +1695,7 @@
             </w:pPr>
             <w:r>
               <w:rPr>
-                <w:sz w:val="14"/>
+                <w:sz w:val="13"/>
               </w:rPr>
               <w:t>POST</w:t>
             </w:r>
@@ -1331,7 +1712,7 @@
             </w:pPr>
             <w:r>
               <w:rPr>
-                <w:sz w:val="14"/>
+                <w:sz w:val="13"/>
               </w:rPr>
               <w:t>/auth/register</w:t>
             </w:r>
@@ -1348,7 +1729,7 @@
             </w:pPr>
             <w:r>
               <w:rPr>
-                <w:sz w:val="14"/>
+                <w:sz w:val="13"/>
               </w:rPr>
               <w:t>Registrasi pengguna baru (penyewa aktif, pengelola pending)</w:t>
             </w:r>
@@ -1365,7 +1746,7 @@
             </w:pPr>
             <w:r>
               <w:rPr>
-                <w:sz w:val="14"/>
+                <w:sz w:val="13"/>
               </w:rPr>
               <w:t>Publik</w:t>
             </w:r>
@@ -1382,7 +1763,7 @@
             </w:pPr>
             <w:r>
               <w:rPr>
-                <w:sz w:val="14"/>
+                <w:sz w:val="13"/>
               </w:rPr>
               <w:t>201 Created</w:t>
             </w:r>
@@ -1399,7 +1780,7 @@
             </w:pPr>
             <w:r>
               <w:rPr>
-                <w:sz w:val="14"/>
+                <w:sz w:val="13"/>
               </w:rPr>
               <w:t>400, 422</w:t>
             </w:r>
@@ -1418,7 +1799,7 @@
             </w:pPr>
             <w:r>
               <w:rPr>
-                <w:sz w:val="14"/>
+                <w:sz w:val="13"/>
               </w:rPr>
               <w:t>2</w:t>
             </w:r>
@@ -1435,7 +1816,7 @@
             </w:pPr>
             <w:r>
               <w:rPr>
-                <w:sz w:val="14"/>
+                <w:sz w:val="13"/>
               </w:rPr>
               <w:t>POST</w:t>
             </w:r>
@@ -1452,7 +1833,7 @@
             </w:pPr>
             <w:r>
               <w:rPr>
-                <w:sz w:val="14"/>
+                <w:sz w:val="13"/>
               </w:rPr>
               <w:t>/auth/login</w:t>
             </w:r>
@@ -1469,7 +1850,7 @@
             </w:pPr>
             <w:r>
               <w:rPr>
-                <w:sz w:val="14"/>
+                <w:sz w:val="13"/>
               </w:rPr>
               <w:t>Autentikasi akun &amp; penerbitan token Sanctum</w:t>
             </w:r>
@@ -1486,7 +1867,7 @@
             </w:pPr>
             <w:r>
               <w:rPr>
-                <w:sz w:val="14"/>
+                <w:sz w:val="13"/>
               </w:rPr>
               <w:t>Publik</w:t>
             </w:r>
@@ -1503,7 +1884,7 @@
             </w:pPr>
             <w:r>
               <w:rPr>
-                <w:sz w:val="14"/>
+                <w:sz w:val="13"/>
               </w:rPr>
               <w:t>200 OK</w:t>
             </w:r>
@@ -1520,7 +1901,7 @@
             </w:pPr>
             <w:r>
               <w:rPr>
-                <w:sz w:val="14"/>
+                <w:sz w:val="13"/>
               </w:rPr>
               <w:t>401, 422</w:t>
             </w:r>
@@ -1539,7 +1920,7 @@
             </w:pPr>
             <w:r>
               <w:rPr>
-                <w:sz w:val="14"/>
+                <w:sz w:val="13"/>
               </w:rPr>
               <w:t>3</w:t>
             </w:r>
@@ -1556,7 +1937,7 @@
             </w:pPr>
             <w:r>
               <w:rPr>
-                <w:sz w:val="14"/>
+                <w:sz w:val="13"/>
               </w:rPr>
               <w:t>POST</w:t>
             </w:r>
@@ -1573,7 +1954,7 @@
             </w:pPr>
             <w:r>
               <w:rPr>
-                <w:sz w:val="14"/>
+                <w:sz w:val="13"/>
               </w:rPr>
               <w:t>/auth/logout</w:t>
             </w:r>
@@ -1590,7 +1971,7 @@
             </w:pPr>
             <w:r>
               <w:rPr>
-                <w:sz w:val="14"/>
+                <w:sz w:val="13"/>
               </w:rPr>
               <w:t>Revokasi token autentikasi aktif pengguna</w:t>
             </w:r>
@@ -1607,7 +1988,7 @@
             </w:pPr>
             <w:r>
               <w:rPr>
-                <w:sz w:val="14"/>
+                <w:sz w:val="13"/>
               </w:rPr>
               <w:t>Login</w:t>
             </w:r>
@@ -1624,7 +2005,7 @@
             </w:pPr>
             <w:r>
               <w:rPr>
-                <w:sz w:val="14"/>
+                <w:sz w:val="13"/>
               </w:rPr>
               <w:t>204 No Content</w:t>
             </w:r>
@@ -1641,7 +2022,7 @@
             </w:pPr>
             <w:r>
               <w:rPr>
-                <w:sz w:val="14"/>
+                <w:sz w:val="13"/>
               </w:rPr>
               <w:t>401</w:t>
             </w:r>
@@ -1660,7 +2041,7 @@
             </w:pPr>
             <w:r>
               <w:rPr>
-                <w:sz w:val="14"/>
+                <w:sz w:val="13"/>
               </w:rPr>
               <w:t>4</w:t>
             </w:r>
@@ -1677,7 +2058,7 @@
             </w:pPr>
             <w:r>
               <w:rPr>
-                <w:sz w:val="14"/>
+                <w:sz w:val="13"/>
               </w:rPr>
               <w:t>GET</w:t>
             </w:r>
@@ -1694,7 +2075,7 @@
             </w:pPr>
             <w:r>
               <w:rPr>
-                <w:sz w:val="14"/>
+                <w:sz w:val="13"/>
               </w:rPr>
               <w:t>/me</w:t>
             </w:r>
@@ -1711,7 +2092,7 @@
             </w:pPr>
             <w:r>
               <w:rPr>
-                <w:sz w:val="14"/>
+                <w:sz w:val="13"/>
               </w:rPr>
               <w:t>Mengambil profil pengguna yang login (singleton)</w:t>
             </w:r>
@@ -1728,7 +2109,7 @@
             </w:pPr>
             <w:r>
               <w:rPr>
-                <w:sz w:val="14"/>
+                <w:sz w:val="13"/>
               </w:rPr>
               <w:t>Login</w:t>
             </w:r>
@@ -1745,7 +2126,7 @@
             </w:pPr>
             <w:r>
               <w:rPr>
-                <w:sz w:val="14"/>
+                <w:sz w:val="13"/>
               </w:rPr>
               <w:t>200 OK</w:t>
             </w:r>
@@ -1762,7 +2143,7 @@
             </w:pPr>
             <w:r>
               <w:rPr>
-                <w:sz w:val="14"/>
+                <w:sz w:val="13"/>
               </w:rPr>
               <w:t>401</w:t>
             </w:r>
@@ -1781,7 +2162,7 @@
             </w:pPr>
             <w:r>
               <w:rPr>
-                <w:sz w:val="14"/>
+                <w:sz w:val="13"/>
               </w:rPr>
               <w:t>5</w:t>
             </w:r>
@@ -1798,7 +2179,7 @@
             </w:pPr>
             <w:r>
               <w:rPr>
-                <w:sz w:val="14"/>
+                <w:sz w:val="13"/>
               </w:rPr>
               <w:t>GET</w:t>
             </w:r>
@@ -1815,7 +2196,7 @@
             </w:pPr>
             <w:r>
               <w:rPr>
-                <w:sz w:val="14"/>
+                <w:sz w:val="13"/>
               </w:rPr>
               <w:t>/venues</w:t>
             </w:r>
@@ -1832,7 +2213,7 @@
             </w:pPr>
             <w:r>
               <w:rPr>
-                <w:sz w:val="14"/>
+                <w:sz w:val="13"/>
               </w:rPr>
               <w:t>Katalog venue mitra dengan filter city, sport_type, q</w:t>
             </w:r>
@@ -1849,7 +2230,7 @@
             </w:pPr>
             <w:r>
               <w:rPr>
-                <w:sz w:val="14"/>
+                <w:sz w:val="13"/>
               </w:rPr>
               <w:t>Publik</w:t>
             </w:r>
@@ -1866,7 +2247,7 @@
             </w:pPr>
             <w:r>
               <w:rPr>
-                <w:sz w:val="14"/>
+                <w:sz w:val="13"/>
               </w:rPr>
               <w:t>200 OK</w:t>
             </w:r>
@@ -1883,7 +2264,7 @@
             </w:pPr>
             <w:r>
               <w:rPr>
-                <w:sz w:val="14"/>
+                <w:sz w:val="13"/>
               </w:rPr>
               <w:t>400, 422</w:t>
             </w:r>
@@ -1902,7 +2283,7 @@
             </w:pPr>
             <w:r>
               <w:rPr>
-                <w:sz w:val="14"/>
+                <w:sz w:val="13"/>
               </w:rPr>
               <w:t>6</w:t>
             </w:r>
@@ -1919,7 +2300,7 @@
             </w:pPr>
             <w:r>
               <w:rPr>
-                <w:sz w:val="14"/>
+                <w:sz w:val="13"/>
               </w:rPr>
               <w:t>GET</w:t>
             </w:r>
@@ -1936,7 +2317,7 @@
             </w:pPr>
             <w:r>
               <w:rPr>
-                <w:sz w:val="14"/>
+                <w:sz w:val="13"/>
               </w:rPr>
               <w:t>/venues/{id}</w:t>
             </w:r>
@@ -1953,7 +2334,7 @@
             </w:pPr>
             <w:r>
               <w:rPr>
-                <w:sz w:val="14"/>
+                <w:sz w:val="13"/>
               </w:rPr>
               <w:t>Detail satu venue beserta fasilitas lapangannya</w:t>
             </w:r>
@@ -1970,7 +2351,7 @@
             </w:pPr>
             <w:r>
               <w:rPr>
-                <w:sz w:val="14"/>
+                <w:sz w:val="13"/>
               </w:rPr>
               <w:t>Publik</w:t>
             </w:r>
@@ -1987,7 +2368,7 @@
             </w:pPr>
             <w:r>
               <w:rPr>
-                <w:sz w:val="14"/>
+                <w:sz w:val="13"/>
               </w:rPr>
               <w:t>200 OK</w:t>
             </w:r>
@@ -2004,7 +2385,7 @@
             </w:pPr>
             <w:r>
               <w:rPr>
-                <w:sz w:val="14"/>
+                <w:sz w:val="13"/>
               </w:rPr>
               <w:t>404</w:t>
             </w:r>
@@ -2023,7 +2404,7 @@
             </w:pPr>
             <w:r>
               <w:rPr>
-                <w:sz w:val="14"/>
+                <w:sz w:val="13"/>
               </w:rPr>
               <w:t>7</w:t>
             </w:r>
@@ -2040,7 +2421,7 @@
             </w:pPr>
             <w:r>
               <w:rPr>
-                <w:sz w:val="14"/>
+                <w:sz w:val="13"/>
               </w:rPr>
               <w:t>GET</w:t>
             </w:r>
@@ -2057,7 +2438,7 @@
             </w:pPr>
             <w:r>
               <w:rPr>
-                <w:sz w:val="14"/>
+                <w:sz w:val="13"/>
               </w:rPr>
               <w:t>/venues/{id}/courts</w:t>
             </w:r>
@@ -2074,7 +2455,7 @@
             </w:pPr>
             <w:r>
               <w:rPr>
-                <w:sz w:val="14"/>
+                <w:sz w:val="13"/>
               </w:rPr>
               <w:t>Daftar lapangan pada venue tertentu</w:t>
             </w:r>
@@ -2091,7 +2472,7 @@
             </w:pPr>
             <w:r>
               <w:rPr>
-                <w:sz w:val="14"/>
+                <w:sz w:val="13"/>
               </w:rPr>
               <w:t>Publik</w:t>
             </w:r>
@@ -2108,7 +2489,7 @@
             </w:pPr>
             <w:r>
               <w:rPr>
-                <w:sz w:val="14"/>
+                <w:sz w:val="13"/>
               </w:rPr>
               <w:t>200 OK</w:t>
             </w:r>
@@ -2125,7 +2506,7 @@
             </w:pPr>
             <w:r>
               <w:rPr>
-                <w:sz w:val="14"/>
+                <w:sz w:val="13"/>
               </w:rPr>
               <w:t>404</w:t>
             </w:r>
@@ -2144,7 +2525,7 @@
             </w:pPr>
             <w:r>
               <w:rPr>
-                <w:sz w:val="14"/>
+                <w:sz w:val="13"/>
               </w:rPr>
               <w:t>8</w:t>
             </w:r>
@@ -2161,7 +2542,7 @@
             </w:pPr>
             <w:r>
               <w:rPr>
-                <w:sz w:val="14"/>
+                <w:sz w:val="13"/>
               </w:rPr>
               <w:t>GET</w:t>
             </w:r>
@@ -2178,7 +2559,7 @@
             </w:pPr>
             <w:r>
               <w:rPr>
-                <w:sz w:val="14"/>
+                <w:sz w:val="13"/>
               </w:rPr>
               <w:t>/courts/{id}</w:t>
             </w:r>
@@ -2195,7 +2576,7 @@
             </w:pPr>
             <w:r>
               <w:rPr>
-                <w:sz w:val="14"/>
+                <w:sz w:val="13"/>
               </w:rPr>
               <w:t>Detail spesifikasi teknis lapangan fisik</w:t>
             </w:r>
@@ -2212,7 +2593,7 @@
             </w:pPr>
             <w:r>
               <w:rPr>
-                <w:sz w:val="14"/>
+                <w:sz w:val="13"/>
               </w:rPr>
               <w:t>Publik</w:t>
             </w:r>
@@ -2229,7 +2610,7 @@
             </w:pPr>
             <w:r>
               <w:rPr>
-                <w:sz w:val="14"/>
+                <w:sz w:val="13"/>
               </w:rPr>
               <w:t>200 OK</w:t>
             </w:r>
@@ -2246,7 +2627,7 @@
             </w:pPr>
             <w:r>
               <w:rPr>
-                <w:sz w:val="14"/>
+                <w:sz w:val="13"/>
               </w:rPr>
               <w:t>404</w:t>
             </w:r>
@@ -2265,7 +2646,7 @@
             </w:pPr>
             <w:r>
               <w:rPr>
-                <w:sz w:val="14"/>
+                <w:sz w:val="13"/>
               </w:rPr>
               <w:t>9</w:t>
             </w:r>
@@ -2282,7 +2663,7 @@
             </w:pPr>
             <w:r>
               <w:rPr>
-                <w:sz w:val="14"/>
+                <w:sz w:val="13"/>
               </w:rPr>
               <w:t>GET</w:t>
             </w:r>
@@ -2299,7 +2680,7 @@
             </w:pPr>
             <w:r>
               <w:rPr>
-                <w:sz w:val="14"/>
+                <w:sz w:val="13"/>
               </w:rPr>
               <w:t>/courts/{id}/prices</w:t>
             </w:r>
@@ -2316,7 +2697,7 @@
             </w:pPr>
             <w:r>
               <w:rPr>
-                <w:sz w:val="14"/>
+                <w:sz w:val="13"/>
               </w:rPr>
               <w:t>Daftar struktur harga lapangan (reguler, peak, weekend)</w:t>
             </w:r>
@@ -2333,7 +2714,7 @@
             </w:pPr>
             <w:r>
               <w:rPr>
-                <w:sz w:val="14"/>
+                <w:sz w:val="13"/>
               </w:rPr>
               <w:t>Publik</w:t>
             </w:r>
@@ -2350,7 +2731,7 @@
             </w:pPr>
             <w:r>
               <w:rPr>
-                <w:sz w:val="14"/>
+                <w:sz w:val="13"/>
               </w:rPr>
               <w:t>200 OK</w:t>
             </w:r>
@@ -2367,7 +2748,7 @@
             </w:pPr>
             <w:r>
               <w:rPr>
-                <w:sz w:val="14"/>
+                <w:sz w:val="13"/>
               </w:rPr>
               <w:t>404</w:t>
             </w:r>
@@ -2386,7 +2767,7 @@
             </w:pPr>
             <w:r>
               <w:rPr>
-                <w:sz w:val="14"/>
+                <w:sz w:val="13"/>
               </w:rPr>
               <w:t>10</w:t>
             </w:r>
@@ -2403,7 +2784,7 @@
             </w:pPr>
             <w:r>
               <w:rPr>
-                <w:sz w:val="14"/>
+                <w:sz w:val="13"/>
               </w:rPr>
               <w:t>GET</w:t>
             </w:r>
@@ -2420,9 +2801,9 @@
             </w:pPr>
             <w:r>
               <w:rPr>
-                <w:sz w:val="14"/>
-              </w:rPr>
-              <w:t>/courts/{id}/availability</w:t>
+                <w:sz w:val="13"/>
+              </w:rPr>
+              <w:t>/courts/{id}/operating-hours</w:t>
             </w:r>
           </w:p>
         </w:tc>
@@ -2437,9 +2818,9 @@
             </w:pPr>
             <w:r>
               <w:rPr>
-                <w:sz w:val="14"/>
-              </w:rPr>
-              <w:t>Matriks ketersediaan slot jam &amp; tarif per tanggal</w:t>
+                <w:sz w:val="13"/>
+              </w:rPr>
+              <w:t>Daftar jam operasional lapangan seminggu penuh</w:t>
             </w:r>
           </w:p>
         </w:tc>
@@ -2454,7 +2835,7 @@
             </w:pPr>
             <w:r>
               <w:rPr>
-                <w:sz w:val="14"/>
+                <w:sz w:val="13"/>
               </w:rPr>
               <w:t>Publik</w:t>
             </w:r>
@@ -2471,7 +2852,7 @@
             </w:pPr>
             <w:r>
               <w:rPr>
-                <w:sz w:val="14"/>
+                <w:sz w:val="13"/>
               </w:rPr>
               <w:t>200 OK</w:t>
             </w:r>
@@ -2488,9 +2869,9 @@
             </w:pPr>
             <w:r>
               <w:rPr>
-                <w:sz w:val="14"/>
-              </w:rPr>
-              <w:t>404, 422</w:t>
+                <w:sz w:val="13"/>
+              </w:rPr>
+              <w:t>404</w:t>
             </w:r>
           </w:p>
         </w:tc>
@@ -2507,7 +2888,7 @@
             </w:pPr>
             <w:r>
               <w:rPr>
-                <w:sz w:val="14"/>
+                <w:sz w:val="13"/>
               </w:rPr>
               <w:t>11</w:t>
             </w:r>
@@ -2524,9 +2905,9 @@
             </w:pPr>
             <w:r>
               <w:rPr>
-                <w:sz w:val="14"/>
-              </w:rPr>
-              <w:t>POST</w:t>
+                <w:sz w:val="13"/>
+              </w:rPr>
+              <w:t>GET</w:t>
             </w:r>
           </w:p>
         </w:tc>
@@ -2541,9 +2922,9 @@
             </w:pPr>
             <w:r>
               <w:rPr>
-                <w:sz w:val="14"/>
-              </w:rPr>
-              <w:t>/bookings</w:t>
+                <w:sz w:val="13"/>
+              </w:rPr>
+              <w:t>/courts/{id}/availability</w:t>
             </w:r>
           </w:p>
         </w:tc>
@@ -2558,9 +2939,9 @@
             </w:pPr>
             <w:r>
               <w:rPr>
-                <w:sz w:val="14"/>
-              </w:rPr>
-              <w:t>Reservasi booking baru, kunci slot atomik, hold 15 menit</w:t>
+                <w:sz w:val="13"/>
+              </w:rPr>
+              <w:t>Matriks ketersediaan slot jam &amp; tarif per tanggal</w:t>
             </w:r>
           </w:p>
         </w:tc>
@@ -2575,9 +2956,9 @@
             </w:pPr>
             <w:r>
               <w:rPr>
-                <w:sz w:val="14"/>
-              </w:rPr>
-              <w:t>Penyewa</w:t>
+                <w:sz w:val="13"/>
+              </w:rPr>
+              <w:t>Publik</w:t>
             </w:r>
           </w:p>
         </w:tc>
@@ -2592,9 +2973,9 @@
             </w:pPr>
             <w:r>
               <w:rPr>
-                <w:sz w:val="14"/>
-              </w:rPr>
-              <w:t>201 Created</w:t>
+                <w:sz w:val="13"/>
+              </w:rPr>
+              <w:t>200 OK</w:t>
             </w:r>
           </w:p>
         </w:tc>
@@ -2609,9 +2990,9 @@
             </w:pPr>
             <w:r>
               <w:rPr>
-                <w:sz w:val="14"/>
-              </w:rPr>
-              <w:t>400, 409, 422</w:t>
+                <w:sz w:val="13"/>
+              </w:rPr>
+              <w:t>404, 422</w:t>
             </w:r>
           </w:p>
         </w:tc>
@@ -2628,7 +3009,7 @@
             </w:pPr>
             <w:r>
               <w:rPr>
-                <w:sz w:val="14"/>
+                <w:sz w:val="13"/>
               </w:rPr>
               <w:t>12</w:t>
             </w:r>
@@ -2645,9 +3026,9 @@
             </w:pPr>
             <w:r>
               <w:rPr>
-                <w:sz w:val="14"/>
-              </w:rPr>
-              <w:t>GET</w:t>
+                <w:sz w:val="13"/>
+              </w:rPr>
+              <w:t>POST</w:t>
             </w:r>
           </w:p>
         </w:tc>
@@ -2662,7 +3043,7 @@
             </w:pPr>
             <w:r>
               <w:rPr>
-                <w:sz w:val="14"/>
+                <w:sz w:val="13"/>
               </w:rPr>
               <w:t>/bookings</w:t>
             </w:r>
@@ -2679,9 +3060,9 @@
             </w:pPr>
             <w:r>
               <w:rPr>
-                <w:sz w:val="14"/>
-              </w:rPr>
-              <w:t>Riwayat transaksi booking milik penyewa aktif</w:t>
+                <w:sz w:val="13"/>
+              </w:rPr>
+              <w:t>Reservasi booking baru, kunci slot atomik, hold 15 menit</w:t>
             </w:r>
           </w:p>
         </w:tc>
@@ -2696,7 +3077,7 @@
             </w:pPr>
             <w:r>
               <w:rPr>
-                <w:sz w:val="14"/>
+                <w:sz w:val="13"/>
               </w:rPr>
               <w:t>Penyewa</w:t>
             </w:r>
@@ -2713,9 +3094,9 @@
             </w:pPr>
             <w:r>
               <w:rPr>
-                <w:sz w:val="14"/>
-              </w:rPr>
-              <w:t>200 OK</w:t>
+                <w:sz w:val="13"/>
+              </w:rPr>
+              <w:t>201 Created</w:t>
             </w:r>
           </w:p>
         </w:tc>
@@ -2730,9 +3111,9 @@
             </w:pPr>
             <w:r>
               <w:rPr>
-                <w:sz w:val="14"/>
-              </w:rPr>
-              <w:t>401</w:t>
+                <w:sz w:val="13"/>
+              </w:rPr>
+              <w:t>400, 409, 422</w:t>
             </w:r>
           </w:p>
         </w:tc>
@@ -2749,7 +3130,7 @@
             </w:pPr>
             <w:r>
               <w:rPr>
-                <w:sz w:val="14"/>
+                <w:sz w:val="13"/>
               </w:rPr>
               <w:t>13</w:t>
             </w:r>
@@ -2766,7 +3147,7 @@
             </w:pPr>
             <w:r>
               <w:rPr>
-                <w:sz w:val="14"/>
+                <w:sz w:val="13"/>
               </w:rPr>
               <w:t>GET</w:t>
             </w:r>
@@ -2783,9 +3164,9 @@
             </w:pPr>
             <w:r>
               <w:rPr>
-                <w:sz w:val="14"/>
-              </w:rPr>
-              <w:t>/bookings/{id}</w:t>
+                <w:sz w:val="13"/>
+              </w:rPr>
+              <w:t>/bookings</w:t>
             </w:r>
           </w:p>
         </w:tc>
@@ -2800,9 +3181,9 @@
             </w:pPr>
             <w:r>
               <w:rPr>
-                <w:sz w:val="14"/>
-              </w:rPr>
-              <w:t>Detail faktur booking, slot yang diambil, rincian bayar</w:t>
+                <w:sz w:val="13"/>
+              </w:rPr>
+              <w:t>Riwayat transaksi booking milik penyewa aktif</w:t>
             </w:r>
           </w:p>
         </w:tc>
@@ -2817,9 +3198,9 @@
             </w:pPr>
             <w:r>
               <w:rPr>
-                <w:sz w:val="14"/>
-              </w:rPr>
-              <w:t>Penyewa, Pengelola</w:t>
+                <w:sz w:val="13"/>
+              </w:rPr>
+              <w:t>Penyewa</w:t>
             </w:r>
           </w:p>
         </w:tc>
@@ -2834,7 +3215,7 @@
             </w:pPr>
             <w:r>
               <w:rPr>
-                <w:sz w:val="14"/>
+                <w:sz w:val="13"/>
               </w:rPr>
               <w:t>200 OK</w:t>
             </w:r>
@@ -2851,9 +3232,9 @@
             </w:pPr>
             <w:r>
               <w:rPr>
-                <w:sz w:val="14"/>
-              </w:rPr>
-              <w:t>401, 403, 404</w:t>
+                <w:sz w:val="13"/>
+              </w:rPr>
+              <w:t>401</w:t>
             </w:r>
           </w:p>
         </w:tc>
@@ -2870,7 +3251,7 @@
             </w:pPr>
             <w:r>
               <w:rPr>
-                <w:sz w:val="14"/>
+                <w:sz w:val="13"/>
               </w:rPr>
               <w:t>14</w:t>
             </w:r>
@@ -2887,9 +3268,9 @@
             </w:pPr>
             <w:r>
               <w:rPr>
-                <w:sz w:val="14"/>
-              </w:rPr>
-              <w:t>POST</w:t>
+                <w:sz w:val="13"/>
+              </w:rPr>
+              <w:t>GET</w:t>
             </w:r>
           </w:p>
         </w:tc>
@@ -2904,9 +3285,9 @@
             </w:pPr>
             <w:r>
               <w:rPr>
-                <w:sz w:val="14"/>
-              </w:rPr>
-              <w:t>/bookings/{id}/payments</w:t>
+                <w:sz w:val="13"/>
+              </w:rPr>
+              <w:t>/bookings/{id}</w:t>
             </w:r>
           </w:p>
         </w:tc>
@@ -2921,9 +3302,9 @@
             </w:pPr>
             <w:r>
               <w:rPr>
-                <w:sz w:val="14"/>
-              </w:rPr>
-              <w:t>Membuat token transaksi Midtrans Snap &amp; redirect URL</w:t>
+                <w:sz w:val="13"/>
+              </w:rPr>
+              <w:t>Detail faktur booking, slot yang diambil, rincian bayar</w:t>
             </w:r>
           </w:p>
         </w:tc>
@@ -2938,9 +3319,9 @@
             </w:pPr>
             <w:r>
               <w:rPr>
-                <w:sz w:val="14"/>
-              </w:rPr>
-              <w:t>Penyewa</w:t>
+                <w:sz w:val="13"/>
+              </w:rPr>
+              <w:t>Penyewa, Pengelola</w:t>
             </w:r>
           </w:p>
         </w:tc>
@@ -2955,9 +3336,9 @@
             </w:pPr>
             <w:r>
               <w:rPr>
-                <w:sz w:val="14"/>
-              </w:rPr>
-              <w:t>201 Created</w:t>
+                <w:sz w:val="13"/>
+              </w:rPr>
+              <w:t>200 OK</w:t>
             </w:r>
           </w:p>
         </w:tc>
@@ -2972,9 +3353,9 @@
             </w:pPr>
             <w:r>
               <w:rPr>
-                <w:sz w:val="14"/>
-              </w:rPr>
-              <w:t>401, 403, 409</w:t>
+                <w:sz w:val="13"/>
+              </w:rPr>
+              <w:t>401, 403, 404</w:t>
             </w:r>
           </w:p>
         </w:tc>
@@ -2991,7 +3372,7 @@
             </w:pPr>
             <w:r>
               <w:rPr>
-                <w:sz w:val="14"/>
+                <w:sz w:val="13"/>
               </w:rPr>
               <w:t>15</w:t>
             </w:r>
@@ -3008,7 +3389,7 @@
             </w:pPr>
             <w:r>
               <w:rPr>
-                <w:sz w:val="14"/>
+                <w:sz w:val="13"/>
               </w:rPr>
               <w:t>POST</w:t>
             </w:r>
@@ -3025,9 +3406,9 @@
             </w:pPr>
             <w:r>
               <w:rPr>
-                <w:sz w:val="14"/>
-              </w:rPr>
-              <w:t>/bookings/{id}/cancellation</w:t>
+                <w:sz w:val="13"/>
+              </w:rPr>
+              <w:t>/bookings/{id}/payments</w:t>
             </w:r>
           </w:p>
         </w:tc>
@@ -3042,9 +3423,9 @@
             </w:pPr>
             <w:r>
               <w:rPr>
-                <w:sz w:val="14"/>
-              </w:rPr>
-              <w:t>Batalkan booking &amp; hitung refund otomatis kebijakan venue</w:t>
+                <w:sz w:val="13"/>
+              </w:rPr>
+              <w:t>Membuat token transaksi Midtrans Snap &amp; redirect URL</w:t>
             </w:r>
           </w:p>
         </w:tc>
@@ -3059,7 +3440,7 @@
             </w:pPr>
             <w:r>
               <w:rPr>
-                <w:sz w:val="14"/>
+                <w:sz w:val="13"/>
               </w:rPr>
               <w:t>Penyewa</w:t>
             </w:r>
@@ -3076,9 +3457,9 @@
             </w:pPr>
             <w:r>
               <w:rPr>
-                <w:sz w:val="14"/>
-              </w:rPr>
-              <w:t>200 OK</w:t>
+                <w:sz w:val="13"/>
+              </w:rPr>
+              <w:t>201 Created</w:t>
             </w:r>
           </w:p>
         </w:tc>
@@ -3093,7 +3474,7 @@
             </w:pPr>
             <w:r>
               <w:rPr>
-                <w:sz w:val="14"/>
+                <w:sz w:val="13"/>
               </w:rPr>
               <w:t>401, 403, 409</w:t>
             </w:r>
@@ -3112,7 +3493,7 @@
             </w:pPr>
             <w:r>
               <w:rPr>
-                <w:sz w:val="14"/>
+                <w:sz w:val="13"/>
               </w:rPr>
               <w:t>16</w:t>
             </w:r>
@@ -3129,7 +3510,7 @@
             </w:pPr>
             <w:r>
               <w:rPr>
-                <w:sz w:val="14"/>
+                <w:sz w:val="13"/>
               </w:rPr>
               <w:t>POST</w:t>
             </w:r>
@@ -3146,9 +3527,9 @@
             </w:pPr>
             <w:r>
               <w:rPr>
-                <w:sz w:val="14"/>
-              </w:rPr>
-              <w:t>/payments/webhook/midtrans</w:t>
+                <w:sz w:val="13"/>
+              </w:rPr>
+              <w:t>/bookings/{id}/cancellation</w:t>
             </w:r>
           </w:p>
         </w:tc>
@@ -3163,9 +3544,9 @@
             </w:pPr>
             <w:r>
               <w:rPr>
-                <w:sz w:val="14"/>
-              </w:rPr>
-              <w:t>Callback notifikasi gateway (verifikasi HMAC SHA-512)</w:t>
+                <w:sz w:val="13"/>
+              </w:rPr>
+              <w:t>Batalkan booking &amp; hitung refund otomatis kebijakan venue</w:t>
             </w:r>
           </w:p>
         </w:tc>
@@ -3180,9 +3561,9 @@
             </w:pPr>
             <w:r>
               <w:rPr>
-                <w:sz w:val="14"/>
-              </w:rPr>
-              <w:t>Midtrans</w:t>
+                <w:sz w:val="13"/>
+              </w:rPr>
+              <w:t>Penyewa</w:t>
             </w:r>
           </w:p>
         </w:tc>
@@ -3197,7 +3578,7 @@
             </w:pPr>
             <w:r>
               <w:rPr>
-                <w:sz w:val="14"/>
+                <w:sz w:val="13"/>
               </w:rPr>
               <w:t>200 OK</w:t>
             </w:r>
@@ -3214,9 +3595,9 @@
             </w:pPr>
             <w:r>
               <w:rPr>
-                <w:sz w:val="14"/>
-              </w:rPr>
-              <w:t>401, 403</w:t>
+                <w:sz w:val="13"/>
+              </w:rPr>
+              <w:t>401, 403, 409</w:t>
             </w:r>
           </w:p>
         </w:tc>
@@ -3233,7 +3614,7 @@
             </w:pPr>
             <w:r>
               <w:rPr>
-                <w:sz w:val="14"/>
+                <w:sz w:val="13"/>
               </w:rPr>
               <w:t>17</w:t>
             </w:r>
@@ -3250,7 +3631,7 @@
             </w:pPr>
             <w:r>
               <w:rPr>
-                <w:sz w:val="14"/>
+                <w:sz w:val="13"/>
               </w:rPr>
               <w:t>POST</w:t>
             </w:r>
@@ -3267,9 +3648,9 @@
             </w:pPr>
             <w:r>
               <w:rPr>
-                <w:sz w:val="14"/>
-              </w:rPr>
-              <w:t>/manage/courts</w:t>
+                <w:sz w:val="13"/>
+              </w:rPr>
+              <w:t>/payments/webhook/midtrans</w:t>
             </w:r>
           </w:p>
         </w:tc>
@@ -3284,9 +3665,9 @@
             </w:pPr>
             <w:r>
               <w:rPr>
-                <w:sz w:val="14"/>
-              </w:rPr>
-              <w:t>Menambah lapangan baru pada venue milik pengelola</w:t>
+                <w:sz w:val="13"/>
+              </w:rPr>
+              <w:t>Callback notifikasi gateway (verifikasi HMAC SHA-512)</w:t>
             </w:r>
           </w:p>
         </w:tc>
@@ -3301,9 +3682,9 @@
             </w:pPr>
             <w:r>
               <w:rPr>
-                <w:sz w:val="14"/>
-              </w:rPr>
-              <w:t>Pengelola</w:t>
+                <w:sz w:val="13"/>
+              </w:rPr>
+              <w:t>Midtrans</w:t>
             </w:r>
           </w:p>
         </w:tc>
@@ -3318,9 +3699,9 @@
             </w:pPr>
             <w:r>
               <w:rPr>
-                <w:sz w:val="14"/>
-              </w:rPr>
-              <w:t>201 Created</w:t>
+                <w:sz w:val="13"/>
+              </w:rPr>
+              <w:t>200 OK</w:t>
             </w:r>
           </w:p>
         </w:tc>
@@ -3335,9 +3716,9 @@
             </w:pPr>
             <w:r>
               <w:rPr>
-                <w:sz w:val="14"/>
-              </w:rPr>
-              <w:t>401, 403, 422</w:t>
+                <w:sz w:val="13"/>
+              </w:rPr>
+              <w:t>401, 403</w:t>
             </w:r>
           </w:p>
         </w:tc>
@@ -3354,7 +3735,7 @@
             </w:pPr>
             <w:r>
               <w:rPr>
-                <w:sz w:val="14"/>
+                <w:sz w:val="13"/>
               </w:rPr>
               <w:t>18</w:t>
             </w:r>
@@ -3371,9 +3752,9 @@
             </w:pPr>
             <w:r>
               <w:rPr>
-                <w:sz w:val="14"/>
-              </w:rPr>
-              <w:t>PUT</w:t>
+                <w:sz w:val="13"/>
+              </w:rPr>
+              <w:t>POST</w:t>
             </w:r>
           </w:p>
         </w:tc>
@@ -3388,9 +3769,9 @@
             </w:pPr>
             <w:r>
               <w:rPr>
-                <w:sz w:val="14"/>
-              </w:rPr>
-              <w:t>/manage/courts/{id}</w:t>
+                <w:sz w:val="13"/>
+              </w:rPr>
+              <w:t>/manage/venues</w:t>
             </w:r>
           </w:p>
         </w:tc>
@@ -3405,9 +3786,9 @@
             </w:pPr>
             <w:r>
               <w:rPr>
-                <w:sz w:val="14"/>
-              </w:rPr>
-              <w:t>Memperbarui spesifikasi lapangan secara menyeluruh</w:t>
+                <w:sz w:val="13"/>
+              </w:rPr>
+              <w:t>Mendaftarkan venue baru milik pengelola</w:t>
             </w:r>
           </w:p>
         </w:tc>
@@ -3422,7 +3803,7 @@
             </w:pPr>
             <w:r>
               <w:rPr>
-                <w:sz w:val="14"/>
+                <w:sz w:val="13"/>
               </w:rPr>
               <w:t>Pengelola</w:t>
             </w:r>
@@ -3439,9 +3820,9 @@
             </w:pPr>
             <w:r>
               <w:rPr>
-                <w:sz w:val="14"/>
-              </w:rPr>
-              <w:t>200 OK</w:t>
+                <w:sz w:val="13"/>
+              </w:rPr>
+              <w:t>201 Created</w:t>
             </w:r>
           </w:p>
         </w:tc>
@@ -3456,9 +3837,9 @@
             </w:pPr>
             <w:r>
               <w:rPr>
-                <w:sz w:val="14"/>
-              </w:rPr>
-              <w:t>401, 403, 404, 422</w:t>
+                <w:sz w:val="13"/>
+              </w:rPr>
+              <w:t>401, 403, 422</w:t>
             </w:r>
           </w:p>
         </w:tc>
@@ -3475,7 +3856,7 @@
             </w:pPr>
             <w:r>
               <w:rPr>
-                <w:sz w:val="14"/>
+                <w:sz w:val="13"/>
               </w:rPr>
               <w:t>19</w:t>
             </w:r>
@@ -3492,9 +3873,9 @@
             </w:pPr>
             <w:r>
               <w:rPr>
-                <w:sz w:val="14"/>
-              </w:rPr>
-              <w:t>PATCH</w:t>
+                <w:sz w:val="13"/>
+              </w:rPr>
+              <w:t>PUT</w:t>
             </w:r>
           </w:p>
         </w:tc>
@@ -3509,9 +3890,9 @@
             </w:pPr>
             <w:r>
               <w:rPr>
-                <w:sz w:val="14"/>
-              </w:rPr>
-              <w:t>/manage/courts/{id}</w:t>
+                <w:sz w:val="13"/>
+              </w:rPr>
+              <w:t>/manage/venues/{id}</w:t>
             </w:r>
           </w:p>
         </w:tc>
@@ -3526,9 +3907,9 @@
             </w:pPr>
             <w:r>
               <w:rPr>
-                <w:sz w:val="14"/>
-              </w:rPr>
-              <w:t>Mengubah status aktif/non-aktif lapangan parsial</w:t>
+                <w:sz w:val="13"/>
+              </w:rPr>
+              <w:t>Memperbarui profil venue secara menyeluruh</w:t>
             </w:r>
           </w:p>
         </w:tc>
@@ -3543,7 +3924,7 @@
             </w:pPr>
             <w:r>
               <w:rPr>
-                <w:sz w:val="14"/>
+                <w:sz w:val="13"/>
               </w:rPr>
               <w:t>Pengelola</w:t>
             </w:r>
@@ -3560,7 +3941,7 @@
             </w:pPr>
             <w:r>
               <w:rPr>
-                <w:sz w:val="14"/>
+                <w:sz w:val="13"/>
               </w:rPr>
               <w:t>200 OK</w:t>
             </w:r>
@@ -3577,9 +3958,9 @@
             </w:pPr>
             <w:r>
               <w:rPr>
-                <w:sz w:val="14"/>
-              </w:rPr>
-              <w:t>401, 403, 404</w:t>
+                <w:sz w:val="13"/>
+              </w:rPr>
+              <w:t>401, 403, 404, 422</w:t>
             </w:r>
           </w:p>
         </w:tc>
@@ -3596,7 +3977,7 @@
             </w:pPr>
             <w:r>
               <w:rPr>
-                <w:sz w:val="14"/>
+                <w:sz w:val="13"/>
               </w:rPr>
               <w:t>20</w:t>
             </w:r>
@@ -3613,7 +3994,7 @@
             </w:pPr>
             <w:r>
               <w:rPr>
-                <w:sz w:val="14"/>
+                <w:sz w:val="13"/>
               </w:rPr>
               <w:t>DELETE</w:t>
             </w:r>
@@ -3630,9 +4011,9 @@
             </w:pPr>
             <w:r>
               <w:rPr>
-                <w:sz w:val="14"/>
-              </w:rPr>
-              <w:t>/manage/courts/{id}</w:t>
+                <w:sz w:val="13"/>
+              </w:rPr>
+              <w:t>/manage/venues/{id}</w:t>
             </w:r>
           </w:p>
         </w:tc>
@@ -3647,9 +4028,9 @@
             </w:pPr>
             <w:r>
               <w:rPr>
-                <w:sz w:val="14"/>
-              </w:rPr>
-              <w:t>Menghapus/menonaktifkan lapangan fisik dari sistem</w:t>
+                <w:sz w:val="13"/>
+              </w:rPr>
+              <w:t>Menghapus/menonaktifkan venue dari platform</w:t>
             </w:r>
           </w:p>
         </w:tc>
@@ -3664,7 +4045,7 @@
             </w:pPr>
             <w:r>
               <w:rPr>
-                <w:sz w:val="14"/>
+                <w:sz w:val="13"/>
               </w:rPr>
               <w:t>Pengelola</w:t>
             </w:r>
@@ -3681,7 +4062,7 @@
             </w:pPr>
             <w:r>
               <w:rPr>
-                <w:sz w:val="14"/>
+                <w:sz w:val="13"/>
               </w:rPr>
               <w:t>204 No Content</w:t>
             </w:r>
@@ -3698,7 +4079,7 @@
             </w:pPr>
             <w:r>
               <w:rPr>
-                <w:sz w:val="14"/>
+                <w:sz w:val="13"/>
               </w:rPr>
               <w:t>401, 403, 404, 409</w:t>
             </w:r>
@@ -3717,7 +4098,7 @@
             </w:pPr>
             <w:r>
               <w:rPr>
-                <w:sz w:val="14"/>
+                <w:sz w:val="13"/>
               </w:rPr>
               <w:t>21</w:t>
             </w:r>
@@ -3734,7 +4115,7 @@
             </w:pPr>
             <w:r>
               <w:rPr>
-                <w:sz w:val="14"/>
+                <w:sz w:val="13"/>
               </w:rPr>
               <w:t>POST</w:t>
             </w:r>
@@ -3751,9 +4132,9 @@
             </w:pPr>
             <w:r>
               <w:rPr>
-                <w:sz w:val="14"/>
-              </w:rPr>
-              <w:t>/manage/courts/{id}/blocks</w:t>
+                <w:sz w:val="13"/>
+              </w:rPr>
+              <w:t>/manage/courts</w:t>
             </w:r>
           </w:p>
         </w:tc>
@@ -3768,9 +4149,9 @@
             </w:pPr>
             <w:r>
               <w:rPr>
-                <w:sz w:val="14"/>
-              </w:rPr>
-              <w:t>Membuat blokir slot perawatan/turnamen</w:t>
+                <w:sz w:val="13"/>
+              </w:rPr>
+              <w:t>Menambah lapangan baru pada venue milik pengelola</w:t>
             </w:r>
           </w:p>
         </w:tc>
@@ -3785,7 +4166,7 @@
             </w:pPr>
             <w:r>
               <w:rPr>
-                <w:sz w:val="14"/>
+                <w:sz w:val="13"/>
               </w:rPr>
               <w:t>Pengelola</w:t>
             </w:r>
@@ -3802,7 +4183,7 @@
             </w:pPr>
             <w:r>
               <w:rPr>
-                <w:sz w:val="14"/>
+                <w:sz w:val="13"/>
               </w:rPr>
               <w:t>201 Created</w:t>
             </w:r>
@@ -3819,7 +4200,7 @@
             </w:pPr>
             <w:r>
               <w:rPr>
-                <w:sz w:val="14"/>
+                <w:sz w:val="13"/>
               </w:rPr>
               <w:t>401, 403, 422</w:t>
             </w:r>
@@ -3838,7 +4219,7 @@
             </w:pPr>
             <w:r>
               <w:rPr>
-                <w:sz w:val="14"/>
+                <w:sz w:val="13"/>
               </w:rPr>
               <w:t>22</w:t>
             </w:r>
@@ -3855,9 +4236,9 @@
             </w:pPr>
             <w:r>
               <w:rPr>
-                <w:sz w:val="14"/>
-              </w:rPr>
-              <w:t>DELETE</w:t>
+                <w:sz w:val="13"/>
+              </w:rPr>
+              <w:t>PUT</w:t>
             </w:r>
           </w:p>
         </w:tc>
@@ -3872,9 +4253,9 @@
             </w:pPr>
             <w:r>
               <w:rPr>
-                <w:sz w:val="14"/>
-              </w:rPr>
-              <w:t>/manage/blocks/{id}</w:t>
+                <w:sz w:val="13"/>
+              </w:rPr>
+              <w:t>/manage/courts/{id}</w:t>
             </w:r>
           </w:p>
         </w:tc>
@@ -3889,9 +4270,9 @@
             </w:pPr>
             <w:r>
               <w:rPr>
-                <w:sz w:val="14"/>
-              </w:rPr>
-              <w:t>Membatalkan jadwal pemblokiran lapangan fisik</w:t>
+                <w:sz w:val="13"/>
+              </w:rPr>
+              <w:t>Memperbarui spesifikasi lapangan secara menyeluruh</w:t>
             </w:r>
           </w:p>
         </w:tc>
@@ -3906,7 +4287,7 @@
             </w:pPr>
             <w:r>
               <w:rPr>
-                <w:sz w:val="14"/>
+                <w:sz w:val="13"/>
               </w:rPr>
               <w:t>Pengelola</w:t>
             </w:r>
@@ -3923,9 +4304,9 @@
             </w:pPr>
             <w:r>
               <w:rPr>
-                <w:sz w:val="14"/>
-              </w:rPr>
-              <w:t>204 No Content</w:t>
+                <w:sz w:val="13"/>
+              </w:rPr>
+              <w:t>200 OK</w:t>
             </w:r>
           </w:p>
         </w:tc>
@@ -3940,9 +4321,9 @@
             </w:pPr>
             <w:r>
               <w:rPr>
-                <w:sz w:val="14"/>
-              </w:rPr>
-              <w:t>401, 403, 404</w:t>
+                <w:sz w:val="13"/>
+              </w:rPr>
+              <w:t>401, 403, 404, 422</w:t>
             </w:r>
           </w:p>
         </w:tc>
@@ -3959,7 +4340,7 @@
             </w:pPr>
             <w:r>
               <w:rPr>
-                <w:sz w:val="14"/>
+                <w:sz w:val="13"/>
               </w:rPr>
               <w:t>23</w:t>
             </w:r>
@@ -3976,7 +4357,7 @@
             </w:pPr>
             <w:r>
               <w:rPr>
-                <w:sz w:val="14"/>
+                <w:sz w:val="13"/>
               </w:rPr>
               <w:t>PATCH</w:t>
             </w:r>
@@ -3993,9 +4374,9 @@
             </w:pPr>
             <w:r>
               <w:rPr>
-                <w:sz w:val="14"/>
-              </w:rPr>
-              <w:t>/manage/bookings/{id}/status</w:t>
+                <w:sz w:val="13"/>
+              </w:rPr>
+              <w:t>/manage/courts/{id}</w:t>
             </w:r>
           </w:p>
         </w:tc>
@@ -4010,9 +4391,9 @@
             </w:pPr>
             <w:r>
               <w:rPr>
-                <w:sz w:val="14"/>
-              </w:rPr>
-              <w:t>Mengubah status sewa menjadi COMPLETED / NO_SHOW</w:t>
+                <w:sz w:val="13"/>
+              </w:rPr>
+              <w:t>Mengubah status aktif/non-aktif lapangan parsial</w:t>
             </w:r>
           </w:p>
         </w:tc>
@@ -4027,7 +4408,7 @@
             </w:pPr>
             <w:r>
               <w:rPr>
-                <w:sz w:val="14"/>
+                <w:sz w:val="13"/>
               </w:rPr>
               <w:t>Pengelola</w:t>
             </w:r>
@@ -4044,7 +4425,7 @@
             </w:pPr>
             <w:r>
               <w:rPr>
-                <w:sz w:val="14"/>
+                <w:sz w:val="13"/>
               </w:rPr>
               <w:t>200 OK</w:t>
             </w:r>
@@ -4061,9 +4442,9 @@
             </w:pPr>
             <w:r>
               <w:rPr>
-                <w:sz w:val="14"/>
-              </w:rPr>
-              <w:t>401, 403, 422</w:t>
+                <w:sz w:val="13"/>
+              </w:rPr>
+              <w:t>401, 403, 404</w:t>
             </w:r>
           </w:p>
         </w:tc>
@@ -4080,7 +4461,7 @@
             </w:pPr>
             <w:r>
               <w:rPr>
-                <w:sz w:val="14"/>
+                <w:sz w:val="13"/>
               </w:rPr>
               <w:t>24</w:t>
             </w:r>
@@ -4097,9 +4478,9 @@
             </w:pPr>
             <w:r>
               <w:rPr>
-                <w:sz w:val="14"/>
-              </w:rPr>
-              <w:t>GET</w:t>
+                <w:sz w:val="13"/>
+              </w:rPr>
+              <w:t>DELETE</w:t>
             </w:r>
           </w:p>
         </w:tc>
@@ -4114,9 +4495,9 @@
             </w:pPr>
             <w:r>
               <w:rPr>
-                <w:sz w:val="14"/>
-              </w:rPr>
-              <w:t>/admin/users</w:t>
+                <w:sz w:val="13"/>
+              </w:rPr>
+              <w:t>/manage/courts/{id}</w:t>
             </w:r>
           </w:p>
         </w:tc>
@@ -4131,9 +4512,9 @@
             </w:pPr>
             <w:r>
               <w:rPr>
-                <w:sz w:val="14"/>
-              </w:rPr>
-              <w:t>Daftar seluruh akun pengguna platform (filter role &amp; status)</w:t>
+                <w:sz w:val="13"/>
+              </w:rPr>
+              <w:t>Menghapus/menonaktifkan lapangan fisik dari sistem</w:t>
             </w:r>
           </w:p>
         </w:tc>
@@ -4148,9 +4529,9 @@
             </w:pPr>
             <w:r>
               <w:rPr>
-                <w:sz w:val="14"/>
-              </w:rPr>
-              <w:t>Admin</w:t>
+                <w:sz w:val="13"/>
+              </w:rPr>
+              <w:t>Pengelola</w:t>
             </w:r>
           </w:p>
         </w:tc>
@@ -4165,9 +4546,9 @@
             </w:pPr>
             <w:r>
               <w:rPr>
-                <w:sz w:val="14"/>
-              </w:rPr>
-              <w:t>200 OK</w:t>
+                <w:sz w:val="13"/>
+              </w:rPr>
+              <w:t>204 No Content</w:t>
             </w:r>
           </w:p>
         </w:tc>
@@ -4182,9 +4563,9 @@
             </w:pPr>
             <w:r>
               <w:rPr>
-                <w:sz w:val="14"/>
-              </w:rPr>
-              <w:t>401, 403</w:t>
+                <w:sz w:val="13"/>
+              </w:rPr>
+              <w:t>401, 403, 404, 409</w:t>
             </w:r>
           </w:p>
         </w:tc>
@@ -4201,7 +4582,7 @@
             </w:pPr>
             <w:r>
               <w:rPr>
-                <w:sz w:val="14"/>
+                <w:sz w:val="13"/>
               </w:rPr>
               <w:t>25</w:t>
             </w:r>
@@ -4218,9 +4599,9 @@
             </w:pPr>
             <w:r>
               <w:rPr>
-                <w:sz w:val="14"/>
-              </w:rPr>
-              <w:t>PATCH</w:t>
+                <w:sz w:val="13"/>
+              </w:rPr>
+              <w:t>POST</w:t>
             </w:r>
           </w:p>
         </w:tc>
@@ -4235,9 +4616,9 @@
             </w:pPr>
             <w:r>
               <w:rPr>
-                <w:sz w:val="14"/>
-              </w:rPr>
-              <w:t>/admin/users/{id}/verify</w:t>
+                <w:sz w:val="13"/>
+              </w:rPr>
+              <w:t>/manage/prices</w:t>
             </w:r>
           </w:p>
         </w:tc>
@@ -4252,9 +4633,9 @@
             </w:pPr>
             <w:r>
               <w:rPr>
-                <w:sz w:val="14"/>
-              </w:rPr>
-              <w:t>Verifikasi dan aktivasi kemitraan akun pengelola baru</w:t>
+                <w:sz w:val="13"/>
+              </w:rPr>
+              <w:t>Menambahkan aturan konfigurasi tarif sewa</w:t>
             </w:r>
           </w:p>
         </w:tc>
@@ -4269,9 +4650,9 @@
             </w:pPr>
             <w:r>
               <w:rPr>
-                <w:sz w:val="14"/>
-              </w:rPr>
-              <w:t>Admin</w:t>
+                <w:sz w:val="13"/>
+              </w:rPr>
+              <w:t>Pengelola</w:t>
             </w:r>
           </w:p>
         </w:tc>
@@ -4286,9 +4667,9 @@
             </w:pPr>
             <w:r>
               <w:rPr>
-                <w:sz w:val="14"/>
-              </w:rPr>
-              <w:t>200 OK</w:t>
+                <w:sz w:val="13"/>
+              </w:rPr>
+              <w:t>201 Created</w:t>
             </w:r>
           </w:p>
         </w:tc>
@@ -4303,7 +4684,733 @@
             </w:pPr>
             <w:r>
               <w:rPr>
-                <w:sz w:val="14"/>
+                <w:sz w:val="13"/>
+              </w:rPr>
+              <w:t>401, 403, 422</w:t>
+            </w:r>
+          </w:p>
+        </w:tc>
+      </w:tr>
+      <w:tr>
+        <w:tc>
+          <w:tcPr>
+            <w:tcW w:type="dxa" w:w="1502"/>
+            <w:shd w:fill="F8FAFC"/>
+          </w:tcPr>
+          <w:p>
+            <w:pPr>
+              <w:spacing w:after="20" w:before="20"/>
+            </w:pPr>
+            <w:r>
+              <w:rPr>
+                <w:sz w:val="13"/>
+              </w:rPr>
+              <w:t>26</w:t>
+            </w:r>
+          </w:p>
+        </w:tc>
+        <w:tc>
+          <w:tcPr>
+            <w:tcW w:type="dxa" w:w="1502"/>
+            <w:shd w:fill="F8FAFC"/>
+          </w:tcPr>
+          <w:p>
+            <w:pPr>
+              <w:spacing w:after="20" w:before="20"/>
+            </w:pPr>
+            <w:r>
+              <w:rPr>
+                <w:sz w:val="13"/>
+              </w:rPr>
+              <w:t>DELETE</w:t>
+            </w:r>
+          </w:p>
+        </w:tc>
+        <w:tc>
+          <w:tcPr>
+            <w:tcW w:type="dxa" w:w="1502"/>
+            <w:shd w:fill="F8FAFC"/>
+          </w:tcPr>
+          <w:p>
+            <w:pPr>
+              <w:spacing w:after="20" w:before="20"/>
+            </w:pPr>
+            <w:r>
+              <w:rPr>
+                <w:sz w:val="13"/>
+              </w:rPr>
+              <w:t>/manage/prices/{id}</w:t>
+            </w:r>
+          </w:p>
+        </w:tc>
+        <w:tc>
+          <w:tcPr>
+            <w:tcW w:type="dxa" w:w="1502"/>
+            <w:shd w:fill="F8FAFC"/>
+          </w:tcPr>
+          <w:p>
+            <w:pPr>
+              <w:spacing w:after="20" w:before="20"/>
+            </w:pPr>
+            <w:r>
+              <w:rPr>
+                <w:sz w:val="13"/>
+              </w:rPr>
+              <w:t>Menghapus aturan konfigurasi tarif sewa</w:t>
+            </w:r>
+          </w:p>
+        </w:tc>
+        <w:tc>
+          <w:tcPr>
+            <w:tcW w:type="dxa" w:w="1502"/>
+            <w:shd w:fill="F8FAFC"/>
+          </w:tcPr>
+          <w:p>
+            <w:pPr>
+              <w:spacing w:after="20" w:before="20"/>
+            </w:pPr>
+            <w:r>
+              <w:rPr>
+                <w:sz w:val="13"/>
+              </w:rPr>
+              <w:t>Pengelola</w:t>
+            </w:r>
+          </w:p>
+        </w:tc>
+        <w:tc>
+          <w:tcPr>
+            <w:tcW w:type="dxa" w:w="1502"/>
+            <w:shd w:fill="F8FAFC"/>
+          </w:tcPr>
+          <w:p>
+            <w:pPr>
+              <w:spacing w:after="20" w:before="20"/>
+            </w:pPr>
+            <w:r>
+              <w:rPr>
+                <w:sz w:val="13"/>
+              </w:rPr>
+              <w:t>204 No Content</w:t>
+            </w:r>
+          </w:p>
+        </w:tc>
+        <w:tc>
+          <w:tcPr>
+            <w:tcW w:type="dxa" w:w="1502"/>
+            <w:shd w:fill="F8FAFC"/>
+          </w:tcPr>
+          <w:p>
+            <w:pPr>
+              <w:spacing w:after="20" w:before="20"/>
+            </w:pPr>
+            <w:r>
+              <w:rPr>
+                <w:sz w:val="13"/>
+              </w:rPr>
+              <w:t>401, 403, 404</w:t>
+            </w:r>
+          </w:p>
+        </w:tc>
+      </w:tr>
+      <w:tr>
+        <w:tc>
+          <w:tcPr>
+            <w:tcW w:type="dxa" w:w="1502"/>
+            <w:shd w:fill="FFFFFF"/>
+          </w:tcPr>
+          <w:p>
+            <w:pPr>
+              <w:spacing w:after="20" w:before="20"/>
+            </w:pPr>
+            <w:r>
+              <w:rPr>
+                <w:sz w:val="13"/>
+              </w:rPr>
+              <w:t>27</w:t>
+            </w:r>
+          </w:p>
+        </w:tc>
+        <w:tc>
+          <w:tcPr>
+            <w:tcW w:type="dxa" w:w="1502"/>
+            <w:shd w:fill="FFFFFF"/>
+          </w:tcPr>
+          <w:p>
+            <w:pPr>
+              <w:spacing w:after="20" w:before="20"/>
+            </w:pPr>
+            <w:r>
+              <w:rPr>
+                <w:sz w:val="13"/>
+              </w:rPr>
+              <w:t>POST</w:t>
+            </w:r>
+          </w:p>
+        </w:tc>
+        <w:tc>
+          <w:tcPr>
+            <w:tcW w:type="dxa" w:w="1502"/>
+            <w:shd w:fill="FFFFFF"/>
+          </w:tcPr>
+          <w:p>
+            <w:pPr>
+              <w:spacing w:after="20" w:before="20"/>
+            </w:pPr>
+            <w:r>
+              <w:rPr>
+                <w:sz w:val="13"/>
+              </w:rPr>
+              <w:t>/manage/blocks</w:t>
+            </w:r>
+          </w:p>
+        </w:tc>
+        <w:tc>
+          <w:tcPr>
+            <w:tcW w:type="dxa" w:w="1502"/>
+            <w:shd w:fill="FFFFFF"/>
+          </w:tcPr>
+          <w:p>
+            <w:pPr>
+              <w:spacing w:after="20" w:before="20"/>
+            </w:pPr>
+            <w:r>
+              <w:rPr>
+                <w:sz w:val="13"/>
+              </w:rPr>
+              <w:t>Membuat jadwal pemblokiran slot perawatan/turnamen</w:t>
+            </w:r>
+          </w:p>
+        </w:tc>
+        <w:tc>
+          <w:tcPr>
+            <w:tcW w:type="dxa" w:w="1502"/>
+            <w:shd w:fill="FFFFFF"/>
+          </w:tcPr>
+          <w:p>
+            <w:pPr>
+              <w:spacing w:after="20" w:before="20"/>
+            </w:pPr>
+            <w:r>
+              <w:rPr>
+                <w:sz w:val="13"/>
+              </w:rPr>
+              <w:t>Pengelola</w:t>
+            </w:r>
+          </w:p>
+        </w:tc>
+        <w:tc>
+          <w:tcPr>
+            <w:tcW w:type="dxa" w:w="1502"/>
+            <w:shd w:fill="FFFFFF"/>
+          </w:tcPr>
+          <w:p>
+            <w:pPr>
+              <w:spacing w:after="20" w:before="20"/>
+            </w:pPr>
+            <w:r>
+              <w:rPr>
+                <w:sz w:val="13"/>
+              </w:rPr>
+              <w:t>201 Created</w:t>
+            </w:r>
+          </w:p>
+        </w:tc>
+        <w:tc>
+          <w:tcPr>
+            <w:tcW w:type="dxa" w:w="1502"/>
+            <w:shd w:fill="FFFFFF"/>
+          </w:tcPr>
+          <w:p>
+            <w:pPr>
+              <w:spacing w:after="20" w:before="20"/>
+            </w:pPr>
+            <w:r>
+              <w:rPr>
+                <w:sz w:val="13"/>
+              </w:rPr>
+              <w:t>401, 403, 422</w:t>
+            </w:r>
+          </w:p>
+        </w:tc>
+      </w:tr>
+      <w:tr>
+        <w:tc>
+          <w:tcPr>
+            <w:tcW w:type="dxa" w:w="1502"/>
+            <w:shd w:fill="F8FAFC"/>
+          </w:tcPr>
+          <w:p>
+            <w:pPr>
+              <w:spacing w:after="20" w:before="20"/>
+            </w:pPr>
+            <w:r>
+              <w:rPr>
+                <w:sz w:val="13"/>
+              </w:rPr>
+              <w:t>28</w:t>
+            </w:r>
+          </w:p>
+        </w:tc>
+        <w:tc>
+          <w:tcPr>
+            <w:tcW w:type="dxa" w:w="1502"/>
+            <w:shd w:fill="F8FAFC"/>
+          </w:tcPr>
+          <w:p>
+            <w:pPr>
+              <w:spacing w:after="20" w:before="20"/>
+            </w:pPr>
+            <w:r>
+              <w:rPr>
+                <w:sz w:val="13"/>
+              </w:rPr>
+              <w:t>DELETE</w:t>
+            </w:r>
+          </w:p>
+        </w:tc>
+        <w:tc>
+          <w:tcPr>
+            <w:tcW w:type="dxa" w:w="1502"/>
+            <w:shd w:fill="F8FAFC"/>
+          </w:tcPr>
+          <w:p>
+            <w:pPr>
+              <w:spacing w:after="20" w:before="20"/>
+            </w:pPr>
+            <w:r>
+              <w:rPr>
+                <w:sz w:val="13"/>
+              </w:rPr>
+              <w:t>/manage/blocks/{id}</w:t>
+            </w:r>
+          </w:p>
+        </w:tc>
+        <w:tc>
+          <w:tcPr>
+            <w:tcW w:type="dxa" w:w="1502"/>
+            <w:shd w:fill="F8FAFC"/>
+          </w:tcPr>
+          <w:p>
+            <w:pPr>
+              <w:spacing w:after="20" w:before="20"/>
+            </w:pPr>
+            <w:r>
+              <w:rPr>
+                <w:sz w:val="13"/>
+              </w:rPr>
+              <w:t>Membatalkan jadwal pemblokiran lapangan fisik</w:t>
+            </w:r>
+          </w:p>
+        </w:tc>
+        <w:tc>
+          <w:tcPr>
+            <w:tcW w:type="dxa" w:w="1502"/>
+            <w:shd w:fill="F8FAFC"/>
+          </w:tcPr>
+          <w:p>
+            <w:pPr>
+              <w:spacing w:after="20" w:before="20"/>
+            </w:pPr>
+            <w:r>
+              <w:rPr>
+                <w:sz w:val="13"/>
+              </w:rPr>
+              <w:t>Pengelola</w:t>
+            </w:r>
+          </w:p>
+        </w:tc>
+        <w:tc>
+          <w:tcPr>
+            <w:tcW w:type="dxa" w:w="1502"/>
+            <w:shd w:fill="F8FAFC"/>
+          </w:tcPr>
+          <w:p>
+            <w:pPr>
+              <w:spacing w:after="20" w:before="20"/>
+            </w:pPr>
+            <w:r>
+              <w:rPr>
+                <w:sz w:val="13"/>
+              </w:rPr>
+              <w:t>204 No Content</w:t>
+            </w:r>
+          </w:p>
+        </w:tc>
+        <w:tc>
+          <w:tcPr>
+            <w:tcW w:type="dxa" w:w="1502"/>
+            <w:shd w:fill="F8FAFC"/>
+          </w:tcPr>
+          <w:p>
+            <w:pPr>
+              <w:spacing w:after="20" w:before="20"/>
+            </w:pPr>
+            <w:r>
+              <w:rPr>
+                <w:sz w:val="13"/>
+              </w:rPr>
+              <w:t>401, 403, 404</w:t>
+            </w:r>
+          </w:p>
+        </w:tc>
+      </w:tr>
+      <w:tr>
+        <w:tc>
+          <w:tcPr>
+            <w:tcW w:type="dxa" w:w="1502"/>
+            <w:shd w:fill="FFFFFF"/>
+          </w:tcPr>
+          <w:p>
+            <w:pPr>
+              <w:spacing w:after="20" w:before="20"/>
+            </w:pPr>
+            <w:r>
+              <w:rPr>
+                <w:sz w:val="13"/>
+              </w:rPr>
+              <w:t>29</w:t>
+            </w:r>
+          </w:p>
+        </w:tc>
+        <w:tc>
+          <w:tcPr>
+            <w:tcW w:type="dxa" w:w="1502"/>
+            <w:shd w:fill="FFFFFF"/>
+          </w:tcPr>
+          <w:p>
+            <w:pPr>
+              <w:spacing w:after="20" w:before="20"/>
+            </w:pPr>
+            <w:r>
+              <w:rPr>
+                <w:sz w:val="13"/>
+              </w:rPr>
+              <w:t>PATCH</w:t>
+            </w:r>
+          </w:p>
+        </w:tc>
+        <w:tc>
+          <w:tcPr>
+            <w:tcW w:type="dxa" w:w="1502"/>
+            <w:shd w:fill="FFFFFF"/>
+          </w:tcPr>
+          <w:p>
+            <w:pPr>
+              <w:spacing w:after="20" w:before="20"/>
+            </w:pPr>
+            <w:r>
+              <w:rPr>
+                <w:sz w:val="13"/>
+              </w:rPr>
+              <w:t>/manage/bookings/{id}/status</w:t>
+            </w:r>
+          </w:p>
+        </w:tc>
+        <w:tc>
+          <w:tcPr>
+            <w:tcW w:type="dxa" w:w="1502"/>
+            <w:shd w:fill="FFFFFF"/>
+          </w:tcPr>
+          <w:p>
+            <w:pPr>
+              <w:spacing w:after="20" w:before="20"/>
+            </w:pPr>
+            <w:r>
+              <w:rPr>
+                <w:sz w:val="13"/>
+              </w:rPr>
+              <w:t>Mengubah status sewa menjadi COMPLETED / NO_SHOW</w:t>
+            </w:r>
+          </w:p>
+        </w:tc>
+        <w:tc>
+          <w:tcPr>
+            <w:tcW w:type="dxa" w:w="1502"/>
+            <w:shd w:fill="FFFFFF"/>
+          </w:tcPr>
+          <w:p>
+            <w:pPr>
+              <w:spacing w:after="20" w:before="20"/>
+            </w:pPr>
+            <w:r>
+              <w:rPr>
+                <w:sz w:val="13"/>
+              </w:rPr>
+              <w:t>Pengelola</w:t>
+            </w:r>
+          </w:p>
+        </w:tc>
+        <w:tc>
+          <w:tcPr>
+            <w:tcW w:type="dxa" w:w="1502"/>
+            <w:shd w:fill="FFFFFF"/>
+          </w:tcPr>
+          <w:p>
+            <w:pPr>
+              <w:spacing w:after="20" w:before="20"/>
+            </w:pPr>
+            <w:r>
+              <w:rPr>
+                <w:sz w:val="13"/>
+              </w:rPr>
+              <w:t>200 OK</w:t>
+            </w:r>
+          </w:p>
+        </w:tc>
+        <w:tc>
+          <w:tcPr>
+            <w:tcW w:type="dxa" w:w="1502"/>
+            <w:shd w:fill="FFFFFF"/>
+          </w:tcPr>
+          <w:p>
+            <w:pPr>
+              <w:spacing w:after="20" w:before="20"/>
+            </w:pPr>
+            <w:r>
+              <w:rPr>
+                <w:sz w:val="13"/>
+              </w:rPr>
+              <w:t>401, 403, 422</w:t>
+            </w:r>
+          </w:p>
+        </w:tc>
+      </w:tr>
+      <w:tr>
+        <w:tc>
+          <w:tcPr>
+            <w:tcW w:type="dxa" w:w="1502"/>
+            <w:shd w:fill="F8FAFC"/>
+          </w:tcPr>
+          <w:p>
+            <w:pPr>
+              <w:spacing w:after="20" w:before="20"/>
+            </w:pPr>
+            <w:r>
+              <w:rPr>
+                <w:sz w:val="13"/>
+              </w:rPr>
+              <w:t>30</w:t>
+            </w:r>
+          </w:p>
+        </w:tc>
+        <w:tc>
+          <w:tcPr>
+            <w:tcW w:type="dxa" w:w="1502"/>
+            <w:shd w:fill="F8FAFC"/>
+          </w:tcPr>
+          <w:p>
+            <w:pPr>
+              <w:spacing w:after="20" w:before="20"/>
+            </w:pPr>
+            <w:r>
+              <w:rPr>
+                <w:sz w:val="13"/>
+              </w:rPr>
+              <w:t>GET</w:t>
+            </w:r>
+          </w:p>
+        </w:tc>
+        <w:tc>
+          <w:tcPr>
+            <w:tcW w:type="dxa" w:w="1502"/>
+            <w:shd w:fill="F8FAFC"/>
+          </w:tcPr>
+          <w:p>
+            <w:pPr>
+              <w:spacing w:after="20" w:before="20"/>
+            </w:pPr>
+            <w:r>
+              <w:rPr>
+                <w:sz w:val="13"/>
+              </w:rPr>
+              <w:t>/admin/users</w:t>
+            </w:r>
+          </w:p>
+        </w:tc>
+        <w:tc>
+          <w:tcPr>
+            <w:tcW w:type="dxa" w:w="1502"/>
+            <w:shd w:fill="F8FAFC"/>
+          </w:tcPr>
+          <w:p>
+            <w:pPr>
+              <w:spacing w:after="20" w:before="20"/>
+            </w:pPr>
+            <w:r>
+              <w:rPr>
+                <w:sz w:val="13"/>
+              </w:rPr>
+              <w:t>Daftar seluruh akun pengguna platform (filter role &amp; status)</w:t>
+            </w:r>
+          </w:p>
+        </w:tc>
+        <w:tc>
+          <w:tcPr>
+            <w:tcW w:type="dxa" w:w="1502"/>
+            <w:shd w:fill="F8FAFC"/>
+          </w:tcPr>
+          <w:p>
+            <w:pPr>
+              <w:spacing w:after="20" w:before="20"/>
+            </w:pPr>
+            <w:r>
+              <w:rPr>
+                <w:sz w:val="13"/>
+              </w:rPr>
+              <w:t>Admin</w:t>
+            </w:r>
+          </w:p>
+        </w:tc>
+        <w:tc>
+          <w:tcPr>
+            <w:tcW w:type="dxa" w:w="1502"/>
+            <w:shd w:fill="F8FAFC"/>
+          </w:tcPr>
+          <w:p>
+            <w:pPr>
+              <w:spacing w:after="20" w:before="20"/>
+            </w:pPr>
+            <w:r>
+              <w:rPr>
+                <w:sz w:val="13"/>
+              </w:rPr>
+              <w:t>200 OK</w:t>
+            </w:r>
+          </w:p>
+        </w:tc>
+        <w:tc>
+          <w:tcPr>
+            <w:tcW w:type="dxa" w:w="1502"/>
+            <w:shd w:fill="F8FAFC"/>
+          </w:tcPr>
+          <w:p>
+            <w:pPr>
+              <w:spacing w:after="20" w:before="20"/>
+            </w:pPr>
+            <w:r>
+              <w:rPr>
+                <w:sz w:val="13"/>
+              </w:rPr>
+              <w:t>401, 403</w:t>
+            </w:r>
+          </w:p>
+        </w:tc>
+      </w:tr>
+      <w:tr>
+        <w:tc>
+          <w:tcPr>
+            <w:tcW w:type="dxa" w:w="1502"/>
+            <w:shd w:fill="FFFFFF"/>
+          </w:tcPr>
+          <w:p>
+            <w:pPr>
+              <w:spacing w:after="20" w:before="20"/>
+            </w:pPr>
+            <w:r>
+              <w:rPr>
+                <w:sz w:val="13"/>
+              </w:rPr>
+              <w:t>31</w:t>
+            </w:r>
+          </w:p>
+        </w:tc>
+        <w:tc>
+          <w:tcPr>
+            <w:tcW w:type="dxa" w:w="1502"/>
+            <w:shd w:fill="FFFFFF"/>
+          </w:tcPr>
+          <w:p>
+            <w:pPr>
+              <w:spacing w:after="20" w:before="20"/>
+            </w:pPr>
+            <w:r>
+              <w:rPr>
+                <w:sz w:val="13"/>
+              </w:rPr>
+              <w:t>PATCH</w:t>
+            </w:r>
+          </w:p>
+        </w:tc>
+        <w:tc>
+          <w:tcPr>
+            <w:tcW w:type="dxa" w:w="1502"/>
+            <w:shd w:fill="FFFFFF"/>
+          </w:tcPr>
+          <w:p>
+            <w:pPr>
+              <w:spacing w:after="20" w:before="20"/>
+            </w:pPr>
+            <w:r>
+              <w:rPr>
+                <w:sz w:val="13"/>
+              </w:rPr>
+              <w:t>/admin/users/{id}/verify</w:t>
+            </w:r>
+          </w:p>
+        </w:tc>
+        <w:tc>
+          <w:tcPr>
+            <w:tcW w:type="dxa" w:w="1502"/>
+            <w:shd w:fill="FFFFFF"/>
+          </w:tcPr>
+          <w:p>
+            <w:pPr>
+              <w:spacing w:after="20" w:before="20"/>
+            </w:pPr>
+            <w:r>
+              <w:rPr>
+                <w:sz w:val="13"/>
+              </w:rPr>
+              <w:t>Verifikasi dan aktivasi kemitraan akun pengelola baru</w:t>
+            </w:r>
+          </w:p>
+        </w:tc>
+        <w:tc>
+          <w:tcPr>
+            <w:tcW w:type="dxa" w:w="1502"/>
+            <w:shd w:fill="FFFFFF"/>
+          </w:tcPr>
+          <w:p>
+            <w:pPr>
+              <w:spacing w:after="20" w:before="20"/>
+            </w:pPr>
+            <w:r>
+              <w:rPr>
+                <w:sz w:val="13"/>
+              </w:rPr>
+              <w:t>Admin</w:t>
+            </w:r>
+          </w:p>
+        </w:tc>
+        <w:tc>
+          <w:tcPr>
+            <w:tcW w:type="dxa" w:w="1502"/>
+            <w:shd w:fill="FFFFFF"/>
+          </w:tcPr>
+          <w:p>
+            <w:pPr>
+              <w:spacing w:after="20" w:before="20"/>
+            </w:pPr>
+            <w:r>
+              <w:rPr>
+                <w:sz w:val="13"/>
+              </w:rPr>
+              <w:t>200 OK</w:t>
+            </w:r>
+          </w:p>
+        </w:tc>
+        <w:tc>
+          <w:tcPr>
+            <w:tcW w:type="dxa" w:w="1502"/>
+            <w:shd w:fill="FFFFFF"/>
+          </w:tcPr>
+          <w:p>
+            <w:pPr>
+              <w:spacing w:after="20" w:before="20"/>
+            </w:pPr>
+            <w:r>
+              <w:rPr>
+                <w:sz w:val="13"/>
               </w:rPr>
               <w:t>401, 403, 404</w:t>
             </w:r>
@@ -4886,7 +5993,7 @@
               <w:rPr>
                 <w:sz w:val="15"/>
               </w:rPr>
-              <w:t>Seluruh endpoint memakai kata benda jamak (/venues, /courts, /bookings, /payments). Tidak ada kata kerja seperti /getVenues atau /createBooking.</w:t>
+              <w:t>Seluruh endpoint memakai kata benda jamak (/venues, /courts, /prices, /blocks, /bookings, /payments). Tidak ada kata kerja seperti /getVenues atau /createBooking.</w:t>
             </w:r>
           </w:p>
         </w:tc>
@@ -5466,7 +6573,7 @@
         <w:br/>
         <w:t>• Aksi Pembayaran DP (POST /bookings/{id}/payments): Sub-resource pembayaran dengan Midtrans Snap &amp; callback webhook idempotent.</w:t>
         <w:br/>
-        <w:t>• PUT vs PATCH: Keduanya didukung pada /manage/courts/{id}. PUT untuk replace utuh, PATCH untuk mutasi parsial (status is_active).</w:t>
+        <w:t>• PUT vs PATCH: Keduanya didukung pada /manage/courts/{id} dan /manage/venues/{id}. PUT untuk replace utuh, PATCH untuk mutasi parsial.</w:t>
         <w:br/>
         <w:t>• Versioning: Prefix /api/v1 untuk proteksi kontrak jangka panjang tanpa merusak client lawas.</w:t>
       </w:r>

--- a/Tugas_Minggu_4_Workshop_Desain_REST_API_Kelompok_3.docx
+++ b/Tugas_Minggu_4_Workshop_Desain_REST_API_Kelompok_3.docx
@@ -213,7 +213,7 @@
           <w:color w:val="1E3A8A"/>
           <w:sz w:val="22"/>
         </w:rPr>
-        <w:t>20.1 Aktivitas 1 – Pemodelan Resource (Koreksi &amp; Sinkronisasi Total)</w:t>
+        <w:t>20.1 Aktivitas 1 – Pemodelan Resource (Koreksi &amp; Sinkronisasi ERD)</w:t>
       </w:r>
     </w:p>
     <w:tbl>
@@ -517,7 +517,7 @@
               <w:rPr>
                 <w:sz w:val="14"/>
               </w:rPr>
-              <w:t>id, owner_id, name, slug, address, city, phone, dp_percent, cancel_free_hours, cancel_refund_percent, is_active</w:t>
+              <w:t>id, owner_id, name, slug, description, address, city, phone, dp_percent, cancel_free_hours, cancel_refund_percent, image_url</w:t>
             </w:r>
           </w:p>
         </w:tc>
@@ -729,7 +729,7 @@
               <w:rPr>
                 <w:sz w:val="14"/>
               </w:rPr>
-              <w:t>id, court_id, day_type, start_time, end_time, price</w:t>
+              <w:t>id, court_id, day_type, start_time, end_time, price, created_at</w:t>
             </w:r>
           </w:p>
         </w:tc>
@@ -1145,7 +1145,7 @@
               <w:rPr>
                 <w:sz w:val="14"/>
               </w:rPr>
-              <w:t>id, code, user_id, court_id, total_price, dp_amount, status, expires_at, cancelled_at, refund_amount</w:t>
+              <w:t>id, code, user_id, court_id, total_price, dp_amount, status, expires_at, cancelled_at, refund_amount (tgl main via booking_slots)</w:t>
             </w:r>
           </w:p>
         </w:tc>
@@ -2215,7 +2215,7 @@
               <w:rPr>
                 <w:sz w:val="13"/>
               </w:rPr>
-              <w:t>Katalog venue mitra dengan filter city, sport_type, q</w:t>
+              <w:t>Katalog venue mitra dengan filter city, sport, min/max price</w:t>
             </w:r>
           </w:p>
         </w:tc>
@@ -2578,7 +2578,7 @@
               <w:rPr>
                 <w:sz w:val="13"/>
               </w:rPr>
-              <w:t>Detail spesifikasi teknis lapangan fisik</w:t>
+              <w:t>Detail lapangan fisik (nama, cabang olahraga, status is_active)</w:t>
             </w:r>
           </w:p>
         </w:tc>
@@ -3909,7 +3909,7 @@
               <w:rPr>
                 <w:sz w:val="13"/>
               </w:rPr>
-              <w:t>Memperbarui profil venue secara menyeluruh</w:t>
+              <w:t>Memperbarui profil venue secara menyeluruh (alamat, DP/refund)</w:t>
             </w:r>
           </w:p>
         </w:tc>
@@ -4393,7 +4393,7 @@
               <w:rPr>
                 <w:sz w:val="13"/>
               </w:rPr>
-              <w:t>Mengubah status aktif/non-aktif lapangan parsial</w:t>
+              <w:t>Mengubah status aktif/non-aktif lapangan parsial (is_active)</w:t>
             </w:r>
           </w:p>
         </w:tc>
@@ -5574,7 +5574,7 @@
               <w:rPr>
                 <w:sz w:val="15"/>
               </w:rPr>
-              <w:t>city, sport_type, is_active, min_price, max_price</w:t>
+              <w:t>city, sport, min_price, max_price (via courts.courtPrices)</w:t>
             </w:r>
           </w:p>
         </w:tc>
@@ -5610,7 +5610,7 @@
               </w:rPr>
               <w:t>Default: name</w:t>
               <w:br/>
-              <w:t>Whitelist: name, -name, created_at, -created_at, starting_price, -starting_price</w:t>
+              <w:t>Whitelist: name, -name, created_at, -created_at, starting_price*, -starting_price* (*agregasi MIN(price))</w:t>
             </w:r>
           </w:p>
         </w:tc>
@@ -5667,7 +5667,7 @@
               <w:rPr>
                 <w:sz w:val="15"/>
               </w:rPr>
-              <w:t>status, court_id, date_from, date_to</w:t>
+              <w:t>status, court_id, date_from*, date_to* (*via booking_slots.slot_start)</w:t>
             </w:r>
           </w:p>
         </w:tc>
@@ -5703,7 +5703,7 @@
               </w:rPr>
               <w:t>Default: -created_at</w:t>
               <w:br/>
-              <w:t>Whitelist: created_at, -created_at, play_date, -play_date, total_price</w:t>
+              <w:t>Whitelist: created_at, -created_at, total_price, -total_price, expires_at, -expires_at</w:t>
             </w:r>
           </w:p>
         </w:tc>
@@ -6413,7 +6413,7 @@
               <w:rPr>
                 <w:sz w:val="15"/>
               </w:rPr>
-              <w:t>Filter dan sort dioperasikan di query string dengan whitelist ketat untuk mencegah SQL error atau pembocoran kolom sensitif.</w:t>
+              <w:t>Filter dan sort dioperasikan di query string dengan whitelist ketat yang selaras kolom fisik ERD untuk mencegah SQL error atau pembocoran kolom sensitif.</w:t>
             </w:r>
           </w:p>
         </w:tc>

--- a/Tugas_Minggu_4_Workshop_Desain_REST_API_Kelompok_3.docx
+++ b/Tugas_Minggu_4_Workshop_Desain_REST_API_Kelompok_3.docx
@@ -6484,6 +6484,1176 @@
                 <w:sz w:val="15"/>
               </w:rPr>
               <w:t>Seluruh skenario kegagalan memakai amplop format seragam: { status: 'error', message: '...', errors: { ... } }.</w:t>
+            </w:r>
+          </w:p>
+        </w:tc>
+      </w:tr>
+    </w:tbl>
+    <w:p>
+      <w:r>
+        <w:br w:type="page"/>
+      </w:r>
+    </w:p>
+    <w:p>
+      <w:r>
+        <w:rPr>
+          <w:b/>
+          <w:color w:val="1E3A8A"/>
+          <w:sz w:val="22"/>
+        </w:rPr>
+        <w:t>Kamus &amp; Panduan Lengkap HTTP Status Code Handling (RFC 9110)</w:t>
+      </w:r>
+    </w:p>
+    <w:tbl>
+      <w:tblPr>
+        <w:tblW w:type="auto" w:w="0"/>
+        <w:jc w:val="center"/>
+        <w:tblLook w:firstColumn="1" w:firstRow="1" w:lastColumn="0" w:lastRow="0" w:noHBand="0" w:noVBand="1" w:val="04A0"/>
+      </w:tblPr>
+      <w:tblGrid>
+        <w:gridCol w:w="2102"/>
+        <w:gridCol w:w="2102"/>
+        <w:gridCol w:w="2102"/>
+        <w:gridCol w:w="2102"/>
+        <w:gridCol w:w="2102"/>
+      </w:tblGrid>
+      <w:tr>
+        <w:tc>
+          <w:tcPr>
+            <w:tcW w:type="dxa" w:w="2102"/>
+            <w:shd w:fill="1E3A8A"/>
+          </w:tcPr>
+          <w:p>
+            <w:pPr>
+              <w:spacing w:after="20" w:before="20"/>
+            </w:pPr>
+            <w:r>
+              <w:rPr>
+                <w:b/>
+                <w:color w:val="FFFFFF"/>
+                <w:sz w:val="13"/>
+              </w:rPr>
+              <w:t>Kode</w:t>
+            </w:r>
+          </w:p>
+        </w:tc>
+        <w:tc>
+          <w:tcPr>
+            <w:tcW w:type="dxa" w:w="2102"/>
+            <w:shd w:fill="1E3A8A"/>
+          </w:tcPr>
+          <w:p>
+            <w:pPr>
+              <w:spacing w:after="20" w:before="20"/>
+            </w:pPr>
+            <w:r>
+              <w:rPr>
+                <w:b/>
+                <w:color w:val="FFFFFF"/>
+                <w:sz w:val="13"/>
+              </w:rPr>
+              <w:t>Kategori</w:t>
+            </w:r>
+          </w:p>
+        </w:tc>
+        <w:tc>
+          <w:tcPr>
+            <w:tcW w:type="dxa" w:w="2102"/>
+            <w:shd w:fill="1E3A8A"/>
+          </w:tcPr>
+          <w:p>
+            <w:pPr>
+              <w:spacing w:after="20" w:before="20"/>
+            </w:pPr>
+            <w:r>
+              <w:rPr>
+                <w:b/>
+                <w:color w:val="FFFFFF"/>
+                <w:sz w:val="13"/>
+              </w:rPr>
+              <w:t>Arti Standar (RFC 9110)</w:t>
+            </w:r>
+          </w:p>
+        </w:tc>
+        <w:tc>
+          <w:tcPr>
+            <w:tcW w:type="dxa" w:w="2102"/>
+            <w:shd w:fill="1E3A8A"/>
+          </w:tcPr>
+          <w:p>
+            <w:pPr>
+              <w:spacing w:after="20" w:before="20"/>
+            </w:pPr>
+            <w:r>
+              <w:rPr>
+                <w:b/>
+                <w:color w:val="FFFFFF"/>
+                <w:sz w:val="13"/>
+              </w:rPr>
+              <w:t>Konteks Penggunaan pada SportVenue</w:t>
+            </w:r>
+          </w:p>
+        </w:tc>
+        <w:tc>
+          <w:tcPr>
+            <w:tcW w:type="dxa" w:w="2102"/>
+            <w:shd w:fill="1E3A8A"/>
+          </w:tcPr>
+          <w:p>
+            <w:pPr>
+              <w:spacing w:after="20" w:before="20"/>
+            </w:pPr>
+            <w:r>
+              <w:rPr>
+                <w:b/>
+                <w:color w:val="FFFFFF"/>
+                <w:sz w:val="13"/>
+              </w:rPr>
+              <w:t>Karakteristik Response</w:t>
+            </w:r>
+          </w:p>
+        </w:tc>
+      </w:tr>
+      <w:tr>
+        <w:tc>
+          <w:tcPr>
+            <w:tcW w:type="dxa" w:w="2102"/>
+            <w:shd w:fill="FFFFFF"/>
+          </w:tcPr>
+          <w:p>
+            <w:pPr>
+              <w:spacing w:after="20" w:before="20"/>
+            </w:pPr>
+            <w:r>
+              <w:rPr>
+                <w:sz w:val="13"/>
+              </w:rPr>
+              <w:t>200 OK</w:t>
+            </w:r>
+          </w:p>
+        </w:tc>
+        <w:tc>
+          <w:tcPr>
+            <w:tcW w:type="dxa" w:w="2102"/>
+            <w:shd w:fill="FFFFFF"/>
+          </w:tcPr>
+          <w:p>
+            <w:pPr>
+              <w:spacing w:after="20" w:before="20"/>
+            </w:pPr>
+            <w:r>
+              <w:rPr>
+                <w:sz w:val="13"/>
+              </w:rPr>
+              <w:t>2xx Success</w:t>
+            </w:r>
+          </w:p>
+        </w:tc>
+        <w:tc>
+          <w:tcPr>
+            <w:tcW w:type="dxa" w:w="2102"/>
+            <w:shd w:fill="FFFFFF"/>
+          </w:tcPr>
+          <w:p>
+            <w:pPr>
+              <w:spacing w:after="20" w:before="20"/>
+            </w:pPr>
+            <w:r>
+              <w:rPr>
+                <w:sz w:val="13"/>
+              </w:rPr>
+              <w:t>Request berhasil diproses</w:t>
+            </w:r>
+          </w:p>
+        </w:tc>
+        <w:tc>
+          <w:tcPr>
+            <w:tcW w:type="dxa" w:w="2102"/>
+            <w:shd w:fill="FFFFFF"/>
+          </w:tcPr>
+          <w:p>
+            <w:pPr>
+              <w:spacing w:after="20" w:before="20"/>
+            </w:pPr>
+            <w:r>
+              <w:rPr>
+                <w:sz w:val="13"/>
+              </w:rPr>
+              <w:t>GET katalog venue/court, PUT/PATCH update, refund sewa</w:t>
+            </w:r>
+          </w:p>
+        </w:tc>
+        <w:tc>
+          <w:tcPr>
+            <w:tcW w:type="dxa" w:w="2102"/>
+            <w:shd w:fill="FFFFFF"/>
+          </w:tcPr>
+          <w:p>
+            <w:pPr>
+              <w:spacing w:after="20" w:before="20"/>
+            </w:pPr>
+            <w:r>
+              <w:rPr>
+                <w:sz w:val="13"/>
+              </w:rPr>
+              <w:t>{ status: 'success', data: { ... } }</w:t>
+            </w:r>
+          </w:p>
+        </w:tc>
+      </w:tr>
+      <w:tr>
+        <w:tc>
+          <w:tcPr>
+            <w:tcW w:type="dxa" w:w="2102"/>
+            <w:shd w:fill="F8FAFC"/>
+          </w:tcPr>
+          <w:p>
+            <w:pPr>
+              <w:spacing w:after="20" w:before="20"/>
+            </w:pPr>
+            <w:r>
+              <w:rPr>
+                <w:sz w:val="13"/>
+              </w:rPr>
+              <w:t>201 Created</w:t>
+            </w:r>
+          </w:p>
+        </w:tc>
+        <w:tc>
+          <w:tcPr>
+            <w:tcW w:type="dxa" w:w="2102"/>
+            <w:shd w:fill="F8FAFC"/>
+          </w:tcPr>
+          <w:p>
+            <w:pPr>
+              <w:spacing w:after="20" w:before="20"/>
+            </w:pPr>
+            <w:r>
+              <w:rPr>
+                <w:sz w:val="13"/>
+              </w:rPr>
+              <w:t>2xx Success</w:t>
+            </w:r>
+          </w:p>
+        </w:tc>
+        <w:tc>
+          <w:tcPr>
+            <w:tcW w:type="dxa" w:w="2102"/>
+            <w:shd w:fill="F8FAFC"/>
+          </w:tcPr>
+          <w:p>
+            <w:pPr>
+              <w:spacing w:after="20" w:before="20"/>
+            </w:pPr>
+            <w:r>
+              <w:rPr>
+                <w:sz w:val="13"/>
+              </w:rPr>
+              <w:t>Resource baru berhasil dibuat</w:t>
+            </w:r>
+          </w:p>
+        </w:tc>
+        <w:tc>
+          <w:tcPr>
+            <w:tcW w:type="dxa" w:w="2102"/>
+            <w:shd w:fill="F8FAFC"/>
+          </w:tcPr>
+          <w:p>
+            <w:pPr>
+              <w:spacing w:after="20" w:before="20"/>
+            </w:pPr>
+            <w:r>
+              <w:rPr>
+                <w:sz w:val="13"/>
+              </w:rPr>
+              <w:t>POST register, POST booking baru, POST court, POST payment</w:t>
+            </w:r>
+          </w:p>
+        </w:tc>
+        <w:tc>
+          <w:tcPr>
+            <w:tcW w:type="dxa" w:w="2102"/>
+            <w:shd w:fill="F8FAFC"/>
+          </w:tcPr>
+          <w:p>
+            <w:pPr>
+              <w:spacing w:after="20" w:before="20"/>
+            </w:pPr>
+            <w:r>
+              <w:rPr>
+                <w:sz w:val="13"/>
+              </w:rPr>
+              <w:t>Header Location + representasi data baru</w:t>
+            </w:r>
+          </w:p>
+        </w:tc>
+      </w:tr>
+      <w:tr>
+        <w:tc>
+          <w:tcPr>
+            <w:tcW w:type="dxa" w:w="2102"/>
+            <w:shd w:fill="FFFFFF"/>
+          </w:tcPr>
+          <w:p>
+            <w:pPr>
+              <w:spacing w:after="20" w:before="20"/>
+            </w:pPr>
+            <w:r>
+              <w:rPr>
+                <w:sz w:val="13"/>
+              </w:rPr>
+              <w:t>204 No Content</w:t>
+            </w:r>
+          </w:p>
+        </w:tc>
+        <w:tc>
+          <w:tcPr>
+            <w:tcW w:type="dxa" w:w="2102"/>
+            <w:shd w:fill="FFFFFF"/>
+          </w:tcPr>
+          <w:p>
+            <w:pPr>
+              <w:spacing w:after="20" w:before="20"/>
+            </w:pPr>
+            <w:r>
+              <w:rPr>
+                <w:sz w:val="13"/>
+              </w:rPr>
+              <w:t>2xx Success</w:t>
+            </w:r>
+          </w:p>
+        </w:tc>
+        <w:tc>
+          <w:tcPr>
+            <w:tcW w:type="dxa" w:w="2102"/>
+            <w:shd w:fill="FFFFFF"/>
+          </w:tcPr>
+          <w:p>
+            <w:pPr>
+              <w:spacing w:after="20" w:before="20"/>
+            </w:pPr>
+            <w:r>
+              <w:rPr>
+                <w:sz w:val="13"/>
+              </w:rPr>
+              <w:t>Operasi tuntas tanpa body</w:t>
+            </w:r>
+          </w:p>
+        </w:tc>
+        <w:tc>
+          <w:tcPr>
+            <w:tcW w:type="dxa" w:w="2102"/>
+            <w:shd w:fill="FFFFFF"/>
+          </w:tcPr>
+          <w:p>
+            <w:pPr>
+              <w:spacing w:after="20" w:before="20"/>
+            </w:pPr>
+            <w:r>
+              <w:rPr>
+                <w:sz w:val="13"/>
+              </w:rPr>
+              <w:t>DELETE lapangan, DELETE blokir, POST logout revokasi token</w:t>
+            </w:r>
+          </w:p>
+        </w:tc>
+        <w:tc>
+          <w:tcPr>
+            <w:tcW w:type="dxa" w:w="2102"/>
+            <w:shd w:fill="FFFFFF"/>
+          </w:tcPr>
+          <w:p>
+            <w:pPr>
+              <w:spacing w:after="20" w:before="20"/>
+            </w:pPr>
+            <w:r>
+              <w:rPr>
+                <w:sz w:val="13"/>
+              </w:rPr>
+              <w:t>Tanpa body (0 byte payload jaringan)</w:t>
+            </w:r>
+          </w:p>
+        </w:tc>
+      </w:tr>
+      <w:tr>
+        <w:tc>
+          <w:tcPr>
+            <w:tcW w:type="dxa" w:w="2102"/>
+            <w:shd w:fill="F8FAFC"/>
+          </w:tcPr>
+          <w:p>
+            <w:pPr>
+              <w:spacing w:after="20" w:before="20"/>
+            </w:pPr>
+            <w:r>
+              <w:rPr>
+                <w:sz w:val="13"/>
+              </w:rPr>
+              <w:t>400 Bad Request</w:t>
+            </w:r>
+          </w:p>
+        </w:tc>
+        <w:tc>
+          <w:tcPr>
+            <w:tcW w:type="dxa" w:w="2102"/>
+            <w:shd w:fill="F8FAFC"/>
+          </w:tcPr>
+          <w:p>
+            <w:pPr>
+              <w:spacing w:after="20" w:before="20"/>
+            </w:pPr>
+            <w:r>
+              <w:rPr>
+                <w:sz w:val="13"/>
+              </w:rPr>
+              <w:t>4xx Client</w:t>
+            </w:r>
+          </w:p>
+        </w:tc>
+        <w:tc>
+          <w:tcPr>
+            <w:tcW w:type="dxa" w:w="2102"/>
+            <w:shd w:fill="F8FAFC"/>
+          </w:tcPr>
+          <w:p>
+            <w:pPr>
+              <w:spacing w:after="20" w:before="20"/>
+            </w:pPr>
+            <w:r>
+              <w:rPr>
+                <w:sz w:val="13"/>
+              </w:rPr>
+              <w:t>Sintaks request rusak</w:t>
+            </w:r>
+          </w:p>
+        </w:tc>
+        <w:tc>
+          <w:tcPr>
+            <w:tcW w:type="dxa" w:w="2102"/>
+            <w:shd w:fill="F8FAFC"/>
+          </w:tcPr>
+          <w:p>
+            <w:pPr>
+              <w:spacing w:after="20" w:before="20"/>
+            </w:pPr>
+            <w:r>
+              <w:rPr>
+                <w:sz w:val="13"/>
+              </w:rPr>
+              <w:t>Payload JSON rusak (kurung kurawal tidak tutup, sintaks error)</w:t>
+            </w:r>
+          </w:p>
+        </w:tc>
+        <w:tc>
+          <w:tcPr>
+            <w:tcW w:type="dxa" w:w="2102"/>
+            <w:shd w:fill="F8FAFC"/>
+          </w:tcPr>
+          <w:p>
+            <w:pPr>
+              <w:spacing w:after="20" w:before="20"/>
+            </w:pPr>
+            <w:r>
+              <w:rPr>
+                <w:sz w:val="13"/>
+              </w:rPr>
+              <w:t>{ status: 'error', message: 'Malformed JSON' }</w:t>
+            </w:r>
+          </w:p>
+        </w:tc>
+      </w:tr>
+      <w:tr>
+        <w:tc>
+          <w:tcPr>
+            <w:tcW w:type="dxa" w:w="2102"/>
+            <w:shd w:fill="FFFFFF"/>
+          </w:tcPr>
+          <w:p>
+            <w:pPr>
+              <w:spacing w:after="20" w:before="20"/>
+            </w:pPr>
+            <w:r>
+              <w:rPr>
+                <w:sz w:val="13"/>
+              </w:rPr>
+              <w:t>401 Unauthorized</w:t>
+            </w:r>
+          </w:p>
+        </w:tc>
+        <w:tc>
+          <w:tcPr>
+            <w:tcW w:type="dxa" w:w="2102"/>
+            <w:shd w:fill="FFFFFF"/>
+          </w:tcPr>
+          <w:p>
+            <w:pPr>
+              <w:spacing w:after="20" w:before="20"/>
+            </w:pPr>
+            <w:r>
+              <w:rPr>
+                <w:sz w:val="13"/>
+              </w:rPr>
+              <w:t>4xx Client</w:t>
+            </w:r>
+          </w:p>
+        </w:tc>
+        <w:tc>
+          <w:tcPr>
+            <w:tcW w:type="dxa" w:w="2102"/>
+            <w:shd w:fill="FFFFFF"/>
+          </w:tcPr>
+          <w:p>
+            <w:pPr>
+              <w:spacing w:after="20" w:before="20"/>
+            </w:pPr>
+            <w:r>
+              <w:rPr>
+                <w:sz w:val="13"/>
+              </w:rPr>
+              <w:t>Autentikasi tidak valid</w:t>
+            </w:r>
+          </w:p>
+        </w:tc>
+        <w:tc>
+          <w:tcPr>
+            <w:tcW w:type="dxa" w:w="2102"/>
+            <w:shd w:fill="FFFFFF"/>
+          </w:tcPr>
+          <w:p>
+            <w:pPr>
+              <w:spacing w:after="20" w:before="20"/>
+            </w:pPr>
+            <w:r>
+              <w:rPr>
+                <w:sz w:val="13"/>
+              </w:rPr>
+              <w:t>Tanpa Bearer token, token Sanctum expired, salah login</w:t>
+            </w:r>
+          </w:p>
+        </w:tc>
+        <w:tc>
+          <w:tcPr>
+            <w:tcW w:type="dxa" w:w="2102"/>
+            <w:shd w:fill="FFFFFF"/>
+          </w:tcPr>
+          <w:p>
+            <w:pPr>
+              <w:spacing w:after="20" w:before="20"/>
+            </w:pPr>
+            <w:r>
+              <w:rPr>
+                <w:sz w:val="13"/>
+              </w:rPr>
+              <w:t>{ status: 'error', message: 'Unauthenticated' }</w:t>
+            </w:r>
+          </w:p>
+        </w:tc>
+      </w:tr>
+      <w:tr>
+        <w:tc>
+          <w:tcPr>
+            <w:tcW w:type="dxa" w:w="2102"/>
+            <w:shd w:fill="F8FAFC"/>
+          </w:tcPr>
+          <w:p>
+            <w:pPr>
+              <w:spacing w:after="20" w:before="20"/>
+            </w:pPr>
+            <w:r>
+              <w:rPr>
+                <w:sz w:val="13"/>
+              </w:rPr>
+              <w:t>403 Forbidden</w:t>
+            </w:r>
+          </w:p>
+        </w:tc>
+        <w:tc>
+          <w:tcPr>
+            <w:tcW w:type="dxa" w:w="2102"/>
+            <w:shd w:fill="F8FAFC"/>
+          </w:tcPr>
+          <w:p>
+            <w:pPr>
+              <w:spacing w:after="20" w:before="20"/>
+            </w:pPr>
+            <w:r>
+              <w:rPr>
+                <w:sz w:val="13"/>
+              </w:rPr>
+              <w:t>4xx Client</w:t>
+            </w:r>
+          </w:p>
+        </w:tc>
+        <w:tc>
+          <w:tcPr>
+            <w:tcW w:type="dxa" w:w="2102"/>
+            <w:shd w:fill="F8FAFC"/>
+          </w:tcPr>
+          <w:p>
+            <w:pPr>
+              <w:spacing w:after="20" w:before="20"/>
+            </w:pPr>
+            <w:r>
+              <w:rPr>
+                <w:sz w:val="13"/>
+              </w:rPr>
+              <w:t>Otorisasi ditolak (tidak berhak)</w:t>
+            </w:r>
+          </w:p>
+        </w:tc>
+        <w:tc>
+          <w:tcPr>
+            <w:tcW w:type="dxa" w:w="2102"/>
+            <w:shd w:fill="F8FAFC"/>
+          </w:tcPr>
+          <w:p>
+            <w:pPr>
+              <w:spacing w:after="20" w:before="20"/>
+            </w:pPr>
+            <w:r>
+              <w:rPr>
+                <w:sz w:val="13"/>
+              </w:rPr>
+              <w:t>Penyewa akses /manage/*, edit venue orang lain, HMAC palsu</w:t>
+            </w:r>
+          </w:p>
+        </w:tc>
+        <w:tc>
+          <w:tcPr>
+            <w:tcW w:type="dxa" w:w="2102"/>
+            <w:shd w:fill="F8FAFC"/>
+          </w:tcPr>
+          <w:p>
+            <w:pPr>
+              <w:spacing w:after="20" w:before="20"/>
+            </w:pPr>
+            <w:r>
+              <w:rPr>
+                <w:sz w:val="13"/>
+              </w:rPr>
+              <w:t>{ status: 'error', message: 'Akses ditolak' }</w:t>
+            </w:r>
+          </w:p>
+        </w:tc>
+      </w:tr>
+      <w:tr>
+        <w:tc>
+          <w:tcPr>
+            <w:tcW w:type="dxa" w:w="2102"/>
+            <w:shd w:fill="FFFFFF"/>
+          </w:tcPr>
+          <w:p>
+            <w:pPr>
+              <w:spacing w:after="20" w:before="20"/>
+            </w:pPr>
+            <w:r>
+              <w:rPr>
+                <w:sz w:val="13"/>
+              </w:rPr>
+              <w:t>404 Not Found</w:t>
+            </w:r>
+          </w:p>
+        </w:tc>
+        <w:tc>
+          <w:tcPr>
+            <w:tcW w:type="dxa" w:w="2102"/>
+            <w:shd w:fill="FFFFFF"/>
+          </w:tcPr>
+          <w:p>
+            <w:pPr>
+              <w:spacing w:after="20" w:before="20"/>
+            </w:pPr>
+            <w:r>
+              <w:rPr>
+                <w:sz w:val="13"/>
+              </w:rPr>
+              <w:t>4xx Client</w:t>
+            </w:r>
+          </w:p>
+        </w:tc>
+        <w:tc>
+          <w:tcPr>
+            <w:tcW w:type="dxa" w:w="2102"/>
+            <w:shd w:fill="FFFFFF"/>
+          </w:tcPr>
+          <w:p>
+            <w:pPr>
+              <w:spacing w:after="20" w:before="20"/>
+            </w:pPr>
+            <w:r>
+              <w:rPr>
+                <w:sz w:val="13"/>
+              </w:rPr>
+              <w:t>Resource tidak ada di sistem</w:t>
+            </w:r>
+          </w:p>
+        </w:tc>
+        <w:tc>
+          <w:tcPr>
+            <w:tcW w:type="dxa" w:w="2102"/>
+            <w:shd w:fill="FFFFFF"/>
+          </w:tcPr>
+          <w:p>
+            <w:pPr>
+              <w:spacing w:after="20" w:before="20"/>
+            </w:pPr>
+            <w:r>
+              <w:rPr>
+                <w:sz w:val="13"/>
+              </w:rPr>
+              <w:t>ID venue/court/booking tidak terdaftar di database MySQL</w:t>
+            </w:r>
+          </w:p>
+        </w:tc>
+        <w:tc>
+          <w:tcPr>
+            <w:tcW w:type="dxa" w:w="2102"/>
+            <w:shd w:fill="FFFFFF"/>
+          </w:tcPr>
+          <w:p>
+            <w:pPr>
+              <w:spacing w:after="20" w:before="20"/>
+            </w:pPr>
+            <w:r>
+              <w:rPr>
+                <w:sz w:val="13"/>
+              </w:rPr>
+              <w:t>{ status: 'error', message: 'Not Found' }</w:t>
+            </w:r>
+          </w:p>
+        </w:tc>
+      </w:tr>
+      <w:tr>
+        <w:tc>
+          <w:tcPr>
+            <w:tcW w:type="dxa" w:w="2102"/>
+            <w:shd w:fill="F8FAFC"/>
+          </w:tcPr>
+          <w:p>
+            <w:pPr>
+              <w:spacing w:after="20" w:before="20"/>
+            </w:pPr>
+            <w:r>
+              <w:rPr>
+                <w:sz w:val="13"/>
+              </w:rPr>
+              <w:t>409 Conflict</w:t>
+            </w:r>
+          </w:p>
+        </w:tc>
+        <w:tc>
+          <w:tcPr>
+            <w:tcW w:type="dxa" w:w="2102"/>
+            <w:shd w:fill="F8FAFC"/>
+          </w:tcPr>
+          <w:p>
+            <w:pPr>
+              <w:spacing w:after="20" w:before="20"/>
+            </w:pPr>
+            <w:r>
+              <w:rPr>
+                <w:sz w:val="13"/>
+              </w:rPr>
+              <w:t>4xx Client</w:t>
+            </w:r>
+          </w:p>
+        </w:tc>
+        <w:tc>
+          <w:tcPr>
+            <w:tcW w:type="dxa" w:w="2102"/>
+            <w:shd w:fill="F8FAFC"/>
+          </w:tcPr>
+          <w:p>
+            <w:pPr>
+              <w:spacing w:after="20" w:before="20"/>
+            </w:pPr>
+            <w:r>
+              <w:rPr>
+                <w:sz w:val="13"/>
+              </w:rPr>
+              <w:t>Bentrok dengan state database</w:t>
+            </w:r>
+          </w:p>
+        </w:tc>
+        <w:tc>
+          <w:tcPr>
+            <w:tcW w:type="dxa" w:w="2102"/>
+            <w:shd w:fill="F8FAFC"/>
+          </w:tcPr>
+          <w:p>
+            <w:pPr>
+              <w:spacing w:after="20" w:before="20"/>
+            </w:pPr>
+            <w:r>
+              <w:rPr>
+                <w:sz w:val="13"/>
+              </w:rPr>
+              <w:t>Anti double booking (slot terkunci), booking expired dibatalkan</w:t>
+            </w:r>
+          </w:p>
+        </w:tc>
+        <w:tc>
+          <w:tcPr>
+            <w:tcW w:type="dxa" w:w="2102"/>
+            <w:shd w:fill="F8FAFC"/>
+          </w:tcPr>
+          <w:p>
+            <w:pPr>
+              <w:spacing w:after="20" w:before="20"/>
+            </w:pPr>
+            <w:r>
+              <w:rPr>
+                <w:sz w:val="13"/>
+              </w:rPr>
+              <w:t>{ code: 'SLOT_ALREADY_LOCKED', message: '...' }</w:t>
+            </w:r>
+          </w:p>
+        </w:tc>
+      </w:tr>
+      <w:tr>
+        <w:tc>
+          <w:tcPr>
+            <w:tcW w:type="dxa" w:w="2102"/>
+            <w:shd w:fill="FFFFFF"/>
+          </w:tcPr>
+          <w:p>
+            <w:pPr>
+              <w:spacing w:after="20" w:before="20"/>
+            </w:pPr>
+            <w:r>
+              <w:rPr>
+                <w:sz w:val="13"/>
+              </w:rPr>
+              <w:t>422 Unprocessable</w:t>
+            </w:r>
+          </w:p>
+        </w:tc>
+        <w:tc>
+          <w:tcPr>
+            <w:tcW w:type="dxa" w:w="2102"/>
+            <w:shd w:fill="FFFFFF"/>
+          </w:tcPr>
+          <w:p>
+            <w:pPr>
+              <w:spacing w:after="20" w:before="20"/>
+            </w:pPr>
+            <w:r>
+              <w:rPr>
+                <w:sz w:val="13"/>
+              </w:rPr>
+              <w:t>4xx Client</w:t>
+            </w:r>
+          </w:p>
+        </w:tc>
+        <w:tc>
+          <w:tcPr>
+            <w:tcW w:type="dxa" w:w="2102"/>
+            <w:shd w:fill="FFFFFF"/>
+          </w:tcPr>
+          <w:p>
+            <w:pPr>
+              <w:spacing w:after="20" w:before="20"/>
+            </w:pPr>
+            <w:r>
+              <w:rPr>
+                <w:sz w:val="13"/>
+              </w:rPr>
+              <w:t>Isi melanggar validasi bisnis</w:t>
+            </w:r>
+          </w:p>
+        </w:tc>
+        <w:tc>
+          <w:tcPr>
+            <w:tcW w:type="dxa" w:w="2102"/>
+            <w:shd w:fill="FFFFFF"/>
+          </w:tcPr>
+          <w:p>
+            <w:pPr>
+              <w:spacing w:after="20" w:before="20"/>
+            </w:pPr>
+            <w:r>
+              <w:rPr>
+                <w:sz w:val="13"/>
+              </w:rPr>
+              <w:t>Slot kosong, tanggal bukan YYYY-MM-DD, email duplikat</w:t>
+            </w:r>
+          </w:p>
+        </w:tc>
+        <w:tc>
+          <w:tcPr>
+            <w:tcW w:type="dxa" w:w="2102"/>
+            <w:shd w:fill="FFFFFF"/>
+          </w:tcPr>
+          <w:p>
+            <w:pPr>
+              <w:spacing w:after="20" w:before="20"/>
+            </w:pPr>
+            <w:r>
+              <w:rPr>
+                <w:sz w:val="13"/>
+              </w:rPr>
+              <w:t>{ errors: { field: ['detail pesan error'] } }</w:t>
+            </w:r>
+          </w:p>
+        </w:tc>
+      </w:tr>
+      <w:tr>
+        <w:tc>
+          <w:tcPr>
+            <w:tcW w:type="dxa" w:w="2102"/>
+            <w:shd w:fill="F8FAFC"/>
+          </w:tcPr>
+          <w:p>
+            <w:pPr>
+              <w:spacing w:after="20" w:before="20"/>
+            </w:pPr>
+            <w:r>
+              <w:rPr>
+                <w:sz w:val="13"/>
+              </w:rPr>
+              <w:t>429 Too Many Req</w:t>
+            </w:r>
+          </w:p>
+        </w:tc>
+        <w:tc>
+          <w:tcPr>
+            <w:tcW w:type="dxa" w:w="2102"/>
+            <w:shd w:fill="F8FAFC"/>
+          </w:tcPr>
+          <w:p>
+            <w:pPr>
+              <w:spacing w:after="20" w:before="20"/>
+            </w:pPr>
+            <w:r>
+              <w:rPr>
+                <w:sz w:val="13"/>
+              </w:rPr>
+              <w:t>4xx Client</w:t>
+            </w:r>
+          </w:p>
+        </w:tc>
+        <w:tc>
+          <w:tcPr>
+            <w:tcW w:type="dxa" w:w="2102"/>
+            <w:shd w:fill="F8FAFC"/>
+          </w:tcPr>
+          <w:p>
+            <w:pPr>
+              <w:spacing w:after="20" w:before="20"/>
+            </w:pPr>
+            <w:r>
+              <w:rPr>
+                <w:sz w:val="13"/>
+              </w:rPr>
+              <w:t>Melebihi kuota rate limit</w:t>
+            </w:r>
+          </w:p>
+        </w:tc>
+        <w:tc>
+          <w:tcPr>
+            <w:tcW w:type="dxa" w:w="2102"/>
+            <w:shd w:fill="F8FAFC"/>
+          </w:tcPr>
+          <w:p>
+            <w:pPr>
+              <w:spacing w:after="20" w:before="20"/>
+            </w:pPr>
+            <w:r>
+              <w:rPr>
+                <w:sz w:val="13"/>
+              </w:rPr>
+              <w:t>Spam booking, brute-force login (&gt; 60 request/menit)</w:t>
+            </w:r>
+          </w:p>
+        </w:tc>
+        <w:tc>
+          <w:tcPr>
+            <w:tcW w:type="dxa" w:w="2102"/>
+            <w:shd w:fill="F8FAFC"/>
+          </w:tcPr>
+          <w:p>
+            <w:pPr>
+              <w:spacing w:after="20" w:before="20"/>
+            </w:pPr>
+            <w:r>
+              <w:rPr>
+                <w:sz w:val="13"/>
+              </w:rPr>
+              <w:t>Header Retry-After: 60 + pesan penolakan</w:t>
+            </w:r>
+          </w:p>
+        </w:tc>
+      </w:tr>
+      <w:tr>
+        <w:tc>
+          <w:tcPr>
+            <w:tcW w:type="dxa" w:w="2102"/>
+            <w:shd w:fill="FFFFFF"/>
+          </w:tcPr>
+          <w:p>
+            <w:pPr>
+              <w:spacing w:after="20" w:before="20"/>
+            </w:pPr>
+            <w:r>
+              <w:rPr>
+                <w:sz w:val="13"/>
+              </w:rPr>
+              <w:t>500 Server Error</w:t>
+            </w:r>
+          </w:p>
+        </w:tc>
+        <w:tc>
+          <w:tcPr>
+            <w:tcW w:type="dxa" w:w="2102"/>
+            <w:shd w:fill="FFFFFF"/>
+          </w:tcPr>
+          <w:p>
+            <w:pPr>
+              <w:spacing w:after="20" w:before="20"/>
+            </w:pPr>
+            <w:r>
+              <w:rPr>
+                <w:sz w:val="13"/>
+              </w:rPr>
+              <w:t>5xx Server</w:t>
+            </w:r>
+          </w:p>
+        </w:tc>
+        <w:tc>
+          <w:tcPr>
+            <w:tcW w:type="dxa" w:w="2102"/>
+            <w:shd w:fill="FFFFFF"/>
+          </w:tcPr>
+          <w:p>
+            <w:pPr>
+              <w:spacing w:after="20" w:before="20"/>
+            </w:pPr>
+            <w:r>
+              <w:rPr>
+                <w:sz w:val="13"/>
+              </w:rPr>
+              <w:t>Kegagalan internal tak terduga</w:t>
+            </w:r>
+          </w:p>
+        </w:tc>
+        <w:tc>
+          <w:tcPr>
+            <w:tcW w:type="dxa" w:w="2102"/>
+            <w:shd w:fill="FFFFFF"/>
+          </w:tcPr>
+          <w:p>
+            <w:pPr>
+              <w:spacing w:after="20" w:before="20"/>
+            </w:pPr>
+            <w:r>
+              <w:rPr>
+                <w:sz w:val="13"/>
+              </w:rPr>
+              <w:t>Koneksi database MySQL terputus, fatal exception runtime</w:t>
+            </w:r>
+          </w:p>
+        </w:tc>
+        <w:tc>
+          <w:tcPr>
+            <w:tcW w:type="dxa" w:w="2102"/>
+            <w:shd w:fill="FFFFFF"/>
+          </w:tcPr>
+          <w:p>
+            <w:pPr>
+              <w:spacing w:after="20" w:before="20"/>
+            </w:pPr>
+            <w:r>
+              <w:rPr>
+                <w:sz w:val="13"/>
+              </w:rPr>
+              <w:t>Pesan umum, tanpa stack trace</w:t>
+            </w:r>
+          </w:p>
+        </w:tc>
+      </w:tr>
+      <w:tr>
+        <w:tc>
+          <w:tcPr>
+            <w:tcW w:type="dxa" w:w="2102"/>
+            <w:shd w:fill="F8FAFC"/>
+          </w:tcPr>
+          <w:p>
+            <w:pPr>
+              <w:spacing w:after="20" w:before="20"/>
+            </w:pPr>
+            <w:r>
+              <w:rPr>
+                <w:sz w:val="13"/>
+              </w:rPr>
+              <w:t>503 Unavailable</w:t>
+            </w:r>
+          </w:p>
+        </w:tc>
+        <w:tc>
+          <w:tcPr>
+            <w:tcW w:type="dxa" w:w="2102"/>
+            <w:shd w:fill="F8FAFC"/>
+          </w:tcPr>
+          <w:p>
+            <w:pPr>
+              <w:spacing w:after="20" w:before="20"/>
+            </w:pPr>
+            <w:r>
+              <w:rPr>
+                <w:sz w:val="13"/>
+              </w:rPr>
+              <w:t>5xx Server</w:t>
+            </w:r>
+          </w:p>
+        </w:tc>
+        <w:tc>
+          <w:tcPr>
+            <w:tcW w:type="dxa" w:w="2102"/>
+            <w:shd w:fill="F8FAFC"/>
+          </w:tcPr>
+          <w:p>
+            <w:pPr>
+              <w:spacing w:after="20" w:before="20"/>
+            </w:pPr>
+            <w:r>
+              <w:rPr>
+                <w:sz w:val="13"/>
+              </w:rPr>
+              <w:t>Layanan upstream/gateway down</w:t>
+            </w:r>
+          </w:p>
+        </w:tc>
+        <w:tc>
+          <w:tcPr>
+            <w:tcW w:type="dxa" w:w="2102"/>
+            <w:shd w:fill="F8FAFC"/>
+          </w:tcPr>
+          <w:p>
+            <w:pPr>
+              <w:spacing w:after="20" w:before="20"/>
+            </w:pPr>
+            <w:r>
+              <w:rPr>
+                <w:sz w:val="13"/>
+              </w:rPr>
+              <w:t>API Midtrans payment gateway down/maintenance saat token</w:t>
+            </w:r>
+          </w:p>
+        </w:tc>
+        <w:tc>
+          <w:tcPr>
+            <w:tcW w:type="dxa" w:w="2102"/>
+            <w:shd w:fill="F8FAFC"/>
+          </w:tcPr>
+          <w:p>
+            <w:pPr>
+              <w:spacing w:after="20" w:before="20"/>
+            </w:pPr>
+            <w:r>
+              <w:rPr>
+                <w:sz w:val="13"/>
+              </w:rPr>
+              <w:t>Pesan gateway sibuk, coba kembali</w:t>
             </w:r>
           </w:p>
         </w:tc>

--- a/Tugas_Minggu_4_Workshop_Desain_REST_API_Kelompok_3.docx
+++ b/Tugas_Minggu_4_Workshop_Desain_REST_API_Kelompok_3.docx
@@ -10,18 +10,18 @@
         <w:rPr>
           <w:b/>
           <w:color w:val="1E3A8A"/>
-          <w:sz w:val="28"/>
+          <w:sz w:val="27"/>
         </w:rPr>
         <w:t>LAPORAN WORKSHOP &amp; DOKUMEN RANCANGAN REST API (v1)</w:t>
       </w:r>
     </w:p>
     <w:p>
       <w:pPr>
-        <w:spacing w:after="160"/>
+        <w:spacing w:after="120"/>
       </w:pPr>
       <w:r>
         <w:rPr>
-          <w:sz w:val="18"/>
+          <w:sz w:val="17"/>
         </w:rPr>
         <w:t>Mata Kuliah: Pemrograman Web Service (Minggu ke-4) | Dosen: Zaenul Arif, S.Kom., M.Kom.</w:t>
         <w:br/>
@@ -35,15 +35,15 @@
         <w:tblLook w:firstColumn="1" w:firstRow="1" w:lastColumn="0" w:lastRow="0" w:noHBand="0" w:noVBand="1" w:val="04A0"/>
       </w:tblPr>
       <w:tblGrid>
-        <w:gridCol w:w="2628"/>
-        <w:gridCol w:w="2628"/>
-        <w:gridCol w:w="2628"/>
-        <w:gridCol w:w="2628"/>
+        <w:gridCol w:w="2664"/>
+        <w:gridCol w:w="2664"/>
+        <w:gridCol w:w="2664"/>
+        <w:gridCol w:w="2664"/>
       </w:tblGrid>
       <w:tr>
         <w:tc>
           <w:tcPr>
-            <w:tcW w:type="dxa" w:w="2628"/>
+            <w:tcW w:type="dxa" w:w="2664"/>
             <w:shd w:fill="F8FAFC"/>
           </w:tcPr>
           <w:p>
@@ -53,7 +53,7 @@
             <w:r>
               <w:rPr>
                 <w:b/>
-                <w:sz w:val="16"/>
+                <w:sz w:val="15"/>
               </w:rPr>
               <w:t>Identitas Kelompok:</w:t>
             </w:r>
@@ -61,7 +61,7 @@
         </w:tc>
         <w:tc>
           <w:tcPr>
-            <w:tcW w:type="dxa" w:w="2628"/>
+            <w:tcW w:type="dxa" w:w="2664"/>
             <w:shd w:fill="F8FAFC"/>
           </w:tcPr>
           <w:p>
@@ -71,7 +71,7 @@
             <w:r>
               <w:rPr>
                 <w:b w:val="0"/>
-                <w:sz w:val="16"/>
+                <w:sz w:val="15"/>
               </w:rPr>
               <w:t>Kelompok 3 (Kelas TI - Universitas Harkat Negeri 2026/2027)</w:t>
             </w:r>
@@ -79,7 +79,7 @@
         </w:tc>
         <w:tc>
           <w:tcPr>
-            <w:tcW w:type="dxa" w:w="2628"/>
+            <w:tcW w:type="dxa" w:w="2664"/>
             <w:shd w:fill="F8FAFC"/>
           </w:tcPr>
           <w:p>
@@ -89,7 +89,7 @@
             <w:r>
               <w:rPr>
                 <w:b/>
-                <w:sz w:val="16"/>
+                <w:sz w:val="15"/>
               </w:rPr>
               <w:t>Base URL API:</w:t>
             </w:r>
@@ -97,7 +97,7 @@
         </w:tc>
         <w:tc>
           <w:tcPr>
-            <w:tcW w:type="dxa" w:w="2628"/>
+            <w:tcW w:type="dxa" w:w="2664"/>
             <w:shd w:fill="F8FAFC"/>
           </w:tcPr>
           <w:p>
@@ -107,7 +107,7 @@
             <w:r>
               <w:rPr>
                 <w:b w:val="0"/>
-                <w:sz w:val="16"/>
+                <w:sz w:val="15"/>
               </w:rPr>
               <w:t>http://localhost:8000/api/v1</w:t>
             </w:r>
@@ -117,7 +117,7 @@
       <w:tr>
         <w:tc>
           <w:tcPr>
-            <w:tcW w:type="dxa" w:w="2628"/>
+            <w:tcW w:type="dxa" w:w="2664"/>
             <w:shd w:fill="F8FAFC"/>
           </w:tcPr>
           <w:p>
@@ -127,7 +127,7 @@
             <w:r>
               <w:rPr>
                 <w:b/>
-                <w:sz w:val="16"/>
+                <w:sz w:val="15"/>
               </w:rPr>
               <w:t>Anggota Kelompok:</w:t>
             </w:r>
@@ -135,7 +135,7 @@
         </w:tc>
         <w:tc>
           <w:tcPr>
-            <w:tcW w:type="dxa" w:w="2628"/>
+            <w:tcW w:type="dxa" w:w="2664"/>
             <w:shd w:fill="F8FAFC"/>
           </w:tcPr>
           <w:p>
@@ -145,7 +145,7 @@
             <w:r>
               <w:rPr>
                 <w:b w:val="0"/>
-                <w:sz w:val="16"/>
+                <w:sz w:val="15"/>
               </w:rPr>
               <w:t>1. Moh. Arif Prasetyo (23215043)</w:t>
               <w:br/>
@@ -159,7 +159,7 @@
         </w:tc>
         <w:tc>
           <w:tcPr>
-            <w:tcW w:type="dxa" w:w="2628"/>
+            <w:tcW w:type="dxa" w:w="2664"/>
             <w:shd w:fill="F8FAFC"/>
           </w:tcPr>
           <w:p>
@@ -169,7 +169,7 @@
             <w:r>
               <w:rPr>
                 <w:b/>
-                <w:sz w:val="16"/>
+                <w:sz w:val="15"/>
               </w:rPr>
               <w:t>Spesifikasi:</w:t>
             </w:r>
@@ -177,7 +177,7 @@
         </w:tc>
         <w:tc>
           <w:tcPr>
-            <w:tcW w:type="dxa" w:w="2628"/>
+            <w:tcW w:type="dxa" w:w="2664"/>
             <w:shd w:fill="F8FAFC"/>
           </w:tcPr>
           <w:p>
@@ -187,7 +187,7 @@
             <w:r>
               <w:rPr>
                 <w:b w:val="0"/>
-                <w:sz w:val="16"/>
+                <w:sz w:val="15"/>
               </w:rPr>
               <w:t>RESTful JSON API</w:t>
               <w:br/>
@@ -211,9 +211,9 @@
         <w:rPr>
           <w:b/>
           <w:color w:val="1E3A8A"/>
-          <w:sz w:val="22"/>
+          <w:sz w:val="21"/>
         </w:rPr>
-        <w:t>20.1 Aktivitas 1 – Pemodelan Resource (Koreksi &amp; Sinkronisasi ERD)</w:t>
+        <w:t>20.1 Aktivitas 1 – Pemodelan Resource (Bagian B) (Koreksi &amp; Sinkronisasi ERD)</w:t>
       </w:r>
     </w:p>
     <w:tbl>
@@ -223,17 +223,17 @@
         <w:tblLook w:firstColumn="1" w:firstRow="1" w:lastColumn="0" w:lastRow="0" w:noHBand="0" w:noVBand="1" w:val="04A0"/>
       </w:tblPr>
       <w:tblGrid>
-        <w:gridCol w:w="1752"/>
-        <w:gridCol w:w="1752"/>
-        <w:gridCol w:w="1752"/>
-        <w:gridCol w:w="1752"/>
-        <w:gridCol w:w="1752"/>
-        <w:gridCol w:w="1752"/>
+        <w:gridCol w:w="1776"/>
+        <w:gridCol w:w="1776"/>
+        <w:gridCol w:w="1776"/>
+        <w:gridCol w:w="1776"/>
+        <w:gridCol w:w="1776"/>
+        <w:gridCol w:w="1776"/>
       </w:tblGrid>
       <w:tr>
         <w:tc>
           <w:tcPr>
-            <w:tcW w:type="dxa" w:w="1752"/>
+            <w:tcW w:type="dxa" w:w="1776"/>
             <w:shd w:fill="1E3A8A"/>
           </w:tcPr>
           <w:p>
@@ -244,7 +244,7 @@
               <w:rPr>
                 <w:b/>
                 <w:color w:val="FFFFFF"/>
-                <w:sz w:val="14"/>
+                <w:sz w:val="13"/>
               </w:rPr>
               <w:t>No</w:t>
             </w:r>
@@ -252,7 +252,7 @@
         </w:tc>
         <w:tc>
           <w:tcPr>
-            <w:tcW w:type="dxa" w:w="1752"/>
+            <w:tcW w:type="dxa" w:w="1776"/>
             <w:shd w:fill="1E3A8A"/>
           </w:tcPr>
           <w:p>
@@ -263,7 +263,7 @@
               <w:rPr>
                 <w:b/>
                 <w:color w:val="FFFFFF"/>
-                <w:sz w:val="14"/>
+                <w:sz w:val="13"/>
               </w:rPr>
               <w:t>Resource URI</w:t>
             </w:r>
@@ -271,7 +271,7 @@
         </w:tc>
         <w:tc>
           <w:tcPr>
-            <w:tcW w:type="dxa" w:w="1752"/>
+            <w:tcW w:type="dxa" w:w="1776"/>
             <w:shd w:fill="1E3A8A"/>
           </w:tcPr>
           <w:p>
@@ -282,7 +282,7 @@
               <w:rPr>
                 <w:b/>
                 <w:color w:val="FFFFFF"/>
-                <w:sz w:val="14"/>
+                <w:sz w:val="13"/>
               </w:rPr>
               <w:t>Tabel DB</w:t>
             </w:r>
@@ -290,7 +290,7 @@
         </w:tc>
         <w:tc>
           <w:tcPr>
-            <w:tcW w:type="dxa" w:w="1752"/>
+            <w:tcW w:type="dxa" w:w="1776"/>
             <w:shd w:fill="1E3A8A"/>
           </w:tcPr>
           <w:p>
@@ -301,7 +301,7 @@
               <w:rPr>
                 <w:b/>
                 <w:color w:val="FFFFFF"/>
-                <w:sz w:val="14"/>
+                <w:sz w:val="13"/>
               </w:rPr>
               <w:t>Atribut Utama</w:t>
             </w:r>
@@ -309,7 +309,7 @@
         </w:tc>
         <w:tc>
           <w:tcPr>
-            <w:tcW w:type="dxa" w:w="1752"/>
+            <w:tcW w:type="dxa" w:w="1776"/>
             <w:shd w:fill="1E3A8A"/>
           </w:tcPr>
           <w:p>
@@ -320,7 +320,7 @@
               <w:rPr>
                 <w:b/>
                 <w:color w:val="FFFFFF"/>
-                <w:sz w:val="14"/>
+                <w:sz w:val="13"/>
               </w:rPr>
               <w:t>Relasi Antar Entitas</w:t>
             </w:r>
@@ -328,7 +328,7 @@
         </w:tc>
         <w:tc>
           <w:tcPr>
-            <w:tcW w:type="dxa" w:w="1752"/>
+            <w:tcW w:type="dxa" w:w="1776"/>
             <w:shd w:fill="1E3A8A"/>
           </w:tcPr>
           <w:p>
@@ -339,7 +339,7 @@
               <w:rPr>
                 <w:b/>
                 <w:color w:val="FFFFFF"/>
-                <w:sz w:val="14"/>
+                <w:sz w:val="13"/>
               </w:rPr>
               <w:t>Jenis Resource</w:t>
             </w:r>
@@ -349,7 +349,7 @@
       <w:tr>
         <w:tc>
           <w:tcPr>
-            <w:tcW w:type="dxa" w:w="1752"/>
+            <w:tcW w:type="dxa" w:w="1776"/>
             <w:shd w:fill="FFFFFF"/>
           </w:tcPr>
           <w:p>
@@ -358,7 +358,7 @@
             </w:pPr>
             <w:r>
               <w:rPr>
-                <w:sz w:val="14"/>
+                <w:sz w:val="13"/>
               </w:rPr>
               <w:t>1</w:t>
             </w:r>
@@ -366,7 +366,7 @@
         </w:tc>
         <w:tc>
           <w:tcPr>
-            <w:tcW w:type="dxa" w:w="1752"/>
+            <w:tcW w:type="dxa" w:w="1776"/>
             <w:shd w:fill="FFFFFF"/>
           </w:tcPr>
           <w:p>
@@ -375,7 +375,7 @@
             </w:pPr>
             <w:r>
               <w:rPr>
-                <w:sz w:val="14"/>
+                <w:sz w:val="13"/>
               </w:rPr>
               <w:t>users</w:t>
             </w:r>
@@ -383,7 +383,7 @@
         </w:tc>
         <w:tc>
           <w:tcPr>
-            <w:tcW w:type="dxa" w:w="1752"/>
+            <w:tcW w:type="dxa" w:w="1776"/>
             <w:shd w:fill="FFFFFF"/>
           </w:tcPr>
           <w:p>
@@ -392,7 +392,7 @@
             </w:pPr>
             <w:r>
               <w:rPr>
-                <w:sz w:val="14"/>
+                <w:sz w:val="13"/>
               </w:rPr>
               <w:t>users</w:t>
             </w:r>
@@ -400,7 +400,7 @@
         </w:tc>
         <w:tc>
           <w:tcPr>
-            <w:tcW w:type="dxa" w:w="1752"/>
+            <w:tcW w:type="dxa" w:w="1776"/>
             <w:shd w:fill="FFFFFF"/>
           </w:tcPr>
           <w:p>
@@ -409,7 +409,7 @@
             </w:pPr>
             <w:r>
               <w:rPr>
-                <w:sz w:val="14"/>
+                <w:sz w:val="13"/>
               </w:rPr>
               <w:t>id, name, email, phone, role, status, email_verified_at, created_at</w:t>
             </w:r>
@@ -417,7 +417,7 @@
         </w:tc>
         <w:tc>
           <w:tcPr>
-            <w:tcW w:type="dxa" w:w="1752"/>
+            <w:tcW w:type="dxa" w:w="1776"/>
             <w:shd w:fill="FFFFFF"/>
           </w:tcPr>
           <w:p>
@@ -426,7 +426,7 @@
             </w:pPr>
             <w:r>
               <w:rPr>
-                <w:sz w:val="14"/>
+                <w:sz w:val="13"/>
               </w:rPr>
               <w:t>1 : N ke venues (pengelola)</w:t>
               <w:br/>
@@ -436,7 +436,7 @@
         </w:tc>
         <w:tc>
           <w:tcPr>
-            <w:tcW w:type="dxa" w:w="1752"/>
+            <w:tcW w:type="dxa" w:w="1776"/>
             <w:shd w:fill="FFFFFF"/>
           </w:tcPr>
           <w:p>
@@ -445,7 +445,7 @@
             </w:pPr>
             <w:r>
               <w:rPr>
-                <w:sz w:val="14"/>
+                <w:sz w:val="13"/>
               </w:rPr>
               <w:t>Collection</w:t>
             </w:r>
@@ -455,7 +455,7 @@
       <w:tr>
         <w:tc>
           <w:tcPr>
-            <w:tcW w:type="dxa" w:w="1752"/>
+            <w:tcW w:type="dxa" w:w="1776"/>
             <w:shd w:fill="F8FAFC"/>
           </w:tcPr>
           <w:p>
@@ -464,7 +464,7 @@
             </w:pPr>
             <w:r>
               <w:rPr>
-                <w:sz w:val="14"/>
+                <w:sz w:val="13"/>
               </w:rPr>
               <w:t>2</w:t>
             </w:r>
@@ -472,7 +472,7 @@
         </w:tc>
         <w:tc>
           <w:tcPr>
-            <w:tcW w:type="dxa" w:w="1752"/>
+            <w:tcW w:type="dxa" w:w="1776"/>
             <w:shd w:fill="F8FAFC"/>
           </w:tcPr>
           <w:p>
@@ -481,7 +481,7 @@
             </w:pPr>
             <w:r>
               <w:rPr>
-                <w:sz w:val="14"/>
+                <w:sz w:val="13"/>
               </w:rPr>
               <w:t>venues</w:t>
             </w:r>
@@ -489,7 +489,7 @@
         </w:tc>
         <w:tc>
           <w:tcPr>
-            <w:tcW w:type="dxa" w:w="1752"/>
+            <w:tcW w:type="dxa" w:w="1776"/>
             <w:shd w:fill="F8FAFC"/>
           </w:tcPr>
           <w:p>
@@ -498,7 +498,7 @@
             </w:pPr>
             <w:r>
               <w:rPr>
-                <w:sz w:val="14"/>
+                <w:sz w:val="13"/>
               </w:rPr>
               <w:t>venues</w:t>
             </w:r>
@@ -506,7 +506,7 @@
         </w:tc>
         <w:tc>
           <w:tcPr>
-            <w:tcW w:type="dxa" w:w="1752"/>
+            <w:tcW w:type="dxa" w:w="1776"/>
             <w:shd w:fill="F8FAFC"/>
           </w:tcPr>
           <w:p>
@@ -515,7 +515,7 @@
             </w:pPr>
             <w:r>
               <w:rPr>
-                <w:sz w:val="14"/>
+                <w:sz w:val="13"/>
               </w:rPr>
               <w:t>id, owner_id, name, slug, description, address, city, phone, dp_percent, cancel_free_hours, cancel_refund_percent, image_url</w:t>
             </w:r>
@@ -523,7 +523,7 @@
         </w:tc>
         <w:tc>
           <w:tcPr>
-            <w:tcW w:type="dxa" w:w="1752"/>
+            <w:tcW w:type="dxa" w:w="1776"/>
             <w:shd w:fill="F8FAFC"/>
           </w:tcPr>
           <w:p>
@@ -532,7 +532,7 @@
             </w:pPr>
             <w:r>
               <w:rPr>
-                <w:sz w:val="14"/>
+                <w:sz w:val="13"/>
               </w:rPr>
               <w:t>N : 1 ke users (owner)</w:t>
               <w:br/>
@@ -542,7 +542,7 @@
         </w:tc>
         <w:tc>
           <w:tcPr>
-            <w:tcW w:type="dxa" w:w="1752"/>
+            <w:tcW w:type="dxa" w:w="1776"/>
             <w:shd w:fill="F8FAFC"/>
           </w:tcPr>
           <w:p>
@@ -551,7 +551,7 @@
             </w:pPr>
             <w:r>
               <w:rPr>
-                <w:sz w:val="14"/>
+                <w:sz w:val="13"/>
               </w:rPr>
               <w:t>Collection</w:t>
             </w:r>
@@ -561,7 +561,7 @@
       <w:tr>
         <w:tc>
           <w:tcPr>
-            <w:tcW w:type="dxa" w:w="1752"/>
+            <w:tcW w:type="dxa" w:w="1776"/>
             <w:shd w:fill="FFFFFF"/>
           </w:tcPr>
           <w:p>
@@ -570,7 +570,7 @@
             </w:pPr>
             <w:r>
               <w:rPr>
-                <w:sz w:val="14"/>
+                <w:sz w:val="13"/>
               </w:rPr>
               <w:t>3</w:t>
             </w:r>
@@ -578,7 +578,7 @@
         </w:tc>
         <w:tc>
           <w:tcPr>
-            <w:tcW w:type="dxa" w:w="1752"/>
+            <w:tcW w:type="dxa" w:w="1776"/>
             <w:shd w:fill="FFFFFF"/>
           </w:tcPr>
           <w:p>
@@ -587,7 +587,7 @@
             </w:pPr>
             <w:r>
               <w:rPr>
-                <w:sz w:val="14"/>
+                <w:sz w:val="13"/>
               </w:rPr>
               <w:t>courts</w:t>
             </w:r>
@@ -595,7 +595,7 @@
         </w:tc>
         <w:tc>
           <w:tcPr>
-            <w:tcW w:type="dxa" w:w="1752"/>
+            <w:tcW w:type="dxa" w:w="1776"/>
             <w:shd w:fill="FFFFFF"/>
           </w:tcPr>
           <w:p>
@@ -604,7 +604,7 @@
             </w:pPr>
             <w:r>
               <w:rPr>
-                <w:sz w:val="14"/>
+                <w:sz w:val="13"/>
               </w:rPr>
               <w:t>courts</w:t>
             </w:r>
@@ -612,7 +612,7 @@
         </w:tc>
         <w:tc>
           <w:tcPr>
-            <w:tcW w:type="dxa" w:w="1752"/>
+            <w:tcW w:type="dxa" w:w="1776"/>
             <w:shd w:fill="FFFFFF"/>
           </w:tcPr>
           <w:p>
@@ -621,7 +621,7 @@
             </w:pPr>
             <w:r>
               <w:rPr>
-                <w:sz w:val="14"/>
+                <w:sz w:val="13"/>
               </w:rPr>
               <w:t>id, venue_id, name, sport_type, is_active, created_at</w:t>
             </w:r>
@@ -629,7 +629,7 @@
         </w:tc>
         <w:tc>
           <w:tcPr>
-            <w:tcW w:type="dxa" w:w="1752"/>
+            <w:tcW w:type="dxa" w:w="1776"/>
             <w:shd w:fill="FFFFFF"/>
           </w:tcPr>
           <w:p>
@@ -638,7 +638,7 @@
             </w:pPr>
             <w:r>
               <w:rPr>
-                <w:sz w:val="14"/>
+                <w:sz w:val="13"/>
               </w:rPr>
               <w:t>N : 1 ke venues</w:t>
               <w:br/>
@@ -648,7 +648,7 @@
         </w:tc>
         <w:tc>
           <w:tcPr>
-            <w:tcW w:type="dxa" w:w="1752"/>
+            <w:tcW w:type="dxa" w:w="1776"/>
             <w:shd w:fill="FFFFFF"/>
           </w:tcPr>
           <w:p>
@@ -657,7 +657,7 @@
             </w:pPr>
             <w:r>
               <w:rPr>
-                <w:sz w:val="14"/>
+                <w:sz w:val="13"/>
               </w:rPr>
               <w:t>Sub-resource / Collection</w:t>
             </w:r>
@@ -667,7 +667,7 @@
       <w:tr>
         <w:tc>
           <w:tcPr>
-            <w:tcW w:type="dxa" w:w="1752"/>
+            <w:tcW w:type="dxa" w:w="1776"/>
             <w:shd w:fill="F8FAFC"/>
           </w:tcPr>
           <w:p>
@@ -676,7 +676,7 @@
             </w:pPr>
             <w:r>
               <w:rPr>
-                <w:sz w:val="14"/>
+                <w:sz w:val="13"/>
               </w:rPr>
               <w:t>4</w:t>
             </w:r>
@@ -684,7 +684,7 @@
         </w:tc>
         <w:tc>
           <w:tcPr>
-            <w:tcW w:type="dxa" w:w="1752"/>
+            <w:tcW w:type="dxa" w:w="1776"/>
             <w:shd w:fill="F8FAFC"/>
           </w:tcPr>
           <w:p>
@@ -693,7 +693,7 @@
             </w:pPr>
             <w:r>
               <w:rPr>
-                <w:sz w:val="14"/>
+                <w:sz w:val="13"/>
               </w:rPr>
               <w:t>prices</w:t>
             </w:r>
@@ -701,7 +701,7 @@
         </w:tc>
         <w:tc>
           <w:tcPr>
-            <w:tcW w:type="dxa" w:w="1752"/>
+            <w:tcW w:type="dxa" w:w="1776"/>
             <w:shd w:fill="F8FAFC"/>
           </w:tcPr>
           <w:p>
@@ -710,7 +710,7 @@
             </w:pPr>
             <w:r>
               <w:rPr>
-                <w:sz w:val="14"/>
+                <w:sz w:val="13"/>
               </w:rPr>
               <w:t>court_prices</w:t>
             </w:r>
@@ -718,7 +718,7 @@
         </w:tc>
         <w:tc>
           <w:tcPr>
-            <w:tcW w:type="dxa" w:w="1752"/>
+            <w:tcW w:type="dxa" w:w="1776"/>
             <w:shd w:fill="F8FAFC"/>
           </w:tcPr>
           <w:p>
@@ -727,7 +727,7 @@
             </w:pPr>
             <w:r>
               <w:rPr>
-                <w:sz w:val="14"/>
+                <w:sz w:val="13"/>
               </w:rPr>
               <w:t>id, court_id, day_type, start_time, end_time, price, created_at</w:t>
             </w:r>
@@ -735,7 +735,7 @@
         </w:tc>
         <w:tc>
           <w:tcPr>
-            <w:tcW w:type="dxa" w:w="1752"/>
+            <w:tcW w:type="dxa" w:w="1776"/>
             <w:shd w:fill="F8FAFC"/>
           </w:tcPr>
           <w:p>
@@ -744,7 +744,7 @@
             </w:pPr>
             <w:r>
               <w:rPr>
-                <w:sz w:val="14"/>
+                <w:sz w:val="13"/>
               </w:rPr>
               <w:t>N : 1 ke courts</w:t>
             </w:r>
@@ -752,7 +752,7 @@
         </w:tc>
         <w:tc>
           <w:tcPr>
-            <w:tcW w:type="dxa" w:w="1752"/>
+            <w:tcW w:type="dxa" w:w="1776"/>
             <w:shd w:fill="F8FAFC"/>
           </w:tcPr>
           <w:p>
@@ -761,7 +761,7 @@
             </w:pPr>
             <w:r>
               <w:rPr>
-                <w:sz w:val="14"/>
+                <w:sz w:val="13"/>
               </w:rPr>
               <w:t>Sub-resource</w:t>
             </w:r>
@@ -771,7 +771,7 @@
       <w:tr>
         <w:tc>
           <w:tcPr>
-            <w:tcW w:type="dxa" w:w="1752"/>
+            <w:tcW w:type="dxa" w:w="1776"/>
             <w:shd w:fill="FFFFFF"/>
           </w:tcPr>
           <w:p>
@@ -780,7 +780,7 @@
             </w:pPr>
             <w:r>
               <w:rPr>
-                <w:sz w:val="14"/>
+                <w:sz w:val="13"/>
               </w:rPr>
               <w:t>5</w:t>
             </w:r>
@@ -788,7 +788,7 @@
         </w:tc>
         <w:tc>
           <w:tcPr>
-            <w:tcW w:type="dxa" w:w="1752"/>
+            <w:tcW w:type="dxa" w:w="1776"/>
             <w:shd w:fill="FFFFFF"/>
           </w:tcPr>
           <w:p>
@@ -797,7 +797,7 @@
             </w:pPr>
             <w:r>
               <w:rPr>
-                <w:sz w:val="14"/>
+                <w:sz w:val="13"/>
               </w:rPr>
               <w:t>operating-hours</w:t>
             </w:r>
@@ -805,7 +805,7 @@
         </w:tc>
         <w:tc>
           <w:tcPr>
-            <w:tcW w:type="dxa" w:w="1752"/>
+            <w:tcW w:type="dxa" w:w="1776"/>
             <w:shd w:fill="FFFFFF"/>
           </w:tcPr>
           <w:p>
@@ -814,7 +814,7 @@
             </w:pPr>
             <w:r>
               <w:rPr>
-                <w:sz w:val="14"/>
+                <w:sz w:val="13"/>
               </w:rPr>
               <w:t>operating_hours</w:t>
             </w:r>
@@ -822,7 +822,7 @@
         </w:tc>
         <w:tc>
           <w:tcPr>
-            <w:tcW w:type="dxa" w:w="1752"/>
+            <w:tcW w:type="dxa" w:w="1776"/>
             <w:shd w:fill="FFFFFF"/>
           </w:tcPr>
           <w:p>
@@ -831,7 +831,7 @@
             </w:pPr>
             <w:r>
               <w:rPr>
-                <w:sz w:val="14"/>
+                <w:sz w:val="13"/>
               </w:rPr>
               <w:t>id, court_id, day_of_week, open_time, close_time, slot_duration_minutes</w:t>
             </w:r>
@@ -839,7 +839,7 @@
         </w:tc>
         <w:tc>
           <w:tcPr>
-            <w:tcW w:type="dxa" w:w="1752"/>
+            <w:tcW w:type="dxa" w:w="1776"/>
             <w:shd w:fill="FFFFFF"/>
           </w:tcPr>
           <w:p>
@@ -848,7 +848,7 @@
             </w:pPr>
             <w:r>
               <w:rPr>
-                <w:sz w:val="14"/>
+                <w:sz w:val="13"/>
               </w:rPr>
               <w:t>N : 1 ke courts</w:t>
             </w:r>
@@ -856,7 +856,7 @@
         </w:tc>
         <w:tc>
           <w:tcPr>
-            <w:tcW w:type="dxa" w:w="1752"/>
+            <w:tcW w:type="dxa" w:w="1776"/>
             <w:shd w:fill="FFFFFF"/>
           </w:tcPr>
           <w:p>
@@ -865,7 +865,7 @@
             </w:pPr>
             <w:r>
               <w:rPr>
-                <w:sz w:val="14"/>
+                <w:sz w:val="13"/>
               </w:rPr>
               <w:t>Sub-resource</w:t>
             </w:r>
@@ -875,7 +875,7 @@
       <w:tr>
         <w:tc>
           <w:tcPr>
-            <w:tcW w:type="dxa" w:w="1752"/>
+            <w:tcW w:type="dxa" w:w="1776"/>
             <w:shd w:fill="F8FAFC"/>
           </w:tcPr>
           <w:p>
@@ -884,7 +884,7 @@
             </w:pPr>
             <w:r>
               <w:rPr>
-                <w:sz w:val="14"/>
+                <w:sz w:val="13"/>
               </w:rPr>
               <w:t>6</w:t>
             </w:r>
@@ -892,7 +892,7 @@
         </w:tc>
         <w:tc>
           <w:tcPr>
-            <w:tcW w:type="dxa" w:w="1752"/>
+            <w:tcW w:type="dxa" w:w="1776"/>
             <w:shd w:fill="F8FAFC"/>
           </w:tcPr>
           <w:p>
@@ -901,7 +901,7 @@
             </w:pPr>
             <w:r>
               <w:rPr>
-                <w:sz w:val="14"/>
+                <w:sz w:val="13"/>
               </w:rPr>
               <w:t>blocks</w:t>
             </w:r>
@@ -909,7 +909,7 @@
         </w:tc>
         <w:tc>
           <w:tcPr>
-            <w:tcW w:type="dxa" w:w="1752"/>
+            <w:tcW w:type="dxa" w:w="1776"/>
             <w:shd w:fill="F8FAFC"/>
           </w:tcPr>
           <w:p>
@@ -918,7 +918,7 @@
             </w:pPr>
             <w:r>
               <w:rPr>
-                <w:sz w:val="14"/>
+                <w:sz w:val="13"/>
               </w:rPr>
               <w:t>schedule_blocks</w:t>
             </w:r>
@@ -926,7 +926,7 @@
         </w:tc>
         <w:tc>
           <w:tcPr>
-            <w:tcW w:type="dxa" w:w="1752"/>
+            <w:tcW w:type="dxa" w:w="1776"/>
             <w:shd w:fill="F8FAFC"/>
           </w:tcPr>
           <w:p>
@@ -935,7 +935,7 @@
             </w:pPr>
             <w:r>
               <w:rPr>
-                <w:sz w:val="14"/>
+                <w:sz w:val="13"/>
               </w:rPr>
               <w:t>id, court_id, start_at, end_at, reason, created_at</w:t>
             </w:r>
@@ -943,7 +943,7 @@
         </w:tc>
         <w:tc>
           <w:tcPr>
-            <w:tcW w:type="dxa" w:w="1752"/>
+            <w:tcW w:type="dxa" w:w="1776"/>
             <w:shd w:fill="F8FAFC"/>
           </w:tcPr>
           <w:p>
@@ -952,7 +952,7 @@
             </w:pPr>
             <w:r>
               <w:rPr>
-                <w:sz w:val="14"/>
+                <w:sz w:val="13"/>
               </w:rPr>
               <w:t>N : 1 ke courts</w:t>
             </w:r>
@@ -960,7 +960,7 @@
         </w:tc>
         <w:tc>
           <w:tcPr>
-            <w:tcW w:type="dxa" w:w="1752"/>
+            <w:tcW w:type="dxa" w:w="1776"/>
             <w:shd w:fill="F8FAFC"/>
           </w:tcPr>
           <w:p>
@@ -969,7 +969,7 @@
             </w:pPr>
             <w:r>
               <w:rPr>
-                <w:sz w:val="14"/>
+                <w:sz w:val="13"/>
               </w:rPr>
               <w:t>Sub-resource</w:t>
             </w:r>
@@ -979,7 +979,7 @@
       <w:tr>
         <w:tc>
           <w:tcPr>
-            <w:tcW w:type="dxa" w:w="1752"/>
+            <w:tcW w:type="dxa" w:w="1776"/>
             <w:shd w:fill="FFFFFF"/>
           </w:tcPr>
           <w:p>
@@ -988,7 +988,7 @@
             </w:pPr>
             <w:r>
               <w:rPr>
-                <w:sz w:val="14"/>
+                <w:sz w:val="13"/>
               </w:rPr>
               <w:t>7</w:t>
             </w:r>
@@ -996,7 +996,7 @@
         </w:tc>
         <w:tc>
           <w:tcPr>
-            <w:tcW w:type="dxa" w:w="1752"/>
+            <w:tcW w:type="dxa" w:w="1776"/>
             <w:shd w:fill="FFFFFF"/>
           </w:tcPr>
           <w:p>
@@ -1005,7 +1005,7 @@
             </w:pPr>
             <w:r>
               <w:rPr>
-                <w:sz w:val="14"/>
+                <w:sz w:val="13"/>
               </w:rPr>
               <w:t>availability</w:t>
             </w:r>
@@ -1013,7 +1013,7 @@
         </w:tc>
         <w:tc>
           <w:tcPr>
-            <w:tcW w:type="dxa" w:w="1752"/>
+            <w:tcW w:type="dxa" w:w="1776"/>
             <w:shd w:fill="FFFFFF"/>
           </w:tcPr>
           <w:p>
@@ -1022,7 +1022,7 @@
             </w:pPr>
             <w:r>
               <w:rPr>
-                <w:sz w:val="14"/>
+                <w:sz w:val="13"/>
               </w:rPr>
               <w:t>(Kalkulasi)</w:t>
             </w:r>
@@ -1030,7 +1030,7 @@
         </w:tc>
         <w:tc>
           <w:tcPr>
-            <w:tcW w:type="dxa" w:w="1752"/>
+            <w:tcW w:type="dxa" w:w="1776"/>
             <w:shd w:fill="FFFFFF"/>
           </w:tcPr>
           <w:p>
@@ -1039,7 +1039,7 @@
             </w:pPr>
             <w:r>
               <w:rPr>
-                <w:sz w:val="14"/>
+                <w:sz w:val="13"/>
               </w:rPr>
               <w:t>court_id, play_date, slots [slot_time, status, price]</w:t>
             </w:r>
@@ -1047,7 +1047,7 @@
         </w:tc>
         <w:tc>
           <w:tcPr>
-            <w:tcW w:type="dxa" w:w="1752"/>
+            <w:tcW w:type="dxa" w:w="1776"/>
             <w:shd w:fill="FFFFFF"/>
           </w:tcPr>
           <w:p>
@@ -1056,7 +1056,7 @@
             </w:pPr>
             <w:r>
               <w:rPr>
-                <w:sz w:val="14"/>
+                <w:sz w:val="13"/>
               </w:rPr>
               <w:t>Turunan dari courts (kalkulasi slot &amp; blokir)</w:t>
             </w:r>
@@ -1064,7 +1064,7 @@
         </w:tc>
         <w:tc>
           <w:tcPr>
-            <w:tcW w:type="dxa" w:w="1752"/>
+            <w:tcW w:type="dxa" w:w="1776"/>
             <w:shd w:fill="FFFFFF"/>
           </w:tcPr>
           <w:p>
@@ -1073,7 +1073,7 @@
             </w:pPr>
             <w:r>
               <w:rPr>
-                <w:sz w:val="14"/>
+                <w:sz w:val="13"/>
               </w:rPr>
               <w:t>Sub-resource (Virtual / Read-Only)</w:t>
             </w:r>
@@ -1083,7 +1083,7 @@
       <w:tr>
         <w:tc>
           <w:tcPr>
-            <w:tcW w:type="dxa" w:w="1752"/>
+            <w:tcW w:type="dxa" w:w="1776"/>
             <w:shd w:fill="F8FAFC"/>
           </w:tcPr>
           <w:p>
@@ -1092,7 +1092,7 @@
             </w:pPr>
             <w:r>
               <w:rPr>
-                <w:sz w:val="14"/>
+                <w:sz w:val="13"/>
               </w:rPr>
               <w:t>8</w:t>
             </w:r>
@@ -1100,7 +1100,7 @@
         </w:tc>
         <w:tc>
           <w:tcPr>
-            <w:tcW w:type="dxa" w:w="1752"/>
+            <w:tcW w:type="dxa" w:w="1776"/>
             <w:shd w:fill="F8FAFC"/>
           </w:tcPr>
           <w:p>
@@ -1109,7 +1109,7 @@
             </w:pPr>
             <w:r>
               <w:rPr>
-                <w:sz w:val="14"/>
+                <w:sz w:val="13"/>
               </w:rPr>
               <w:t>bookings</w:t>
             </w:r>
@@ -1117,7 +1117,7 @@
         </w:tc>
         <w:tc>
           <w:tcPr>
-            <w:tcW w:type="dxa" w:w="1752"/>
+            <w:tcW w:type="dxa" w:w="1776"/>
             <w:shd w:fill="F8FAFC"/>
           </w:tcPr>
           <w:p>
@@ -1126,7 +1126,7 @@
             </w:pPr>
             <w:r>
               <w:rPr>
-                <w:sz w:val="14"/>
+                <w:sz w:val="13"/>
               </w:rPr>
               <w:t>bookings</w:t>
             </w:r>
@@ -1134,7 +1134,7 @@
         </w:tc>
         <w:tc>
           <w:tcPr>
-            <w:tcW w:type="dxa" w:w="1752"/>
+            <w:tcW w:type="dxa" w:w="1776"/>
             <w:shd w:fill="F8FAFC"/>
           </w:tcPr>
           <w:p>
@@ -1143,7 +1143,7 @@
             </w:pPr>
             <w:r>
               <w:rPr>
-                <w:sz w:val="14"/>
+                <w:sz w:val="13"/>
               </w:rPr>
               <w:t>id, code, user_id, court_id, total_price, dp_amount, status, expires_at, cancelled_at, refund_amount (tgl main via booking_slots)</w:t>
             </w:r>
@@ -1151,7 +1151,7 @@
         </w:tc>
         <w:tc>
           <w:tcPr>
-            <w:tcW w:type="dxa" w:w="1752"/>
+            <w:tcW w:type="dxa" w:w="1776"/>
             <w:shd w:fill="F8FAFC"/>
           </w:tcPr>
           <w:p>
@@ -1160,7 +1160,7 @@
             </w:pPr>
             <w:r>
               <w:rPr>
-                <w:sz w:val="14"/>
+                <w:sz w:val="13"/>
               </w:rPr>
               <w:t>N : 1 ke users, N : 1 ke courts</w:t>
               <w:br/>
@@ -1170,7 +1170,7 @@
         </w:tc>
         <w:tc>
           <w:tcPr>
-            <w:tcW w:type="dxa" w:w="1752"/>
+            <w:tcW w:type="dxa" w:w="1776"/>
             <w:shd w:fill="F8FAFC"/>
           </w:tcPr>
           <w:p>
@@ -1179,7 +1179,7 @@
             </w:pPr>
             <w:r>
               <w:rPr>
-                <w:sz w:val="14"/>
+                <w:sz w:val="13"/>
               </w:rPr>
               <w:t>Collection</w:t>
             </w:r>
@@ -1189,7 +1189,7 @@
       <w:tr>
         <w:tc>
           <w:tcPr>
-            <w:tcW w:type="dxa" w:w="1752"/>
+            <w:tcW w:type="dxa" w:w="1776"/>
             <w:shd w:fill="FFFFFF"/>
           </w:tcPr>
           <w:p>
@@ -1198,7 +1198,7 @@
             </w:pPr>
             <w:r>
               <w:rPr>
-                <w:sz w:val="14"/>
+                <w:sz w:val="13"/>
               </w:rPr>
               <w:t>9</w:t>
             </w:r>
@@ -1206,7 +1206,7 @@
         </w:tc>
         <w:tc>
           <w:tcPr>
-            <w:tcW w:type="dxa" w:w="1752"/>
+            <w:tcW w:type="dxa" w:w="1776"/>
             <w:shd w:fill="FFFFFF"/>
           </w:tcPr>
           <w:p>
@@ -1215,7 +1215,7 @@
             </w:pPr>
             <w:r>
               <w:rPr>
-                <w:sz w:val="14"/>
+                <w:sz w:val="13"/>
               </w:rPr>
               <w:t>payments</w:t>
             </w:r>
@@ -1223,7 +1223,7 @@
         </w:tc>
         <w:tc>
           <w:tcPr>
-            <w:tcW w:type="dxa" w:w="1752"/>
+            <w:tcW w:type="dxa" w:w="1776"/>
             <w:shd w:fill="FFFFFF"/>
           </w:tcPr>
           <w:p>
@@ -1232,7 +1232,7 @@
             </w:pPr>
             <w:r>
               <w:rPr>
-                <w:sz w:val="14"/>
+                <w:sz w:val="13"/>
               </w:rPr>
               <w:t>payments</w:t>
             </w:r>
@@ -1240,7 +1240,7 @@
         </w:tc>
         <w:tc>
           <w:tcPr>
-            <w:tcW w:type="dxa" w:w="1752"/>
+            <w:tcW w:type="dxa" w:w="1776"/>
             <w:shd w:fill="FFFFFF"/>
           </w:tcPr>
           <w:p>
@@ -1249,7 +1249,7 @@
             </w:pPr>
             <w:r>
               <w:rPr>
-                <w:sz w:val="14"/>
+                <w:sz w:val="13"/>
               </w:rPr>
               <w:t>id, booking_id, order_id, type, amount, status, payment_type, snap_token, snap_redirect_url, paid_at</w:t>
             </w:r>
@@ -1257,7 +1257,7 @@
         </w:tc>
         <w:tc>
           <w:tcPr>
-            <w:tcW w:type="dxa" w:w="1752"/>
+            <w:tcW w:type="dxa" w:w="1776"/>
             <w:shd w:fill="FFFFFF"/>
           </w:tcPr>
           <w:p>
@@ -1266,7 +1266,7 @@
             </w:pPr>
             <w:r>
               <w:rPr>
-                <w:sz w:val="14"/>
+                <w:sz w:val="13"/>
               </w:rPr>
               <w:t>N : 1 ke bookings</w:t>
             </w:r>
@@ -1274,7 +1274,7 @@
         </w:tc>
         <w:tc>
           <w:tcPr>
-            <w:tcW w:type="dxa" w:w="1752"/>
+            <w:tcW w:type="dxa" w:w="1776"/>
             <w:shd w:fill="FFFFFF"/>
           </w:tcPr>
           <w:p>
@@ -1283,7 +1283,7 @@
             </w:pPr>
             <w:r>
               <w:rPr>
-                <w:sz w:val="14"/>
+                <w:sz w:val="13"/>
               </w:rPr>
               <w:t>Sub-resource / Collection</w:t>
             </w:r>
@@ -1293,7 +1293,7 @@
       <w:tr>
         <w:tc>
           <w:tcPr>
-            <w:tcW w:type="dxa" w:w="1752"/>
+            <w:tcW w:type="dxa" w:w="1776"/>
             <w:shd w:fill="F8FAFC"/>
           </w:tcPr>
           <w:p>
@@ -1302,7 +1302,7 @@
             </w:pPr>
             <w:r>
               <w:rPr>
-                <w:sz w:val="14"/>
+                <w:sz w:val="13"/>
               </w:rPr>
               <w:t>10</w:t>
             </w:r>
@@ -1310,7 +1310,7 @@
         </w:tc>
         <w:tc>
           <w:tcPr>
-            <w:tcW w:type="dxa" w:w="1752"/>
+            <w:tcW w:type="dxa" w:w="1776"/>
             <w:shd w:fill="F8FAFC"/>
           </w:tcPr>
           <w:p>
@@ -1319,7 +1319,7 @@
             </w:pPr>
             <w:r>
               <w:rPr>
-                <w:sz w:val="14"/>
+                <w:sz w:val="13"/>
               </w:rPr>
               <w:t>booking_slots</w:t>
             </w:r>
@@ -1327,7 +1327,7 @@
         </w:tc>
         <w:tc>
           <w:tcPr>
-            <w:tcW w:type="dxa" w:w="1752"/>
+            <w:tcW w:type="dxa" w:w="1776"/>
             <w:shd w:fill="F8FAFC"/>
           </w:tcPr>
           <w:p>
@@ -1336,7 +1336,7 @@
             </w:pPr>
             <w:r>
               <w:rPr>
-                <w:sz w:val="14"/>
+                <w:sz w:val="13"/>
               </w:rPr>
               <w:t>booking_slots</w:t>
             </w:r>
@@ -1344,7 +1344,7 @@
         </w:tc>
         <w:tc>
           <w:tcPr>
-            <w:tcW w:type="dxa" w:w="1752"/>
+            <w:tcW w:type="dxa" w:w="1776"/>
             <w:shd w:fill="F8FAFC"/>
           </w:tcPr>
           <w:p>
@@ -1353,7 +1353,7 @@
             </w:pPr>
             <w:r>
               <w:rPr>
-                <w:sz w:val="14"/>
+                <w:sz w:val="13"/>
               </w:rPr>
               <w:t>id, booking_id, court_id, slot_start, slot_end, price</w:t>
             </w:r>
@@ -1361,7 +1361,7 @@
         </w:tc>
         <w:tc>
           <w:tcPr>
-            <w:tcW w:type="dxa" w:w="1752"/>
+            <w:tcW w:type="dxa" w:w="1776"/>
             <w:shd w:fill="F8FAFC"/>
           </w:tcPr>
           <w:p>
@@ -1370,7 +1370,7 @@
             </w:pPr>
             <w:r>
               <w:rPr>
-                <w:sz w:val="14"/>
+                <w:sz w:val="13"/>
               </w:rPr>
               <w:t>N : 1 ke bookings</w:t>
               <w:br/>
@@ -1380,7 +1380,7 @@
         </w:tc>
         <w:tc>
           <w:tcPr>
-            <w:tcW w:type="dxa" w:w="1752"/>
+            <w:tcW w:type="dxa" w:w="1776"/>
             <w:shd w:fill="F8FAFC"/>
           </w:tcPr>
           <w:p>
@@ -1389,7 +1389,7 @@
             </w:pPr>
             <w:r>
               <w:rPr>
-                <w:sz w:val="14"/>
+                <w:sz w:val="13"/>
               </w:rPr>
               <w:t>Internal Engine (Anti Double Booking)</w:t>
             </w:r>
@@ -1399,7 +1399,7 @@
       <w:tr>
         <w:tc>
           <w:tcPr>
-            <w:tcW w:type="dxa" w:w="1752"/>
+            <w:tcW w:type="dxa" w:w="1776"/>
             <w:shd w:fill="FFFFFF"/>
           </w:tcPr>
           <w:p>
@@ -1408,7 +1408,7 @@
             </w:pPr>
             <w:r>
               <w:rPr>
-                <w:sz w:val="14"/>
+                <w:sz w:val="13"/>
               </w:rPr>
               <w:t>11</w:t>
             </w:r>
@@ -1416,7 +1416,7 @@
         </w:tc>
         <w:tc>
           <w:tcPr>
-            <w:tcW w:type="dxa" w:w="1752"/>
+            <w:tcW w:type="dxa" w:w="1776"/>
             <w:shd w:fill="FFFFFF"/>
           </w:tcPr>
           <w:p>
@@ -1425,7 +1425,7 @@
             </w:pPr>
             <w:r>
               <w:rPr>
-                <w:sz w:val="14"/>
+                <w:sz w:val="13"/>
               </w:rPr>
               <w:t>me</w:t>
             </w:r>
@@ -1433,7 +1433,7 @@
         </w:tc>
         <w:tc>
           <w:tcPr>
-            <w:tcW w:type="dxa" w:w="1752"/>
+            <w:tcW w:type="dxa" w:w="1776"/>
             <w:shd w:fill="FFFFFF"/>
           </w:tcPr>
           <w:p>
@@ -1442,7 +1442,7 @@
             </w:pPr>
             <w:r>
               <w:rPr>
-                <w:sz w:val="14"/>
+                <w:sz w:val="13"/>
               </w:rPr>
               <w:t>users</w:t>
             </w:r>
@@ -1450,7 +1450,7 @@
         </w:tc>
         <w:tc>
           <w:tcPr>
-            <w:tcW w:type="dxa" w:w="1752"/>
+            <w:tcW w:type="dxa" w:w="1776"/>
             <w:shd w:fill="FFFFFF"/>
           </w:tcPr>
           <w:p>
@@ -1459,7 +1459,7 @@
             </w:pPr>
             <w:r>
               <w:rPr>
-                <w:sz w:val="14"/>
+                <w:sz w:val="13"/>
               </w:rPr>
               <w:t>id, name, email, phone, role, status</w:t>
             </w:r>
@@ -1467,7 +1467,7 @@
         </w:tc>
         <w:tc>
           <w:tcPr>
-            <w:tcW w:type="dxa" w:w="1752"/>
+            <w:tcW w:type="dxa" w:w="1776"/>
             <w:shd w:fill="FFFFFF"/>
           </w:tcPr>
           <w:p>
@@ -1476,7 +1476,7 @@
             </w:pPr>
             <w:r>
               <w:rPr>
-                <w:sz w:val="14"/>
+                <w:sz w:val="13"/>
               </w:rPr>
               <w:t>N/A (merujuk ke pengguna login)</w:t>
             </w:r>
@@ -1484,7 +1484,7 @@
         </w:tc>
         <w:tc>
           <w:tcPr>
-            <w:tcW w:type="dxa" w:w="1752"/>
+            <w:tcW w:type="dxa" w:w="1776"/>
             <w:shd w:fill="FFFFFF"/>
           </w:tcPr>
           <w:p>
@@ -1493,7 +1493,7 @@
             </w:pPr>
             <w:r>
               <w:rPr>
-                <w:sz w:val="14"/>
+                <w:sz w:val="13"/>
               </w:rPr>
               <w:t>Singleton</w:t>
             </w:r>
@@ -1511,9 +1511,9 @@
         <w:rPr>
           <w:b/>
           <w:color w:val="1E3A8A"/>
-          <w:sz w:val="22"/>
+          <w:sz w:val="21"/>
         </w:rPr>
-        <w:t>20.2 Aktivitas 2 – Endpoint Matrix (20 menit)</w:t>
+        <w:t>20.2 Aktivitas 2 – Endpoint Matrix (Bagian C) (20 menit)</w:t>
       </w:r>
     </w:p>
     <w:tbl>
@@ -1523,18 +1523,18 @@
         <w:tblLook w:firstColumn="1" w:firstRow="1" w:lastColumn="0" w:lastRow="0" w:noHBand="0" w:noVBand="1" w:val="04A0"/>
       </w:tblPr>
       <w:tblGrid>
-        <w:gridCol w:w="1502"/>
-        <w:gridCol w:w="1502"/>
-        <w:gridCol w:w="1502"/>
-        <w:gridCol w:w="1502"/>
-        <w:gridCol w:w="1502"/>
-        <w:gridCol w:w="1502"/>
-        <w:gridCol w:w="1502"/>
+        <w:gridCol w:w="1522"/>
+        <w:gridCol w:w="1522"/>
+        <w:gridCol w:w="1522"/>
+        <w:gridCol w:w="1522"/>
+        <w:gridCol w:w="1522"/>
+        <w:gridCol w:w="1522"/>
+        <w:gridCol w:w="1522"/>
       </w:tblGrid>
       <w:tr>
         <w:tc>
           <w:tcPr>
-            <w:tcW w:type="dxa" w:w="1502"/>
+            <w:tcW w:type="dxa" w:w="1522"/>
             <w:shd w:fill="1E3A8A"/>
           </w:tcPr>
           <w:p>
@@ -1553,7 +1553,7 @@
         </w:tc>
         <w:tc>
           <w:tcPr>
-            <w:tcW w:type="dxa" w:w="1502"/>
+            <w:tcW w:type="dxa" w:w="1522"/>
             <w:shd w:fill="1E3A8A"/>
           </w:tcPr>
           <w:p>
@@ -1572,7 +1572,7 @@
         </w:tc>
         <w:tc>
           <w:tcPr>
-            <w:tcW w:type="dxa" w:w="1502"/>
+            <w:tcW w:type="dxa" w:w="1522"/>
             <w:shd w:fill="1E3A8A"/>
           </w:tcPr>
           <w:p>
@@ -1591,7 +1591,7 @@
         </w:tc>
         <w:tc>
           <w:tcPr>
-            <w:tcW w:type="dxa" w:w="1502"/>
+            <w:tcW w:type="dxa" w:w="1522"/>
             <w:shd w:fill="1E3A8A"/>
           </w:tcPr>
           <w:p>
@@ -1610,7 +1610,7 @@
         </w:tc>
         <w:tc>
           <w:tcPr>
-            <w:tcW w:type="dxa" w:w="1502"/>
+            <w:tcW w:type="dxa" w:w="1522"/>
             <w:shd w:fill="1E3A8A"/>
           </w:tcPr>
           <w:p>
@@ -1629,7 +1629,7 @@
         </w:tc>
         <w:tc>
           <w:tcPr>
-            <w:tcW w:type="dxa" w:w="1502"/>
+            <w:tcW w:type="dxa" w:w="1522"/>
             <w:shd w:fill="1E3A8A"/>
           </w:tcPr>
           <w:p>
@@ -1648,7 +1648,7 @@
         </w:tc>
         <w:tc>
           <w:tcPr>
-            <w:tcW w:type="dxa" w:w="1502"/>
+            <w:tcW w:type="dxa" w:w="1522"/>
             <w:shd w:fill="1E3A8A"/>
           </w:tcPr>
           <w:p>
@@ -1669,7 +1669,7 @@
       <w:tr>
         <w:tc>
           <w:tcPr>
-            <w:tcW w:type="dxa" w:w="1502"/>
+            <w:tcW w:type="dxa" w:w="1522"/>
             <w:shd w:fill="FFFFFF"/>
           </w:tcPr>
           <w:p>
@@ -1686,7 +1686,7 @@
         </w:tc>
         <w:tc>
           <w:tcPr>
-            <w:tcW w:type="dxa" w:w="1502"/>
+            <w:tcW w:type="dxa" w:w="1522"/>
             <w:shd w:fill="FFFFFF"/>
           </w:tcPr>
           <w:p>
@@ -1703,7 +1703,7 @@
         </w:tc>
         <w:tc>
           <w:tcPr>
-            <w:tcW w:type="dxa" w:w="1502"/>
+            <w:tcW w:type="dxa" w:w="1522"/>
             <w:shd w:fill="FFFFFF"/>
           </w:tcPr>
           <w:p>
@@ -1720,7 +1720,7 @@
         </w:tc>
         <w:tc>
           <w:tcPr>
-            <w:tcW w:type="dxa" w:w="1502"/>
+            <w:tcW w:type="dxa" w:w="1522"/>
             <w:shd w:fill="FFFFFF"/>
           </w:tcPr>
           <w:p>
@@ -1737,7 +1737,7 @@
         </w:tc>
         <w:tc>
           <w:tcPr>
-            <w:tcW w:type="dxa" w:w="1502"/>
+            <w:tcW w:type="dxa" w:w="1522"/>
             <w:shd w:fill="FFFFFF"/>
           </w:tcPr>
           <w:p>
@@ -1754,7 +1754,7 @@
         </w:tc>
         <w:tc>
           <w:tcPr>
-            <w:tcW w:type="dxa" w:w="1502"/>
+            <w:tcW w:type="dxa" w:w="1522"/>
             <w:shd w:fill="FFFFFF"/>
           </w:tcPr>
           <w:p>
@@ -1771,7 +1771,7 @@
         </w:tc>
         <w:tc>
           <w:tcPr>
-            <w:tcW w:type="dxa" w:w="1502"/>
+            <w:tcW w:type="dxa" w:w="1522"/>
             <w:shd w:fill="FFFFFF"/>
           </w:tcPr>
           <w:p>
@@ -1790,7 +1790,7 @@
       <w:tr>
         <w:tc>
           <w:tcPr>
-            <w:tcW w:type="dxa" w:w="1502"/>
+            <w:tcW w:type="dxa" w:w="1522"/>
             <w:shd w:fill="F8FAFC"/>
           </w:tcPr>
           <w:p>
@@ -1807,7 +1807,7 @@
         </w:tc>
         <w:tc>
           <w:tcPr>
-            <w:tcW w:type="dxa" w:w="1502"/>
+            <w:tcW w:type="dxa" w:w="1522"/>
             <w:shd w:fill="F8FAFC"/>
           </w:tcPr>
           <w:p>
@@ -1824,7 +1824,7 @@
         </w:tc>
         <w:tc>
           <w:tcPr>
-            <w:tcW w:type="dxa" w:w="1502"/>
+            <w:tcW w:type="dxa" w:w="1522"/>
             <w:shd w:fill="F8FAFC"/>
           </w:tcPr>
           <w:p>
@@ -1841,7 +1841,7 @@
         </w:tc>
         <w:tc>
           <w:tcPr>
-            <w:tcW w:type="dxa" w:w="1502"/>
+            <w:tcW w:type="dxa" w:w="1522"/>
             <w:shd w:fill="F8FAFC"/>
           </w:tcPr>
           <w:p>
@@ -1858,7 +1858,7 @@
         </w:tc>
         <w:tc>
           <w:tcPr>
-            <w:tcW w:type="dxa" w:w="1502"/>
+            <w:tcW w:type="dxa" w:w="1522"/>
             <w:shd w:fill="F8FAFC"/>
           </w:tcPr>
           <w:p>
@@ -1875,7 +1875,7 @@
         </w:tc>
         <w:tc>
           <w:tcPr>
-            <w:tcW w:type="dxa" w:w="1502"/>
+            <w:tcW w:type="dxa" w:w="1522"/>
             <w:shd w:fill="F8FAFC"/>
           </w:tcPr>
           <w:p>
@@ -1892,7 +1892,7 @@
         </w:tc>
         <w:tc>
           <w:tcPr>
-            <w:tcW w:type="dxa" w:w="1502"/>
+            <w:tcW w:type="dxa" w:w="1522"/>
             <w:shd w:fill="F8FAFC"/>
           </w:tcPr>
           <w:p>
@@ -1911,7 +1911,7 @@
       <w:tr>
         <w:tc>
           <w:tcPr>
-            <w:tcW w:type="dxa" w:w="1502"/>
+            <w:tcW w:type="dxa" w:w="1522"/>
             <w:shd w:fill="FFFFFF"/>
           </w:tcPr>
           <w:p>
@@ -1928,7 +1928,7 @@
         </w:tc>
         <w:tc>
           <w:tcPr>
-            <w:tcW w:type="dxa" w:w="1502"/>
+            <w:tcW w:type="dxa" w:w="1522"/>
             <w:shd w:fill="FFFFFF"/>
           </w:tcPr>
           <w:p>
@@ -1945,7 +1945,7 @@
         </w:tc>
         <w:tc>
           <w:tcPr>
-            <w:tcW w:type="dxa" w:w="1502"/>
+            <w:tcW w:type="dxa" w:w="1522"/>
             <w:shd w:fill="FFFFFF"/>
           </w:tcPr>
           <w:p>
@@ -1962,7 +1962,7 @@
         </w:tc>
         <w:tc>
           <w:tcPr>
-            <w:tcW w:type="dxa" w:w="1502"/>
+            <w:tcW w:type="dxa" w:w="1522"/>
             <w:shd w:fill="FFFFFF"/>
           </w:tcPr>
           <w:p>
@@ -1979,7 +1979,7 @@
         </w:tc>
         <w:tc>
           <w:tcPr>
-            <w:tcW w:type="dxa" w:w="1502"/>
+            <w:tcW w:type="dxa" w:w="1522"/>
             <w:shd w:fill="FFFFFF"/>
           </w:tcPr>
           <w:p>
@@ -1996,7 +1996,7 @@
         </w:tc>
         <w:tc>
           <w:tcPr>
-            <w:tcW w:type="dxa" w:w="1502"/>
+            <w:tcW w:type="dxa" w:w="1522"/>
             <w:shd w:fill="FFFFFF"/>
           </w:tcPr>
           <w:p>
@@ -2013,7 +2013,7 @@
         </w:tc>
         <w:tc>
           <w:tcPr>
-            <w:tcW w:type="dxa" w:w="1502"/>
+            <w:tcW w:type="dxa" w:w="1522"/>
             <w:shd w:fill="FFFFFF"/>
           </w:tcPr>
           <w:p>
@@ -2032,7 +2032,7 @@
       <w:tr>
         <w:tc>
           <w:tcPr>
-            <w:tcW w:type="dxa" w:w="1502"/>
+            <w:tcW w:type="dxa" w:w="1522"/>
             <w:shd w:fill="F8FAFC"/>
           </w:tcPr>
           <w:p>
@@ -2049,7 +2049,7 @@
         </w:tc>
         <w:tc>
           <w:tcPr>
-            <w:tcW w:type="dxa" w:w="1502"/>
+            <w:tcW w:type="dxa" w:w="1522"/>
             <w:shd w:fill="F8FAFC"/>
           </w:tcPr>
           <w:p>
@@ -2066,7 +2066,7 @@
         </w:tc>
         <w:tc>
           <w:tcPr>
-            <w:tcW w:type="dxa" w:w="1502"/>
+            <w:tcW w:type="dxa" w:w="1522"/>
             <w:shd w:fill="F8FAFC"/>
           </w:tcPr>
           <w:p>
@@ -2083,7 +2083,7 @@
         </w:tc>
         <w:tc>
           <w:tcPr>
-            <w:tcW w:type="dxa" w:w="1502"/>
+            <w:tcW w:type="dxa" w:w="1522"/>
             <w:shd w:fill="F8FAFC"/>
           </w:tcPr>
           <w:p>
@@ -2100,7 +2100,7 @@
         </w:tc>
         <w:tc>
           <w:tcPr>
-            <w:tcW w:type="dxa" w:w="1502"/>
+            <w:tcW w:type="dxa" w:w="1522"/>
             <w:shd w:fill="F8FAFC"/>
           </w:tcPr>
           <w:p>
@@ -2117,7 +2117,7 @@
         </w:tc>
         <w:tc>
           <w:tcPr>
-            <w:tcW w:type="dxa" w:w="1502"/>
+            <w:tcW w:type="dxa" w:w="1522"/>
             <w:shd w:fill="F8FAFC"/>
           </w:tcPr>
           <w:p>
@@ -2134,7 +2134,7 @@
         </w:tc>
         <w:tc>
           <w:tcPr>
-            <w:tcW w:type="dxa" w:w="1502"/>
+            <w:tcW w:type="dxa" w:w="1522"/>
             <w:shd w:fill="F8FAFC"/>
           </w:tcPr>
           <w:p>
@@ -2153,7 +2153,7 @@
       <w:tr>
         <w:tc>
           <w:tcPr>
-            <w:tcW w:type="dxa" w:w="1502"/>
+            <w:tcW w:type="dxa" w:w="1522"/>
             <w:shd w:fill="FFFFFF"/>
           </w:tcPr>
           <w:p>
@@ -2170,7 +2170,7 @@
         </w:tc>
         <w:tc>
           <w:tcPr>
-            <w:tcW w:type="dxa" w:w="1502"/>
+            <w:tcW w:type="dxa" w:w="1522"/>
             <w:shd w:fill="FFFFFF"/>
           </w:tcPr>
           <w:p>
@@ -2187,7 +2187,7 @@
         </w:tc>
         <w:tc>
           <w:tcPr>
-            <w:tcW w:type="dxa" w:w="1502"/>
+            <w:tcW w:type="dxa" w:w="1522"/>
             <w:shd w:fill="FFFFFF"/>
           </w:tcPr>
           <w:p>
@@ -2204,7 +2204,7 @@
         </w:tc>
         <w:tc>
           <w:tcPr>
-            <w:tcW w:type="dxa" w:w="1502"/>
+            <w:tcW w:type="dxa" w:w="1522"/>
             <w:shd w:fill="FFFFFF"/>
           </w:tcPr>
           <w:p>
@@ -2221,7 +2221,7 @@
         </w:tc>
         <w:tc>
           <w:tcPr>
-            <w:tcW w:type="dxa" w:w="1502"/>
+            <w:tcW w:type="dxa" w:w="1522"/>
             <w:shd w:fill="FFFFFF"/>
           </w:tcPr>
           <w:p>
@@ -2238,7 +2238,7 @@
         </w:tc>
         <w:tc>
           <w:tcPr>
-            <w:tcW w:type="dxa" w:w="1502"/>
+            <w:tcW w:type="dxa" w:w="1522"/>
             <w:shd w:fill="FFFFFF"/>
           </w:tcPr>
           <w:p>
@@ -2255,7 +2255,7 @@
         </w:tc>
         <w:tc>
           <w:tcPr>
-            <w:tcW w:type="dxa" w:w="1502"/>
+            <w:tcW w:type="dxa" w:w="1522"/>
             <w:shd w:fill="FFFFFF"/>
           </w:tcPr>
           <w:p>
@@ -2274,7 +2274,7 @@
       <w:tr>
         <w:tc>
           <w:tcPr>
-            <w:tcW w:type="dxa" w:w="1502"/>
+            <w:tcW w:type="dxa" w:w="1522"/>
             <w:shd w:fill="F8FAFC"/>
           </w:tcPr>
           <w:p>
@@ -2291,7 +2291,7 @@
         </w:tc>
         <w:tc>
           <w:tcPr>
-            <w:tcW w:type="dxa" w:w="1502"/>
+            <w:tcW w:type="dxa" w:w="1522"/>
             <w:shd w:fill="F8FAFC"/>
           </w:tcPr>
           <w:p>
@@ -2308,7 +2308,7 @@
         </w:tc>
         <w:tc>
           <w:tcPr>
-            <w:tcW w:type="dxa" w:w="1502"/>
+            <w:tcW w:type="dxa" w:w="1522"/>
             <w:shd w:fill="F8FAFC"/>
           </w:tcPr>
           <w:p>
@@ -2325,7 +2325,7 @@
         </w:tc>
         <w:tc>
           <w:tcPr>
-            <w:tcW w:type="dxa" w:w="1502"/>
+            <w:tcW w:type="dxa" w:w="1522"/>
             <w:shd w:fill="F8FAFC"/>
           </w:tcPr>
           <w:p>
@@ -2342,7 +2342,7 @@
         </w:tc>
         <w:tc>
           <w:tcPr>
-            <w:tcW w:type="dxa" w:w="1502"/>
+            <w:tcW w:type="dxa" w:w="1522"/>
             <w:shd w:fill="F8FAFC"/>
           </w:tcPr>
           <w:p>
@@ -2359,7 +2359,7 @@
         </w:tc>
         <w:tc>
           <w:tcPr>
-            <w:tcW w:type="dxa" w:w="1502"/>
+            <w:tcW w:type="dxa" w:w="1522"/>
             <w:shd w:fill="F8FAFC"/>
           </w:tcPr>
           <w:p>
@@ -2376,7 +2376,7 @@
         </w:tc>
         <w:tc>
           <w:tcPr>
-            <w:tcW w:type="dxa" w:w="1502"/>
+            <w:tcW w:type="dxa" w:w="1522"/>
             <w:shd w:fill="F8FAFC"/>
           </w:tcPr>
           <w:p>
@@ -2395,7 +2395,7 @@
       <w:tr>
         <w:tc>
           <w:tcPr>
-            <w:tcW w:type="dxa" w:w="1502"/>
+            <w:tcW w:type="dxa" w:w="1522"/>
             <w:shd w:fill="FFFFFF"/>
           </w:tcPr>
           <w:p>
@@ -2412,7 +2412,7 @@
         </w:tc>
         <w:tc>
           <w:tcPr>
-            <w:tcW w:type="dxa" w:w="1502"/>
+            <w:tcW w:type="dxa" w:w="1522"/>
             <w:shd w:fill="FFFFFF"/>
           </w:tcPr>
           <w:p>
@@ -2429,7 +2429,7 @@
         </w:tc>
         <w:tc>
           <w:tcPr>
-            <w:tcW w:type="dxa" w:w="1502"/>
+            <w:tcW w:type="dxa" w:w="1522"/>
             <w:shd w:fill="FFFFFF"/>
           </w:tcPr>
           <w:p>
@@ -2446,7 +2446,7 @@
         </w:tc>
         <w:tc>
           <w:tcPr>
-            <w:tcW w:type="dxa" w:w="1502"/>
+            <w:tcW w:type="dxa" w:w="1522"/>
             <w:shd w:fill="FFFFFF"/>
           </w:tcPr>
           <w:p>
@@ -2463,7 +2463,7 @@
         </w:tc>
         <w:tc>
           <w:tcPr>
-            <w:tcW w:type="dxa" w:w="1502"/>
+            <w:tcW w:type="dxa" w:w="1522"/>
             <w:shd w:fill="FFFFFF"/>
           </w:tcPr>
           <w:p>
@@ -2480,7 +2480,7 @@
         </w:tc>
         <w:tc>
           <w:tcPr>
-            <w:tcW w:type="dxa" w:w="1502"/>
+            <w:tcW w:type="dxa" w:w="1522"/>
             <w:shd w:fill="FFFFFF"/>
           </w:tcPr>
           <w:p>
@@ -2497,7 +2497,7 @@
         </w:tc>
         <w:tc>
           <w:tcPr>
-            <w:tcW w:type="dxa" w:w="1502"/>
+            <w:tcW w:type="dxa" w:w="1522"/>
             <w:shd w:fill="FFFFFF"/>
           </w:tcPr>
           <w:p>
@@ -2516,7 +2516,7 @@
       <w:tr>
         <w:tc>
           <w:tcPr>
-            <w:tcW w:type="dxa" w:w="1502"/>
+            <w:tcW w:type="dxa" w:w="1522"/>
             <w:shd w:fill="F8FAFC"/>
           </w:tcPr>
           <w:p>
@@ -2533,7 +2533,7 @@
         </w:tc>
         <w:tc>
           <w:tcPr>
-            <w:tcW w:type="dxa" w:w="1502"/>
+            <w:tcW w:type="dxa" w:w="1522"/>
             <w:shd w:fill="F8FAFC"/>
           </w:tcPr>
           <w:p>
@@ -2550,7 +2550,7 @@
         </w:tc>
         <w:tc>
           <w:tcPr>
-            <w:tcW w:type="dxa" w:w="1502"/>
+            <w:tcW w:type="dxa" w:w="1522"/>
             <w:shd w:fill="F8FAFC"/>
           </w:tcPr>
           <w:p>
@@ -2567,7 +2567,7 @@
         </w:tc>
         <w:tc>
           <w:tcPr>
-            <w:tcW w:type="dxa" w:w="1502"/>
+            <w:tcW w:type="dxa" w:w="1522"/>
             <w:shd w:fill="F8FAFC"/>
           </w:tcPr>
           <w:p>
@@ -2584,7 +2584,7 @@
         </w:tc>
         <w:tc>
           <w:tcPr>
-            <w:tcW w:type="dxa" w:w="1502"/>
+            <w:tcW w:type="dxa" w:w="1522"/>
             <w:shd w:fill="F8FAFC"/>
           </w:tcPr>
           <w:p>
@@ -2601,7 +2601,7 @@
         </w:tc>
         <w:tc>
           <w:tcPr>
-            <w:tcW w:type="dxa" w:w="1502"/>
+            <w:tcW w:type="dxa" w:w="1522"/>
             <w:shd w:fill="F8FAFC"/>
           </w:tcPr>
           <w:p>
@@ -2618,7 +2618,7 @@
         </w:tc>
         <w:tc>
           <w:tcPr>
-            <w:tcW w:type="dxa" w:w="1502"/>
+            <w:tcW w:type="dxa" w:w="1522"/>
             <w:shd w:fill="F8FAFC"/>
           </w:tcPr>
           <w:p>
@@ -2637,7 +2637,7 @@
       <w:tr>
         <w:tc>
           <w:tcPr>
-            <w:tcW w:type="dxa" w:w="1502"/>
+            <w:tcW w:type="dxa" w:w="1522"/>
             <w:shd w:fill="FFFFFF"/>
           </w:tcPr>
           <w:p>
@@ -2654,7 +2654,7 @@
         </w:tc>
         <w:tc>
           <w:tcPr>
-            <w:tcW w:type="dxa" w:w="1502"/>
+            <w:tcW w:type="dxa" w:w="1522"/>
             <w:shd w:fill="FFFFFF"/>
           </w:tcPr>
           <w:p>
@@ -2671,7 +2671,7 @@
         </w:tc>
         <w:tc>
           <w:tcPr>
-            <w:tcW w:type="dxa" w:w="1502"/>
+            <w:tcW w:type="dxa" w:w="1522"/>
             <w:shd w:fill="FFFFFF"/>
           </w:tcPr>
           <w:p>
@@ -2688,7 +2688,7 @@
         </w:tc>
         <w:tc>
           <w:tcPr>
-            <w:tcW w:type="dxa" w:w="1502"/>
+            <w:tcW w:type="dxa" w:w="1522"/>
             <w:shd w:fill="FFFFFF"/>
           </w:tcPr>
           <w:p>
@@ -2705,7 +2705,7 @@
         </w:tc>
         <w:tc>
           <w:tcPr>
-            <w:tcW w:type="dxa" w:w="1502"/>
+            <w:tcW w:type="dxa" w:w="1522"/>
             <w:shd w:fill="FFFFFF"/>
           </w:tcPr>
           <w:p>
@@ -2722,7 +2722,7 @@
         </w:tc>
         <w:tc>
           <w:tcPr>
-            <w:tcW w:type="dxa" w:w="1502"/>
+            <w:tcW w:type="dxa" w:w="1522"/>
             <w:shd w:fill="FFFFFF"/>
           </w:tcPr>
           <w:p>
@@ -2739,7 +2739,7 @@
         </w:tc>
         <w:tc>
           <w:tcPr>
-            <w:tcW w:type="dxa" w:w="1502"/>
+            <w:tcW w:type="dxa" w:w="1522"/>
             <w:shd w:fill="FFFFFF"/>
           </w:tcPr>
           <w:p>
@@ -2758,7 +2758,7 @@
       <w:tr>
         <w:tc>
           <w:tcPr>
-            <w:tcW w:type="dxa" w:w="1502"/>
+            <w:tcW w:type="dxa" w:w="1522"/>
             <w:shd w:fill="F8FAFC"/>
           </w:tcPr>
           <w:p>
@@ -2775,7 +2775,7 @@
         </w:tc>
         <w:tc>
           <w:tcPr>
-            <w:tcW w:type="dxa" w:w="1502"/>
+            <w:tcW w:type="dxa" w:w="1522"/>
             <w:shd w:fill="F8FAFC"/>
           </w:tcPr>
           <w:p>
@@ -2792,7 +2792,7 @@
         </w:tc>
         <w:tc>
           <w:tcPr>
-            <w:tcW w:type="dxa" w:w="1502"/>
+            <w:tcW w:type="dxa" w:w="1522"/>
             <w:shd w:fill="F8FAFC"/>
           </w:tcPr>
           <w:p>
@@ -2809,7 +2809,7 @@
         </w:tc>
         <w:tc>
           <w:tcPr>
-            <w:tcW w:type="dxa" w:w="1502"/>
+            <w:tcW w:type="dxa" w:w="1522"/>
             <w:shd w:fill="F8FAFC"/>
           </w:tcPr>
           <w:p>
@@ -2826,7 +2826,7 @@
         </w:tc>
         <w:tc>
           <w:tcPr>
-            <w:tcW w:type="dxa" w:w="1502"/>
+            <w:tcW w:type="dxa" w:w="1522"/>
             <w:shd w:fill="F8FAFC"/>
           </w:tcPr>
           <w:p>
@@ -2843,7 +2843,7 @@
         </w:tc>
         <w:tc>
           <w:tcPr>
-            <w:tcW w:type="dxa" w:w="1502"/>
+            <w:tcW w:type="dxa" w:w="1522"/>
             <w:shd w:fill="F8FAFC"/>
           </w:tcPr>
           <w:p>
@@ -2860,7 +2860,7 @@
         </w:tc>
         <w:tc>
           <w:tcPr>
-            <w:tcW w:type="dxa" w:w="1502"/>
+            <w:tcW w:type="dxa" w:w="1522"/>
             <w:shd w:fill="F8FAFC"/>
           </w:tcPr>
           <w:p>
@@ -2879,7 +2879,7 @@
       <w:tr>
         <w:tc>
           <w:tcPr>
-            <w:tcW w:type="dxa" w:w="1502"/>
+            <w:tcW w:type="dxa" w:w="1522"/>
             <w:shd w:fill="FFFFFF"/>
           </w:tcPr>
           <w:p>
@@ -2896,7 +2896,7 @@
         </w:tc>
         <w:tc>
           <w:tcPr>
-            <w:tcW w:type="dxa" w:w="1502"/>
+            <w:tcW w:type="dxa" w:w="1522"/>
             <w:shd w:fill="FFFFFF"/>
           </w:tcPr>
           <w:p>
@@ -2913,7 +2913,7 @@
         </w:tc>
         <w:tc>
           <w:tcPr>
-            <w:tcW w:type="dxa" w:w="1502"/>
+            <w:tcW w:type="dxa" w:w="1522"/>
             <w:shd w:fill="FFFFFF"/>
           </w:tcPr>
           <w:p>
@@ -2930,7 +2930,7 @@
         </w:tc>
         <w:tc>
           <w:tcPr>
-            <w:tcW w:type="dxa" w:w="1502"/>
+            <w:tcW w:type="dxa" w:w="1522"/>
             <w:shd w:fill="FFFFFF"/>
           </w:tcPr>
           <w:p>
@@ -2947,7 +2947,7 @@
         </w:tc>
         <w:tc>
           <w:tcPr>
-            <w:tcW w:type="dxa" w:w="1502"/>
+            <w:tcW w:type="dxa" w:w="1522"/>
             <w:shd w:fill="FFFFFF"/>
           </w:tcPr>
           <w:p>
@@ -2964,7 +2964,7 @@
         </w:tc>
         <w:tc>
           <w:tcPr>
-            <w:tcW w:type="dxa" w:w="1502"/>
+            <w:tcW w:type="dxa" w:w="1522"/>
             <w:shd w:fill="FFFFFF"/>
           </w:tcPr>
           <w:p>
@@ -2981,7 +2981,7 @@
         </w:tc>
         <w:tc>
           <w:tcPr>
-            <w:tcW w:type="dxa" w:w="1502"/>
+            <w:tcW w:type="dxa" w:w="1522"/>
             <w:shd w:fill="FFFFFF"/>
           </w:tcPr>
           <w:p>
@@ -3000,7 +3000,7 @@
       <w:tr>
         <w:tc>
           <w:tcPr>
-            <w:tcW w:type="dxa" w:w="1502"/>
+            <w:tcW w:type="dxa" w:w="1522"/>
             <w:shd w:fill="F8FAFC"/>
           </w:tcPr>
           <w:p>
@@ -3017,7 +3017,7 @@
         </w:tc>
         <w:tc>
           <w:tcPr>
-            <w:tcW w:type="dxa" w:w="1502"/>
+            <w:tcW w:type="dxa" w:w="1522"/>
             <w:shd w:fill="F8FAFC"/>
           </w:tcPr>
           <w:p>
@@ -3034,7 +3034,7 @@
         </w:tc>
         <w:tc>
           <w:tcPr>
-            <w:tcW w:type="dxa" w:w="1502"/>
+            <w:tcW w:type="dxa" w:w="1522"/>
             <w:shd w:fill="F8FAFC"/>
           </w:tcPr>
           <w:p>
@@ -3051,7 +3051,7 @@
         </w:tc>
         <w:tc>
           <w:tcPr>
-            <w:tcW w:type="dxa" w:w="1502"/>
+            <w:tcW w:type="dxa" w:w="1522"/>
             <w:shd w:fill="F8FAFC"/>
           </w:tcPr>
           <w:p>
@@ -3068,7 +3068,7 @@
         </w:tc>
         <w:tc>
           <w:tcPr>
-            <w:tcW w:type="dxa" w:w="1502"/>
+            <w:tcW w:type="dxa" w:w="1522"/>
             <w:shd w:fill="F8FAFC"/>
           </w:tcPr>
           <w:p>
@@ -3085,7 +3085,7 @@
         </w:tc>
         <w:tc>
           <w:tcPr>
-            <w:tcW w:type="dxa" w:w="1502"/>
+            <w:tcW w:type="dxa" w:w="1522"/>
             <w:shd w:fill="F8FAFC"/>
           </w:tcPr>
           <w:p>
@@ -3102,7 +3102,7 @@
         </w:tc>
         <w:tc>
           <w:tcPr>
-            <w:tcW w:type="dxa" w:w="1502"/>
+            <w:tcW w:type="dxa" w:w="1522"/>
             <w:shd w:fill="F8FAFC"/>
           </w:tcPr>
           <w:p>
@@ -3121,7 +3121,7 @@
       <w:tr>
         <w:tc>
           <w:tcPr>
-            <w:tcW w:type="dxa" w:w="1502"/>
+            <w:tcW w:type="dxa" w:w="1522"/>
             <w:shd w:fill="FFFFFF"/>
           </w:tcPr>
           <w:p>
@@ -3138,7 +3138,7 @@
         </w:tc>
         <w:tc>
           <w:tcPr>
-            <w:tcW w:type="dxa" w:w="1502"/>
+            <w:tcW w:type="dxa" w:w="1522"/>
             <w:shd w:fill="FFFFFF"/>
           </w:tcPr>
           <w:p>
@@ -3155,7 +3155,7 @@
         </w:tc>
         <w:tc>
           <w:tcPr>
-            <w:tcW w:type="dxa" w:w="1502"/>
+            <w:tcW w:type="dxa" w:w="1522"/>
             <w:shd w:fill="FFFFFF"/>
           </w:tcPr>
           <w:p>
@@ -3172,7 +3172,7 @@
         </w:tc>
         <w:tc>
           <w:tcPr>
-            <w:tcW w:type="dxa" w:w="1502"/>
+            <w:tcW w:type="dxa" w:w="1522"/>
             <w:shd w:fill="FFFFFF"/>
           </w:tcPr>
           <w:p>
@@ -3189,7 +3189,7 @@
         </w:tc>
         <w:tc>
           <w:tcPr>
-            <w:tcW w:type="dxa" w:w="1502"/>
+            <w:tcW w:type="dxa" w:w="1522"/>
             <w:shd w:fill="FFFFFF"/>
           </w:tcPr>
           <w:p>
@@ -3206,7 +3206,7 @@
         </w:tc>
         <w:tc>
           <w:tcPr>
-            <w:tcW w:type="dxa" w:w="1502"/>
+            <w:tcW w:type="dxa" w:w="1522"/>
             <w:shd w:fill="FFFFFF"/>
           </w:tcPr>
           <w:p>
@@ -3223,7 +3223,7 @@
         </w:tc>
         <w:tc>
           <w:tcPr>
-            <w:tcW w:type="dxa" w:w="1502"/>
+            <w:tcW w:type="dxa" w:w="1522"/>
             <w:shd w:fill="FFFFFF"/>
           </w:tcPr>
           <w:p>
@@ -3242,7 +3242,7 @@
       <w:tr>
         <w:tc>
           <w:tcPr>
-            <w:tcW w:type="dxa" w:w="1502"/>
+            <w:tcW w:type="dxa" w:w="1522"/>
             <w:shd w:fill="F8FAFC"/>
           </w:tcPr>
           <w:p>
@@ -3259,7 +3259,7 @@
         </w:tc>
         <w:tc>
           <w:tcPr>
-            <w:tcW w:type="dxa" w:w="1502"/>
+            <w:tcW w:type="dxa" w:w="1522"/>
             <w:shd w:fill="F8FAFC"/>
           </w:tcPr>
           <w:p>
@@ -3276,7 +3276,7 @@
         </w:tc>
         <w:tc>
           <w:tcPr>
-            <w:tcW w:type="dxa" w:w="1502"/>
+            <w:tcW w:type="dxa" w:w="1522"/>
             <w:shd w:fill="F8FAFC"/>
           </w:tcPr>
           <w:p>
@@ -3293,7 +3293,7 @@
         </w:tc>
         <w:tc>
           <w:tcPr>
-            <w:tcW w:type="dxa" w:w="1502"/>
+            <w:tcW w:type="dxa" w:w="1522"/>
             <w:shd w:fill="F8FAFC"/>
           </w:tcPr>
           <w:p>
@@ -3310,7 +3310,7 @@
         </w:tc>
         <w:tc>
           <w:tcPr>
-            <w:tcW w:type="dxa" w:w="1502"/>
+            <w:tcW w:type="dxa" w:w="1522"/>
             <w:shd w:fill="F8FAFC"/>
           </w:tcPr>
           <w:p>
@@ -3327,7 +3327,7 @@
         </w:tc>
         <w:tc>
           <w:tcPr>
-            <w:tcW w:type="dxa" w:w="1502"/>
+            <w:tcW w:type="dxa" w:w="1522"/>
             <w:shd w:fill="F8FAFC"/>
           </w:tcPr>
           <w:p>
@@ -3344,7 +3344,7 @@
         </w:tc>
         <w:tc>
           <w:tcPr>
-            <w:tcW w:type="dxa" w:w="1502"/>
+            <w:tcW w:type="dxa" w:w="1522"/>
             <w:shd w:fill="F8FAFC"/>
           </w:tcPr>
           <w:p>
@@ -3363,7 +3363,7 @@
       <w:tr>
         <w:tc>
           <w:tcPr>
-            <w:tcW w:type="dxa" w:w="1502"/>
+            <w:tcW w:type="dxa" w:w="1522"/>
             <w:shd w:fill="FFFFFF"/>
           </w:tcPr>
           <w:p>
@@ -3380,7 +3380,7 @@
         </w:tc>
         <w:tc>
           <w:tcPr>
-            <w:tcW w:type="dxa" w:w="1502"/>
+            <w:tcW w:type="dxa" w:w="1522"/>
             <w:shd w:fill="FFFFFF"/>
           </w:tcPr>
           <w:p>
@@ -3397,7 +3397,7 @@
         </w:tc>
         <w:tc>
           <w:tcPr>
-            <w:tcW w:type="dxa" w:w="1502"/>
+            <w:tcW w:type="dxa" w:w="1522"/>
             <w:shd w:fill="FFFFFF"/>
           </w:tcPr>
           <w:p>
@@ -3414,7 +3414,7 @@
         </w:tc>
         <w:tc>
           <w:tcPr>
-            <w:tcW w:type="dxa" w:w="1502"/>
+            <w:tcW w:type="dxa" w:w="1522"/>
             <w:shd w:fill="FFFFFF"/>
           </w:tcPr>
           <w:p>
@@ -3431,7 +3431,7 @@
         </w:tc>
         <w:tc>
           <w:tcPr>
-            <w:tcW w:type="dxa" w:w="1502"/>
+            <w:tcW w:type="dxa" w:w="1522"/>
             <w:shd w:fill="FFFFFF"/>
           </w:tcPr>
           <w:p>
@@ -3448,7 +3448,7 @@
         </w:tc>
         <w:tc>
           <w:tcPr>
-            <w:tcW w:type="dxa" w:w="1502"/>
+            <w:tcW w:type="dxa" w:w="1522"/>
             <w:shd w:fill="FFFFFF"/>
           </w:tcPr>
           <w:p>
@@ -3465,7 +3465,7 @@
         </w:tc>
         <w:tc>
           <w:tcPr>
-            <w:tcW w:type="dxa" w:w="1502"/>
+            <w:tcW w:type="dxa" w:w="1522"/>
             <w:shd w:fill="FFFFFF"/>
           </w:tcPr>
           <w:p>
@@ -3484,7 +3484,7 @@
       <w:tr>
         <w:tc>
           <w:tcPr>
-            <w:tcW w:type="dxa" w:w="1502"/>
+            <w:tcW w:type="dxa" w:w="1522"/>
             <w:shd w:fill="F8FAFC"/>
           </w:tcPr>
           <w:p>
@@ -3501,7 +3501,7 @@
         </w:tc>
         <w:tc>
           <w:tcPr>
-            <w:tcW w:type="dxa" w:w="1502"/>
+            <w:tcW w:type="dxa" w:w="1522"/>
             <w:shd w:fill="F8FAFC"/>
           </w:tcPr>
           <w:p>
@@ -3518,7 +3518,7 @@
         </w:tc>
         <w:tc>
           <w:tcPr>
-            <w:tcW w:type="dxa" w:w="1502"/>
+            <w:tcW w:type="dxa" w:w="1522"/>
             <w:shd w:fill="F8FAFC"/>
           </w:tcPr>
           <w:p>
@@ -3535,7 +3535,7 @@
         </w:tc>
         <w:tc>
           <w:tcPr>
-            <w:tcW w:type="dxa" w:w="1502"/>
+            <w:tcW w:type="dxa" w:w="1522"/>
             <w:shd w:fill="F8FAFC"/>
           </w:tcPr>
           <w:p>
@@ -3552,7 +3552,7 @@
         </w:tc>
         <w:tc>
           <w:tcPr>
-            <w:tcW w:type="dxa" w:w="1502"/>
+            <w:tcW w:type="dxa" w:w="1522"/>
             <w:shd w:fill="F8FAFC"/>
           </w:tcPr>
           <w:p>
@@ -3569,7 +3569,7 @@
         </w:tc>
         <w:tc>
           <w:tcPr>
-            <w:tcW w:type="dxa" w:w="1502"/>
+            <w:tcW w:type="dxa" w:w="1522"/>
             <w:shd w:fill="F8FAFC"/>
           </w:tcPr>
           <w:p>
@@ -3586,7 +3586,7 @@
         </w:tc>
         <w:tc>
           <w:tcPr>
-            <w:tcW w:type="dxa" w:w="1502"/>
+            <w:tcW w:type="dxa" w:w="1522"/>
             <w:shd w:fill="F8FAFC"/>
           </w:tcPr>
           <w:p>
@@ -3605,7 +3605,7 @@
       <w:tr>
         <w:tc>
           <w:tcPr>
-            <w:tcW w:type="dxa" w:w="1502"/>
+            <w:tcW w:type="dxa" w:w="1522"/>
             <w:shd w:fill="FFFFFF"/>
           </w:tcPr>
           <w:p>
@@ -3622,7 +3622,7 @@
         </w:tc>
         <w:tc>
           <w:tcPr>
-            <w:tcW w:type="dxa" w:w="1502"/>
+            <w:tcW w:type="dxa" w:w="1522"/>
             <w:shd w:fill="FFFFFF"/>
           </w:tcPr>
           <w:p>
@@ -3639,7 +3639,7 @@
         </w:tc>
         <w:tc>
           <w:tcPr>
-            <w:tcW w:type="dxa" w:w="1502"/>
+            <w:tcW w:type="dxa" w:w="1522"/>
             <w:shd w:fill="FFFFFF"/>
           </w:tcPr>
           <w:p>
@@ -3656,7 +3656,7 @@
         </w:tc>
         <w:tc>
           <w:tcPr>
-            <w:tcW w:type="dxa" w:w="1502"/>
+            <w:tcW w:type="dxa" w:w="1522"/>
             <w:shd w:fill="FFFFFF"/>
           </w:tcPr>
           <w:p>
@@ -3673,7 +3673,7 @@
         </w:tc>
         <w:tc>
           <w:tcPr>
-            <w:tcW w:type="dxa" w:w="1502"/>
+            <w:tcW w:type="dxa" w:w="1522"/>
             <w:shd w:fill="FFFFFF"/>
           </w:tcPr>
           <w:p>
@@ -3690,7 +3690,7 @@
         </w:tc>
         <w:tc>
           <w:tcPr>
-            <w:tcW w:type="dxa" w:w="1502"/>
+            <w:tcW w:type="dxa" w:w="1522"/>
             <w:shd w:fill="FFFFFF"/>
           </w:tcPr>
           <w:p>
@@ -3707,7 +3707,7 @@
         </w:tc>
         <w:tc>
           <w:tcPr>
-            <w:tcW w:type="dxa" w:w="1502"/>
+            <w:tcW w:type="dxa" w:w="1522"/>
             <w:shd w:fill="FFFFFF"/>
           </w:tcPr>
           <w:p>
@@ -3726,7 +3726,7 @@
       <w:tr>
         <w:tc>
           <w:tcPr>
-            <w:tcW w:type="dxa" w:w="1502"/>
+            <w:tcW w:type="dxa" w:w="1522"/>
             <w:shd w:fill="F8FAFC"/>
           </w:tcPr>
           <w:p>
@@ -3743,7 +3743,7 @@
         </w:tc>
         <w:tc>
           <w:tcPr>
-            <w:tcW w:type="dxa" w:w="1502"/>
+            <w:tcW w:type="dxa" w:w="1522"/>
             <w:shd w:fill="F8FAFC"/>
           </w:tcPr>
           <w:p>
@@ -3760,7 +3760,7 @@
         </w:tc>
         <w:tc>
           <w:tcPr>
-            <w:tcW w:type="dxa" w:w="1502"/>
+            <w:tcW w:type="dxa" w:w="1522"/>
             <w:shd w:fill="F8FAFC"/>
           </w:tcPr>
           <w:p>
@@ -3777,7 +3777,7 @@
         </w:tc>
         <w:tc>
           <w:tcPr>
-            <w:tcW w:type="dxa" w:w="1502"/>
+            <w:tcW w:type="dxa" w:w="1522"/>
             <w:shd w:fill="F8FAFC"/>
           </w:tcPr>
           <w:p>
@@ -3794,7 +3794,7 @@
         </w:tc>
         <w:tc>
           <w:tcPr>
-            <w:tcW w:type="dxa" w:w="1502"/>
+            <w:tcW w:type="dxa" w:w="1522"/>
             <w:shd w:fill="F8FAFC"/>
           </w:tcPr>
           <w:p>
@@ -3811,7 +3811,7 @@
         </w:tc>
         <w:tc>
           <w:tcPr>
-            <w:tcW w:type="dxa" w:w="1502"/>
+            <w:tcW w:type="dxa" w:w="1522"/>
             <w:shd w:fill="F8FAFC"/>
           </w:tcPr>
           <w:p>
@@ -3828,7 +3828,7 @@
         </w:tc>
         <w:tc>
           <w:tcPr>
-            <w:tcW w:type="dxa" w:w="1502"/>
+            <w:tcW w:type="dxa" w:w="1522"/>
             <w:shd w:fill="F8FAFC"/>
           </w:tcPr>
           <w:p>
@@ -3847,7 +3847,7 @@
       <w:tr>
         <w:tc>
           <w:tcPr>
-            <w:tcW w:type="dxa" w:w="1502"/>
+            <w:tcW w:type="dxa" w:w="1522"/>
             <w:shd w:fill="FFFFFF"/>
           </w:tcPr>
           <w:p>
@@ -3864,7 +3864,7 @@
         </w:tc>
         <w:tc>
           <w:tcPr>
-            <w:tcW w:type="dxa" w:w="1502"/>
+            <w:tcW w:type="dxa" w:w="1522"/>
             <w:shd w:fill="FFFFFF"/>
           </w:tcPr>
           <w:p>
@@ -3881,7 +3881,7 @@
         </w:tc>
         <w:tc>
           <w:tcPr>
-            <w:tcW w:type="dxa" w:w="1502"/>
+            <w:tcW w:type="dxa" w:w="1522"/>
             <w:shd w:fill="FFFFFF"/>
           </w:tcPr>
           <w:p>
@@ -3898,7 +3898,7 @@
         </w:tc>
         <w:tc>
           <w:tcPr>
-            <w:tcW w:type="dxa" w:w="1502"/>
+            <w:tcW w:type="dxa" w:w="1522"/>
             <w:shd w:fill="FFFFFF"/>
           </w:tcPr>
           <w:p>
@@ -3915,7 +3915,7 @@
         </w:tc>
         <w:tc>
           <w:tcPr>
-            <w:tcW w:type="dxa" w:w="1502"/>
+            <w:tcW w:type="dxa" w:w="1522"/>
             <w:shd w:fill="FFFFFF"/>
           </w:tcPr>
           <w:p>
@@ -3932,7 +3932,7 @@
         </w:tc>
         <w:tc>
           <w:tcPr>
-            <w:tcW w:type="dxa" w:w="1502"/>
+            <w:tcW w:type="dxa" w:w="1522"/>
             <w:shd w:fill="FFFFFF"/>
           </w:tcPr>
           <w:p>
@@ -3949,7 +3949,7 @@
         </w:tc>
         <w:tc>
           <w:tcPr>
-            <w:tcW w:type="dxa" w:w="1502"/>
+            <w:tcW w:type="dxa" w:w="1522"/>
             <w:shd w:fill="FFFFFF"/>
           </w:tcPr>
           <w:p>
@@ -3968,7 +3968,7 @@
       <w:tr>
         <w:tc>
           <w:tcPr>
-            <w:tcW w:type="dxa" w:w="1502"/>
+            <w:tcW w:type="dxa" w:w="1522"/>
             <w:shd w:fill="F8FAFC"/>
           </w:tcPr>
           <w:p>
@@ -3985,7 +3985,7 @@
         </w:tc>
         <w:tc>
           <w:tcPr>
-            <w:tcW w:type="dxa" w:w="1502"/>
+            <w:tcW w:type="dxa" w:w="1522"/>
             <w:shd w:fill="F8FAFC"/>
           </w:tcPr>
           <w:p>
@@ -4002,7 +4002,7 @@
         </w:tc>
         <w:tc>
           <w:tcPr>
-            <w:tcW w:type="dxa" w:w="1502"/>
+            <w:tcW w:type="dxa" w:w="1522"/>
             <w:shd w:fill="F8FAFC"/>
           </w:tcPr>
           <w:p>
@@ -4019,7 +4019,7 @@
         </w:tc>
         <w:tc>
           <w:tcPr>
-            <w:tcW w:type="dxa" w:w="1502"/>
+            <w:tcW w:type="dxa" w:w="1522"/>
             <w:shd w:fill="F8FAFC"/>
           </w:tcPr>
           <w:p>
@@ -4036,7 +4036,7 @@
         </w:tc>
         <w:tc>
           <w:tcPr>
-            <w:tcW w:type="dxa" w:w="1502"/>
+            <w:tcW w:type="dxa" w:w="1522"/>
             <w:shd w:fill="F8FAFC"/>
           </w:tcPr>
           <w:p>
@@ -4053,7 +4053,7 @@
         </w:tc>
         <w:tc>
           <w:tcPr>
-            <w:tcW w:type="dxa" w:w="1502"/>
+            <w:tcW w:type="dxa" w:w="1522"/>
             <w:shd w:fill="F8FAFC"/>
           </w:tcPr>
           <w:p>
@@ -4070,7 +4070,7 @@
         </w:tc>
         <w:tc>
           <w:tcPr>
-            <w:tcW w:type="dxa" w:w="1502"/>
+            <w:tcW w:type="dxa" w:w="1522"/>
             <w:shd w:fill="F8FAFC"/>
           </w:tcPr>
           <w:p>
@@ -4089,7 +4089,7 @@
       <w:tr>
         <w:tc>
           <w:tcPr>
-            <w:tcW w:type="dxa" w:w="1502"/>
+            <w:tcW w:type="dxa" w:w="1522"/>
             <w:shd w:fill="FFFFFF"/>
           </w:tcPr>
           <w:p>
@@ -4106,7 +4106,7 @@
         </w:tc>
         <w:tc>
           <w:tcPr>
-            <w:tcW w:type="dxa" w:w="1502"/>
+            <w:tcW w:type="dxa" w:w="1522"/>
             <w:shd w:fill="FFFFFF"/>
           </w:tcPr>
           <w:p>
@@ -4123,7 +4123,7 @@
         </w:tc>
         <w:tc>
           <w:tcPr>
-            <w:tcW w:type="dxa" w:w="1502"/>
+            <w:tcW w:type="dxa" w:w="1522"/>
             <w:shd w:fill="FFFFFF"/>
           </w:tcPr>
           <w:p>
@@ -4140,7 +4140,7 @@
         </w:tc>
         <w:tc>
           <w:tcPr>
-            <w:tcW w:type="dxa" w:w="1502"/>
+            <w:tcW w:type="dxa" w:w="1522"/>
             <w:shd w:fill="FFFFFF"/>
           </w:tcPr>
           <w:p>
@@ -4157,7 +4157,7 @@
         </w:tc>
         <w:tc>
           <w:tcPr>
-            <w:tcW w:type="dxa" w:w="1502"/>
+            <w:tcW w:type="dxa" w:w="1522"/>
             <w:shd w:fill="FFFFFF"/>
           </w:tcPr>
           <w:p>
@@ -4174,7 +4174,7 @@
         </w:tc>
         <w:tc>
           <w:tcPr>
-            <w:tcW w:type="dxa" w:w="1502"/>
+            <w:tcW w:type="dxa" w:w="1522"/>
             <w:shd w:fill="FFFFFF"/>
           </w:tcPr>
           <w:p>
@@ -4191,7 +4191,7 @@
         </w:tc>
         <w:tc>
           <w:tcPr>
-            <w:tcW w:type="dxa" w:w="1502"/>
+            <w:tcW w:type="dxa" w:w="1522"/>
             <w:shd w:fill="FFFFFF"/>
           </w:tcPr>
           <w:p>
@@ -4210,7 +4210,7 @@
       <w:tr>
         <w:tc>
           <w:tcPr>
-            <w:tcW w:type="dxa" w:w="1502"/>
+            <w:tcW w:type="dxa" w:w="1522"/>
             <w:shd w:fill="F8FAFC"/>
           </w:tcPr>
           <w:p>
@@ -4227,7 +4227,7 @@
         </w:tc>
         <w:tc>
           <w:tcPr>
-            <w:tcW w:type="dxa" w:w="1502"/>
+            <w:tcW w:type="dxa" w:w="1522"/>
             <w:shd w:fill="F8FAFC"/>
           </w:tcPr>
           <w:p>
@@ -4244,7 +4244,7 @@
         </w:tc>
         <w:tc>
           <w:tcPr>
-            <w:tcW w:type="dxa" w:w="1502"/>
+            <w:tcW w:type="dxa" w:w="1522"/>
             <w:shd w:fill="F8FAFC"/>
           </w:tcPr>
           <w:p>
@@ -4261,7 +4261,7 @@
         </w:tc>
         <w:tc>
           <w:tcPr>
-            <w:tcW w:type="dxa" w:w="1502"/>
+            <w:tcW w:type="dxa" w:w="1522"/>
             <w:shd w:fill="F8FAFC"/>
           </w:tcPr>
           <w:p>
@@ -4278,7 +4278,7 @@
         </w:tc>
         <w:tc>
           <w:tcPr>
-            <w:tcW w:type="dxa" w:w="1502"/>
+            <w:tcW w:type="dxa" w:w="1522"/>
             <w:shd w:fill="F8FAFC"/>
           </w:tcPr>
           <w:p>
@@ -4295,7 +4295,7 @@
         </w:tc>
         <w:tc>
           <w:tcPr>
-            <w:tcW w:type="dxa" w:w="1502"/>
+            <w:tcW w:type="dxa" w:w="1522"/>
             <w:shd w:fill="F8FAFC"/>
           </w:tcPr>
           <w:p>
@@ -4312,7 +4312,7 @@
         </w:tc>
         <w:tc>
           <w:tcPr>
-            <w:tcW w:type="dxa" w:w="1502"/>
+            <w:tcW w:type="dxa" w:w="1522"/>
             <w:shd w:fill="F8FAFC"/>
           </w:tcPr>
           <w:p>
@@ -4331,7 +4331,7 @@
       <w:tr>
         <w:tc>
           <w:tcPr>
-            <w:tcW w:type="dxa" w:w="1502"/>
+            <w:tcW w:type="dxa" w:w="1522"/>
             <w:shd w:fill="FFFFFF"/>
           </w:tcPr>
           <w:p>
@@ -4348,7 +4348,7 @@
         </w:tc>
         <w:tc>
           <w:tcPr>
-            <w:tcW w:type="dxa" w:w="1502"/>
+            <w:tcW w:type="dxa" w:w="1522"/>
             <w:shd w:fill="FFFFFF"/>
           </w:tcPr>
           <w:p>
@@ -4365,7 +4365,7 @@
         </w:tc>
         <w:tc>
           <w:tcPr>
-            <w:tcW w:type="dxa" w:w="1502"/>
+            <w:tcW w:type="dxa" w:w="1522"/>
             <w:shd w:fill="FFFFFF"/>
           </w:tcPr>
           <w:p>
@@ -4382,7 +4382,7 @@
         </w:tc>
         <w:tc>
           <w:tcPr>
-            <w:tcW w:type="dxa" w:w="1502"/>
+            <w:tcW w:type="dxa" w:w="1522"/>
             <w:shd w:fill="FFFFFF"/>
           </w:tcPr>
           <w:p>
@@ -4399,7 +4399,7 @@
         </w:tc>
         <w:tc>
           <w:tcPr>
-            <w:tcW w:type="dxa" w:w="1502"/>
+            <w:tcW w:type="dxa" w:w="1522"/>
             <w:shd w:fill="FFFFFF"/>
           </w:tcPr>
           <w:p>
@@ -4416,7 +4416,7 @@
         </w:tc>
         <w:tc>
           <w:tcPr>
-            <w:tcW w:type="dxa" w:w="1502"/>
+            <w:tcW w:type="dxa" w:w="1522"/>
             <w:shd w:fill="FFFFFF"/>
           </w:tcPr>
           <w:p>
@@ -4433,7 +4433,7 @@
         </w:tc>
         <w:tc>
           <w:tcPr>
-            <w:tcW w:type="dxa" w:w="1502"/>
+            <w:tcW w:type="dxa" w:w="1522"/>
             <w:shd w:fill="FFFFFF"/>
           </w:tcPr>
           <w:p>
@@ -4452,7 +4452,7 @@
       <w:tr>
         <w:tc>
           <w:tcPr>
-            <w:tcW w:type="dxa" w:w="1502"/>
+            <w:tcW w:type="dxa" w:w="1522"/>
             <w:shd w:fill="F8FAFC"/>
           </w:tcPr>
           <w:p>
@@ -4469,7 +4469,7 @@
         </w:tc>
         <w:tc>
           <w:tcPr>
-            <w:tcW w:type="dxa" w:w="1502"/>
+            <w:tcW w:type="dxa" w:w="1522"/>
             <w:shd w:fill="F8FAFC"/>
           </w:tcPr>
           <w:p>
@@ -4486,7 +4486,7 @@
         </w:tc>
         <w:tc>
           <w:tcPr>
-            <w:tcW w:type="dxa" w:w="1502"/>
+            <w:tcW w:type="dxa" w:w="1522"/>
             <w:shd w:fill="F8FAFC"/>
           </w:tcPr>
           <w:p>
@@ -4503,7 +4503,7 @@
         </w:tc>
         <w:tc>
           <w:tcPr>
-            <w:tcW w:type="dxa" w:w="1502"/>
+            <w:tcW w:type="dxa" w:w="1522"/>
             <w:shd w:fill="F8FAFC"/>
           </w:tcPr>
           <w:p>
@@ -4520,7 +4520,7 @@
         </w:tc>
         <w:tc>
           <w:tcPr>
-            <w:tcW w:type="dxa" w:w="1502"/>
+            <w:tcW w:type="dxa" w:w="1522"/>
             <w:shd w:fill="F8FAFC"/>
           </w:tcPr>
           <w:p>
@@ -4537,7 +4537,7 @@
         </w:tc>
         <w:tc>
           <w:tcPr>
-            <w:tcW w:type="dxa" w:w="1502"/>
+            <w:tcW w:type="dxa" w:w="1522"/>
             <w:shd w:fill="F8FAFC"/>
           </w:tcPr>
           <w:p>
@@ -4554,7 +4554,7 @@
         </w:tc>
         <w:tc>
           <w:tcPr>
-            <w:tcW w:type="dxa" w:w="1502"/>
+            <w:tcW w:type="dxa" w:w="1522"/>
             <w:shd w:fill="F8FAFC"/>
           </w:tcPr>
           <w:p>
@@ -4573,7 +4573,7 @@
       <w:tr>
         <w:tc>
           <w:tcPr>
-            <w:tcW w:type="dxa" w:w="1502"/>
+            <w:tcW w:type="dxa" w:w="1522"/>
             <w:shd w:fill="FFFFFF"/>
           </w:tcPr>
           <w:p>
@@ -4590,7 +4590,7 @@
         </w:tc>
         <w:tc>
           <w:tcPr>
-            <w:tcW w:type="dxa" w:w="1502"/>
+            <w:tcW w:type="dxa" w:w="1522"/>
             <w:shd w:fill="FFFFFF"/>
           </w:tcPr>
           <w:p>
@@ -4607,7 +4607,7 @@
         </w:tc>
         <w:tc>
           <w:tcPr>
-            <w:tcW w:type="dxa" w:w="1502"/>
+            <w:tcW w:type="dxa" w:w="1522"/>
             <w:shd w:fill="FFFFFF"/>
           </w:tcPr>
           <w:p>
@@ -4624,7 +4624,7 @@
         </w:tc>
         <w:tc>
           <w:tcPr>
-            <w:tcW w:type="dxa" w:w="1502"/>
+            <w:tcW w:type="dxa" w:w="1522"/>
             <w:shd w:fill="FFFFFF"/>
           </w:tcPr>
           <w:p>
@@ -4641,7 +4641,7 @@
         </w:tc>
         <w:tc>
           <w:tcPr>
-            <w:tcW w:type="dxa" w:w="1502"/>
+            <w:tcW w:type="dxa" w:w="1522"/>
             <w:shd w:fill="FFFFFF"/>
           </w:tcPr>
           <w:p>
@@ -4658,7 +4658,7 @@
         </w:tc>
         <w:tc>
           <w:tcPr>
-            <w:tcW w:type="dxa" w:w="1502"/>
+            <w:tcW w:type="dxa" w:w="1522"/>
             <w:shd w:fill="FFFFFF"/>
           </w:tcPr>
           <w:p>
@@ -4675,7 +4675,7 @@
         </w:tc>
         <w:tc>
           <w:tcPr>
-            <w:tcW w:type="dxa" w:w="1502"/>
+            <w:tcW w:type="dxa" w:w="1522"/>
             <w:shd w:fill="FFFFFF"/>
           </w:tcPr>
           <w:p>
@@ -4694,7 +4694,7 @@
       <w:tr>
         <w:tc>
           <w:tcPr>
-            <w:tcW w:type="dxa" w:w="1502"/>
+            <w:tcW w:type="dxa" w:w="1522"/>
             <w:shd w:fill="F8FAFC"/>
           </w:tcPr>
           <w:p>
@@ -4711,7 +4711,7 @@
         </w:tc>
         <w:tc>
           <w:tcPr>
-            <w:tcW w:type="dxa" w:w="1502"/>
+            <w:tcW w:type="dxa" w:w="1522"/>
             <w:shd w:fill="F8FAFC"/>
           </w:tcPr>
           <w:p>
@@ -4728,7 +4728,7 @@
         </w:tc>
         <w:tc>
           <w:tcPr>
-            <w:tcW w:type="dxa" w:w="1502"/>
+            <w:tcW w:type="dxa" w:w="1522"/>
             <w:shd w:fill="F8FAFC"/>
           </w:tcPr>
           <w:p>
@@ -4745,7 +4745,7 @@
         </w:tc>
         <w:tc>
           <w:tcPr>
-            <w:tcW w:type="dxa" w:w="1502"/>
+            <w:tcW w:type="dxa" w:w="1522"/>
             <w:shd w:fill="F8FAFC"/>
           </w:tcPr>
           <w:p>
@@ -4762,7 +4762,7 @@
         </w:tc>
         <w:tc>
           <w:tcPr>
-            <w:tcW w:type="dxa" w:w="1502"/>
+            <w:tcW w:type="dxa" w:w="1522"/>
             <w:shd w:fill="F8FAFC"/>
           </w:tcPr>
           <w:p>
@@ -4779,7 +4779,7 @@
         </w:tc>
         <w:tc>
           <w:tcPr>
-            <w:tcW w:type="dxa" w:w="1502"/>
+            <w:tcW w:type="dxa" w:w="1522"/>
             <w:shd w:fill="F8FAFC"/>
           </w:tcPr>
           <w:p>
@@ -4796,7 +4796,7 @@
         </w:tc>
         <w:tc>
           <w:tcPr>
-            <w:tcW w:type="dxa" w:w="1502"/>
+            <w:tcW w:type="dxa" w:w="1522"/>
             <w:shd w:fill="F8FAFC"/>
           </w:tcPr>
           <w:p>
@@ -4815,7 +4815,7 @@
       <w:tr>
         <w:tc>
           <w:tcPr>
-            <w:tcW w:type="dxa" w:w="1502"/>
+            <w:tcW w:type="dxa" w:w="1522"/>
             <w:shd w:fill="FFFFFF"/>
           </w:tcPr>
           <w:p>
@@ -4832,7 +4832,7 @@
         </w:tc>
         <w:tc>
           <w:tcPr>
-            <w:tcW w:type="dxa" w:w="1502"/>
+            <w:tcW w:type="dxa" w:w="1522"/>
             <w:shd w:fill="FFFFFF"/>
           </w:tcPr>
           <w:p>
@@ -4849,7 +4849,7 @@
         </w:tc>
         <w:tc>
           <w:tcPr>
-            <w:tcW w:type="dxa" w:w="1502"/>
+            <w:tcW w:type="dxa" w:w="1522"/>
             <w:shd w:fill="FFFFFF"/>
           </w:tcPr>
           <w:p>
@@ -4866,7 +4866,7 @@
         </w:tc>
         <w:tc>
           <w:tcPr>
-            <w:tcW w:type="dxa" w:w="1502"/>
+            <w:tcW w:type="dxa" w:w="1522"/>
             <w:shd w:fill="FFFFFF"/>
           </w:tcPr>
           <w:p>
@@ -4883,7 +4883,7 @@
         </w:tc>
         <w:tc>
           <w:tcPr>
-            <w:tcW w:type="dxa" w:w="1502"/>
+            <w:tcW w:type="dxa" w:w="1522"/>
             <w:shd w:fill="FFFFFF"/>
           </w:tcPr>
           <w:p>
@@ -4900,7 +4900,7 @@
         </w:tc>
         <w:tc>
           <w:tcPr>
-            <w:tcW w:type="dxa" w:w="1502"/>
+            <w:tcW w:type="dxa" w:w="1522"/>
             <w:shd w:fill="FFFFFF"/>
           </w:tcPr>
           <w:p>
@@ -4917,7 +4917,7 @@
         </w:tc>
         <w:tc>
           <w:tcPr>
-            <w:tcW w:type="dxa" w:w="1502"/>
+            <w:tcW w:type="dxa" w:w="1522"/>
             <w:shd w:fill="FFFFFF"/>
           </w:tcPr>
           <w:p>
@@ -4936,7 +4936,7 @@
       <w:tr>
         <w:tc>
           <w:tcPr>
-            <w:tcW w:type="dxa" w:w="1502"/>
+            <w:tcW w:type="dxa" w:w="1522"/>
             <w:shd w:fill="F8FAFC"/>
           </w:tcPr>
           <w:p>
@@ -4953,7 +4953,7 @@
         </w:tc>
         <w:tc>
           <w:tcPr>
-            <w:tcW w:type="dxa" w:w="1502"/>
+            <w:tcW w:type="dxa" w:w="1522"/>
             <w:shd w:fill="F8FAFC"/>
           </w:tcPr>
           <w:p>
@@ -4970,7 +4970,7 @@
         </w:tc>
         <w:tc>
           <w:tcPr>
-            <w:tcW w:type="dxa" w:w="1502"/>
+            <w:tcW w:type="dxa" w:w="1522"/>
             <w:shd w:fill="F8FAFC"/>
           </w:tcPr>
           <w:p>
@@ -4987,7 +4987,7 @@
         </w:tc>
         <w:tc>
           <w:tcPr>
-            <w:tcW w:type="dxa" w:w="1502"/>
+            <w:tcW w:type="dxa" w:w="1522"/>
             <w:shd w:fill="F8FAFC"/>
           </w:tcPr>
           <w:p>
@@ -5004,7 +5004,7 @@
         </w:tc>
         <w:tc>
           <w:tcPr>
-            <w:tcW w:type="dxa" w:w="1502"/>
+            <w:tcW w:type="dxa" w:w="1522"/>
             <w:shd w:fill="F8FAFC"/>
           </w:tcPr>
           <w:p>
@@ -5021,7 +5021,7 @@
         </w:tc>
         <w:tc>
           <w:tcPr>
-            <w:tcW w:type="dxa" w:w="1502"/>
+            <w:tcW w:type="dxa" w:w="1522"/>
             <w:shd w:fill="F8FAFC"/>
           </w:tcPr>
           <w:p>
@@ -5038,7 +5038,7 @@
         </w:tc>
         <w:tc>
           <w:tcPr>
-            <w:tcW w:type="dxa" w:w="1502"/>
+            <w:tcW w:type="dxa" w:w="1522"/>
             <w:shd w:fill="F8FAFC"/>
           </w:tcPr>
           <w:p>
@@ -5057,7 +5057,7 @@
       <w:tr>
         <w:tc>
           <w:tcPr>
-            <w:tcW w:type="dxa" w:w="1502"/>
+            <w:tcW w:type="dxa" w:w="1522"/>
             <w:shd w:fill="FFFFFF"/>
           </w:tcPr>
           <w:p>
@@ -5074,7 +5074,7 @@
         </w:tc>
         <w:tc>
           <w:tcPr>
-            <w:tcW w:type="dxa" w:w="1502"/>
+            <w:tcW w:type="dxa" w:w="1522"/>
             <w:shd w:fill="FFFFFF"/>
           </w:tcPr>
           <w:p>
@@ -5091,7 +5091,7 @@
         </w:tc>
         <w:tc>
           <w:tcPr>
-            <w:tcW w:type="dxa" w:w="1502"/>
+            <w:tcW w:type="dxa" w:w="1522"/>
             <w:shd w:fill="FFFFFF"/>
           </w:tcPr>
           <w:p>
@@ -5108,7 +5108,7 @@
         </w:tc>
         <w:tc>
           <w:tcPr>
-            <w:tcW w:type="dxa" w:w="1502"/>
+            <w:tcW w:type="dxa" w:w="1522"/>
             <w:shd w:fill="FFFFFF"/>
           </w:tcPr>
           <w:p>
@@ -5125,7 +5125,7 @@
         </w:tc>
         <w:tc>
           <w:tcPr>
-            <w:tcW w:type="dxa" w:w="1502"/>
+            <w:tcW w:type="dxa" w:w="1522"/>
             <w:shd w:fill="FFFFFF"/>
           </w:tcPr>
           <w:p>
@@ -5142,7 +5142,7 @@
         </w:tc>
         <w:tc>
           <w:tcPr>
-            <w:tcW w:type="dxa" w:w="1502"/>
+            <w:tcW w:type="dxa" w:w="1522"/>
             <w:shd w:fill="FFFFFF"/>
           </w:tcPr>
           <w:p>
@@ -5159,7 +5159,7 @@
         </w:tc>
         <w:tc>
           <w:tcPr>
-            <w:tcW w:type="dxa" w:w="1502"/>
+            <w:tcW w:type="dxa" w:w="1522"/>
             <w:shd w:fill="FFFFFF"/>
           </w:tcPr>
           <w:p>
@@ -5178,7 +5178,7 @@
       <w:tr>
         <w:tc>
           <w:tcPr>
-            <w:tcW w:type="dxa" w:w="1502"/>
+            <w:tcW w:type="dxa" w:w="1522"/>
             <w:shd w:fill="F8FAFC"/>
           </w:tcPr>
           <w:p>
@@ -5195,7 +5195,7 @@
         </w:tc>
         <w:tc>
           <w:tcPr>
-            <w:tcW w:type="dxa" w:w="1502"/>
+            <w:tcW w:type="dxa" w:w="1522"/>
             <w:shd w:fill="F8FAFC"/>
           </w:tcPr>
           <w:p>
@@ -5212,7 +5212,7 @@
         </w:tc>
         <w:tc>
           <w:tcPr>
-            <w:tcW w:type="dxa" w:w="1502"/>
+            <w:tcW w:type="dxa" w:w="1522"/>
             <w:shd w:fill="F8FAFC"/>
           </w:tcPr>
           <w:p>
@@ -5229,7 +5229,7 @@
         </w:tc>
         <w:tc>
           <w:tcPr>
-            <w:tcW w:type="dxa" w:w="1502"/>
+            <w:tcW w:type="dxa" w:w="1522"/>
             <w:shd w:fill="F8FAFC"/>
           </w:tcPr>
           <w:p>
@@ -5246,7 +5246,7 @@
         </w:tc>
         <w:tc>
           <w:tcPr>
-            <w:tcW w:type="dxa" w:w="1502"/>
+            <w:tcW w:type="dxa" w:w="1522"/>
             <w:shd w:fill="F8FAFC"/>
           </w:tcPr>
           <w:p>
@@ -5263,7 +5263,7 @@
         </w:tc>
         <w:tc>
           <w:tcPr>
-            <w:tcW w:type="dxa" w:w="1502"/>
+            <w:tcW w:type="dxa" w:w="1522"/>
             <w:shd w:fill="F8FAFC"/>
           </w:tcPr>
           <w:p>
@@ -5280,7 +5280,7 @@
         </w:tc>
         <w:tc>
           <w:tcPr>
-            <w:tcW w:type="dxa" w:w="1502"/>
+            <w:tcW w:type="dxa" w:w="1522"/>
             <w:shd w:fill="F8FAFC"/>
           </w:tcPr>
           <w:p>
@@ -5299,7 +5299,7 @@
       <w:tr>
         <w:tc>
           <w:tcPr>
-            <w:tcW w:type="dxa" w:w="1502"/>
+            <w:tcW w:type="dxa" w:w="1522"/>
             <w:shd w:fill="FFFFFF"/>
           </w:tcPr>
           <w:p>
@@ -5316,7 +5316,7 @@
         </w:tc>
         <w:tc>
           <w:tcPr>
-            <w:tcW w:type="dxa" w:w="1502"/>
+            <w:tcW w:type="dxa" w:w="1522"/>
             <w:shd w:fill="FFFFFF"/>
           </w:tcPr>
           <w:p>
@@ -5333,7 +5333,7 @@
         </w:tc>
         <w:tc>
           <w:tcPr>
-            <w:tcW w:type="dxa" w:w="1502"/>
+            <w:tcW w:type="dxa" w:w="1522"/>
             <w:shd w:fill="FFFFFF"/>
           </w:tcPr>
           <w:p>
@@ -5350,7 +5350,7 @@
         </w:tc>
         <w:tc>
           <w:tcPr>
-            <w:tcW w:type="dxa" w:w="1502"/>
+            <w:tcW w:type="dxa" w:w="1522"/>
             <w:shd w:fill="FFFFFF"/>
           </w:tcPr>
           <w:p>
@@ -5367,7 +5367,7 @@
         </w:tc>
         <w:tc>
           <w:tcPr>
-            <w:tcW w:type="dxa" w:w="1502"/>
+            <w:tcW w:type="dxa" w:w="1522"/>
             <w:shd w:fill="FFFFFF"/>
           </w:tcPr>
           <w:p>
@@ -5384,7 +5384,7 @@
         </w:tc>
         <w:tc>
           <w:tcPr>
-            <w:tcW w:type="dxa" w:w="1502"/>
+            <w:tcW w:type="dxa" w:w="1522"/>
             <w:shd w:fill="FFFFFF"/>
           </w:tcPr>
           <w:p>
@@ -5401,7 +5401,7 @@
         </w:tc>
         <w:tc>
           <w:tcPr>
-            <w:tcW w:type="dxa" w:w="1502"/>
+            <w:tcW w:type="dxa" w:w="1522"/>
             <w:shd w:fill="FFFFFF"/>
           </w:tcPr>
           <w:p>
@@ -5428,9 +5428,9 @@
         <w:rPr>
           <w:b/>
           <w:color w:val="1E3A8A"/>
-          <w:sz w:val="22"/>
+          <w:sz w:val="21"/>
         </w:rPr>
-        <w:t>20.3 Aktivitas 3 – Desain Query untuk Endpoint Collection (15 menit)</w:t>
+        <w:t>20.3 Aktivitas 3 (Bagian D) &amp; 20.4 Aktivitas 4 (Peer Review)</w:t>
       </w:r>
     </w:p>
     <w:tbl>
@@ -5440,16 +5440,16 @@
         <w:tblLook w:firstColumn="1" w:firstRow="1" w:lastColumn="0" w:lastRow="0" w:noHBand="0" w:noVBand="1" w:val="04A0"/>
       </w:tblPr>
       <w:tblGrid>
-        <w:gridCol w:w="2102"/>
-        <w:gridCol w:w="2102"/>
-        <w:gridCol w:w="2102"/>
-        <w:gridCol w:w="2102"/>
-        <w:gridCol w:w="2102"/>
+        <w:gridCol w:w="2131"/>
+        <w:gridCol w:w="2131"/>
+        <w:gridCol w:w="2131"/>
+        <w:gridCol w:w="2131"/>
+        <w:gridCol w:w="2131"/>
       </w:tblGrid>
       <w:tr>
         <w:tc>
           <w:tcPr>
-            <w:tcW w:type="dxa" w:w="2102"/>
+            <w:tcW w:type="dxa" w:w="2131"/>
             <w:shd w:fill="1E3A8A"/>
           </w:tcPr>
           <w:p>
@@ -5460,7 +5460,7 @@
               <w:rPr>
                 <w:b/>
                 <w:color w:val="FFFFFF"/>
-                <w:sz w:val="15"/>
+                <w:sz w:val="14"/>
               </w:rPr>
               <w:t>Endpoint Collection</w:t>
             </w:r>
@@ -5468,7 +5468,7 @@
         </w:tc>
         <w:tc>
           <w:tcPr>
-            <w:tcW w:type="dxa" w:w="2102"/>
+            <w:tcW w:type="dxa" w:w="2131"/>
             <w:shd w:fill="1E3A8A"/>
           </w:tcPr>
           <w:p>
@@ -5479,7 +5479,7 @@
               <w:rPr>
                 <w:b/>
                 <w:color w:val="FFFFFF"/>
-                <w:sz w:val="15"/>
+                <w:sz w:val="14"/>
               </w:rPr>
               <w:t>Filter (Whitelist)</w:t>
             </w:r>
@@ -5487,7 +5487,7 @@
         </w:tc>
         <w:tc>
           <w:tcPr>
-            <w:tcW w:type="dxa" w:w="2102"/>
+            <w:tcW w:type="dxa" w:w="2131"/>
             <w:shd w:fill="1E3A8A"/>
           </w:tcPr>
           <w:p>
@@ -5498,7 +5498,7 @@
               <w:rPr>
                 <w:b/>
                 <w:color w:val="FFFFFF"/>
-                <w:sz w:val="15"/>
+                <w:sz w:val="14"/>
               </w:rPr>
               <w:t>Search</w:t>
             </w:r>
@@ -5506,7 +5506,7 @@
         </w:tc>
         <w:tc>
           <w:tcPr>
-            <w:tcW w:type="dxa" w:w="2102"/>
+            <w:tcW w:type="dxa" w:w="2131"/>
             <w:shd w:fill="1E3A8A"/>
           </w:tcPr>
           <w:p>
@@ -5517,7 +5517,7 @@
               <w:rPr>
                 <w:b/>
                 <w:color w:val="FFFFFF"/>
-                <w:sz w:val="15"/>
+                <w:sz w:val="14"/>
               </w:rPr>
               <w:t>Sort (Default &amp; Whitelist)</w:t>
             </w:r>
@@ -5525,7 +5525,7 @@
         </w:tc>
         <w:tc>
           <w:tcPr>
-            <w:tcW w:type="dxa" w:w="2102"/>
+            <w:tcW w:type="dxa" w:w="2131"/>
             <w:shd w:fill="1E3A8A"/>
           </w:tcPr>
           <w:p>
@@ -5536,7 +5536,7 @@
               <w:rPr>
                 <w:b/>
                 <w:color w:val="FFFFFF"/>
-                <w:sz w:val="15"/>
+                <w:sz w:val="14"/>
               </w:rPr>
               <w:t>Pagination (Default / Maks)</w:t>
             </w:r>
@@ -5546,7 +5546,7 @@
       <w:tr>
         <w:tc>
           <w:tcPr>
-            <w:tcW w:type="dxa" w:w="2102"/>
+            <w:tcW w:type="dxa" w:w="2131"/>
             <w:shd w:fill="FFFFFF"/>
           </w:tcPr>
           <w:p>
@@ -5555,7 +5555,7 @@
             </w:pPr>
             <w:r>
               <w:rPr>
-                <w:sz w:val="15"/>
+                <w:sz w:val="14"/>
               </w:rPr>
               <w:t>GET /api/v1/venues</w:t>
             </w:r>
@@ -5563,7 +5563,7 @@
         </w:tc>
         <w:tc>
           <w:tcPr>
-            <w:tcW w:type="dxa" w:w="2102"/>
+            <w:tcW w:type="dxa" w:w="2131"/>
             <w:shd w:fill="FFFFFF"/>
           </w:tcPr>
           <w:p>
@@ -5572,7 +5572,7 @@
             </w:pPr>
             <w:r>
               <w:rPr>
-                <w:sz w:val="15"/>
+                <w:sz w:val="14"/>
               </w:rPr>
               <w:t>city, sport, min_price, max_price (via courts.courtPrices)</w:t>
             </w:r>
@@ -5580,7 +5580,7 @@
         </w:tc>
         <w:tc>
           <w:tcPr>
-            <w:tcW w:type="dxa" w:w="2102"/>
+            <w:tcW w:type="dxa" w:w="2131"/>
             <w:shd w:fill="FFFFFF"/>
           </w:tcPr>
           <w:p>
@@ -5589,7 +5589,7 @@
             </w:pPr>
             <w:r>
               <w:rPr>
-                <w:sz w:val="15"/>
+                <w:sz w:val="14"/>
               </w:rPr>
               <w:t>q (name, address, city)</w:t>
             </w:r>
@@ -5597,7 +5597,7 @@
         </w:tc>
         <w:tc>
           <w:tcPr>
-            <w:tcW w:type="dxa" w:w="2102"/>
+            <w:tcW w:type="dxa" w:w="2131"/>
             <w:shd w:fill="FFFFFF"/>
           </w:tcPr>
           <w:p>
@@ -5606,7 +5606,7 @@
             </w:pPr>
             <w:r>
               <w:rPr>
-                <w:sz w:val="15"/>
+                <w:sz w:val="14"/>
               </w:rPr>
               <w:t>Default: name</w:t>
               <w:br/>
@@ -5616,7 +5616,7 @@
         </w:tc>
         <w:tc>
           <w:tcPr>
-            <w:tcW w:type="dxa" w:w="2102"/>
+            <w:tcW w:type="dxa" w:w="2131"/>
             <w:shd w:fill="FFFFFF"/>
           </w:tcPr>
           <w:p>
@@ -5625,7 +5625,7 @@
             </w:pPr>
             <w:r>
               <w:rPr>
-                <w:sz w:val="15"/>
+                <w:sz w:val="14"/>
               </w:rPr>
               <w:t>Model: Offset-based</w:t>
               <w:br/>
@@ -5639,7 +5639,7 @@
       <w:tr>
         <w:tc>
           <w:tcPr>
-            <w:tcW w:type="dxa" w:w="2102"/>
+            <w:tcW w:type="dxa" w:w="2131"/>
             <w:shd w:fill="F8FAFC"/>
           </w:tcPr>
           <w:p>
@@ -5648,7 +5648,7 @@
             </w:pPr>
             <w:r>
               <w:rPr>
-                <w:sz w:val="15"/>
+                <w:sz w:val="14"/>
               </w:rPr>
               <w:t>GET /api/v1/bookings</w:t>
             </w:r>
@@ -5656,7 +5656,7 @@
         </w:tc>
         <w:tc>
           <w:tcPr>
-            <w:tcW w:type="dxa" w:w="2102"/>
+            <w:tcW w:type="dxa" w:w="2131"/>
             <w:shd w:fill="F8FAFC"/>
           </w:tcPr>
           <w:p>
@@ -5665,7 +5665,7 @@
             </w:pPr>
             <w:r>
               <w:rPr>
-                <w:sz w:val="15"/>
+                <w:sz w:val="14"/>
               </w:rPr>
               <w:t>status, court_id, date_from*, date_to* (*via booking_slots.slot_start)</w:t>
             </w:r>
@@ -5673,7 +5673,7 @@
         </w:tc>
         <w:tc>
           <w:tcPr>
-            <w:tcW w:type="dxa" w:w="2102"/>
+            <w:tcW w:type="dxa" w:w="2131"/>
             <w:shd w:fill="F8FAFC"/>
           </w:tcPr>
           <w:p>
@@ -5682,7 +5682,7 @@
             </w:pPr>
             <w:r>
               <w:rPr>
-                <w:sz w:val="15"/>
+                <w:sz w:val="14"/>
               </w:rPr>
               <w:t>q (code)</w:t>
             </w:r>
@@ -5690,7 +5690,7 @@
         </w:tc>
         <w:tc>
           <w:tcPr>
-            <w:tcW w:type="dxa" w:w="2102"/>
+            <w:tcW w:type="dxa" w:w="2131"/>
             <w:shd w:fill="F8FAFC"/>
           </w:tcPr>
           <w:p>
@@ -5699,7 +5699,7 @@
             </w:pPr>
             <w:r>
               <w:rPr>
-                <w:sz w:val="15"/>
+                <w:sz w:val="14"/>
               </w:rPr>
               <w:t>Default: -created_at</w:t>
               <w:br/>
@@ -5709,7 +5709,7 @@
         </w:tc>
         <w:tc>
           <w:tcPr>
-            <w:tcW w:type="dxa" w:w="2102"/>
+            <w:tcW w:type="dxa" w:w="2131"/>
             <w:shd w:fill="F8FAFC"/>
           </w:tcPr>
           <w:p>
@@ -5718,7 +5718,7 @@
             </w:pPr>
             <w:r>
               <w:rPr>
-                <w:sz w:val="15"/>
+                <w:sz w:val="14"/>
               </w:rPr>
               <w:t>Model: Offset-based</w:t>
               <w:br/>
@@ -5732,7 +5732,7 @@
       <w:tr>
         <w:tc>
           <w:tcPr>
-            <w:tcW w:type="dxa" w:w="2102"/>
+            <w:tcW w:type="dxa" w:w="2131"/>
             <w:shd w:fill="FFFFFF"/>
           </w:tcPr>
           <w:p>
@@ -5741,7 +5741,7 @@
             </w:pPr>
             <w:r>
               <w:rPr>
-                <w:sz w:val="15"/>
+                <w:sz w:val="14"/>
               </w:rPr>
               <w:t>GET /api/v1/admin/users</w:t>
             </w:r>
@@ -5749,7 +5749,7 @@
         </w:tc>
         <w:tc>
           <w:tcPr>
-            <w:tcW w:type="dxa" w:w="2102"/>
+            <w:tcW w:type="dxa" w:w="2131"/>
             <w:shd w:fill="FFFFFF"/>
           </w:tcPr>
           <w:p>
@@ -5758,7 +5758,7 @@
             </w:pPr>
             <w:r>
               <w:rPr>
-                <w:sz w:val="15"/>
+                <w:sz w:val="14"/>
               </w:rPr>
               <w:t>role, status</w:t>
             </w:r>
@@ -5766,7 +5766,7 @@
         </w:tc>
         <w:tc>
           <w:tcPr>
-            <w:tcW w:type="dxa" w:w="2102"/>
+            <w:tcW w:type="dxa" w:w="2131"/>
             <w:shd w:fill="FFFFFF"/>
           </w:tcPr>
           <w:p>
@@ -5775,7 +5775,7 @@
             </w:pPr>
             <w:r>
               <w:rPr>
-                <w:sz w:val="15"/>
+                <w:sz w:val="14"/>
               </w:rPr>
               <w:t>q (name, email, phone)</w:t>
             </w:r>
@@ -5783,7 +5783,7 @@
         </w:tc>
         <w:tc>
           <w:tcPr>
-            <w:tcW w:type="dxa" w:w="2102"/>
+            <w:tcW w:type="dxa" w:w="2131"/>
             <w:shd w:fill="FFFFFF"/>
           </w:tcPr>
           <w:p>
@@ -5792,7 +5792,7 @@
             </w:pPr>
             <w:r>
               <w:rPr>
-                <w:sz w:val="15"/>
+                <w:sz w:val="14"/>
               </w:rPr>
               <w:t>Default: -created_at</w:t>
               <w:br/>
@@ -5802,7 +5802,7 @@
         </w:tc>
         <w:tc>
           <w:tcPr>
-            <w:tcW w:type="dxa" w:w="2102"/>
+            <w:tcW w:type="dxa" w:w="2131"/>
             <w:shd w:fill="FFFFFF"/>
           </w:tcPr>
           <w:p>
@@ -5811,7 +5811,7 @@
             </w:pPr>
             <w:r>
               <w:rPr>
-                <w:sz w:val="15"/>
+                <w:sz w:val="14"/>
               </w:rPr>
               <w:t>Model: Offset-based</w:t>
               <w:br/>
@@ -5827,16 +5827,6 @@
       <w:pPr>
         <w:spacing w:after="80"/>
       </w:pPr>
-    </w:p>
-    <w:p>
-      <w:r>
-        <w:rPr>
-          <w:b/>
-          <w:color w:val="1E3A8A"/>
-          <w:sz w:val="22"/>
-        </w:rPr>
-        <w:t>20.4 Aktivitas 4 – Peer Review &amp; Quality Checklist (10 menit)</w:t>
-      </w:r>
     </w:p>
     <w:tbl>
       <w:tblPr>
@@ -5845,15 +5835,15 @@
         <w:tblLook w:firstColumn="1" w:firstRow="1" w:lastColumn="0" w:lastRow="0" w:noHBand="0" w:noVBand="1" w:val="04A0"/>
       </w:tblPr>
       <w:tblGrid>
-        <w:gridCol w:w="2628"/>
-        <w:gridCol w:w="2628"/>
-        <w:gridCol w:w="2628"/>
-        <w:gridCol w:w="2628"/>
+        <w:gridCol w:w="2664"/>
+        <w:gridCol w:w="2664"/>
+        <w:gridCol w:w="2664"/>
+        <w:gridCol w:w="2664"/>
       </w:tblGrid>
       <w:tr>
         <w:tc>
           <w:tcPr>
-            <w:tcW w:type="dxa" w:w="2628"/>
+            <w:tcW w:type="dxa" w:w="2664"/>
             <w:shd w:fill="1E3A8A"/>
           </w:tcPr>
           <w:p>
@@ -5864,7 +5854,7 @@
               <w:rPr>
                 <w:b/>
                 <w:color w:val="FFFFFF"/>
-                <w:sz w:val="15"/>
+                <w:sz w:val="14"/>
               </w:rPr>
               <w:t>No</w:t>
             </w:r>
@@ -5872,7 +5862,7 @@
         </w:tc>
         <w:tc>
           <w:tcPr>
-            <w:tcW w:type="dxa" w:w="2628"/>
+            <w:tcW w:type="dxa" w:w="2664"/>
             <w:shd w:fill="1E3A8A"/>
           </w:tcPr>
           <w:p>
@@ -5883,7 +5873,7 @@
               <w:rPr>
                 <w:b/>
                 <w:color w:val="FFFFFF"/>
-                <w:sz w:val="15"/>
+                <w:sz w:val="14"/>
               </w:rPr>
               <w:t>Butir Pemeriksaan Kualitas Desain REST API</w:t>
             </w:r>
@@ -5891,7 +5881,7 @@
         </w:tc>
         <w:tc>
           <w:tcPr>
-            <w:tcW w:type="dxa" w:w="2628"/>
+            <w:tcW w:type="dxa" w:w="2664"/>
             <w:shd w:fill="1E3A8A"/>
           </w:tcPr>
           <w:p>
@@ -5902,7 +5892,7 @@
               <w:rPr>
                 <w:b/>
                 <w:color w:val="FFFFFF"/>
-                <w:sz w:val="15"/>
+                <w:sz w:val="14"/>
               </w:rPr>
               <w:t>Status</w:t>
             </w:r>
@@ -5910,7 +5900,7 @@
         </w:tc>
         <w:tc>
           <w:tcPr>
-            <w:tcW w:type="dxa" w:w="2628"/>
+            <w:tcW w:type="dxa" w:w="2664"/>
             <w:shd w:fill="1E3A8A"/>
           </w:tcPr>
           <w:p>
@@ -5921,7 +5911,7 @@
               <w:rPr>
                 <w:b/>
                 <w:color w:val="FFFFFF"/>
-                <w:sz w:val="15"/>
+                <w:sz w:val="14"/>
               </w:rPr>
               <w:t>Catatan Evaluasi Kelompok &amp; Hasil Penilaian</w:t>
             </w:r>
@@ -5931,7 +5921,7 @@
       <w:tr>
         <w:tc>
           <w:tcPr>
-            <w:tcW w:type="dxa" w:w="2628"/>
+            <w:tcW w:type="dxa" w:w="2664"/>
             <w:shd w:fill="FFFFFF"/>
           </w:tcPr>
           <w:p>
@@ -5940,7 +5930,7 @@
             </w:pPr>
             <w:r>
               <w:rPr>
-                <w:sz w:val="15"/>
+                <w:sz w:val="14"/>
               </w:rPr>
               <w:t>1</w:t>
             </w:r>
@@ -5948,7 +5938,7 @@
         </w:tc>
         <w:tc>
           <w:tcPr>
-            <w:tcW w:type="dxa" w:w="2628"/>
+            <w:tcW w:type="dxa" w:w="2664"/>
             <w:shd w:fill="FFFFFF"/>
           </w:tcPr>
           <w:p>
@@ -5957,7 +5947,7 @@
             </w:pPr>
             <w:r>
               <w:rPr>
-                <w:sz w:val="15"/>
+                <w:sz w:val="14"/>
               </w:rPr>
               <w:t>Semua URI memakai kata benda jamak, huruf kecil, dan tanpa kata kerja</w:t>
             </w:r>
@@ -5965,7 +5955,7 @@
         </w:tc>
         <w:tc>
           <w:tcPr>
-            <w:tcW w:type="dxa" w:w="2628"/>
+            <w:tcW w:type="dxa" w:w="2664"/>
             <w:shd w:fill="FFFFFF"/>
           </w:tcPr>
           <w:p>
@@ -5974,7 +5964,7 @@
             </w:pPr>
             <w:r>
               <w:rPr>
-                <w:sz w:val="15"/>
+                <w:sz w:val="14"/>
               </w:rPr>
               <w:t>[ X ] Ya</w:t>
             </w:r>
@@ -5982,7 +5972,7 @@
         </w:tc>
         <w:tc>
           <w:tcPr>
-            <w:tcW w:type="dxa" w:w="2628"/>
+            <w:tcW w:type="dxa" w:w="2664"/>
             <w:shd w:fill="FFFFFF"/>
           </w:tcPr>
           <w:p>
@@ -5991,9 +5981,9 @@
             </w:pPr>
             <w:r>
               <w:rPr>
-                <w:sz w:val="15"/>
-              </w:rPr>
-              <w:t>Seluruh endpoint memakai kata benda jamak (/venues, /courts, /prices, /blocks, /bookings, /payments). Tidak ada kata kerja seperti /getVenues atau /createBooking.</w:t>
+                <w:sz w:val="14"/>
+              </w:rPr>
+              <w:t>Seluruh endpoint memakai kata benda jamak (/venues, /courts, /prices, /blocks, /bookings, /payments). Tidak ada kata kerja seperti /getVenues.</w:t>
             </w:r>
           </w:p>
         </w:tc>
@@ -6001,7 +5991,7 @@
       <w:tr>
         <w:tc>
           <w:tcPr>
-            <w:tcW w:type="dxa" w:w="2628"/>
+            <w:tcW w:type="dxa" w:w="2664"/>
             <w:shd w:fill="F8FAFC"/>
           </w:tcPr>
           <w:p>
@@ -6010,7 +6000,7 @@
             </w:pPr>
             <w:r>
               <w:rPr>
-                <w:sz w:val="15"/>
+                <w:sz w:val="14"/>
               </w:rPr>
               <w:t>2</w:t>
             </w:r>
@@ -6018,7 +6008,7 @@
         </w:tc>
         <w:tc>
           <w:tcPr>
-            <w:tcW w:type="dxa" w:w="2628"/>
+            <w:tcW w:type="dxa" w:w="2664"/>
             <w:shd w:fill="F8FAFC"/>
           </w:tcPr>
           <w:p>
@@ -6027,7 +6017,7 @@
             </w:pPr>
             <w:r>
               <w:rPr>
-                <w:sz w:val="15"/>
+                <w:sz w:val="14"/>
               </w:rPr>
               <w:t>Prefix /api/v1 dipakai konsisten</w:t>
             </w:r>
@@ -6035,7 +6025,7 @@
         </w:tc>
         <w:tc>
           <w:tcPr>
-            <w:tcW w:type="dxa" w:w="2628"/>
+            <w:tcW w:type="dxa" w:w="2664"/>
             <w:shd w:fill="F8FAFC"/>
           </w:tcPr>
           <w:p>
@@ -6044,7 +6034,7 @@
             </w:pPr>
             <w:r>
               <w:rPr>
-                <w:sz w:val="15"/>
+                <w:sz w:val="14"/>
               </w:rPr>
               <w:t>[ X ] Ya</w:t>
             </w:r>
@@ -6052,7 +6042,7 @@
         </w:tc>
         <w:tc>
           <w:tcPr>
-            <w:tcW w:type="dxa" w:w="2628"/>
+            <w:tcW w:type="dxa" w:w="2664"/>
             <w:shd w:fill="F8FAFC"/>
           </w:tcPr>
           <w:p>
@@ -6061,7 +6051,7 @@
             </w:pPr>
             <w:r>
               <w:rPr>
-                <w:sz w:val="15"/>
+                <w:sz w:val="14"/>
               </w:rPr>
               <w:t>Seluruh URI dimulai dengan prefix /api/v1, menjamin evolusi API tanpa memutus (breaking) integrasi client lama.</w:t>
             </w:r>
@@ -6071,7 +6061,7 @@
       <w:tr>
         <w:tc>
           <w:tcPr>
-            <w:tcW w:type="dxa" w:w="2628"/>
+            <w:tcW w:type="dxa" w:w="2664"/>
             <w:shd w:fill="FFFFFF"/>
           </w:tcPr>
           <w:p>
@@ -6080,7 +6070,7 @@
             </w:pPr>
             <w:r>
               <w:rPr>
-                <w:sz w:val="15"/>
+                <w:sz w:val="14"/>
               </w:rPr>
               <w:t>3</w:t>
             </w:r>
@@ -6088,7 +6078,7 @@
         </w:tc>
         <w:tc>
           <w:tcPr>
-            <w:tcW w:type="dxa" w:w="2628"/>
+            <w:tcW w:type="dxa" w:w="2664"/>
             <w:shd w:fill="FFFFFF"/>
           </w:tcPr>
           <w:p>
@@ -6097,7 +6087,7 @@
             </w:pPr>
             <w:r>
               <w:rPr>
-                <w:sz w:val="15"/>
+                <w:sz w:val="14"/>
               </w:rPr>
               <w:t>Method sesuai operasi; GET tidak mengubah data</w:t>
             </w:r>
@@ -6105,7 +6095,7 @@
         </w:tc>
         <w:tc>
           <w:tcPr>
-            <w:tcW w:type="dxa" w:w="2628"/>
+            <w:tcW w:type="dxa" w:w="2664"/>
             <w:shd w:fill="FFFFFF"/>
           </w:tcPr>
           <w:p>
@@ -6114,7 +6104,7 @@
             </w:pPr>
             <w:r>
               <w:rPr>
-                <w:sz w:val="15"/>
+                <w:sz w:val="14"/>
               </w:rPr>
               <w:t>[ X ] Ya</w:t>
             </w:r>
@@ -6122,7 +6112,7 @@
         </w:tc>
         <w:tc>
           <w:tcPr>
-            <w:tcW w:type="dxa" w:w="2628"/>
+            <w:tcW w:type="dxa" w:w="2664"/>
             <w:shd w:fill="FFFFFF"/>
           </w:tcPr>
           <w:p>
@@ -6131,7 +6121,7 @@
             </w:pPr>
             <w:r>
               <w:rPr>
-                <w:sz w:val="15"/>
+                <w:sz w:val="14"/>
               </w:rPr>
               <w:t>Operasi GET bersifat safe &amp; idempotent (hanya membaca data). Seluruh mutasi data wajib memakai POST, PUT/PATCH, atau DELETE.</w:t>
             </w:r>
@@ -6141,7 +6131,7 @@
       <w:tr>
         <w:tc>
           <w:tcPr>
-            <w:tcW w:type="dxa" w:w="2628"/>
+            <w:tcW w:type="dxa" w:w="2664"/>
             <w:shd w:fill="F8FAFC"/>
           </w:tcPr>
           <w:p>
@@ -6150,7 +6140,7 @@
             </w:pPr>
             <w:r>
               <w:rPr>
-                <w:sz w:val="15"/>
+                <w:sz w:val="14"/>
               </w:rPr>
               <w:t>4</w:t>
             </w:r>
@@ -6158,7 +6148,7 @@
         </w:tc>
         <w:tc>
           <w:tcPr>
-            <w:tcW w:type="dxa" w:w="2628"/>
+            <w:tcW w:type="dxa" w:w="2664"/>
             <w:shd w:fill="F8FAFC"/>
           </w:tcPr>
           <w:p>
@@ -6167,7 +6157,7 @@
             </w:pPr>
             <w:r>
               <w:rPr>
-                <w:sz w:val="15"/>
+                <w:sz w:val="14"/>
               </w:rPr>
               <w:t>POST → 201, DELETE → 204, dan status gagal relevan dicantumkan</w:t>
             </w:r>
@@ -6175,7 +6165,7 @@
         </w:tc>
         <w:tc>
           <w:tcPr>
-            <w:tcW w:type="dxa" w:w="2628"/>
+            <w:tcW w:type="dxa" w:w="2664"/>
             <w:shd w:fill="F8FAFC"/>
           </w:tcPr>
           <w:p>
@@ -6184,7 +6174,7 @@
             </w:pPr>
             <w:r>
               <w:rPr>
-                <w:sz w:val="15"/>
+                <w:sz w:val="14"/>
               </w:rPr>
               <w:t>[ X ] Ya</w:t>
             </w:r>
@@ -6192,7 +6182,7 @@
         </w:tc>
         <w:tc>
           <w:tcPr>
-            <w:tcW w:type="dxa" w:w="2628"/>
+            <w:tcW w:type="dxa" w:w="2664"/>
             <w:shd w:fill="F8FAFC"/>
           </w:tcPr>
           <w:p>
@@ -6201,7 +6191,7 @@
             </w:pPr>
             <w:r>
               <w:rPr>
-                <w:sz w:val="15"/>
+                <w:sz w:val="14"/>
               </w:rPr>
               <w:t>Create menghasilkan 201 Created; Delete menghasilkan 204 No Content. Status gagal (400, 401, 403, 404, 409, 422) didefinisikan eksplisit.</w:t>
             </w:r>
@@ -6211,7 +6201,7 @@
       <w:tr>
         <w:tc>
           <w:tcPr>
-            <w:tcW w:type="dxa" w:w="2628"/>
+            <w:tcW w:type="dxa" w:w="2664"/>
             <w:shd w:fill="FFFFFF"/>
           </w:tcPr>
           <w:p>
@@ -6220,7 +6210,7 @@
             </w:pPr>
             <w:r>
               <w:rPr>
-                <w:sz w:val="15"/>
+                <w:sz w:val="14"/>
               </w:rPr>
               <w:t>5</w:t>
             </w:r>
@@ -6228,7 +6218,7 @@
         </w:tc>
         <w:tc>
           <w:tcPr>
-            <w:tcW w:type="dxa" w:w="2628"/>
+            <w:tcW w:type="dxa" w:w="2664"/>
             <w:shd w:fill="FFFFFF"/>
           </w:tcPr>
           <w:p>
@@ -6237,7 +6227,7 @@
             </w:pPr>
             <w:r>
               <w:rPr>
-                <w:sz w:val="15"/>
+                <w:sz w:val="14"/>
               </w:rPr>
               <w:t>Nesting maksimal 2 tingkat</w:t>
             </w:r>
@@ -6245,7 +6235,7 @@
         </w:tc>
         <w:tc>
           <w:tcPr>
-            <w:tcW w:type="dxa" w:w="2628"/>
+            <w:tcW w:type="dxa" w:w="2664"/>
             <w:shd w:fill="FFFFFF"/>
           </w:tcPr>
           <w:p>
@@ -6254,7 +6244,7 @@
             </w:pPr>
             <w:r>
               <w:rPr>
-                <w:sz w:val="15"/>
+                <w:sz w:val="14"/>
               </w:rPr>
               <w:t>[ X ] Ya</w:t>
             </w:r>
@@ -6262,7 +6252,7 @@
         </w:tc>
         <w:tc>
           <w:tcPr>
-            <w:tcW w:type="dxa" w:w="2628"/>
+            <w:tcW w:type="dxa" w:w="2664"/>
             <w:shd w:fill="FFFFFF"/>
           </w:tcPr>
           <w:p>
@@ -6271,7 +6261,7 @@
             </w:pPr>
             <w:r>
               <w:rPr>
-                <w:sz w:val="15"/>
+                <w:sz w:val="14"/>
               </w:rPr>
               <w:t>Nesting dibatasi: /venues/{id}/courts. Setelah item memiliki ID unik global, akses dilakukan secara flat: /courts/{id}, /bookings/{id}.</w:t>
             </w:r>
@@ -6281,7 +6271,7 @@
       <w:tr>
         <w:tc>
           <w:tcPr>
-            <w:tcW w:type="dxa" w:w="2628"/>
+            <w:tcW w:type="dxa" w:w="2664"/>
             <w:shd w:fill="F8FAFC"/>
           </w:tcPr>
           <w:p>
@@ -6290,7 +6280,7 @@
             </w:pPr>
             <w:r>
               <w:rPr>
-                <w:sz w:val="15"/>
+                <w:sz w:val="14"/>
               </w:rPr>
               <w:t>6</w:t>
             </w:r>
@@ -6298,7 +6288,7 @@
         </w:tc>
         <w:tc>
           <w:tcPr>
-            <w:tcW w:type="dxa" w:w="2628"/>
+            <w:tcW w:type="dxa" w:w="2664"/>
             <w:shd w:fill="F8FAFC"/>
           </w:tcPr>
           <w:p>
@@ -6307,7 +6297,7 @@
             </w:pPr>
             <w:r>
               <w:rPr>
-                <w:sz w:val="15"/>
+                <w:sz w:val="14"/>
               </w:rPr>
               <w:t>Setiap collection memiliki pagination dengan batas maksimum</w:t>
             </w:r>
@@ -6315,7 +6305,7 @@
         </w:tc>
         <w:tc>
           <w:tcPr>
-            <w:tcW w:type="dxa" w:w="2628"/>
+            <w:tcW w:type="dxa" w:w="2664"/>
             <w:shd w:fill="F8FAFC"/>
           </w:tcPr>
           <w:p>
@@ -6324,7 +6314,7 @@
             </w:pPr>
             <w:r>
               <w:rPr>
-                <w:sz w:val="15"/>
+                <w:sz w:val="14"/>
               </w:rPr>
               <w:t>[ X ] Ya</w:t>
             </w:r>
@@ -6332,7 +6322,7 @@
         </w:tc>
         <w:tc>
           <w:tcPr>
-            <w:tcW w:type="dxa" w:w="2628"/>
+            <w:tcW w:type="dxa" w:w="2664"/>
             <w:shd w:fill="F8FAFC"/>
           </w:tcPr>
           <w:p>
@@ -6341,7 +6331,7 @@
             </w:pPr>
             <w:r>
               <w:rPr>
-                <w:sz w:val="15"/>
+                <w:sz w:val="14"/>
               </w:rPr>
               <w:t>Setiap collection dibatasi default 10–20 dan hard-cap max 50–100 untuk menangkal celah OWASP Unrestricted Resource Consumption.</w:t>
             </w:r>
@@ -6351,7 +6341,7 @@
       <w:tr>
         <w:tc>
           <w:tcPr>
-            <w:tcW w:type="dxa" w:w="2628"/>
+            <w:tcW w:type="dxa" w:w="2664"/>
             <w:shd w:fill="FFFFFF"/>
           </w:tcPr>
           <w:p>
@@ -6360,7 +6350,7 @@
             </w:pPr>
             <w:r>
               <w:rPr>
-                <w:sz w:val="15"/>
+                <w:sz w:val="14"/>
               </w:rPr>
               <w:t>7</w:t>
             </w:r>
@@ -6368,7 +6358,7 @@
         </w:tc>
         <w:tc>
           <w:tcPr>
-            <w:tcW w:type="dxa" w:w="2628"/>
+            <w:tcW w:type="dxa" w:w="2664"/>
             <w:shd w:fill="FFFFFF"/>
           </w:tcPr>
           <w:p>
@@ -6377,7 +6367,7 @@
             </w:pPr>
             <w:r>
               <w:rPr>
-                <w:sz w:val="15"/>
+                <w:sz w:val="14"/>
               </w:rPr>
               <w:t>Filter/sort memakai query parameter dengan whitelist</w:t>
             </w:r>
@@ -6385,7 +6375,7 @@
         </w:tc>
         <w:tc>
           <w:tcPr>
-            <w:tcW w:type="dxa" w:w="2628"/>
+            <w:tcW w:type="dxa" w:w="2664"/>
             <w:shd w:fill="FFFFFF"/>
           </w:tcPr>
           <w:p>
@@ -6394,7 +6384,7 @@
             </w:pPr>
             <w:r>
               <w:rPr>
-                <w:sz w:val="15"/>
+                <w:sz w:val="14"/>
               </w:rPr>
               <w:t>[ X ] Ya</w:t>
             </w:r>
@@ -6402,7 +6392,7 @@
         </w:tc>
         <w:tc>
           <w:tcPr>
-            <w:tcW w:type="dxa" w:w="2628"/>
+            <w:tcW w:type="dxa" w:w="2664"/>
             <w:shd w:fill="FFFFFF"/>
           </w:tcPr>
           <w:p>
@@ -6411,9 +6401,9 @@
             </w:pPr>
             <w:r>
               <w:rPr>
-                <w:sz w:val="15"/>
-              </w:rPr>
-              <w:t>Filter dan sort dioperasikan di query string dengan whitelist ketat yang selaras kolom fisik ERD untuk mencegah SQL error atau pembocoran kolom sensitif.</w:t>
+                <w:sz w:val="14"/>
+              </w:rPr>
+              <w:t>Filter dan sort dioperasikan di query string dengan whitelist ketat yang selaras kolom fisik ERD untuk mencegah SQL error.</w:t>
             </w:r>
           </w:p>
         </w:tc>
@@ -6421,7 +6411,7 @@
       <w:tr>
         <w:tc>
           <w:tcPr>
-            <w:tcW w:type="dxa" w:w="2628"/>
+            <w:tcW w:type="dxa" w:w="2664"/>
             <w:shd w:fill="F8FAFC"/>
           </w:tcPr>
           <w:p>
@@ -6430,7 +6420,7 @@
             </w:pPr>
             <w:r>
               <w:rPr>
-                <w:sz w:val="15"/>
+                <w:sz w:val="14"/>
               </w:rPr>
               <w:t>8</w:t>
             </w:r>
@@ -6438,7 +6428,7 @@
         </w:tc>
         <w:tc>
           <w:tcPr>
-            <w:tcW w:type="dxa" w:w="2628"/>
+            <w:tcW w:type="dxa" w:w="2664"/>
             <w:shd w:fill="F8FAFC"/>
           </w:tcPr>
           <w:p>
@@ -6447,7 +6437,7 @@
             </w:pPr>
             <w:r>
               <w:rPr>
-                <w:sz w:val="15"/>
+                <w:sz w:val="14"/>
               </w:rPr>
               <w:t>Format error seragam</w:t>
             </w:r>
@@ -6455,7 +6445,7 @@
         </w:tc>
         <w:tc>
           <w:tcPr>
-            <w:tcW w:type="dxa" w:w="2628"/>
+            <w:tcW w:type="dxa" w:w="2664"/>
             <w:shd w:fill="F8FAFC"/>
           </w:tcPr>
           <w:p>
@@ -6464,7 +6454,7 @@
             </w:pPr>
             <w:r>
               <w:rPr>
-                <w:sz w:val="15"/>
+                <w:sz w:val="14"/>
               </w:rPr>
               <w:t>[ X ] Ya</w:t>
             </w:r>
@@ -6472,7 +6462,7 @@
         </w:tc>
         <w:tc>
           <w:tcPr>
-            <w:tcW w:type="dxa" w:w="2628"/>
+            <w:tcW w:type="dxa" w:w="2664"/>
             <w:shd w:fill="F8FAFC"/>
           </w:tcPr>
           <w:p>
@@ -6481,7 +6471,7 @@
             </w:pPr>
             <w:r>
               <w:rPr>
-                <w:sz w:val="15"/>
+                <w:sz w:val="14"/>
               </w:rPr>
               <w:t>Seluruh skenario kegagalan memakai amplop format seragam: { status: 'error', message: '...', errors: { ... } }.</w:t>
             </w:r>
@@ -6499,9 +6489,9 @@
         <w:rPr>
           <w:b/>
           <w:color w:val="1E3A8A"/>
-          <w:sz w:val="22"/>
+          <w:sz w:val="21"/>
         </w:rPr>
-        <w:t>Kamus &amp; Panduan Lengkap HTTP Status Code Handling (RFC 9110)</w:t>
+        <w:t>21. Praktikum Mini: Mengamati Filtering &amp; Pagination pada API Publik (DummyJSON)</w:t>
       </w:r>
     </w:p>
     <w:tbl>
@@ -6511,16 +6501,17 @@
         <w:tblLook w:firstColumn="1" w:firstRow="1" w:lastColumn="0" w:lastRow="0" w:noHBand="0" w:noVBand="1" w:val="04A0"/>
       </w:tblPr>
       <w:tblGrid>
-        <w:gridCol w:w="2102"/>
-        <w:gridCol w:w="2102"/>
-        <w:gridCol w:w="2102"/>
-        <w:gridCol w:w="2102"/>
-        <w:gridCol w:w="2102"/>
+        <w:gridCol w:w="1776"/>
+        <w:gridCol w:w="1776"/>
+        <w:gridCol w:w="1776"/>
+        <w:gridCol w:w="1776"/>
+        <w:gridCol w:w="1776"/>
+        <w:gridCol w:w="1776"/>
       </w:tblGrid>
       <w:tr>
         <w:tc>
           <w:tcPr>
-            <w:tcW w:type="dxa" w:w="2102"/>
+            <w:tcW w:type="dxa" w:w="1776"/>
             <w:shd w:fill="1E3A8A"/>
           </w:tcPr>
           <w:p>
@@ -6533,13 +6524,13 @@
                 <w:color w:val="FFFFFF"/>
                 <w:sz w:val="13"/>
               </w:rPr>
-              <w:t>Kode</w:t>
-            </w:r>
-          </w:p>
-        </w:tc>
-        <w:tc>
-          <w:tcPr>
-            <w:tcW w:type="dxa" w:w="2102"/>
+              <w:t>No</w:t>
+            </w:r>
+          </w:p>
+        </w:tc>
+        <w:tc>
+          <w:tcPr>
+            <w:tcW w:type="dxa" w:w="1776"/>
             <w:shd w:fill="1E3A8A"/>
           </w:tcPr>
           <w:p>
@@ -6552,13 +6543,13 @@
                 <w:color w:val="FFFFFF"/>
                 <w:sz w:val="13"/>
               </w:rPr>
-              <w:t>Kategori</w:t>
-            </w:r>
-          </w:p>
-        </w:tc>
-        <w:tc>
-          <w:tcPr>
-            <w:tcW w:type="dxa" w:w="2102"/>
+              <w:t>Request URL DummyJSON</w:t>
+            </w:r>
+          </w:p>
+        </w:tc>
+        <w:tc>
+          <w:tcPr>
+            <w:tcW w:type="dxa" w:w="1776"/>
             <w:shd w:fill="1E3A8A"/>
           </w:tcPr>
           <w:p>
@@ -6571,13 +6562,13 @@
                 <w:color w:val="FFFFFF"/>
                 <w:sz w:val="13"/>
               </w:rPr>
-              <w:t>Arti Standar (RFC 9110)</w:t>
-            </w:r>
-          </w:p>
-        </w:tc>
-        <w:tc>
-          <w:tcPr>
-            <w:tcW w:type="dxa" w:w="2102"/>
+              <w:t>Status</w:t>
+            </w:r>
+          </w:p>
+        </w:tc>
+        <w:tc>
+          <w:tcPr>
+            <w:tcW w:type="dxa" w:w="1776"/>
             <w:shd w:fill="1E3A8A"/>
           </w:tcPr>
           <w:p>
@@ -6590,13 +6581,13 @@
                 <w:color w:val="FFFFFF"/>
                 <w:sz w:val="13"/>
               </w:rPr>
-              <w:t>Konteks Penggunaan pada SportVenue</w:t>
-            </w:r>
-          </w:p>
-        </w:tc>
-        <w:tc>
-          <w:tcPr>
-            <w:tcW w:type="dxa" w:w="2102"/>
+              <w:t>Parameter</w:t>
+            </w:r>
+          </w:p>
+        </w:tc>
+        <w:tc>
+          <w:tcPr>
+            <w:tcW w:type="dxa" w:w="1776"/>
             <w:shd w:fill="1E3A8A"/>
           </w:tcPr>
           <w:p>
@@ -6609,7 +6600,26 @@
                 <w:color w:val="FFFFFF"/>
                 <w:sz w:val="13"/>
               </w:rPr>
-              <w:t>Karakteristik Response</w:t>
+              <w:t>Metadata Response</w:t>
+            </w:r>
+          </w:p>
+        </w:tc>
+        <w:tc>
+          <w:tcPr>
+            <w:tcW w:type="dxa" w:w="1776"/>
+            <w:shd w:fill="1E3A8A"/>
+          </w:tcPr>
+          <w:p>
+            <w:pPr>
+              <w:spacing w:after="20" w:before="20"/>
+            </w:pPr>
+            <w:r>
+              <w:rPr>
+                <w:b/>
+                <w:color w:val="FFFFFF"/>
+                <w:sz w:val="13"/>
+              </w:rPr>
+              <w:t>Interpretasi / Komparasi Konvensi Modul</w:t>
             </w:r>
           </w:p>
         </w:tc>
@@ -6617,7 +6627,7 @@
       <w:tr>
         <w:tc>
           <w:tcPr>
-            <w:tcW w:type="dxa" w:w="2102"/>
+            <w:tcW w:type="dxa" w:w="1776"/>
             <w:shd w:fill="FFFFFF"/>
           </w:tcPr>
           <w:p>
@@ -6628,13 +6638,47 @@
               <w:rPr>
                 <w:sz w:val="13"/>
               </w:rPr>
+              <w:t>1</w:t>
+            </w:r>
+          </w:p>
+        </w:tc>
+        <w:tc>
+          <w:tcPr>
+            <w:tcW w:type="dxa" w:w="1776"/>
+            <w:shd w:fill="FFFFFF"/>
+          </w:tcPr>
+          <w:p>
+            <w:pPr>
+              <w:spacing w:after="20" w:before="20"/>
+            </w:pPr>
+            <w:r>
+              <w:rPr>
+                <w:sz w:val="13"/>
+              </w:rPr>
+              <w:t>GET /products?limit=5&amp;skip=0</w:t>
+            </w:r>
+          </w:p>
+        </w:tc>
+        <w:tc>
+          <w:tcPr>
+            <w:tcW w:type="dxa" w:w="1776"/>
+            <w:shd w:fill="FFFFFF"/>
+          </w:tcPr>
+          <w:p>
+            <w:pPr>
+              <w:spacing w:after="20" w:before="20"/>
+            </w:pPr>
+            <w:r>
+              <w:rPr>
+                <w:sz w:val="13"/>
+              </w:rPr>
               <w:t>200 OK</w:t>
             </w:r>
           </w:p>
         </w:tc>
         <w:tc>
           <w:tcPr>
-            <w:tcW w:type="dxa" w:w="2102"/>
+            <w:tcW w:type="dxa" w:w="1776"/>
             <w:shd w:fill="FFFFFF"/>
           </w:tcPr>
           <w:p>
@@ -6645,13 +6689,13 @@
               <w:rPr>
                 <w:sz w:val="13"/>
               </w:rPr>
-              <w:t>2xx Success</w:t>
-            </w:r>
-          </w:p>
-        </w:tc>
-        <w:tc>
-          <w:tcPr>
-            <w:tcW w:type="dxa" w:w="2102"/>
+              <w:t>limit=5, skip=0</w:t>
+            </w:r>
+          </w:p>
+        </w:tc>
+        <w:tc>
+          <w:tcPr>
+            <w:tcW w:type="dxa" w:w="1776"/>
             <w:shd w:fill="FFFFFF"/>
           </w:tcPr>
           <w:p>
@@ -6662,13 +6706,13 @@
               <w:rPr>
                 <w:sz w:val="13"/>
               </w:rPr>
-              <w:t>Request berhasil diproses</w:t>
-            </w:r>
-          </w:p>
-        </w:tc>
-        <w:tc>
-          <w:tcPr>
-            <w:tcW w:type="dxa" w:w="2102"/>
+              <w:t>total: 194, skip: 0, limit: 5</w:t>
+            </w:r>
+          </w:p>
+        </w:tc>
+        <w:tc>
+          <w:tcPr>
+            <w:tcW w:type="dxa" w:w="1776"/>
             <w:shd w:fill="FFFFFF"/>
           </w:tcPr>
           <w:p>
@@ -6679,24 +6723,7 @@
               <w:rPr>
                 <w:sz w:val="13"/>
               </w:rPr>
-              <w:t>GET katalog venue/court, PUT/PATCH update, refund sewa</w:t>
-            </w:r>
-          </w:p>
-        </w:tc>
-        <w:tc>
-          <w:tcPr>
-            <w:tcW w:type="dxa" w:w="2102"/>
-            <w:shd w:fill="FFFFFF"/>
-          </w:tcPr>
-          <w:p>
-            <w:pPr>
-              <w:spacing w:after="20" w:before="20"/>
-            </w:pPr>
-            <w:r>
-              <w:rPr>
-                <w:sz w:val="13"/>
-              </w:rPr>
-              <w:t>{ status: 'success', data: { ... } }</w:t>
+              <w:t>Offset-based: limit = per_page, skip = offset. Mengambil 5 data hal. 1.</w:t>
             </w:r>
           </w:p>
         </w:tc>
@@ -6704,7 +6731,7 @@
       <w:tr>
         <w:tc>
           <w:tcPr>
-            <w:tcW w:type="dxa" w:w="2102"/>
+            <w:tcW w:type="dxa" w:w="1776"/>
             <w:shd w:fill="F8FAFC"/>
           </w:tcPr>
           <w:p>
@@ -6715,13 +6742,13 @@
               <w:rPr>
                 <w:sz w:val="13"/>
               </w:rPr>
-              <w:t>201 Created</w:t>
-            </w:r>
-          </w:p>
-        </w:tc>
-        <w:tc>
-          <w:tcPr>
-            <w:tcW w:type="dxa" w:w="2102"/>
+              <w:t>2</w:t>
+            </w:r>
+          </w:p>
+        </w:tc>
+        <w:tc>
+          <w:tcPr>
+            <w:tcW w:type="dxa" w:w="1776"/>
             <w:shd w:fill="F8FAFC"/>
           </w:tcPr>
           <w:p>
@@ -6732,13 +6759,13 @@
               <w:rPr>
                 <w:sz w:val="13"/>
               </w:rPr>
-              <w:t>2xx Success</w:t>
-            </w:r>
-          </w:p>
-        </w:tc>
-        <w:tc>
-          <w:tcPr>
-            <w:tcW w:type="dxa" w:w="2102"/>
+              <w:t>GET /products?limit=5&amp;skip=5&amp;select=title,price</w:t>
+            </w:r>
+          </w:p>
+        </w:tc>
+        <w:tc>
+          <w:tcPr>
+            <w:tcW w:type="dxa" w:w="1776"/>
             <w:shd w:fill="F8FAFC"/>
           </w:tcPr>
           <w:p>
@@ -6749,13 +6776,13 @@
               <w:rPr>
                 <w:sz w:val="13"/>
               </w:rPr>
-              <w:t>Resource baru berhasil dibuat</w:t>
-            </w:r>
-          </w:p>
-        </w:tc>
-        <w:tc>
-          <w:tcPr>
-            <w:tcW w:type="dxa" w:w="2102"/>
+              <w:t>200 OK</w:t>
+            </w:r>
+          </w:p>
+        </w:tc>
+        <w:tc>
+          <w:tcPr>
+            <w:tcW w:type="dxa" w:w="1776"/>
             <w:shd w:fill="F8FAFC"/>
           </w:tcPr>
           <w:p>
@@ -6766,13 +6793,13 @@
               <w:rPr>
                 <w:sz w:val="13"/>
               </w:rPr>
-              <w:t>POST register, POST booking baru, POST court, POST payment</w:t>
-            </w:r>
-          </w:p>
-        </w:tc>
-        <w:tc>
-          <w:tcPr>
-            <w:tcW w:type="dxa" w:w="2102"/>
+              <w:t>limit, skip, select</w:t>
+            </w:r>
+          </w:p>
+        </w:tc>
+        <w:tc>
+          <w:tcPr>
+            <w:tcW w:type="dxa" w:w="1776"/>
             <w:shd w:fill="F8FAFC"/>
           </w:tcPr>
           <w:p>
@@ -6783,7 +6810,24 @@
               <w:rPr>
                 <w:sz w:val="13"/>
               </w:rPr>
-              <w:t>Header Location + representasi data baru</w:t>
+              <w:t>total: 194, skip: 5, limit: 5</w:t>
+            </w:r>
+          </w:p>
+        </w:tc>
+        <w:tc>
+          <w:tcPr>
+            <w:tcW w:type="dxa" w:w="1776"/>
+            <w:shd w:fill="F8FAFC"/>
+          </w:tcPr>
+          <w:p>
+            <w:pPr>
+              <w:spacing w:after="20" w:before="20"/>
+            </w:pPr>
+            <w:r>
+              <w:rPr>
+                <w:sz w:val="13"/>
+              </w:rPr>
+              <w:t>Sparse fieldsets (select): hanya muat atribut yang diminta, hemat bandwidth.</w:t>
             </w:r>
           </w:p>
         </w:tc>
@@ -6791,7 +6835,7 @@
       <w:tr>
         <w:tc>
           <w:tcPr>
-            <w:tcW w:type="dxa" w:w="2102"/>
+            <w:tcW w:type="dxa" w:w="1776"/>
             <w:shd w:fill="FFFFFF"/>
           </w:tcPr>
           <w:p>
@@ -6802,13 +6846,13 @@
               <w:rPr>
                 <w:sz w:val="13"/>
               </w:rPr>
-              <w:t>204 No Content</w:t>
-            </w:r>
-          </w:p>
-        </w:tc>
-        <w:tc>
-          <w:tcPr>
-            <w:tcW w:type="dxa" w:w="2102"/>
+              <w:t>3</w:t>
+            </w:r>
+          </w:p>
+        </w:tc>
+        <w:tc>
+          <w:tcPr>
+            <w:tcW w:type="dxa" w:w="1776"/>
             <w:shd w:fill="FFFFFF"/>
           </w:tcPr>
           <w:p>
@@ -6819,13 +6863,13 @@
               <w:rPr>
                 <w:sz w:val="13"/>
               </w:rPr>
-              <w:t>2xx Success</w:t>
-            </w:r>
-          </w:p>
-        </w:tc>
-        <w:tc>
-          <w:tcPr>
-            <w:tcW w:type="dxa" w:w="2102"/>
+              <w:t>GET /products?sortBy=price&amp;order=desc&amp;limit=5</w:t>
+            </w:r>
+          </w:p>
+        </w:tc>
+        <w:tc>
+          <w:tcPr>
+            <w:tcW w:type="dxa" w:w="1776"/>
             <w:shd w:fill="FFFFFF"/>
           </w:tcPr>
           <w:p>
@@ -6836,13 +6880,13 @@
               <w:rPr>
                 <w:sz w:val="13"/>
               </w:rPr>
-              <w:t>Operasi tuntas tanpa body</w:t>
-            </w:r>
-          </w:p>
-        </w:tc>
-        <w:tc>
-          <w:tcPr>
-            <w:tcW w:type="dxa" w:w="2102"/>
+              <w:t>200 OK</w:t>
+            </w:r>
+          </w:p>
+        </w:tc>
+        <w:tc>
+          <w:tcPr>
+            <w:tcW w:type="dxa" w:w="1776"/>
             <w:shd w:fill="FFFFFF"/>
           </w:tcPr>
           <w:p>
@@ -6853,13 +6897,13 @@
               <w:rPr>
                 <w:sz w:val="13"/>
               </w:rPr>
-              <w:t>DELETE lapangan, DELETE blokir, POST logout revokasi token</w:t>
-            </w:r>
-          </w:p>
-        </w:tc>
-        <w:tc>
-          <w:tcPr>
-            <w:tcW w:type="dxa" w:w="2102"/>
+              <w:t>sortBy, order, limit</w:t>
+            </w:r>
+          </w:p>
+        </w:tc>
+        <w:tc>
+          <w:tcPr>
+            <w:tcW w:type="dxa" w:w="1776"/>
             <w:shd w:fill="FFFFFF"/>
           </w:tcPr>
           <w:p>
@@ -6870,7 +6914,24 @@
               <w:rPr>
                 <w:sz w:val="13"/>
               </w:rPr>
-              <w:t>Tanpa body (0 byte payload jaringan)</w:t>
+              <w:t>total: 194, skip: 0, limit: 5</w:t>
+            </w:r>
+          </w:p>
+        </w:tc>
+        <w:tc>
+          <w:tcPr>
+            <w:tcW w:type="dxa" w:w="1776"/>
+            <w:shd w:fill="FFFFFF"/>
+          </w:tcPr>
+          <w:p>
+            <w:pPr>
+              <w:spacing w:after="20" w:before="20"/>
+            </w:pPr>
+            <w:r>
+              <w:rPr>
+                <w:sz w:val="13"/>
+              </w:rPr>
+              <w:t>Sort descending. DummyJSON pisahkan field &amp; arah; modul gunakan: sort=-price.</w:t>
             </w:r>
           </w:p>
         </w:tc>
@@ -6878,7 +6939,7 @@
       <w:tr>
         <w:tc>
           <w:tcPr>
-            <w:tcW w:type="dxa" w:w="2102"/>
+            <w:tcW w:type="dxa" w:w="1776"/>
             <w:shd w:fill="F8FAFC"/>
           </w:tcPr>
           <w:p>
@@ -6889,13 +6950,13 @@
               <w:rPr>
                 <w:sz w:val="13"/>
               </w:rPr>
-              <w:t>400 Bad Request</w:t>
-            </w:r>
-          </w:p>
-        </w:tc>
-        <w:tc>
-          <w:tcPr>
-            <w:tcW w:type="dxa" w:w="2102"/>
+              <w:t>4</w:t>
+            </w:r>
+          </w:p>
+        </w:tc>
+        <w:tc>
+          <w:tcPr>
+            <w:tcW w:type="dxa" w:w="1776"/>
             <w:shd w:fill="F8FAFC"/>
           </w:tcPr>
           <w:p>
@@ -6906,13 +6967,13 @@
               <w:rPr>
                 <w:sz w:val="13"/>
               </w:rPr>
-              <w:t>4xx Client</w:t>
-            </w:r>
-          </w:p>
-        </w:tc>
-        <w:tc>
-          <w:tcPr>
-            <w:tcW w:type="dxa" w:w="2102"/>
+              <w:t>GET /products/search?q=phone</w:t>
+            </w:r>
+          </w:p>
+        </w:tc>
+        <w:tc>
+          <w:tcPr>
+            <w:tcW w:type="dxa" w:w="1776"/>
             <w:shd w:fill="F8FAFC"/>
           </w:tcPr>
           <w:p>
@@ -6923,13 +6984,13 @@
               <w:rPr>
                 <w:sz w:val="13"/>
               </w:rPr>
-              <w:t>Sintaks request rusak</w:t>
-            </w:r>
-          </w:p>
-        </w:tc>
-        <w:tc>
-          <w:tcPr>
-            <w:tcW w:type="dxa" w:w="2102"/>
+              <w:t>200 OK</w:t>
+            </w:r>
+          </w:p>
+        </w:tc>
+        <w:tc>
+          <w:tcPr>
+            <w:tcW w:type="dxa" w:w="1776"/>
             <w:shd w:fill="F8FAFC"/>
           </w:tcPr>
           <w:p>
@@ -6940,13 +7001,13 @@
               <w:rPr>
                 <w:sz w:val="13"/>
               </w:rPr>
-              <w:t>Payload JSON rusak (kurung kurawal tidak tutup, sintaks error)</w:t>
-            </w:r>
-          </w:p>
-        </w:tc>
-        <w:tc>
-          <w:tcPr>
-            <w:tcW w:type="dxa" w:w="2102"/>
+              <w:t>q=phone</w:t>
+            </w:r>
+          </w:p>
+        </w:tc>
+        <w:tc>
+          <w:tcPr>
+            <w:tcW w:type="dxa" w:w="1776"/>
             <w:shd w:fill="F8FAFC"/>
           </w:tcPr>
           <w:p>
@@ -6957,7 +7018,24 @@
               <w:rPr>
                 <w:sz w:val="13"/>
               </w:rPr>
-              <w:t>{ status: 'error', message: 'Malformed JSON' }</w:t>
+              <w:t>total: 23, skip: 0, limit: 23</w:t>
+            </w:r>
+          </w:p>
+        </w:tc>
+        <w:tc>
+          <w:tcPr>
+            <w:tcW w:type="dxa" w:w="1776"/>
+            <w:shd w:fill="F8FAFC"/>
+          </w:tcPr>
+          <w:p>
+            <w:pPr>
+              <w:spacing w:after="20" w:before="20"/>
+            </w:pPr>
+            <w:r>
+              <w:rPr>
+                <w:sz w:val="13"/>
+              </w:rPr>
+              <w:t>Search keyword. DummyJSON buat rute /search; modul gabung di koleksi: ?q=phone.</w:t>
             </w:r>
           </w:p>
         </w:tc>
@@ -6965,7 +7043,7 @@
       <w:tr>
         <w:tc>
           <w:tcPr>
-            <w:tcW w:type="dxa" w:w="2102"/>
+            <w:tcW w:type="dxa" w:w="1776"/>
             <w:shd w:fill="FFFFFF"/>
           </w:tcPr>
           <w:p>
@@ -6976,13 +7054,13 @@
               <w:rPr>
                 <w:sz w:val="13"/>
               </w:rPr>
-              <w:t>401 Unauthorized</w:t>
-            </w:r>
-          </w:p>
-        </w:tc>
-        <w:tc>
-          <w:tcPr>
-            <w:tcW w:type="dxa" w:w="2102"/>
+              <w:t>5</w:t>
+            </w:r>
+          </w:p>
+        </w:tc>
+        <w:tc>
+          <w:tcPr>
+            <w:tcW w:type="dxa" w:w="1776"/>
             <w:shd w:fill="FFFFFF"/>
           </w:tcPr>
           <w:p>
@@ -6993,13 +7071,13 @@
               <w:rPr>
                 <w:sz w:val="13"/>
               </w:rPr>
-              <w:t>4xx Client</w:t>
-            </w:r>
-          </w:p>
-        </w:tc>
-        <w:tc>
-          <w:tcPr>
-            <w:tcW w:type="dxa" w:w="2102"/>
+              <w:t>GET /products/category/smartphones</w:t>
+            </w:r>
+          </w:p>
+        </w:tc>
+        <w:tc>
+          <w:tcPr>
+            <w:tcW w:type="dxa" w:w="1776"/>
             <w:shd w:fill="FFFFFF"/>
           </w:tcPr>
           <w:p>
@@ -7010,13 +7088,13 @@
               <w:rPr>
                 <w:sz w:val="13"/>
               </w:rPr>
-              <w:t>Autentikasi tidak valid</w:t>
-            </w:r>
-          </w:p>
-        </w:tc>
-        <w:tc>
-          <w:tcPr>
-            <w:tcW w:type="dxa" w:w="2102"/>
+              <w:t>200 OK</w:t>
+            </w:r>
+          </w:p>
+        </w:tc>
+        <w:tc>
+          <w:tcPr>
+            <w:tcW w:type="dxa" w:w="1776"/>
             <w:shd w:fill="FFFFFF"/>
           </w:tcPr>
           <w:p>
@@ -7027,13 +7105,13 @@
               <w:rPr>
                 <w:sz w:val="13"/>
               </w:rPr>
-              <w:t>Tanpa Bearer token, token Sanctum expired, salah login</w:t>
-            </w:r>
-          </w:p>
-        </w:tc>
-        <w:tc>
-          <w:tcPr>
-            <w:tcW w:type="dxa" w:w="2102"/>
+              <w:t>path {cat}</w:t>
+            </w:r>
+          </w:p>
+        </w:tc>
+        <w:tc>
+          <w:tcPr>
+            <w:tcW w:type="dxa" w:w="1776"/>
             <w:shd w:fill="FFFFFF"/>
           </w:tcPr>
           <w:p>
@@ -7044,7 +7122,24 @@
               <w:rPr>
                 <w:sz w:val="13"/>
               </w:rPr>
-              <w:t>{ status: 'error', message: 'Unauthenticated' }</w:t>
+              <w:t>total: 16, skip: 0, limit: 16</w:t>
+            </w:r>
+          </w:p>
+        </w:tc>
+        <w:tc>
+          <w:tcPr>
+            <w:tcW w:type="dxa" w:w="1776"/>
+            <w:shd w:fill="FFFFFF"/>
+          </w:tcPr>
+          <w:p>
+            <w:pPr>
+              <w:spacing w:after="20" w:before="20"/>
+            </w:pPr>
+            <w:r>
+              <w:rPr>
+                <w:sz w:val="13"/>
+              </w:rPr>
+              <w:t>Filter kategori di path. Modul gunakan query ?category= agar fleksibel dikombinasi.</w:t>
             </w:r>
           </w:p>
         </w:tc>
@@ -7052,7 +7147,7 @@
       <w:tr>
         <w:tc>
           <w:tcPr>
-            <w:tcW w:type="dxa" w:w="2102"/>
+            <w:tcW w:type="dxa" w:w="1776"/>
             <w:shd w:fill="F8FAFC"/>
           </w:tcPr>
           <w:p>
@@ -7063,13 +7158,13 @@
               <w:rPr>
                 <w:sz w:val="13"/>
               </w:rPr>
-              <w:t>403 Forbidden</w:t>
-            </w:r>
-          </w:p>
-        </w:tc>
-        <w:tc>
-          <w:tcPr>
-            <w:tcW w:type="dxa" w:w="2102"/>
+              <w:t>6</w:t>
+            </w:r>
+          </w:p>
+        </w:tc>
+        <w:tc>
+          <w:tcPr>
+            <w:tcW w:type="dxa" w:w="1776"/>
             <w:shd w:fill="F8FAFC"/>
           </w:tcPr>
           <w:p>
@@ -7080,13 +7175,13 @@
               <w:rPr>
                 <w:sz w:val="13"/>
               </w:rPr>
-              <w:t>4xx Client</w:t>
-            </w:r>
-          </w:p>
-        </w:tc>
-        <w:tc>
-          <w:tcPr>
-            <w:tcW w:type="dxa" w:w="2102"/>
+              <w:t>GET /products/999999</w:t>
+            </w:r>
+          </w:p>
+        </w:tc>
+        <w:tc>
+          <w:tcPr>
+            <w:tcW w:type="dxa" w:w="1776"/>
             <w:shd w:fill="F8FAFC"/>
           </w:tcPr>
           <w:p>
@@ -7097,13 +7192,13 @@
               <w:rPr>
                 <w:sz w:val="13"/>
               </w:rPr>
-              <w:t>Otorisasi ditolak (tidak berhak)</w:t>
-            </w:r>
-          </w:p>
-        </w:tc>
-        <w:tc>
-          <w:tcPr>
-            <w:tcW w:type="dxa" w:w="2102"/>
+              <w:t>404 Not Found</w:t>
+            </w:r>
+          </w:p>
+        </w:tc>
+        <w:tc>
+          <w:tcPr>
+            <w:tcW w:type="dxa" w:w="1776"/>
             <w:shd w:fill="F8FAFC"/>
           </w:tcPr>
           <w:p>
@@ -7114,13 +7209,13 @@
               <w:rPr>
                 <w:sz w:val="13"/>
               </w:rPr>
-              <w:t>Penyewa akses /manage/*, edit venue orang lain, HMAC palsu</w:t>
-            </w:r>
-          </w:p>
-        </w:tc>
-        <w:tc>
-          <w:tcPr>
-            <w:tcW w:type="dxa" w:w="2102"/>
+              <w:t>path {id}</w:t>
+            </w:r>
+          </w:p>
+        </w:tc>
+        <w:tc>
+          <w:tcPr>
+            <w:tcW w:type="dxa" w:w="1776"/>
             <w:shd w:fill="F8FAFC"/>
           </w:tcPr>
           <w:p>
@@ -7131,102 +7226,13 @@
               <w:rPr>
                 <w:sz w:val="13"/>
               </w:rPr>
-              <w:t>{ status: 'error', message: 'Akses ditolak' }</w:t>
-            </w:r>
-          </w:p>
-        </w:tc>
-      </w:tr>
-      <w:tr>
-        <w:tc>
-          <w:tcPr>
-            <w:tcW w:type="dxa" w:w="2102"/>
-            <w:shd w:fill="FFFFFF"/>
-          </w:tcPr>
-          <w:p>
-            <w:pPr>
-              <w:spacing w:after="20" w:before="20"/>
-            </w:pPr>
-            <w:r>
-              <w:rPr>
-                <w:sz w:val="13"/>
-              </w:rPr>
-              <w:t>404 Not Found</w:t>
-            </w:r>
-          </w:p>
-        </w:tc>
-        <w:tc>
-          <w:tcPr>
-            <w:tcW w:type="dxa" w:w="2102"/>
-            <w:shd w:fill="FFFFFF"/>
-          </w:tcPr>
-          <w:p>
-            <w:pPr>
-              <w:spacing w:after="20" w:before="20"/>
-            </w:pPr>
-            <w:r>
-              <w:rPr>
-                <w:sz w:val="13"/>
-              </w:rPr>
-              <w:t>4xx Client</w:t>
-            </w:r>
-          </w:p>
-        </w:tc>
-        <w:tc>
-          <w:tcPr>
-            <w:tcW w:type="dxa" w:w="2102"/>
-            <w:shd w:fill="FFFFFF"/>
-          </w:tcPr>
-          <w:p>
-            <w:pPr>
-              <w:spacing w:after="20" w:before="20"/>
-            </w:pPr>
-            <w:r>
-              <w:rPr>
-                <w:sz w:val="13"/>
-              </w:rPr>
-              <w:t>Resource tidak ada di sistem</w:t>
-            </w:r>
-          </w:p>
-        </w:tc>
-        <w:tc>
-          <w:tcPr>
-            <w:tcW w:type="dxa" w:w="2102"/>
-            <w:shd w:fill="FFFFFF"/>
-          </w:tcPr>
-          <w:p>
-            <w:pPr>
-              <w:spacing w:after="20" w:before="20"/>
-            </w:pPr>
-            <w:r>
-              <w:rPr>
-                <w:sz w:val="13"/>
-              </w:rPr>
-              <w:t>ID venue/court/booking tidak terdaftar di database MySQL</w:t>
-            </w:r>
-          </w:p>
-        </w:tc>
-        <w:tc>
-          <w:tcPr>
-            <w:tcW w:type="dxa" w:w="2102"/>
-            <w:shd w:fill="FFFFFF"/>
-          </w:tcPr>
-          <w:p>
-            <w:pPr>
-              <w:spacing w:after="20" w:before="20"/>
-            </w:pPr>
-            <w:r>
-              <w:rPr>
-                <w:sz w:val="13"/>
-              </w:rPr>
-              <w:t>{ status: 'error', message: 'Not Found' }</w:t>
-            </w:r>
-          </w:p>
-        </w:tc>
-      </w:tr>
-      <w:tr>
-        <w:tc>
-          <w:tcPr>
-            <w:tcW w:type="dxa" w:w="2102"/>
+              <w:t>Product not found</w:t>
+            </w:r>
+          </w:p>
+        </w:tc>
+        <w:tc>
+          <w:tcPr>
+            <w:tcW w:type="dxa" w:w="1776"/>
             <w:shd w:fill="F8FAFC"/>
           </w:tcPr>
           <w:p>
@@ -7237,423 +7243,7 @@
               <w:rPr>
                 <w:sz w:val="13"/>
               </w:rPr>
-              <w:t>409 Conflict</w:t>
-            </w:r>
-          </w:p>
-        </w:tc>
-        <w:tc>
-          <w:tcPr>
-            <w:tcW w:type="dxa" w:w="2102"/>
-            <w:shd w:fill="F8FAFC"/>
-          </w:tcPr>
-          <w:p>
-            <w:pPr>
-              <w:spacing w:after="20" w:before="20"/>
-            </w:pPr>
-            <w:r>
-              <w:rPr>
-                <w:sz w:val="13"/>
-              </w:rPr>
-              <w:t>4xx Client</w:t>
-            </w:r>
-          </w:p>
-        </w:tc>
-        <w:tc>
-          <w:tcPr>
-            <w:tcW w:type="dxa" w:w="2102"/>
-            <w:shd w:fill="F8FAFC"/>
-          </w:tcPr>
-          <w:p>
-            <w:pPr>
-              <w:spacing w:after="20" w:before="20"/>
-            </w:pPr>
-            <w:r>
-              <w:rPr>
-                <w:sz w:val="13"/>
-              </w:rPr>
-              <w:t>Bentrok dengan state database</w:t>
-            </w:r>
-          </w:p>
-        </w:tc>
-        <w:tc>
-          <w:tcPr>
-            <w:tcW w:type="dxa" w:w="2102"/>
-            <w:shd w:fill="F8FAFC"/>
-          </w:tcPr>
-          <w:p>
-            <w:pPr>
-              <w:spacing w:after="20" w:before="20"/>
-            </w:pPr>
-            <w:r>
-              <w:rPr>
-                <w:sz w:val="13"/>
-              </w:rPr>
-              <w:t>Anti double booking (slot terkunci), booking expired dibatalkan</w:t>
-            </w:r>
-          </w:p>
-        </w:tc>
-        <w:tc>
-          <w:tcPr>
-            <w:tcW w:type="dxa" w:w="2102"/>
-            <w:shd w:fill="F8FAFC"/>
-          </w:tcPr>
-          <w:p>
-            <w:pPr>
-              <w:spacing w:after="20" w:before="20"/>
-            </w:pPr>
-            <w:r>
-              <w:rPr>
-                <w:sz w:val="13"/>
-              </w:rPr>
-              <w:t>{ code: 'SLOT_ALREADY_LOCKED', message: '...' }</w:t>
-            </w:r>
-          </w:p>
-        </w:tc>
-      </w:tr>
-      <w:tr>
-        <w:tc>
-          <w:tcPr>
-            <w:tcW w:type="dxa" w:w="2102"/>
-            <w:shd w:fill="FFFFFF"/>
-          </w:tcPr>
-          <w:p>
-            <w:pPr>
-              <w:spacing w:after="20" w:before="20"/>
-            </w:pPr>
-            <w:r>
-              <w:rPr>
-                <w:sz w:val="13"/>
-              </w:rPr>
-              <w:t>422 Unprocessable</w:t>
-            </w:r>
-          </w:p>
-        </w:tc>
-        <w:tc>
-          <w:tcPr>
-            <w:tcW w:type="dxa" w:w="2102"/>
-            <w:shd w:fill="FFFFFF"/>
-          </w:tcPr>
-          <w:p>
-            <w:pPr>
-              <w:spacing w:after="20" w:before="20"/>
-            </w:pPr>
-            <w:r>
-              <w:rPr>
-                <w:sz w:val="13"/>
-              </w:rPr>
-              <w:t>4xx Client</w:t>
-            </w:r>
-          </w:p>
-        </w:tc>
-        <w:tc>
-          <w:tcPr>
-            <w:tcW w:type="dxa" w:w="2102"/>
-            <w:shd w:fill="FFFFFF"/>
-          </w:tcPr>
-          <w:p>
-            <w:pPr>
-              <w:spacing w:after="20" w:before="20"/>
-            </w:pPr>
-            <w:r>
-              <w:rPr>
-                <w:sz w:val="13"/>
-              </w:rPr>
-              <w:t>Isi melanggar validasi bisnis</w:t>
-            </w:r>
-          </w:p>
-        </w:tc>
-        <w:tc>
-          <w:tcPr>
-            <w:tcW w:type="dxa" w:w="2102"/>
-            <w:shd w:fill="FFFFFF"/>
-          </w:tcPr>
-          <w:p>
-            <w:pPr>
-              <w:spacing w:after="20" w:before="20"/>
-            </w:pPr>
-            <w:r>
-              <w:rPr>
-                <w:sz w:val="13"/>
-              </w:rPr>
-              <w:t>Slot kosong, tanggal bukan YYYY-MM-DD, email duplikat</w:t>
-            </w:r>
-          </w:p>
-        </w:tc>
-        <w:tc>
-          <w:tcPr>
-            <w:tcW w:type="dxa" w:w="2102"/>
-            <w:shd w:fill="FFFFFF"/>
-          </w:tcPr>
-          <w:p>
-            <w:pPr>
-              <w:spacing w:after="20" w:before="20"/>
-            </w:pPr>
-            <w:r>
-              <w:rPr>
-                <w:sz w:val="13"/>
-              </w:rPr>
-              <w:t>{ errors: { field: ['detail pesan error'] } }</w:t>
-            </w:r>
-          </w:p>
-        </w:tc>
-      </w:tr>
-      <w:tr>
-        <w:tc>
-          <w:tcPr>
-            <w:tcW w:type="dxa" w:w="2102"/>
-            <w:shd w:fill="F8FAFC"/>
-          </w:tcPr>
-          <w:p>
-            <w:pPr>
-              <w:spacing w:after="20" w:before="20"/>
-            </w:pPr>
-            <w:r>
-              <w:rPr>
-                <w:sz w:val="13"/>
-              </w:rPr>
-              <w:t>429 Too Many Req</w:t>
-            </w:r>
-          </w:p>
-        </w:tc>
-        <w:tc>
-          <w:tcPr>
-            <w:tcW w:type="dxa" w:w="2102"/>
-            <w:shd w:fill="F8FAFC"/>
-          </w:tcPr>
-          <w:p>
-            <w:pPr>
-              <w:spacing w:after="20" w:before="20"/>
-            </w:pPr>
-            <w:r>
-              <w:rPr>
-                <w:sz w:val="13"/>
-              </w:rPr>
-              <w:t>4xx Client</w:t>
-            </w:r>
-          </w:p>
-        </w:tc>
-        <w:tc>
-          <w:tcPr>
-            <w:tcW w:type="dxa" w:w="2102"/>
-            <w:shd w:fill="F8FAFC"/>
-          </w:tcPr>
-          <w:p>
-            <w:pPr>
-              <w:spacing w:after="20" w:before="20"/>
-            </w:pPr>
-            <w:r>
-              <w:rPr>
-                <w:sz w:val="13"/>
-              </w:rPr>
-              <w:t>Melebihi kuota rate limit</w:t>
-            </w:r>
-          </w:p>
-        </w:tc>
-        <w:tc>
-          <w:tcPr>
-            <w:tcW w:type="dxa" w:w="2102"/>
-            <w:shd w:fill="F8FAFC"/>
-          </w:tcPr>
-          <w:p>
-            <w:pPr>
-              <w:spacing w:after="20" w:before="20"/>
-            </w:pPr>
-            <w:r>
-              <w:rPr>
-                <w:sz w:val="13"/>
-              </w:rPr>
-              <w:t>Spam booking, brute-force login (&gt; 60 request/menit)</w:t>
-            </w:r>
-          </w:p>
-        </w:tc>
-        <w:tc>
-          <w:tcPr>
-            <w:tcW w:type="dxa" w:w="2102"/>
-            <w:shd w:fill="F8FAFC"/>
-          </w:tcPr>
-          <w:p>
-            <w:pPr>
-              <w:spacing w:after="20" w:before="20"/>
-            </w:pPr>
-            <w:r>
-              <w:rPr>
-                <w:sz w:val="13"/>
-              </w:rPr>
-              <w:t>Header Retry-After: 60 + pesan penolakan</w:t>
-            </w:r>
-          </w:p>
-        </w:tc>
-      </w:tr>
-      <w:tr>
-        <w:tc>
-          <w:tcPr>
-            <w:tcW w:type="dxa" w:w="2102"/>
-            <w:shd w:fill="FFFFFF"/>
-          </w:tcPr>
-          <w:p>
-            <w:pPr>
-              <w:spacing w:after="20" w:before="20"/>
-            </w:pPr>
-            <w:r>
-              <w:rPr>
-                <w:sz w:val="13"/>
-              </w:rPr>
-              <w:t>500 Server Error</w:t>
-            </w:r>
-          </w:p>
-        </w:tc>
-        <w:tc>
-          <w:tcPr>
-            <w:tcW w:type="dxa" w:w="2102"/>
-            <w:shd w:fill="FFFFFF"/>
-          </w:tcPr>
-          <w:p>
-            <w:pPr>
-              <w:spacing w:after="20" w:before="20"/>
-            </w:pPr>
-            <w:r>
-              <w:rPr>
-                <w:sz w:val="13"/>
-              </w:rPr>
-              <w:t>5xx Server</w:t>
-            </w:r>
-          </w:p>
-        </w:tc>
-        <w:tc>
-          <w:tcPr>
-            <w:tcW w:type="dxa" w:w="2102"/>
-            <w:shd w:fill="FFFFFF"/>
-          </w:tcPr>
-          <w:p>
-            <w:pPr>
-              <w:spacing w:after="20" w:before="20"/>
-            </w:pPr>
-            <w:r>
-              <w:rPr>
-                <w:sz w:val="13"/>
-              </w:rPr>
-              <w:t>Kegagalan internal tak terduga</w:t>
-            </w:r>
-          </w:p>
-        </w:tc>
-        <w:tc>
-          <w:tcPr>
-            <w:tcW w:type="dxa" w:w="2102"/>
-            <w:shd w:fill="FFFFFF"/>
-          </w:tcPr>
-          <w:p>
-            <w:pPr>
-              <w:spacing w:after="20" w:before="20"/>
-            </w:pPr>
-            <w:r>
-              <w:rPr>
-                <w:sz w:val="13"/>
-              </w:rPr>
-              <w:t>Koneksi database MySQL terputus, fatal exception runtime</w:t>
-            </w:r>
-          </w:p>
-        </w:tc>
-        <w:tc>
-          <w:tcPr>
-            <w:tcW w:type="dxa" w:w="2102"/>
-            <w:shd w:fill="FFFFFF"/>
-          </w:tcPr>
-          <w:p>
-            <w:pPr>
-              <w:spacing w:after="20" w:before="20"/>
-            </w:pPr>
-            <w:r>
-              <w:rPr>
-                <w:sz w:val="13"/>
-              </w:rPr>
-              <w:t>Pesan umum, tanpa stack trace</w:t>
-            </w:r>
-          </w:p>
-        </w:tc>
-      </w:tr>
-      <w:tr>
-        <w:tc>
-          <w:tcPr>
-            <w:tcW w:type="dxa" w:w="2102"/>
-            <w:shd w:fill="F8FAFC"/>
-          </w:tcPr>
-          <w:p>
-            <w:pPr>
-              <w:spacing w:after="20" w:before="20"/>
-            </w:pPr>
-            <w:r>
-              <w:rPr>
-                <w:sz w:val="13"/>
-              </w:rPr>
-              <w:t>503 Unavailable</w:t>
-            </w:r>
-          </w:p>
-        </w:tc>
-        <w:tc>
-          <w:tcPr>
-            <w:tcW w:type="dxa" w:w="2102"/>
-            <w:shd w:fill="F8FAFC"/>
-          </w:tcPr>
-          <w:p>
-            <w:pPr>
-              <w:spacing w:after="20" w:before="20"/>
-            </w:pPr>
-            <w:r>
-              <w:rPr>
-                <w:sz w:val="13"/>
-              </w:rPr>
-              <w:t>5xx Server</w:t>
-            </w:r>
-          </w:p>
-        </w:tc>
-        <w:tc>
-          <w:tcPr>
-            <w:tcW w:type="dxa" w:w="2102"/>
-            <w:shd w:fill="F8FAFC"/>
-          </w:tcPr>
-          <w:p>
-            <w:pPr>
-              <w:spacing w:after="20" w:before="20"/>
-            </w:pPr>
-            <w:r>
-              <w:rPr>
-                <w:sz w:val="13"/>
-              </w:rPr>
-              <w:t>Layanan upstream/gateway down</w:t>
-            </w:r>
-          </w:p>
-        </w:tc>
-        <w:tc>
-          <w:tcPr>
-            <w:tcW w:type="dxa" w:w="2102"/>
-            <w:shd w:fill="F8FAFC"/>
-          </w:tcPr>
-          <w:p>
-            <w:pPr>
-              <w:spacing w:after="20" w:before="20"/>
-            </w:pPr>
-            <w:r>
-              <w:rPr>
-                <w:sz w:val="13"/>
-              </w:rPr>
-              <w:t>API Midtrans payment gateway down/maintenance saat token</w:t>
-            </w:r>
-          </w:p>
-        </w:tc>
-        <w:tc>
-          <w:tcPr>
-            <w:tcW w:type="dxa" w:w="2102"/>
-            <w:shd w:fill="F8FAFC"/>
-          </w:tcPr>
-          <w:p>
-            <w:pPr>
-              <w:spacing w:after="20" w:before="20"/>
-            </w:pPr>
-            <w:r>
-              <w:rPr>
-                <w:sz w:val="13"/>
-              </w:rPr>
-              <w:t>Pesan gateway sibuk, coba kembali</w:t>
+              <w:t>ID tidak terdaftar. Server kembalikan semantik 404 sesuai standar RFC 9110.</w:t>
             </w:r>
           </w:p>
         </w:tc>
@@ -7669,9 +7259,1179 @@
         <w:rPr>
           <w:b/>
           <w:color w:val="1E3A8A"/>
-          <w:sz w:val="22"/>
+          <w:sz w:val="21"/>
         </w:rPr>
-        <w:t>Representasi Response JSON &amp; Format Error Terstandar</w:t>
+        <w:t>22. Kelengkapan M2 — Bagian F: Kamus &amp; Panduan HTTP Status Code Handling (RFC 9110)</w:t>
+      </w:r>
+    </w:p>
+    <w:tbl>
+      <w:tblPr>
+        <w:tblW w:type="auto" w:w="0"/>
+        <w:jc w:val="center"/>
+        <w:tblLook w:firstColumn="1" w:firstRow="1" w:lastColumn="0" w:lastRow="0" w:noHBand="0" w:noVBand="1" w:val="04A0"/>
+      </w:tblPr>
+      <w:tblGrid>
+        <w:gridCol w:w="2131"/>
+        <w:gridCol w:w="2131"/>
+        <w:gridCol w:w="2131"/>
+        <w:gridCol w:w="2131"/>
+        <w:gridCol w:w="2131"/>
+      </w:tblGrid>
+      <w:tr>
+        <w:tc>
+          <w:tcPr>
+            <w:tcW w:type="dxa" w:w="2131"/>
+            <w:shd w:fill="1E3A8A"/>
+          </w:tcPr>
+          <w:p>
+            <w:pPr>
+              <w:spacing w:after="20" w:before="20"/>
+            </w:pPr>
+            <w:r>
+              <w:rPr>
+                <w:b/>
+                <w:color w:val="FFFFFF"/>
+                <w:sz w:val="13"/>
+              </w:rPr>
+              <w:t>Kode</w:t>
+            </w:r>
+          </w:p>
+        </w:tc>
+        <w:tc>
+          <w:tcPr>
+            <w:tcW w:type="dxa" w:w="2131"/>
+            <w:shd w:fill="1E3A8A"/>
+          </w:tcPr>
+          <w:p>
+            <w:pPr>
+              <w:spacing w:after="20" w:before="20"/>
+            </w:pPr>
+            <w:r>
+              <w:rPr>
+                <w:b/>
+                <w:color w:val="FFFFFF"/>
+                <w:sz w:val="13"/>
+              </w:rPr>
+              <w:t>Kategori</w:t>
+            </w:r>
+          </w:p>
+        </w:tc>
+        <w:tc>
+          <w:tcPr>
+            <w:tcW w:type="dxa" w:w="2131"/>
+            <w:shd w:fill="1E3A8A"/>
+          </w:tcPr>
+          <w:p>
+            <w:pPr>
+              <w:spacing w:after="20" w:before="20"/>
+            </w:pPr>
+            <w:r>
+              <w:rPr>
+                <w:b/>
+                <w:color w:val="FFFFFF"/>
+                <w:sz w:val="13"/>
+              </w:rPr>
+              <w:t>Arti Standar (RFC 9110)</w:t>
+            </w:r>
+          </w:p>
+        </w:tc>
+        <w:tc>
+          <w:tcPr>
+            <w:tcW w:type="dxa" w:w="2131"/>
+            <w:shd w:fill="1E3A8A"/>
+          </w:tcPr>
+          <w:p>
+            <w:pPr>
+              <w:spacing w:after="20" w:before="20"/>
+            </w:pPr>
+            <w:r>
+              <w:rPr>
+                <w:b/>
+                <w:color w:val="FFFFFF"/>
+                <w:sz w:val="13"/>
+              </w:rPr>
+              <w:t>Konteks Penggunaan pada SportVenue</w:t>
+            </w:r>
+          </w:p>
+        </w:tc>
+        <w:tc>
+          <w:tcPr>
+            <w:tcW w:type="dxa" w:w="2131"/>
+            <w:shd w:fill="1E3A8A"/>
+          </w:tcPr>
+          <w:p>
+            <w:pPr>
+              <w:spacing w:after="20" w:before="20"/>
+            </w:pPr>
+            <w:r>
+              <w:rPr>
+                <w:b/>
+                <w:color w:val="FFFFFF"/>
+                <w:sz w:val="13"/>
+              </w:rPr>
+              <w:t>Karakteristik Response</w:t>
+            </w:r>
+          </w:p>
+        </w:tc>
+      </w:tr>
+      <w:tr>
+        <w:tc>
+          <w:tcPr>
+            <w:tcW w:type="dxa" w:w="2131"/>
+            <w:shd w:fill="FFFFFF"/>
+          </w:tcPr>
+          <w:p>
+            <w:pPr>
+              <w:spacing w:after="20" w:before="20"/>
+            </w:pPr>
+            <w:r>
+              <w:rPr>
+                <w:sz w:val="13"/>
+              </w:rPr>
+              <w:t>200 OK</w:t>
+            </w:r>
+          </w:p>
+        </w:tc>
+        <w:tc>
+          <w:tcPr>
+            <w:tcW w:type="dxa" w:w="2131"/>
+            <w:shd w:fill="FFFFFF"/>
+          </w:tcPr>
+          <w:p>
+            <w:pPr>
+              <w:spacing w:after="20" w:before="20"/>
+            </w:pPr>
+            <w:r>
+              <w:rPr>
+                <w:sz w:val="13"/>
+              </w:rPr>
+              <w:t>2xx Success</w:t>
+            </w:r>
+          </w:p>
+        </w:tc>
+        <w:tc>
+          <w:tcPr>
+            <w:tcW w:type="dxa" w:w="2131"/>
+            <w:shd w:fill="FFFFFF"/>
+          </w:tcPr>
+          <w:p>
+            <w:pPr>
+              <w:spacing w:after="20" w:before="20"/>
+            </w:pPr>
+            <w:r>
+              <w:rPr>
+                <w:sz w:val="13"/>
+              </w:rPr>
+              <w:t>Request berhasil diproses</w:t>
+            </w:r>
+          </w:p>
+        </w:tc>
+        <w:tc>
+          <w:tcPr>
+            <w:tcW w:type="dxa" w:w="2131"/>
+            <w:shd w:fill="FFFFFF"/>
+          </w:tcPr>
+          <w:p>
+            <w:pPr>
+              <w:spacing w:after="20" w:before="20"/>
+            </w:pPr>
+            <w:r>
+              <w:rPr>
+                <w:sz w:val="13"/>
+              </w:rPr>
+              <w:t>GET katalog venue/court, PUT/PATCH update, refund sewa</w:t>
+            </w:r>
+          </w:p>
+        </w:tc>
+        <w:tc>
+          <w:tcPr>
+            <w:tcW w:type="dxa" w:w="2131"/>
+            <w:shd w:fill="FFFFFF"/>
+          </w:tcPr>
+          <w:p>
+            <w:pPr>
+              <w:spacing w:after="20" w:before="20"/>
+            </w:pPr>
+            <w:r>
+              <w:rPr>
+                <w:sz w:val="13"/>
+              </w:rPr>
+              <w:t>{ status: 'success', data: { ... } }</w:t>
+            </w:r>
+          </w:p>
+        </w:tc>
+      </w:tr>
+      <w:tr>
+        <w:tc>
+          <w:tcPr>
+            <w:tcW w:type="dxa" w:w="2131"/>
+            <w:shd w:fill="F8FAFC"/>
+          </w:tcPr>
+          <w:p>
+            <w:pPr>
+              <w:spacing w:after="20" w:before="20"/>
+            </w:pPr>
+            <w:r>
+              <w:rPr>
+                <w:sz w:val="13"/>
+              </w:rPr>
+              <w:t>201 Created</w:t>
+            </w:r>
+          </w:p>
+        </w:tc>
+        <w:tc>
+          <w:tcPr>
+            <w:tcW w:type="dxa" w:w="2131"/>
+            <w:shd w:fill="F8FAFC"/>
+          </w:tcPr>
+          <w:p>
+            <w:pPr>
+              <w:spacing w:after="20" w:before="20"/>
+            </w:pPr>
+            <w:r>
+              <w:rPr>
+                <w:sz w:val="13"/>
+              </w:rPr>
+              <w:t>2xx Success</w:t>
+            </w:r>
+          </w:p>
+        </w:tc>
+        <w:tc>
+          <w:tcPr>
+            <w:tcW w:type="dxa" w:w="2131"/>
+            <w:shd w:fill="F8FAFC"/>
+          </w:tcPr>
+          <w:p>
+            <w:pPr>
+              <w:spacing w:after="20" w:before="20"/>
+            </w:pPr>
+            <w:r>
+              <w:rPr>
+                <w:sz w:val="13"/>
+              </w:rPr>
+              <w:t>Resource baru berhasil dibuat</w:t>
+            </w:r>
+          </w:p>
+        </w:tc>
+        <w:tc>
+          <w:tcPr>
+            <w:tcW w:type="dxa" w:w="2131"/>
+            <w:shd w:fill="F8FAFC"/>
+          </w:tcPr>
+          <w:p>
+            <w:pPr>
+              <w:spacing w:after="20" w:before="20"/>
+            </w:pPr>
+            <w:r>
+              <w:rPr>
+                <w:sz w:val="13"/>
+              </w:rPr>
+              <w:t>POST register, POST booking baru, POST court, POST payment</w:t>
+            </w:r>
+          </w:p>
+        </w:tc>
+        <w:tc>
+          <w:tcPr>
+            <w:tcW w:type="dxa" w:w="2131"/>
+            <w:shd w:fill="F8FAFC"/>
+          </w:tcPr>
+          <w:p>
+            <w:pPr>
+              <w:spacing w:after="20" w:before="20"/>
+            </w:pPr>
+            <w:r>
+              <w:rPr>
+                <w:sz w:val="13"/>
+              </w:rPr>
+              <w:t>Header Location + representasi data baru</w:t>
+            </w:r>
+          </w:p>
+        </w:tc>
+      </w:tr>
+      <w:tr>
+        <w:tc>
+          <w:tcPr>
+            <w:tcW w:type="dxa" w:w="2131"/>
+            <w:shd w:fill="FFFFFF"/>
+          </w:tcPr>
+          <w:p>
+            <w:pPr>
+              <w:spacing w:after="20" w:before="20"/>
+            </w:pPr>
+            <w:r>
+              <w:rPr>
+                <w:sz w:val="13"/>
+              </w:rPr>
+              <w:t>204 No Content</w:t>
+            </w:r>
+          </w:p>
+        </w:tc>
+        <w:tc>
+          <w:tcPr>
+            <w:tcW w:type="dxa" w:w="2131"/>
+            <w:shd w:fill="FFFFFF"/>
+          </w:tcPr>
+          <w:p>
+            <w:pPr>
+              <w:spacing w:after="20" w:before="20"/>
+            </w:pPr>
+            <w:r>
+              <w:rPr>
+                <w:sz w:val="13"/>
+              </w:rPr>
+              <w:t>2xx Success</w:t>
+            </w:r>
+          </w:p>
+        </w:tc>
+        <w:tc>
+          <w:tcPr>
+            <w:tcW w:type="dxa" w:w="2131"/>
+            <w:shd w:fill="FFFFFF"/>
+          </w:tcPr>
+          <w:p>
+            <w:pPr>
+              <w:spacing w:after="20" w:before="20"/>
+            </w:pPr>
+            <w:r>
+              <w:rPr>
+                <w:sz w:val="13"/>
+              </w:rPr>
+              <w:t>Operasi tuntas tanpa body</w:t>
+            </w:r>
+          </w:p>
+        </w:tc>
+        <w:tc>
+          <w:tcPr>
+            <w:tcW w:type="dxa" w:w="2131"/>
+            <w:shd w:fill="FFFFFF"/>
+          </w:tcPr>
+          <w:p>
+            <w:pPr>
+              <w:spacing w:after="20" w:before="20"/>
+            </w:pPr>
+            <w:r>
+              <w:rPr>
+                <w:sz w:val="13"/>
+              </w:rPr>
+              <w:t>DELETE lapangan, DELETE blokir, POST logout revokasi token</w:t>
+            </w:r>
+          </w:p>
+        </w:tc>
+        <w:tc>
+          <w:tcPr>
+            <w:tcW w:type="dxa" w:w="2131"/>
+            <w:shd w:fill="FFFFFF"/>
+          </w:tcPr>
+          <w:p>
+            <w:pPr>
+              <w:spacing w:after="20" w:before="20"/>
+            </w:pPr>
+            <w:r>
+              <w:rPr>
+                <w:sz w:val="13"/>
+              </w:rPr>
+              <w:t>Tanpa body (0 byte payload jaringan)</w:t>
+            </w:r>
+          </w:p>
+        </w:tc>
+      </w:tr>
+      <w:tr>
+        <w:tc>
+          <w:tcPr>
+            <w:tcW w:type="dxa" w:w="2131"/>
+            <w:shd w:fill="F8FAFC"/>
+          </w:tcPr>
+          <w:p>
+            <w:pPr>
+              <w:spacing w:after="20" w:before="20"/>
+            </w:pPr>
+            <w:r>
+              <w:rPr>
+                <w:sz w:val="13"/>
+              </w:rPr>
+              <w:t>400 Bad Request</w:t>
+            </w:r>
+          </w:p>
+        </w:tc>
+        <w:tc>
+          <w:tcPr>
+            <w:tcW w:type="dxa" w:w="2131"/>
+            <w:shd w:fill="F8FAFC"/>
+          </w:tcPr>
+          <w:p>
+            <w:pPr>
+              <w:spacing w:after="20" w:before="20"/>
+            </w:pPr>
+            <w:r>
+              <w:rPr>
+                <w:sz w:val="13"/>
+              </w:rPr>
+              <w:t>4xx Client</w:t>
+            </w:r>
+          </w:p>
+        </w:tc>
+        <w:tc>
+          <w:tcPr>
+            <w:tcW w:type="dxa" w:w="2131"/>
+            <w:shd w:fill="F8FAFC"/>
+          </w:tcPr>
+          <w:p>
+            <w:pPr>
+              <w:spacing w:after="20" w:before="20"/>
+            </w:pPr>
+            <w:r>
+              <w:rPr>
+                <w:sz w:val="13"/>
+              </w:rPr>
+              <w:t>Sintaks request rusak</w:t>
+            </w:r>
+          </w:p>
+        </w:tc>
+        <w:tc>
+          <w:tcPr>
+            <w:tcW w:type="dxa" w:w="2131"/>
+            <w:shd w:fill="F8FAFC"/>
+          </w:tcPr>
+          <w:p>
+            <w:pPr>
+              <w:spacing w:after="20" w:before="20"/>
+            </w:pPr>
+            <w:r>
+              <w:rPr>
+                <w:sz w:val="13"/>
+              </w:rPr>
+              <w:t>Payload JSON rusak (kurung kurawal tidak tutup, sintaks error)</w:t>
+            </w:r>
+          </w:p>
+        </w:tc>
+        <w:tc>
+          <w:tcPr>
+            <w:tcW w:type="dxa" w:w="2131"/>
+            <w:shd w:fill="F8FAFC"/>
+          </w:tcPr>
+          <w:p>
+            <w:pPr>
+              <w:spacing w:after="20" w:before="20"/>
+            </w:pPr>
+            <w:r>
+              <w:rPr>
+                <w:sz w:val="13"/>
+              </w:rPr>
+              <w:t>{ status: 'error', message: 'Malformed JSON' }</w:t>
+            </w:r>
+          </w:p>
+        </w:tc>
+      </w:tr>
+      <w:tr>
+        <w:tc>
+          <w:tcPr>
+            <w:tcW w:type="dxa" w:w="2131"/>
+            <w:shd w:fill="FFFFFF"/>
+          </w:tcPr>
+          <w:p>
+            <w:pPr>
+              <w:spacing w:after="20" w:before="20"/>
+            </w:pPr>
+            <w:r>
+              <w:rPr>
+                <w:sz w:val="13"/>
+              </w:rPr>
+              <w:t>401 Unauthorized</w:t>
+            </w:r>
+          </w:p>
+        </w:tc>
+        <w:tc>
+          <w:tcPr>
+            <w:tcW w:type="dxa" w:w="2131"/>
+            <w:shd w:fill="FFFFFF"/>
+          </w:tcPr>
+          <w:p>
+            <w:pPr>
+              <w:spacing w:after="20" w:before="20"/>
+            </w:pPr>
+            <w:r>
+              <w:rPr>
+                <w:sz w:val="13"/>
+              </w:rPr>
+              <w:t>4xx Client</w:t>
+            </w:r>
+          </w:p>
+        </w:tc>
+        <w:tc>
+          <w:tcPr>
+            <w:tcW w:type="dxa" w:w="2131"/>
+            <w:shd w:fill="FFFFFF"/>
+          </w:tcPr>
+          <w:p>
+            <w:pPr>
+              <w:spacing w:after="20" w:before="20"/>
+            </w:pPr>
+            <w:r>
+              <w:rPr>
+                <w:sz w:val="13"/>
+              </w:rPr>
+              <w:t>Autentikasi tidak valid</w:t>
+            </w:r>
+          </w:p>
+        </w:tc>
+        <w:tc>
+          <w:tcPr>
+            <w:tcW w:type="dxa" w:w="2131"/>
+            <w:shd w:fill="FFFFFF"/>
+          </w:tcPr>
+          <w:p>
+            <w:pPr>
+              <w:spacing w:after="20" w:before="20"/>
+            </w:pPr>
+            <w:r>
+              <w:rPr>
+                <w:sz w:val="13"/>
+              </w:rPr>
+              <w:t>Tanpa Bearer token, token Sanctum expired, salah login</w:t>
+            </w:r>
+          </w:p>
+        </w:tc>
+        <w:tc>
+          <w:tcPr>
+            <w:tcW w:type="dxa" w:w="2131"/>
+            <w:shd w:fill="FFFFFF"/>
+          </w:tcPr>
+          <w:p>
+            <w:pPr>
+              <w:spacing w:after="20" w:before="20"/>
+            </w:pPr>
+            <w:r>
+              <w:rPr>
+                <w:sz w:val="13"/>
+              </w:rPr>
+              <w:t>{ status: 'error', message: 'Unauthenticated' }</w:t>
+            </w:r>
+          </w:p>
+        </w:tc>
+      </w:tr>
+      <w:tr>
+        <w:tc>
+          <w:tcPr>
+            <w:tcW w:type="dxa" w:w="2131"/>
+            <w:shd w:fill="F8FAFC"/>
+          </w:tcPr>
+          <w:p>
+            <w:pPr>
+              <w:spacing w:after="20" w:before="20"/>
+            </w:pPr>
+            <w:r>
+              <w:rPr>
+                <w:sz w:val="13"/>
+              </w:rPr>
+              <w:t>403 Forbidden</w:t>
+            </w:r>
+          </w:p>
+        </w:tc>
+        <w:tc>
+          <w:tcPr>
+            <w:tcW w:type="dxa" w:w="2131"/>
+            <w:shd w:fill="F8FAFC"/>
+          </w:tcPr>
+          <w:p>
+            <w:pPr>
+              <w:spacing w:after="20" w:before="20"/>
+            </w:pPr>
+            <w:r>
+              <w:rPr>
+                <w:sz w:val="13"/>
+              </w:rPr>
+              <w:t>4xx Client</w:t>
+            </w:r>
+          </w:p>
+        </w:tc>
+        <w:tc>
+          <w:tcPr>
+            <w:tcW w:type="dxa" w:w="2131"/>
+            <w:shd w:fill="F8FAFC"/>
+          </w:tcPr>
+          <w:p>
+            <w:pPr>
+              <w:spacing w:after="20" w:before="20"/>
+            </w:pPr>
+            <w:r>
+              <w:rPr>
+                <w:sz w:val="13"/>
+              </w:rPr>
+              <w:t>Otorisasi ditolak (tidak berhak)</w:t>
+            </w:r>
+          </w:p>
+        </w:tc>
+        <w:tc>
+          <w:tcPr>
+            <w:tcW w:type="dxa" w:w="2131"/>
+            <w:shd w:fill="F8FAFC"/>
+          </w:tcPr>
+          <w:p>
+            <w:pPr>
+              <w:spacing w:after="20" w:before="20"/>
+            </w:pPr>
+            <w:r>
+              <w:rPr>
+                <w:sz w:val="13"/>
+              </w:rPr>
+              <w:t>Penyewa akses /manage/*, edit venue orang lain, HMAC palsu</w:t>
+            </w:r>
+          </w:p>
+        </w:tc>
+        <w:tc>
+          <w:tcPr>
+            <w:tcW w:type="dxa" w:w="2131"/>
+            <w:shd w:fill="F8FAFC"/>
+          </w:tcPr>
+          <w:p>
+            <w:pPr>
+              <w:spacing w:after="20" w:before="20"/>
+            </w:pPr>
+            <w:r>
+              <w:rPr>
+                <w:sz w:val="13"/>
+              </w:rPr>
+              <w:t>{ status: 'error', message: 'Akses ditolak' }</w:t>
+            </w:r>
+          </w:p>
+        </w:tc>
+      </w:tr>
+      <w:tr>
+        <w:tc>
+          <w:tcPr>
+            <w:tcW w:type="dxa" w:w="2131"/>
+            <w:shd w:fill="FFFFFF"/>
+          </w:tcPr>
+          <w:p>
+            <w:pPr>
+              <w:spacing w:after="20" w:before="20"/>
+            </w:pPr>
+            <w:r>
+              <w:rPr>
+                <w:sz w:val="13"/>
+              </w:rPr>
+              <w:t>404 Not Found</w:t>
+            </w:r>
+          </w:p>
+        </w:tc>
+        <w:tc>
+          <w:tcPr>
+            <w:tcW w:type="dxa" w:w="2131"/>
+            <w:shd w:fill="FFFFFF"/>
+          </w:tcPr>
+          <w:p>
+            <w:pPr>
+              <w:spacing w:after="20" w:before="20"/>
+            </w:pPr>
+            <w:r>
+              <w:rPr>
+                <w:sz w:val="13"/>
+              </w:rPr>
+              <w:t>4xx Client</w:t>
+            </w:r>
+          </w:p>
+        </w:tc>
+        <w:tc>
+          <w:tcPr>
+            <w:tcW w:type="dxa" w:w="2131"/>
+            <w:shd w:fill="FFFFFF"/>
+          </w:tcPr>
+          <w:p>
+            <w:pPr>
+              <w:spacing w:after="20" w:before="20"/>
+            </w:pPr>
+            <w:r>
+              <w:rPr>
+                <w:sz w:val="13"/>
+              </w:rPr>
+              <w:t>Resource tidak ada di sistem</w:t>
+            </w:r>
+          </w:p>
+        </w:tc>
+        <w:tc>
+          <w:tcPr>
+            <w:tcW w:type="dxa" w:w="2131"/>
+            <w:shd w:fill="FFFFFF"/>
+          </w:tcPr>
+          <w:p>
+            <w:pPr>
+              <w:spacing w:after="20" w:before="20"/>
+            </w:pPr>
+            <w:r>
+              <w:rPr>
+                <w:sz w:val="13"/>
+              </w:rPr>
+              <w:t>ID venue/court/booking tidak terdaftar di database MySQL</w:t>
+            </w:r>
+          </w:p>
+        </w:tc>
+        <w:tc>
+          <w:tcPr>
+            <w:tcW w:type="dxa" w:w="2131"/>
+            <w:shd w:fill="FFFFFF"/>
+          </w:tcPr>
+          <w:p>
+            <w:pPr>
+              <w:spacing w:after="20" w:before="20"/>
+            </w:pPr>
+            <w:r>
+              <w:rPr>
+                <w:sz w:val="13"/>
+              </w:rPr>
+              <w:t>{ status: 'error', message: 'Not Found' }</w:t>
+            </w:r>
+          </w:p>
+        </w:tc>
+      </w:tr>
+      <w:tr>
+        <w:tc>
+          <w:tcPr>
+            <w:tcW w:type="dxa" w:w="2131"/>
+            <w:shd w:fill="F8FAFC"/>
+          </w:tcPr>
+          <w:p>
+            <w:pPr>
+              <w:spacing w:after="20" w:before="20"/>
+            </w:pPr>
+            <w:r>
+              <w:rPr>
+                <w:sz w:val="13"/>
+              </w:rPr>
+              <w:t>409 Conflict</w:t>
+            </w:r>
+          </w:p>
+        </w:tc>
+        <w:tc>
+          <w:tcPr>
+            <w:tcW w:type="dxa" w:w="2131"/>
+            <w:shd w:fill="F8FAFC"/>
+          </w:tcPr>
+          <w:p>
+            <w:pPr>
+              <w:spacing w:after="20" w:before="20"/>
+            </w:pPr>
+            <w:r>
+              <w:rPr>
+                <w:sz w:val="13"/>
+              </w:rPr>
+              <w:t>4xx Client</w:t>
+            </w:r>
+          </w:p>
+        </w:tc>
+        <w:tc>
+          <w:tcPr>
+            <w:tcW w:type="dxa" w:w="2131"/>
+            <w:shd w:fill="F8FAFC"/>
+          </w:tcPr>
+          <w:p>
+            <w:pPr>
+              <w:spacing w:after="20" w:before="20"/>
+            </w:pPr>
+            <w:r>
+              <w:rPr>
+                <w:sz w:val="13"/>
+              </w:rPr>
+              <w:t>Bentrok dengan state database</w:t>
+            </w:r>
+          </w:p>
+        </w:tc>
+        <w:tc>
+          <w:tcPr>
+            <w:tcW w:type="dxa" w:w="2131"/>
+            <w:shd w:fill="F8FAFC"/>
+          </w:tcPr>
+          <w:p>
+            <w:pPr>
+              <w:spacing w:after="20" w:before="20"/>
+            </w:pPr>
+            <w:r>
+              <w:rPr>
+                <w:sz w:val="13"/>
+              </w:rPr>
+              <w:t>Anti double booking (slot terkunci), booking expired dibatalkan</w:t>
+            </w:r>
+          </w:p>
+        </w:tc>
+        <w:tc>
+          <w:tcPr>
+            <w:tcW w:type="dxa" w:w="2131"/>
+            <w:shd w:fill="F8FAFC"/>
+          </w:tcPr>
+          <w:p>
+            <w:pPr>
+              <w:spacing w:after="20" w:before="20"/>
+            </w:pPr>
+            <w:r>
+              <w:rPr>
+                <w:sz w:val="13"/>
+              </w:rPr>
+              <w:t>{ code: 'SLOT_ALREADY_LOCKED', message: '...' }</w:t>
+            </w:r>
+          </w:p>
+        </w:tc>
+      </w:tr>
+      <w:tr>
+        <w:tc>
+          <w:tcPr>
+            <w:tcW w:type="dxa" w:w="2131"/>
+            <w:shd w:fill="FFFFFF"/>
+          </w:tcPr>
+          <w:p>
+            <w:pPr>
+              <w:spacing w:after="20" w:before="20"/>
+            </w:pPr>
+            <w:r>
+              <w:rPr>
+                <w:sz w:val="13"/>
+              </w:rPr>
+              <w:t>422 Unprocessable</w:t>
+            </w:r>
+          </w:p>
+        </w:tc>
+        <w:tc>
+          <w:tcPr>
+            <w:tcW w:type="dxa" w:w="2131"/>
+            <w:shd w:fill="FFFFFF"/>
+          </w:tcPr>
+          <w:p>
+            <w:pPr>
+              <w:spacing w:after="20" w:before="20"/>
+            </w:pPr>
+            <w:r>
+              <w:rPr>
+                <w:sz w:val="13"/>
+              </w:rPr>
+              <w:t>4xx Client</w:t>
+            </w:r>
+          </w:p>
+        </w:tc>
+        <w:tc>
+          <w:tcPr>
+            <w:tcW w:type="dxa" w:w="2131"/>
+            <w:shd w:fill="FFFFFF"/>
+          </w:tcPr>
+          <w:p>
+            <w:pPr>
+              <w:spacing w:after="20" w:before="20"/>
+            </w:pPr>
+            <w:r>
+              <w:rPr>
+                <w:sz w:val="13"/>
+              </w:rPr>
+              <w:t>Isi melanggar validasi bisnis</w:t>
+            </w:r>
+          </w:p>
+        </w:tc>
+        <w:tc>
+          <w:tcPr>
+            <w:tcW w:type="dxa" w:w="2131"/>
+            <w:shd w:fill="FFFFFF"/>
+          </w:tcPr>
+          <w:p>
+            <w:pPr>
+              <w:spacing w:after="20" w:before="20"/>
+            </w:pPr>
+            <w:r>
+              <w:rPr>
+                <w:sz w:val="13"/>
+              </w:rPr>
+              <w:t>Slot kosong, tanggal bukan YYYY-MM-DD, email duplikat</w:t>
+            </w:r>
+          </w:p>
+        </w:tc>
+        <w:tc>
+          <w:tcPr>
+            <w:tcW w:type="dxa" w:w="2131"/>
+            <w:shd w:fill="FFFFFF"/>
+          </w:tcPr>
+          <w:p>
+            <w:pPr>
+              <w:spacing w:after="20" w:before="20"/>
+            </w:pPr>
+            <w:r>
+              <w:rPr>
+                <w:sz w:val="13"/>
+              </w:rPr>
+              <w:t>{ errors: { field: ['detail pesan error'] } }</w:t>
+            </w:r>
+          </w:p>
+        </w:tc>
+      </w:tr>
+      <w:tr>
+        <w:tc>
+          <w:tcPr>
+            <w:tcW w:type="dxa" w:w="2131"/>
+            <w:shd w:fill="F8FAFC"/>
+          </w:tcPr>
+          <w:p>
+            <w:pPr>
+              <w:spacing w:after="20" w:before="20"/>
+            </w:pPr>
+            <w:r>
+              <w:rPr>
+                <w:sz w:val="13"/>
+              </w:rPr>
+              <w:t>429 Too Many Req</w:t>
+            </w:r>
+          </w:p>
+        </w:tc>
+        <w:tc>
+          <w:tcPr>
+            <w:tcW w:type="dxa" w:w="2131"/>
+            <w:shd w:fill="F8FAFC"/>
+          </w:tcPr>
+          <w:p>
+            <w:pPr>
+              <w:spacing w:after="20" w:before="20"/>
+            </w:pPr>
+            <w:r>
+              <w:rPr>
+                <w:sz w:val="13"/>
+              </w:rPr>
+              <w:t>4xx Client</w:t>
+            </w:r>
+          </w:p>
+        </w:tc>
+        <w:tc>
+          <w:tcPr>
+            <w:tcW w:type="dxa" w:w="2131"/>
+            <w:shd w:fill="F8FAFC"/>
+          </w:tcPr>
+          <w:p>
+            <w:pPr>
+              <w:spacing w:after="20" w:before="20"/>
+            </w:pPr>
+            <w:r>
+              <w:rPr>
+                <w:sz w:val="13"/>
+              </w:rPr>
+              <w:t>Melebihi kuota rate limit</w:t>
+            </w:r>
+          </w:p>
+        </w:tc>
+        <w:tc>
+          <w:tcPr>
+            <w:tcW w:type="dxa" w:w="2131"/>
+            <w:shd w:fill="F8FAFC"/>
+          </w:tcPr>
+          <w:p>
+            <w:pPr>
+              <w:spacing w:after="20" w:before="20"/>
+            </w:pPr>
+            <w:r>
+              <w:rPr>
+                <w:sz w:val="13"/>
+              </w:rPr>
+              <w:t>Spam booking, brute-force login (&gt; 60 request/menit)</w:t>
+            </w:r>
+          </w:p>
+        </w:tc>
+        <w:tc>
+          <w:tcPr>
+            <w:tcW w:type="dxa" w:w="2131"/>
+            <w:shd w:fill="F8FAFC"/>
+          </w:tcPr>
+          <w:p>
+            <w:pPr>
+              <w:spacing w:after="20" w:before="20"/>
+            </w:pPr>
+            <w:r>
+              <w:rPr>
+                <w:sz w:val="13"/>
+              </w:rPr>
+              <w:t>Header Retry-After: 60 + pesan penolakan</w:t>
+            </w:r>
+          </w:p>
+        </w:tc>
+      </w:tr>
+      <w:tr>
+        <w:tc>
+          <w:tcPr>
+            <w:tcW w:type="dxa" w:w="2131"/>
+            <w:shd w:fill="FFFFFF"/>
+          </w:tcPr>
+          <w:p>
+            <w:pPr>
+              <w:spacing w:after="20" w:before="20"/>
+            </w:pPr>
+            <w:r>
+              <w:rPr>
+                <w:sz w:val="13"/>
+              </w:rPr>
+              <w:t>500 Server Error</w:t>
+            </w:r>
+          </w:p>
+        </w:tc>
+        <w:tc>
+          <w:tcPr>
+            <w:tcW w:type="dxa" w:w="2131"/>
+            <w:shd w:fill="FFFFFF"/>
+          </w:tcPr>
+          <w:p>
+            <w:pPr>
+              <w:spacing w:after="20" w:before="20"/>
+            </w:pPr>
+            <w:r>
+              <w:rPr>
+                <w:sz w:val="13"/>
+              </w:rPr>
+              <w:t>5xx Server</w:t>
+            </w:r>
+          </w:p>
+        </w:tc>
+        <w:tc>
+          <w:tcPr>
+            <w:tcW w:type="dxa" w:w="2131"/>
+            <w:shd w:fill="FFFFFF"/>
+          </w:tcPr>
+          <w:p>
+            <w:pPr>
+              <w:spacing w:after="20" w:before="20"/>
+            </w:pPr>
+            <w:r>
+              <w:rPr>
+                <w:sz w:val="13"/>
+              </w:rPr>
+              <w:t>Kegagalan internal tak terduga</w:t>
+            </w:r>
+          </w:p>
+        </w:tc>
+        <w:tc>
+          <w:tcPr>
+            <w:tcW w:type="dxa" w:w="2131"/>
+            <w:shd w:fill="FFFFFF"/>
+          </w:tcPr>
+          <w:p>
+            <w:pPr>
+              <w:spacing w:after="20" w:before="20"/>
+            </w:pPr>
+            <w:r>
+              <w:rPr>
+                <w:sz w:val="13"/>
+              </w:rPr>
+              <w:t>Koneksi database MySQL terputus, fatal exception runtime</w:t>
+            </w:r>
+          </w:p>
+        </w:tc>
+        <w:tc>
+          <w:tcPr>
+            <w:tcW w:type="dxa" w:w="2131"/>
+            <w:shd w:fill="FFFFFF"/>
+          </w:tcPr>
+          <w:p>
+            <w:pPr>
+              <w:spacing w:after="20" w:before="20"/>
+            </w:pPr>
+            <w:r>
+              <w:rPr>
+                <w:sz w:val="13"/>
+              </w:rPr>
+              <w:t>Pesan umum, tanpa stack trace</w:t>
+            </w:r>
+          </w:p>
+        </w:tc>
+      </w:tr>
+      <w:tr>
+        <w:tc>
+          <w:tcPr>
+            <w:tcW w:type="dxa" w:w="2131"/>
+            <w:shd w:fill="F8FAFC"/>
+          </w:tcPr>
+          <w:p>
+            <w:pPr>
+              <w:spacing w:after="20" w:before="20"/>
+            </w:pPr>
+            <w:r>
+              <w:rPr>
+                <w:sz w:val="13"/>
+              </w:rPr>
+              <w:t>503 Unavailable</w:t>
+            </w:r>
+          </w:p>
+        </w:tc>
+        <w:tc>
+          <w:tcPr>
+            <w:tcW w:type="dxa" w:w="2131"/>
+            <w:shd w:fill="F8FAFC"/>
+          </w:tcPr>
+          <w:p>
+            <w:pPr>
+              <w:spacing w:after="20" w:before="20"/>
+            </w:pPr>
+            <w:r>
+              <w:rPr>
+                <w:sz w:val="13"/>
+              </w:rPr>
+              <w:t>5xx Server</w:t>
+            </w:r>
+          </w:p>
+        </w:tc>
+        <w:tc>
+          <w:tcPr>
+            <w:tcW w:type="dxa" w:w="2131"/>
+            <w:shd w:fill="F8FAFC"/>
+          </w:tcPr>
+          <w:p>
+            <w:pPr>
+              <w:spacing w:after="20" w:before="20"/>
+            </w:pPr>
+            <w:r>
+              <w:rPr>
+                <w:sz w:val="13"/>
+              </w:rPr>
+              <w:t>Layanan upstream/gateway down</w:t>
+            </w:r>
+          </w:p>
+        </w:tc>
+        <w:tc>
+          <w:tcPr>
+            <w:tcW w:type="dxa" w:w="2131"/>
+            <w:shd w:fill="F8FAFC"/>
+          </w:tcPr>
+          <w:p>
+            <w:pPr>
+              <w:spacing w:after="20" w:before="20"/>
+            </w:pPr>
+            <w:r>
+              <w:rPr>
+                <w:sz w:val="13"/>
+              </w:rPr>
+              <w:t>API Midtrans payment gateway down/maintenance saat token</w:t>
+            </w:r>
+          </w:p>
+        </w:tc>
+        <w:tc>
+          <w:tcPr>
+            <w:tcW w:type="dxa" w:w="2131"/>
+            <w:shd w:fill="F8FAFC"/>
+          </w:tcPr>
+          <w:p>
+            <w:pPr>
+              <w:spacing w:after="20" w:before="20"/>
+            </w:pPr>
+            <w:r>
+              <w:rPr>
+                <w:sz w:val="13"/>
+              </w:rPr>
+              <w:t>Pesan gateway sibuk, coba kembali</w:t>
+            </w:r>
+          </w:p>
+        </w:tc>
+      </w:tr>
+    </w:tbl>
+    <w:p>
+      <w:r>
+        <w:br w:type="page"/>
+      </w:r>
+    </w:p>
+    <w:p>
+      <w:r>
+        <w:rPr>
+          <w:b/>
+          <w:color w:val="1E3A8A"/>
+          <w:sz w:val="21"/>
+        </w:rPr>
+        <w:t>22. Kelengkapan M2 — Bagian E, G, dan H: Representasi JSON, Non-CRUD, &amp; Keputusan Desain</w:t>
       </w:r>
     </w:p>
     <w:p>
@@ -7684,7 +8444,7 @@
       </w:r>
       <w:r>
         <w:rPr>
-          <w:sz w:val="16"/>
+          <w:sz w:val="15"/>
         </w:rPr>
         <w:t>// GET /api/v1/venues?page=1&amp;per_page=2</w:t>
         <w:br/>
@@ -7732,12 +8492,12 @@
         <w:rPr>
           <w:b/>
         </w:rPr>
-        <w:t>Pola Aksi Non-CRUD &amp; Catatan Keputusan Desain:</w:t>
+        <w:t>Pola Aksi Non-CRUD &amp; Catatan Keputusan Desain Arsitektur:</w:t>
         <w:br/>
       </w:r>
       <w:r>
         <w:rPr>
-          <w:sz w:val="17"/>
+          <w:sz w:val="16"/>
         </w:rPr>
         <w:t>• Aksi Pembatalan (POST /bookings/{id}/cancellation): Pola sub-resource proses untuk mencatat audit refund &amp; pelepasan lock slot.</w:t>
         <w:br/>
@@ -7746,11 +8506,13 @@
         <w:t>• PUT vs PATCH: Keduanya didukung pada /manage/courts/{id} dan /manage/venues/{id}. PUT untuk replace utuh, PATCH untuk mutasi parsial.</w:t>
         <w:br/>
         <w:t>• Versioning: Prefix /api/v1 untuk proteksi kontrak jangka panjang tanpa merusak client lawas.</w:t>
+        <w:br/>
+        <w:t>• Arsitektur Concurrency Guard: 4-lapis proteksi anti double booking yang menjamin penolakan 409 Conflict saat bentrok slot.</w:t>
       </w:r>
     </w:p>
     <w:sectPr>
       <w:pgSz w:w="12240" w:h="15840"/>
-      <w:pgMar w:top="864" w:right="864" w:bottom="864" w:left="864" w:header="720" w:footer="720" w:gutter="0"/>
+      <w:pgMar w:top="792" w:right="792" w:bottom="792" w:left="792" w:header="720" w:footer="720" w:gutter="0"/>
       <w:cols w:space="720"/>
       <w:docGrid w:linePitch="360"/>
     </w:sectPr>
